--- a/Документы/Диплом_Парамонова_АС.docx
+++ b/Документы/Диплом_Парамонова_АС.docx
@@ -1069,6 +1069,8 @@
           <w:szCs w:val="28"/>
         </w:rPr>
       </w:pPr>
+      <w:bookmarkStart w:id="0" w:name="_GoBack"/>
+      <w:bookmarkEnd w:id="0"/>
     </w:p>
     <w:p>
       <w:pPr>
@@ -1089,7 +1091,11 @@
     <w:sdt>
       <w:sdtPr>
         <w:rPr>
-          <w:lang w:val="ru-RU"/>
+          <w:rFonts w:eastAsia="Times New Roman"/>
+          <w:b w:val="0"/>
+          <w:bCs w:val="0"/>
+          <w:color w:val="auto"/>
+          <w:lang w:val="ru-RU" w:bidi="ru-RU"/>
         </w:rPr>
         <w:id w:val="2096900727"/>
         <w:docPartObj>
@@ -1097,13 +1103,7 @@
           <w:docPartUnique/>
         </w:docPartObj>
       </w:sdtPr>
-      <w:sdtEndPr>
-        <w:rPr>
-          <w:rFonts w:eastAsia="Times New Roman"/>
-          <w:color w:val="auto"/>
-          <w:lang w:bidi="ru-RU"/>
-        </w:rPr>
-      </w:sdtEndPr>
+      <w:sdtEndPr/>
       <w:sdtContent>
         <w:p>
           <w:pPr>
@@ -1139,7 +1139,7 @@
           <w:r>
             <w:fldChar w:fldCharType="separate"/>
           </w:r>
-          <w:hyperlink w:anchor="_Toc231065062" w:history="1">
+          <w:hyperlink w:anchor="_Toc231070455" w:history="1">
             <w:r>
               <w:rPr>
                 <w:rStyle w:val="aa"/>
@@ -1166,7 +1166,7 @@
                 <w:noProof/>
                 <w:webHidden/>
               </w:rPr>
-              <w:instrText xml:space="preserve"> PAGEREF _Toc231065062 \h </w:instrText>
+              <w:instrText xml:space="preserve"> PAGEREF _Toc231070455 \h </w:instrText>
             </w:r>
             <w:r>
               <w:rPr>
@@ -1211,7 +1211,7 @@
               <w:lang w:bidi="ar-SA"/>
             </w:rPr>
           </w:pPr>
-          <w:hyperlink w:anchor="_Toc231065063" w:history="1">
+          <w:hyperlink w:anchor="_Toc231070456" w:history="1">
             <w:r>
               <w:rPr>
                 <w:rStyle w:val="aa"/>
@@ -1238,7 +1238,7 @@
                 <w:noProof/>
                 <w:webHidden/>
               </w:rPr>
-              <w:instrText xml:space="preserve"> PAGEREF _Toc231065063 \h </w:instrText>
+              <w:instrText xml:space="preserve"> PAGEREF _Toc231070456 \h </w:instrText>
             </w:r>
             <w:r>
               <w:rPr>
@@ -1283,7 +1283,7 @@
               <w:lang w:bidi="ar-SA"/>
             </w:rPr>
           </w:pPr>
-          <w:hyperlink w:anchor="_Toc231065064" w:history="1">
+          <w:hyperlink w:anchor="_Toc231070457" w:history="1">
             <w:r>
               <w:rPr>
                 <w:rStyle w:val="aa"/>
@@ -1310,7 +1310,7 @@
                 <w:noProof/>
                 <w:webHidden/>
               </w:rPr>
-              <w:instrText xml:space="preserve"> PAGEREF _Toc231065064 \h </w:instrText>
+              <w:instrText xml:space="preserve"> PAGEREF _Toc231070457 \h </w:instrText>
             </w:r>
             <w:r>
               <w:rPr>
@@ -1355,7 +1355,7 @@
               <w:lang w:bidi="ar-SA"/>
             </w:rPr>
           </w:pPr>
-          <w:hyperlink w:anchor="_Toc231065065" w:history="1">
+          <w:hyperlink w:anchor="_Toc231070458" w:history="1">
             <w:r>
               <w:rPr>
                 <w:rStyle w:val="aa"/>
@@ -1382,7 +1382,7 @@
                 <w:noProof/>
                 <w:webHidden/>
               </w:rPr>
-              <w:instrText xml:space="preserve"> PAGEREF _Toc231065065 \h </w:instrText>
+              <w:instrText xml:space="preserve"> PAGEREF _Toc231070458 \h </w:instrText>
             </w:r>
             <w:r>
               <w:rPr>
@@ -1427,7 +1427,7 @@
               <w:lang w:bidi="ar-SA"/>
             </w:rPr>
           </w:pPr>
-          <w:hyperlink w:anchor="_Toc231065066" w:history="1">
+          <w:hyperlink w:anchor="_Toc231070459" w:history="1">
             <w:r>
               <w:rPr>
                 <w:rStyle w:val="aa"/>
@@ -1454,7 +1454,7 @@
                 <w:noProof/>
                 <w:webHidden/>
               </w:rPr>
-              <w:instrText xml:space="preserve"> PAGEREF _Toc231065066 \h </w:instrText>
+              <w:instrText xml:space="preserve"> PAGEREF _Toc231070459 \h </w:instrText>
             </w:r>
             <w:r>
               <w:rPr>
@@ -1499,7 +1499,7 @@
               <w:lang w:bidi="ar-SA"/>
             </w:rPr>
           </w:pPr>
-          <w:hyperlink w:anchor="_Toc231065067" w:history="1">
+          <w:hyperlink w:anchor="_Toc231070460" w:history="1">
             <w:r>
               <w:rPr>
                 <w:rStyle w:val="aa"/>
@@ -1526,7 +1526,7 @@
                 <w:noProof/>
                 <w:webHidden/>
               </w:rPr>
-              <w:instrText xml:space="preserve"> PAGEREF _Toc231065067 \h </w:instrText>
+              <w:instrText xml:space="preserve"> PAGEREF _Toc231070460 \h </w:instrText>
             </w:r>
             <w:r>
               <w:rPr>
@@ -1571,7 +1571,7 @@
               <w:lang w:bidi="ar-SA"/>
             </w:rPr>
           </w:pPr>
-          <w:hyperlink w:anchor="_Toc231065068" w:history="1">
+          <w:hyperlink w:anchor="_Toc231070461" w:history="1">
             <w:r>
               <w:rPr>
                 <w:rStyle w:val="aa"/>
@@ -1598,7 +1598,7 @@
                 <w:noProof/>
                 <w:webHidden/>
               </w:rPr>
-              <w:instrText xml:space="preserve"> PAGEREF _Toc231065068 \h </w:instrText>
+              <w:instrText xml:space="preserve"> PAGEREF _Toc231070461 \h </w:instrText>
             </w:r>
             <w:r>
               <w:rPr>
@@ -1643,7 +1643,7 @@
               <w:lang w:bidi="ar-SA"/>
             </w:rPr>
           </w:pPr>
-          <w:hyperlink w:anchor="_Toc231065069" w:history="1">
+          <w:hyperlink w:anchor="_Toc231070462" w:history="1">
             <w:r>
               <w:rPr>
                 <w:rStyle w:val="aa"/>
@@ -1670,7 +1670,7 @@
                 <w:noProof/>
                 <w:webHidden/>
               </w:rPr>
-              <w:instrText xml:space="preserve"> PAGEREF _Toc231065069 \h </w:instrText>
+              <w:instrText xml:space="preserve"> PAGEREF _Toc231070462 \h </w:instrText>
             </w:r>
             <w:r>
               <w:rPr>
@@ -1715,7 +1715,7 @@
               <w:lang w:bidi="ar-SA"/>
             </w:rPr>
           </w:pPr>
-          <w:hyperlink w:anchor="_Toc231065070" w:history="1">
+          <w:hyperlink w:anchor="_Toc231070463" w:history="1">
             <w:r>
               <w:rPr>
                 <w:rStyle w:val="aa"/>
@@ -1742,7 +1742,7 @@
                 <w:noProof/>
                 <w:webHidden/>
               </w:rPr>
-              <w:instrText xml:space="preserve"> PAGEREF _Toc231065070 \h </w:instrText>
+              <w:instrText xml:space="preserve"> PAGEREF _Toc231070463 \h </w:instrText>
             </w:r>
             <w:r>
               <w:rPr>
@@ -1787,7 +1787,7 @@
               <w:lang w:bidi="ar-SA"/>
             </w:rPr>
           </w:pPr>
-          <w:hyperlink w:anchor="_Toc231065071" w:history="1">
+          <w:hyperlink w:anchor="_Toc231070464" w:history="1">
             <w:r>
               <w:rPr>
                 <w:rStyle w:val="aa"/>
@@ -1814,7 +1814,7 @@
                 <w:noProof/>
                 <w:webHidden/>
               </w:rPr>
-              <w:instrText xml:space="preserve"> PAGEREF _Toc231065071 \h </w:instrText>
+              <w:instrText xml:space="preserve"> PAGEREF _Toc231070464 \h </w:instrText>
             </w:r>
             <w:r>
               <w:rPr>
@@ -1859,7 +1859,7 @@
               <w:lang w:bidi="ar-SA"/>
             </w:rPr>
           </w:pPr>
-          <w:hyperlink w:anchor="_Toc231065072" w:history="1">
+          <w:hyperlink w:anchor="_Toc231070465" w:history="1">
             <w:r>
               <w:rPr>
                 <w:rStyle w:val="aa"/>
@@ -1886,7 +1886,7 @@
                 <w:noProof/>
                 <w:webHidden/>
               </w:rPr>
-              <w:instrText xml:space="preserve"> PAGEREF _Toc231065072 \h </w:instrText>
+              <w:instrText xml:space="preserve"> PAGEREF _Toc231070465 \h </w:instrText>
             </w:r>
             <w:r>
               <w:rPr>
@@ -1931,7 +1931,7 @@
               <w:lang w:bidi="ar-SA"/>
             </w:rPr>
           </w:pPr>
-          <w:hyperlink w:anchor="_Toc231065073" w:history="1">
+          <w:hyperlink w:anchor="_Toc231070466" w:history="1">
             <w:r>
               <w:rPr>
                 <w:rStyle w:val="aa"/>
@@ -1958,7 +1958,7 @@
                 <w:noProof/>
                 <w:webHidden/>
               </w:rPr>
-              <w:instrText xml:space="preserve"> PAGEREF _Toc231065073 \h </w:instrText>
+              <w:instrText xml:space="preserve"> PAGEREF _Toc231070466 \h </w:instrText>
             </w:r>
             <w:r>
               <w:rPr>
@@ -2003,7 +2003,7 @@
               <w:lang w:bidi="ar-SA"/>
             </w:rPr>
           </w:pPr>
-          <w:hyperlink w:anchor="_Toc231065074" w:history="1">
+          <w:hyperlink w:anchor="_Toc231070467" w:history="1">
             <w:r>
               <w:rPr>
                 <w:rStyle w:val="aa"/>
@@ -2030,7 +2030,7 @@
                 <w:noProof/>
                 <w:webHidden/>
               </w:rPr>
-              <w:instrText xml:space="preserve"> PAGEREF _Toc231065074 \h </w:instrText>
+              <w:instrText xml:space="preserve"> PAGEREF _Toc231070467 \h </w:instrText>
             </w:r>
             <w:r>
               <w:rPr>
@@ -2050,7 +2050,7 @@
                 <w:noProof/>
                 <w:webHidden/>
               </w:rPr>
-              <w:t>15</w:t>
+              <w:t>16</w:t>
             </w:r>
             <w:r>
               <w:rPr>
@@ -2075,7 +2075,7 @@
               <w:lang w:bidi="ar-SA"/>
             </w:rPr>
           </w:pPr>
-          <w:hyperlink w:anchor="_Toc231065075" w:history="1">
+          <w:hyperlink w:anchor="_Toc231070468" w:history="1">
             <w:r>
               <w:rPr>
                 <w:rStyle w:val="aa"/>
@@ -2102,7 +2102,7 @@
                 <w:noProof/>
                 <w:webHidden/>
               </w:rPr>
-              <w:instrText xml:space="preserve"> PAGEREF _Toc231065075 \h </w:instrText>
+              <w:instrText xml:space="preserve"> PAGEREF _Toc231070468 \h </w:instrText>
             </w:r>
             <w:r>
               <w:rPr>
@@ -2122,7 +2122,7 @@
                 <w:noProof/>
                 <w:webHidden/>
               </w:rPr>
-              <w:t>16</w:t>
+              <w:t>17</w:t>
             </w:r>
             <w:r>
               <w:rPr>
@@ -2147,7 +2147,7 @@
               <w:lang w:bidi="ar-SA"/>
             </w:rPr>
           </w:pPr>
-          <w:hyperlink w:anchor="_Toc231065076" w:history="1">
+          <w:hyperlink w:anchor="_Toc231070469" w:history="1">
             <w:r>
               <w:rPr>
                 <w:rStyle w:val="aa"/>
@@ -2174,7 +2174,7 @@
                 <w:noProof/>
                 <w:webHidden/>
               </w:rPr>
-              <w:instrText xml:space="preserve"> PAGEREF _Toc231065076 \h </w:instrText>
+              <w:instrText xml:space="preserve"> PAGEREF _Toc231070469 \h </w:instrText>
             </w:r>
             <w:r>
               <w:rPr>
@@ -2194,7 +2194,7 @@
                 <w:noProof/>
                 <w:webHidden/>
               </w:rPr>
-              <w:t>17</w:t>
+              <w:t>18</w:t>
             </w:r>
             <w:r>
               <w:rPr>
@@ -2219,7 +2219,7 @@
               <w:lang w:bidi="ar-SA"/>
             </w:rPr>
           </w:pPr>
-          <w:hyperlink w:anchor="_Toc231065077" w:history="1">
+          <w:hyperlink w:anchor="_Toc231070470" w:history="1">
             <w:r>
               <w:rPr>
                 <w:rStyle w:val="aa"/>
@@ -2246,7 +2246,7 @@
                 <w:noProof/>
                 <w:webHidden/>
               </w:rPr>
-              <w:instrText xml:space="preserve"> PAGEREF _Toc231065077 \h </w:instrText>
+              <w:instrText xml:space="preserve"> PAGEREF _Toc231070470 \h </w:instrText>
             </w:r>
             <w:r>
               <w:rPr>
@@ -2266,7 +2266,7 @@
                 <w:noProof/>
                 <w:webHidden/>
               </w:rPr>
-              <w:t>18</w:t>
+              <w:t>19</w:t>
             </w:r>
             <w:r>
               <w:rPr>
@@ -2291,7 +2291,7 @@
               <w:lang w:bidi="ar-SA"/>
             </w:rPr>
           </w:pPr>
-          <w:hyperlink w:anchor="_Toc231065078" w:history="1">
+          <w:hyperlink w:anchor="_Toc231070471" w:history="1">
             <w:r>
               <w:rPr>
                 <w:rStyle w:val="aa"/>
@@ -2318,7 +2318,7 @@
                 <w:noProof/>
                 <w:webHidden/>
               </w:rPr>
-              <w:instrText xml:space="preserve"> PAGEREF _Toc231065078 \h </w:instrText>
+              <w:instrText xml:space="preserve"> PAGEREF _Toc231070471 \h </w:instrText>
             </w:r>
             <w:r>
               <w:rPr>
@@ -2338,7 +2338,7 @@
                 <w:noProof/>
                 <w:webHidden/>
               </w:rPr>
-              <w:t>18</w:t>
+              <w:t>19</w:t>
             </w:r>
             <w:r>
               <w:rPr>
@@ -2363,7 +2363,7 @@
               <w:lang w:bidi="ar-SA"/>
             </w:rPr>
           </w:pPr>
-          <w:hyperlink w:anchor="_Toc231065079" w:history="1">
+          <w:hyperlink w:anchor="_Toc231070472" w:history="1">
             <w:r>
               <w:rPr>
                 <w:rStyle w:val="aa"/>
@@ -2390,7 +2390,7 @@
                 <w:noProof/>
                 <w:webHidden/>
               </w:rPr>
-              <w:instrText xml:space="preserve"> PAGEREF _Toc231065079 \h </w:instrText>
+              <w:instrText xml:space="preserve"> PAGEREF _Toc231070472 \h </w:instrText>
             </w:r>
             <w:r>
               <w:rPr>
@@ -2410,7 +2410,7 @@
                 <w:noProof/>
                 <w:webHidden/>
               </w:rPr>
-              <w:t>18</w:t>
+              <w:t>19</w:t>
             </w:r>
             <w:r>
               <w:rPr>
@@ -2435,7 +2435,7 @@
               <w:lang w:bidi="ar-SA"/>
             </w:rPr>
           </w:pPr>
-          <w:hyperlink w:anchor="_Toc231065080" w:history="1">
+          <w:hyperlink w:anchor="_Toc231070473" w:history="1">
             <w:r>
               <w:rPr>
                 <w:rStyle w:val="aa"/>
@@ -2462,7 +2462,7 @@
                 <w:noProof/>
                 <w:webHidden/>
               </w:rPr>
-              <w:instrText xml:space="preserve"> PAGEREF _Toc231065080 \h </w:instrText>
+              <w:instrText xml:space="preserve"> PAGEREF _Toc231070473 \h </w:instrText>
             </w:r>
             <w:r>
               <w:rPr>
@@ -2482,7 +2482,7 @@
                 <w:noProof/>
                 <w:webHidden/>
               </w:rPr>
-              <w:t>18</w:t>
+              <w:t>19</w:t>
             </w:r>
             <w:r>
               <w:rPr>
@@ -2507,7 +2507,7 @@
               <w:lang w:bidi="ar-SA"/>
             </w:rPr>
           </w:pPr>
-          <w:hyperlink w:anchor="_Toc231065081" w:history="1">
+          <w:hyperlink w:anchor="_Toc231070474" w:history="1">
             <w:r>
               <w:rPr>
                 <w:rStyle w:val="aa"/>
@@ -2534,7 +2534,7 @@
                 <w:noProof/>
                 <w:webHidden/>
               </w:rPr>
-              <w:instrText xml:space="preserve"> PAGEREF _Toc231065081 \h </w:instrText>
+              <w:instrText xml:space="preserve"> PAGEREF _Toc231070474 \h </w:instrText>
             </w:r>
             <w:r>
               <w:rPr>
@@ -2554,7 +2554,79 @@
                 <w:noProof/>
                 <w:webHidden/>
               </w:rPr>
-              <w:t>19</w:t>
+              <w:t>20</w:t>
+            </w:r>
+            <w:r>
+              <w:rPr>
+                <w:noProof/>
+                <w:webHidden/>
+              </w:rPr>
+              <w:fldChar w:fldCharType="end"/>
+            </w:r>
+          </w:hyperlink>
+        </w:p>
+        <w:p>
+          <w:pPr>
+            <w:pStyle w:val="21"/>
+            <w:tabs>
+              <w:tab w:val="right" w:leader="dot" w:pos="9344"/>
+            </w:tabs>
+            <w:rPr>
+              <w:rFonts w:asciiTheme="minorHAnsi" w:eastAsiaTheme="minorEastAsia" w:hAnsiTheme="minorHAnsi" w:cstheme="minorBidi"/>
+              <w:noProof/>
+              <w:sz w:val="22"/>
+              <w:szCs w:val="22"/>
+              <w:lang w:bidi="ar-SA"/>
+            </w:rPr>
+          </w:pPr>
+          <w:hyperlink w:anchor="_Toc231070475" w:history="1">
+            <w:r>
+              <w:rPr>
+                <w:rStyle w:val="aa"/>
+                <w:noProof/>
+              </w:rPr>
+              <w:t>2.5 Выбор технологий реализации</w:t>
+            </w:r>
+            <w:r>
+              <w:rPr>
+                <w:noProof/>
+                <w:webHidden/>
+              </w:rPr>
+              <w:tab/>
+            </w:r>
+            <w:r>
+              <w:rPr>
+                <w:noProof/>
+                <w:webHidden/>
+              </w:rPr>
+              <w:fldChar w:fldCharType="begin"/>
+            </w:r>
+            <w:r>
+              <w:rPr>
+                <w:noProof/>
+                <w:webHidden/>
+              </w:rPr>
+              <w:instrText xml:space="preserve"> PAGEREF _Toc231070475 \h </w:instrText>
+            </w:r>
+            <w:r>
+              <w:rPr>
+                <w:noProof/>
+                <w:webHidden/>
+              </w:rPr>
+            </w:r>
+            <w:r>
+              <w:rPr>
+                <w:noProof/>
+                <w:webHidden/>
+              </w:rPr>
+              <w:fldChar w:fldCharType="separate"/>
+            </w:r>
+            <w:r>
+              <w:rPr>
+                <w:noProof/>
+                <w:webHidden/>
+              </w:rPr>
+              <w:t>23</w:t>
             </w:r>
             <w:r>
               <w:rPr>
@@ -2579,7 +2651,7 @@
               <w:lang w:bidi="ar-SA"/>
             </w:rPr>
           </w:pPr>
-          <w:hyperlink w:anchor="_Toc231065082" w:history="1">
+          <w:hyperlink w:anchor="_Toc231070476" w:history="1">
             <w:r>
               <w:rPr>
                 <w:rStyle w:val="aa"/>
@@ -2606,7 +2678,7 @@
                 <w:noProof/>
                 <w:webHidden/>
               </w:rPr>
-              <w:instrText xml:space="preserve"> PAGEREF _Toc231065082 \h </w:instrText>
+              <w:instrText xml:space="preserve"> PAGEREF _Toc231070476 \h </w:instrText>
             </w:r>
             <w:r>
               <w:rPr>
@@ -2626,7 +2698,7 @@
                 <w:noProof/>
                 <w:webHidden/>
               </w:rPr>
-              <w:t>23</w:t>
+              <w:t>27</w:t>
             </w:r>
             <w:r>
               <w:rPr>
@@ -2651,13 +2723,13 @@
               <w:lang w:bidi="ar-SA"/>
             </w:rPr>
           </w:pPr>
-          <w:hyperlink w:anchor="_Toc231065083" w:history="1">
+          <w:hyperlink w:anchor="_Toc231070477" w:history="1">
             <w:r>
               <w:rPr>
                 <w:rStyle w:val="aa"/>
                 <w:noProof/>
               </w:rPr>
-              <w:t>3.1 Выбор технологий реализации</w:t>
+              <w:t>3.1 Реализация базы данных</w:t>
             </w:r>
             <w:r>
               <w:rPr>
@@ -2678,7 +2750,7 @@
                 <w:noProof/>
                 <w:webHidden/>
               </w:rPr>
-              <w:instrText xml:space="preserve"> PAGEREF _Toc231065083 \h </w:instrText>
+              <w:instrText xml:space="preserve"> PAGEREF _Toc231070477 \h </w:instrText>
             </w:r>
             <w:r>
               <w:rPr>
@@ -2698,7 +2770,7 @@
                 <w:noProof/>
                 <w:webHidden/>
               </w:rPr>
-              <w:t>23</w:t>
+              <w:t>27</w:t>
             </w:r>
             <w:r>
               <w:rPr>
@@ -2723,13 +2795,13 @@
               <w:lang w:bidi="ar-SA"/>
             </w:rPr>
           </w:pPr>
-          <w:hyperlink w:anchor="_Toc231065084" w:history="1">
+          <w:hyperlink w:anchor="_Toc231070478" w:history="1">
             <w:r>
               <w:rPr>
                 <w:rStyle w:val="aa"/>
                 <w:noProof/>
               </w:rPr>
-              <w:t>3.2 Реализация базы данных</w:t>
+              <w:t>3.2 Реализация API-взаимодействия компонентов системы</w:t>
             </w:r>
             <w:r>
               <w:rPr>
@@ -2750,7 +2822,7 @@
                 <w:noProof/>
                 <w:webHidden/>
               </w:rPr>
-              <w:instrText xml:space="preserve"> PAGEREF _Toc231065084 \h </w:instrText>
+              <w:instrText xml:space="preserve"> PAGEREF _Toc231070478 \h </w:instrText>
             </w:r>
             <w:r>
               <w:rPr>
@@ -2770,7 +2842,7 @@
                 <w:noProof/>
                 <w:webHidden/>
               </w:rPr>
-              <w:t>26</w:t>
+              <w:t>29</w:t>
             </w:r>
             <w:r>
               <w:rPr>
@@ -2795,13 +2867,13 @@
               <w:lang w:bidi="ar-SA"/>
             </w:rPr>
           </w:pPr>
-          <w:hyperlink w:anchor="_Toc231065085" w:history="1">
+          <w:hyperlink w:anchor="_Toc231070479" w:history="1">
             <w:r>
               <w:rPr>
                 <w:rStyle w:val="aa"/>
                 <w:noProof/>
               </w:rPr>
-              <w:t>3.3 Реализация API-взаимодействия компонентов системы</w:t>
+              <w:t>3.3 Реализация серверной части</w:t>
             </w:r>
             <w:r>
               <w:rPr>
@@ -2822,7 +2894,7 @@
                 <w:noProof/>
                 <w:webHidden/>
               </w:rPr>
-              <w:instrText xml:space="preserve"> PAGEREF _Toc231065085 \h </w:instrText>
+              <w:instrText xml:space="preserve"> PAGEREF _Toc231070479 \h </w:instrText>
             </w:r>
             <w:r>
               <w:rPr>
@@ -2842,7 +2914,7 @@
                 <w:noProof/>
                 <w:webHidden/>
               </w:rPr>
-              <w:t>28</w:t>
+              <w:t>30</w:t>
             </w:r>
             <w:r>
               <w:rPr>
@@ -2867,13 +2939,13 @@
               <w:lang w:bidi="ar-SA"/>
             </w:rPr>
           </w:pPr>
-          <w:hyperlink w:anchor="_Toc231065086" w:history="1">
+          <w:hyperlink w:anchor="_Toc231070480" w:history="1">
             <w:r>
               <w:rPr>
                 <w:rStyle w:val="aa"/>
                 <w:noProof/>
               </w:rPr>
-              <w:t>3.4 Реализация серверной части</w:t>
+              <w:t>3.4 Реализация клиентской части</w:t>
             </w:r>
             <w:r>
               <w:rPr>
@@ -2894,79 +2966,7 @@
                 <w:noProof/>
                 <w:webHidden/>
               </w:rPr>
-              <w:instrText xml:space="preserve"> PAGEREF _Toc231065086 \h </w:instrText>
-            </w:r>
-            <w:r>
-              <w:rPr>
-                <w:noProof/>
-                <w:webHidden/>
-              </w:rPr>
-            </w:r>
-            <w:r>
-              <w:rPr>
-                <w:noProof/>
-                <w:webHidden/>
-              </w:rPr>
-              <w:fldChar w:fldCharType="separate"/>
-            </w:r>
-            <w:r>
-              <w:rPr>
-                <w:noProof/>
-                <w:webHidden/>
-              </w:rPr>
-              <w:t>30</w:t>
-            </w:r>
-            <w:r>
-              <w:rPr>
-                <w:noProof/>
-                <w:webHidden/>
-              </w:rPr>
-              <w:fldChar w:fldCharType="end"/>
-            </w:r>
-          </w:hyperlink>
-        </w:p>
-        <w:p>
-          <w:pPr>
-            <w:pStyle w:val="21"/>
-            <w:tabs>
-              <w:tab w:val="right" w:leader="dot" w:pos="9344"/>
-            </w:tabs>
-            <w:rPr>
-              <w:rFonts w:asciiTheme="minorHAnsi" w:eastAsiaTheme="minorEastAsia" w:hAnsiTheme="minorHAnsi" w:cstheme="minorBidi"/>
-              <w:noProof/>
-              <w:sz w:val="22"/>
-              <w:szCs w:val="22"/>
-              <w:lang w:bidi="ar-SA"/>
-            </w:rPr>
-          </w:pPr>
-          <w:hyperlink w:anchor="_Toc231065087" w:history="1">
-            <w:r>
-              <w:rPr>
-                <w:rStyle w:val="aa"/>
-                <w:noProof/>
-              </w:rPr>
-              <w:t>3.5 Реализация клиентской части</w:t>
-            </w:r>
-            <w:r>
-              <w:rPr>
-                <w:noProof/>
-                <w:webHidden/>
-              </w:rPr>
-              <w:tab/>
-            </w:r>
-            <w:r>
-              <w:rPr>
-                <w:noProof/>
-                <w:webHidden/>
-              </w:rPr>
-              <w:fldChar w:fldCharType="begin"/>
-            </w:r>
-            <w:r>
-              <w:rPr>
-                <w:noProof/>
-                <w:webHidden/>
-              </w:rPr>
-              <w:instrText xml:space="preserve"> PAGEREF _Toc231065087 \h </w:instrText>
+              <w:instrText xml:space="preserve"> PAGEREF _Toc231070480 \h </w:instrText>
             </w:r>
             <w:r>
               <w:rPr>
@@ -3011,7 +3011,7 @@
               <w:lang w:bidi="ar-SA"/>
             </w:rPr>
           </w:pPr>
-          <w:hyperlink w:anchor="_Toc231065088" w:history="1">
+          <w:hyperlink w:anchor="_Toc231070481" w:history="1">
             <w:r>
               <w:rPr>
                 <w:rStyle w:val="aa"/>
@@ -3038,7 +3038,7 @@
                 <w:noProof/>
                 <w:webHidden/>
               </w:rPr>
-              <w:instrText xml:space="preserve"> PAGEREF _Toc231065088 \h </w:instrText>
+              <w:instrText xml:space="preserve"> PAGEREF _Toc231070481 \h </w:instrText>
             </w:r>
             <w:r>
               <w:rPr>
@@ -3058,7 +3058,7 @@
                 <w:noProof/>
                 <w:webHidden/>
               </w:rPr>
-              <w:t>34</w:t>
+              <w:t>35</w:t>
             </w:r>
             <w:r>
               <w:rPr>
@@ -3083,7 +3083,7 @@
               <w:lang w:bidi="ar-SA"/>
             </w:rPr>
           </w:pPr>
-          <w:hyperlink w:anchor="_Toc231065089" w:history="1">
+          <w:hyperlink w:anchor="_Toc231070482" w:history="1">
             <w:r>
               <w:rPr>
                 <w:rStyle w:val="aa"/>
@@ -3110,7 +3110,7 @@
                 <w:noProof/>
                 <w:webHidden/>
               </w:rPr>
-              <w:instrText xml:space="preserve"> PAGEREF _Toc231065089 \h </w:instrText>
+              <w:instrText xml:space="preserve"> PAGEREF _Toc231070482 \h </w:instrText>
             </w:r>
             <w:r>
               <w:rPr>
@@ -3130,7 +3130,7 @@
                 <w:noProof/>
                 <w:webHidden/>
               </w:rPr>
-              <w:t>35</w:t>
+              <w:t>36</w:t>
             </w:r>
             <w:r>
               <w:rPr>
@@ -3155,7 +3155,7 @@
               <w:lang w:bidi="ar-SA"/>
             </w:rPr>
           </w:pPr>
-          <w:hyperlink w:anchor="_Toc231065090" w:history="1">
+          <w:hyperlink w:anchor="_Toc231070483" w:history="1">
             <w:r>
               <w:rPr>
                 <w:rStyle w:val="aa"/>
@@ -3182,7 +3182,7 @@
                 <w:noProof/>
                 <w:webHidden/>
               </w:rPr>
-              <w:instrText xml:space="preserve"> PAGEREF _Toc231065090 \h </w:instrText>
+              <w:instrText xml:space="preserve"> PAGEREF _Toc231070483 \h </w:instrText>
             </w:r>
             <w:r>
               <w:rPr>
@@ -3202,7 +3202,7 @@
                 <w:noProof/>
                 <w:webHidden/>
               </w:rPr>
-              <w:t>38</w:t>
+              <w:t>39</w:t>
             </w:r>
             <w:r>
               <w:rPr>
@@ -3243,15 +3243,21 @@
           <w:numId w:val="0"/>
         </w:numPr>
         <w:ind w:left="709"/>
-      </w:pPr>
-      <w:bookmarkStart w:id="0" w:name="_Toc231062503"/>
-      <w:bookmarkStart w:id="1" w:name="_Toc231065062"/>
-      <w:r>
+        <w:rPr>
+          <w:lang w:val="ru-RU"/>
+        </w:rPr>
+      </w:pPr>
+      <w:bookmarkStart w:id="1" w:name="_Toc231062503"/>
+      <w:bookmarkStart w:id="2" w:name="_Toc231070455"/>
+      <w:r>
+        <w:rPr>
+          <w:lang w:val="ru-RU"/>
+        </w:rPr>
         <w:lastRenderedPageBreak/>
         <w:t>ВВЕДЕНИЕ</w:t>
       </w:r>
-      <w:bookmarkEnd w:id="0"/>
       <w:bookmarkEnd w:id="1"/>
+      <w:bookmarkEnd w:id="2"/>
     </w:p>
     <w:p>
       <w:r>
@@ -3266,12 +3272,7 @@
         <w:t xml:space="preserve">), одного из крупнейших мировых производителей цветных и драгоценных металлов. </w:t>
       </w:r>
       <w:r>
-        <w:t>Для предприятий такого масштаба характерны высокие объёмы про</w:t>
-      </w:r>
-      <w:bookmarkStart w:id="2" w:name="_GoBack"/>
-      <w:bookmarkEnd w:id="2"/>
-      <w:r>
-        <w:t>изводственных данных, поступающих из различных автоматизированных систем управления технологическими процессами</w:t>
+        <w:t>Для предприятий такого масштаба характерны высокие объёмы производственных данных, поступающих из различных автоматизированных систем управления технологическими процессами</w:t>
       </w:r>
       <w:r>
         <w:t xml:space="preserve">: систем управления производством (MES – </w:t>
@@ -3655,7 +3656,7 @@
         </w:numPr>
       </w:pPr>
       <w:bookmarkStart w:id="3" w:name="_Toc231062504"/>
-      <w:bookmarkStart w:id="4" w:name="_Toc231065063"/>
+      <w:bookmarkStart w:id="4" w:name="_Toc231070456"/>
       <w:r>
         <w:lastRenderedPageBreak/>
         <w:t>АНАЛИЗ ПРЕДМЕТНОЙ ОБЛАСТИ</w:t>
@@ -3668,7 +3669,7 @@
         <w:pStyle w:val="2"/>
       </w:pPr>
       <w:bookmarkStart w:id="5" w:name="_Toc231062505"/>
-      <w:bookmarkStart w:id="6" w:name="_Toc231065064"/>
+      <w:bookmarkStart w:id="6" w:name="_Toc231070457"/>
       <w:proofErr w:type="spellStart"/>
       <w:r>
         <w:t>Описание</w:t>
@@ -3834,10 +3835,16 @@
     <w:p>
       <w:pPr>
         <w:pStyle w:val="2"/>
+        <w:rPr>
+          <w:lang w:val="ru-RU"/>
+        </w:rPr>
       </w:pPr>
       <w:bookmarkStart w:id="7" w:name="_Toc231062506"/>
-      <w:bookmarkStart w:id="8" w:name="_Toc231065065"/>
-      <w:r>
+      <w:bookmarkStart w:id="8" w:name="_Toc231070458"/>
+      <w:r>
+        <w:rPr>
+          <w:lang w:val="ru-RU"/>
+        </w:rPr>
         <w:t>Обзор существующих информационных систем управления качеством</w:t>
       </w:r>
       <w:bookmarkEnd w:id="7"/>
@@ -3848,7 +3855,7 @@
         <w:pStyle w:val="3"/>
       </w:pPr>
       <w:bookmarkStart w:id="9" w:name="_Toc231062507"/>
-      <w:bookmarkStart w:id="10" w:name="_Toc231065066"/>
+      <w:bookmarkStart w:id="10" w:name="_Toc231070459"/>
       <w:proofErr w:type="spellStart"/>
       <w:r>
         <w:t>Системы</w:t>
@@ -3981,7 +3988,7 @@
       </w:pPr>
       <w:bookmarkStart w:id="11" w:name="_Toc230290900"/>
       <w:bookmarkStart w:id="12" w:name="_Toc231062508"/>
-      <w:bookmarkStart w:id="13" w:name="_Toc231065067"/>
+      <w:bookmarkStart w:id="13" w:name="_Toc231070460"/>
       <w:r>
         <w:t>Системы класса LIMS</w:t>
       </w:r>
@@ -4048,7 +4055,7 @@
       </w:pPr>
       <w:bookmarkStart w:id="14" w:name="_Toc230290901"/>
       <w:bookmarkStart w:id="15" w:name="_Toc231062509"/>
-      <w:bookmarkStart w:id="16" w:name="_Toc231065068"/>
+      <w:bookmarkStart w:id="16" w:name="_Toc231070461"/>
       <w:r>
         <w:t>Комплексные платформы управления качеством металла</w:t>
       </w:r>
@@ -4204,7 +4211,7 @@
         <w:pStyle w:val="2"/>
       </w:pPr>
       <w:bookmarkStart w:id="17" w:name="_Toc231062510"/>
-      <w:bookmarkStart w:id="18" w:name="_Toc231065069"/>
+      <w:bookmarkStart w:id="18" w:name="_Toc231070462"/>
       <w:r>
         <w:t>Сравнительный анализ существующих решений</w:t>
       </w:r>
@@ -5325,7 +5332,7 @@
         <w:pStyle w:val="2"/>
       </w:pPr>
       <w:bookmarkStart w:id="19" w:name="_Toc231062511"/>
-      <w:bookmarkStart w:id="20" w:name="_Toc231065070"/>
+      <w:bookmarkStart w:id="20" w:name="_Toc231070463"/>
       <w:r>
         <w:t>Постановка задачи на разработку</w:t>
       </w:r>
@@ -5437,7 +5444,7 @@
         <w:pStyle w:val="1"/>
       </w:pPr>
       <w:bookmarkStart w:id="21" w:name="_Toc231062512"/>
-      <w:bookmarkStart w:id="22" w:name="_Toc231065071"/>
+      <w:bookmarkStart w:id="22" w:name="_Toc231070464"/>
       <w:r>
         <w:lastRenderedPageBreak/>
         <w:t>ПРОЕКТИРОВАНИЕ ИНФОРМАЦИОННОЙ СИСТЕМЫ</w:t>
@@ -5452,72 +5459,369 @@
       <w:bookmarkStart w:id="23" w:name="_Toc198227623"/>
       <w:bookmarkStart w:id="24" w:name="_Toc198201797"/>
       <w:bookmarkStart w:id="25" w:name="_Toc231062513"/>
-      <w:bookmarkStart w:id="26" w:name="_Toc231065072"/>
-      <w:r>
-        <w:t xml:space="preserve">Функциональные возможности </w:t>
+      <w:bookmarkStart w:id="26" w:name="_Toc231070465"/>
+      <w:proofErr w:type="spellStart"/>
+      <w:r>
+        <w:t>Функциональные</w:t>
+      </w:r>
+      <w:proofErr w:type="spellEnd"/>
+      <w:r>
+        <w:t xml:space="preserve"> </w:t>
+      </w:r>
+      <w:proofErr w:type="spellStart"/>
+      <w:r>
+        <w:t>возможности</w:t>
+      </w:r>
+      <w:proofErr w:type="spellEnd"/>
+      <w:r>
+        <w:t xml:space="preserve"> </w:t>
       </w:r>
       <w:bookmarkEnd w:id="23"/>
       <w:bookmarkEnd w:id="24"/>
-      <w:r>
-        <w:t>информационной системы</w:t>
+      <w:proofErr w:type="spellStart"/>
+      <w:r>
+        <w:t>информационной</w:t>
+      </w:r>
+      <w:proofErr w:type="spellEnd"/>
+      <w:r>
+        <w:t xml:space="preserve"> </w:t>
+      </w:r>
+      <w:proofErr w:type="spellStart"/>
+      <w:r>
+        <w:t>системы</w:t>
       </w:r>
       <w:bookmarkEnd w:id="25"/>
       <w:bookmarkEnd w:id="26"/>
-    </w:p>
-    <w:p>
-      <w:proofErr w:type="spellStart"/>
-      <w:r>
-        <w:t>прпрп</w:t>
-      </w:r>
-      <w:proofErr w:type="spellEnd"/>
+      <w:proofErr w:type="spellEnd"/>
+    </w:p>
+    <w:p>
+      <w:pPr>
+        <w:rPr>
+          <w:lang w:bidi="ar-SA"/>
+        </w:rPr>
+      </w:pPr>
+      <w:bookmarkStart w:id="27" w:name="_Toc231062514"/>
+      <w:r>
+        <w:rPr>
+          <w:lang w:bidi="ar-SA"/>
+        </w:rPr>
+        <w:t>Разрабатываемая система предоставляет следующие функциональные возможности, соответствующие сформулированным требованиям:</w:t>
+      </w:r>
+    </w:p>
+    <w:p>
+      <w:pPr>
+        <w:pStyle w:val="ad"/>
+        <w:numPr>
+          <w:ilvl w:val="0"/>
+          <w:numId w:val="25"/>
+        </w:numPr>
+        <w:ind w:left="709" w:firstLine="0"/>
+        <w:rPr>
+          <w:lang w:bidi="ar-SA"/>
+        </w:rPr>
+      </w:pPr>
+      <w:r>
+        <w:rPr>
+          <w:lang w:bidi="ar-SA"/>
+        </w:rPr>
+        <w:t xml:space="preserve">Ролевая аутентификация и разграничение доступа </w:t>
+      </w:r>
+      <w:r>
+        <w:rPr>
+          <w:lang w:bidi="ar-SA"/>
+        </w:rPr>
+        <w:t xml:space="preserve">с </w:t>
+      </w:r>
+      <w:r>
+        <w:rPr>
+          <w:lang w:bidi="ar-SA"/>
+        </w:rPr>
+        <w:t>персонализированн</w:t>
+      </w:r>
+      <w:r>
+        <w:rPr>
+          <w:lang w:bidi="ar-SA"/>
+        </w:rPr>
+        <w:t>ыми</w:t>
+      </w:r>
+      <w:r>
+        <w:rPr>
+          <w:lang w:bidi="ar-SA"/>
+        </w:rPr>
+        <w:t xml:space="preserve"> витрин</w:t>
+      </w:r>
+      <w:r>
+        <w:rPr>
+          <w:lang w:bidi="ar-SA"/>
+        </w:rPr>
+        <w:t>ами</w:t>
+      </w:r>
+      <w:r>
+        <w:rPr>
+          <w:lang w:bidi="ar-SA"/>
+        </w:rPr>
+        <w:t xml:space="preserve"> данных в соответствии с ролью </w:t>
+      </w:r>
+      <w:r>
+        <w:rPr>
+          <w:lang w:bidi="ar-SA"/>
+        </w:rPr>
+        <w:t>пользователя;</w:t>
+      </w:r>
+    </w:p>
+    <w:p>
+      <w:pPr>
+        <w:pStyle w:val="ad"/>
+        <w:numPr>
+          <w:ilvl w:val="0"/>
+          <w:numId w:val="25"/>
+        </w:numPr>
+        <w:ind w:left="709" w:firstLine="0"/>
+        <w:rPr>
+          <w:lang w:bidi="ar-SA"/>
+        </w:rPr>
+      </w:pPr>
+      <w:r>
+        <w:rPr>
+          <w:lang w:bidi="ar-SA"/>
+        </w:rPr>
+        <w:t>Мониторинг партий металла в режиме реального времени с отображением агрегированных счётчиков по всем статусам жизненного цикла в разрезе каждого типа металла</w:t>
+      </w:r>
+      <w:r>
+        <w:rPr>
+          <w:lang w:bidi="ar-SA"/>
+        </w:rPr>
+        <w:t>;</w:t>
+      </w:r>
+    </w:p>
+    <w:p>
+      <w:pPr>
+        <w:pStyle w:val="ad"/>
+        <w:numPr>
+          <w:ilvl w:val="0"/>
+          <w:numId w:val="25"/>
+        </w:numPr>
+        <w:ind w:left="709" w:firstLine="0"/>
+        <w:rPr>
+          <w:lang w:bidi="ar-SA"/>
+        </w:rPr>
+      </w:pPr>
+      <w:proofErr w:type="spellStart"/>
+      <w:r>
+        <w:rPr>
+          <w:lang w:bidi="ar-SA"/>
+        </w:rPr>
+        <w:t>Трассируемость</w:t>
+      </w:r>
+      <w:proofErr w:type="spellEnd"/>
+      <w:r>
+        <w:rPr>
+          <w:lang w:bidi="ar-SA"/>
+        </w:rPr>
+        <w:t xml:space="preserve"> производственного цикла партии посредством хронологического </w:t>
+      </w:r>
+      <w:proofErr w:type="spellStart"/>
+      <w:r>
+        <w:rPr>
+          <w:lang w:bidi="ar-SA"/>
+        </w:rPr>
+        <w:t>таймлайна</w:t>
+      </w:r>
+      <w:proofErr w:type="spellEnd"/>
+      <w:r>
+        <w:rPr>
+          <w:lang w:bidi="ar-SA"/>
+        </w:rPr>
+        <w:t xml:space="preserve"> смены статусов с </w:t>
+      </w:r>
+      <w:proofErr w:type="spellStart"/>
+      <w:r>
+        <w:rPr>
+          <w:lang w:bidi="ar-SA"/>
+        </w:rPr>
+        <w:t>временны́ми</w:t>
+      </w:r>
+      <w:proofErr w:type="spellEnd"/>
+      <w:r>
+        <w:rPr>
+          <w:lang w:bidi="ar-SA"/>
+        </w:rPr>
+        <w:t xml:space="preserve"> метками каждого перехода</w:t>
+      </w:r>
+      <w:r>
+        <w:rPr>
+          <w:lang w:bidi="ar-SA"/>
+        </w:rPr>
+        <w:t>;</w:t>
+      </w:r>
+    </w:p>
+    <w:p>
+      <w:pPr>
+        <w:pStyle w:val="ad"/>
+        <w:numPr>
+          <w:ilvl w:val="0"/>
+          <w:numId w:val="25"/>
+        </w:numPr>
+        <w:ind w:left="709" w:firstLine="0"/>
+        <w:rPr>
+          <w:lang w:bidi="ar-SA"/>
+        </w:rPr>
+      </w:pPr>
+      <w:r>
+        <w:rPr>
+          <w:lang w:bidi="ar-SA"/>
+        </w:rPr>
+        <w:t xml:space="preserve">Визуализация технологических параметров в виде интерактивных графиков </w:t>
+      </w:r>
+      <w:proofErr w:type="spellStart"/>
+      <w:r>
+        <w:rPr>
+          <w:lang w:bidi="ar-SA"/>
+        </w:rPr>
+        <w:t>временны́х</w:t>
+      </w:r>
+      <w:proofErr w:type="spellEnd"/>
+      <w:r>
+        <w:rPr>
+          <w:lang w:bidi="ar-SA"/>
+        </w:rPr>
+        <w:t xml:space="preserve"> рядов показаний датчиков SCADA для каждой партии с подсветкой выявленных отклонений</w:t>
+      </w:r>
+      <w:r>
+        <w:rPr>
+          <w:lang w:bidi="ar-SA"/>
+        </w:rPr>
+        <w:t>;</w:t>
+      </w:r>
+    </w:p>
+    <w:p>
+      <w:pPr>
+        <w:pStyle w:val="ad"/>
+        <w:numPr>
+          <w:ilvl w:val="0"/>
+          <w:numId w:val="25"/>
+        </w:numPr>
+        <w:ind w:left="709" w:firstLine="0"/>
+        <w:rPr>
+          <w:lang w:bidi="ar-SA"/>
+        </w:rPr>
+      </w:pPr>
+      <w:r>
+        <w:rPr>
+          <w:lang w:bidi="ar-SA"/>
+        </w:rPr>
+        <w:t xml:space="preserve">Автоматическое обнаружение отклонений показателей MES и SCADA от нормативных порогов при поступлении данных с формированием инцидента и мгновенной доставкой </w:t>
+      </w:r>
+      <w:proofErr w:type="spellStart"/>
+      <w:r>
+        <w:rPr>
+          <w:lang w:bidi="ar-SA"/>
+        </w:rPr>
+        <w:t>push</w:t>
+      </w:r>
+      <w:proofErr w:type="spellEnd"/>
+      <w:r>
+        <w:rPr>
+          <w:lang w:bidi="ar-SA"/>
+        </w:rPr>
+        <w:t>-уведомления ответственным пользователям</w:t>
+      </w:r>
+      <w:r>
+        <w:rPr>
+          <w:lang w:bidi="ar-SA"/>
+        </w:rPr>
+        <w:t>;</w:t>
+      </w:r>
+    </w:p>
+    <w:p>
+      <w:pPr>
+        <w:pStyle w:val="ad"/>
+        <w:numPr>
+          <w:ilvl w:val="0"/>
+          <w:numId w:val="25"/>
+        </w:numPr>
+        <w:ind w:left="709" w:firstLine="0"/>
+        <w:rPr>
+          <w:lang w:bidi="ar-SA"/>
+        </w:rPr>
+      </w:pPr>
+      <w:r>
+        <w:rPr>
+          <w:lang w:bidi="ar-SA"/>
+        </w:rPr>
+        <w:t>Генерация PDF-отчёта по партии металла с автоматическим сбором данных из MES, SCADA и LIMS, подсчётом количества отклонений от нормы по каждому источнику и формированием итогового заключения о качестве партии</w:t>
+      </w:r>
+      <w:r>
+        <w:rPr>
+          <w:lang w:bidi="ar-SA"/>
+        </w:rPr>
+        <w:t>;</w:t>
+      </w:r>
+    </w:p>
+    <w:p>
+      <w:pPr>
+        <w:pStyle w:val="ad"/>
+        <w:numPr>
+          <w:ilvl w:val="0"/>
+          <w:numId w:val="25"/>
+        </w:numPr>
+        <w:ind w:left="709" w:firstLine="0"/>
+        <w:rPr>
+          <w:rFonts w:eastAsiaTheme="majorEastAsia"/>
+          <w:b/>
+          <w:bCs/>
+          <w:color w:val="000000" w:themeColor="text1"/>
+        </w:rPr>
+      </w:pPr>
+      <w:r>
+        <w:rPr>
+          <w:lang w:bidi="ar-SA"/>
+        </w:rPr>
+        <w:t>Управление пользователями и ролями в административном разделе системы.</w:t>
+      </w:r>
     </w:p>
     <w:p>
       <w:pPr>
         <w:pStyle w:val="2"/>
-      </w:pPr>
-      <w:bookmarkStart w:id="27" w:name="_Toc231062514"/>
-      <w:bookmarkStart w:id="28" w:name="_Toc231065073"/>
-      <w:proofErr w:type="spellStart"/>
-      <w:r>
-        <w:t>Описание</w:t>
-      </w:r>
-      <w:proofErr w:type="spellEnd"/>
-      <w:r>
-        <w:t xml:space="preserve"> </w:t>
-      </w:r>
-      <w:proofErr w:type="spellStart"/>
-      <w:r>
-        <w:t>д</w:t>
-      </w:r>
-      <w:r>
+        <w:rPr>
+          <w:lang w:val="ru-RU"/>
+        </w:rPr>
+      </w:pPr>
+      <w:bookmarkStart w:id="28" w:name="_Toc231070466"/>
+      <w:r>
+        <w:rPr>
+          <w:lang w:val="ru-RU"/>
+        </w:rPr>
+        <w:t>Описание д</w:t>
+      </w:r>
+      <w:r>
+        <w:rPr>
+          <w:lang w:val="ru-RU"/>
+        </w:rPr>
         <w:t>анны</w:t>
       </w:r>
       <w:r>
-        <w:t>х</w:t>
-      </w:r>
-      <w:proofErr w:type="spellEnd"/>
-      <w:r>
-        <w:t xml:space="preserve"> </w:t>
-      </w:r>
-      <w:proofErr w:type="spellStart"/>
-      <w:r>
-        <w:t>информационной</w:t>
-      </w:r>
-      <w:proofErr w:type="spellEnd"/>
-      <w:r>
-        <w:t xml:space="preserve"> </w:t>
-      </w:r>
-      <w:proofErr w:type="spellStart"/>
-      <w:r>
-        <w:t>системы</w:t>
+        <w:rPr>
+          <w:lang w:val="ru-RU"/>
+        </w:rPr>
+        <w:t xml:space="preserve">х </w:t>
+      </w:r>
+      <w:r>
+        <w:rPr>
+          <w:lang w:val="ru-RU"/>
+        </w:rPr>
+        <w:t>информационной системы</w:t>
       </w:r>
       <w:bookmarkEnd w:id="27"/>
       <w:bookmarkEnd w:id="28"/>
-      <w:proofErr w:type="spellEnd"/>
-    </w:p>
-    <w:p>
-      <w:r>
-        <w:t>В отличие от традиционных корпоративных информационных систем, ориентированных преимущественно на работу со статическими данными, проектируемая система обрабатывает как структурированные справочные сведения, так и потоковые телеметрические данные, поступающие в режиме, близком к реальному времени. Значительная часть информации характеризуется высокой частотой обновления, что предъявляет повышенные требования к скорости обработки, производительности базы данных и эффективности механизмов передачи сообщений.</w:t>
+    </w:p>
+    <w:p>
+      <w:r>
+        <w:t xml:space="preserve">В отличие от традиционных корпоративных информационных систем, </w:t>
+      </w:r>
+      <w:r>
+        <w:lastRenderedPageBreak/>
+        <w:t>ориентированных преимущественно на работу со статическими данными, проектируемая система обрабатывает как структурированные справочные сведения, так и потоковые телеметрические данные, поступающие в режиме, близком к реальному времени. Значительная часть информации характеризуется высокой частотой обновления, что предъявляет повышенные требования к скорости обработки, производительности базы данных и эффективности механизмов передачи сообщений.</w:t>
       </w:r>
       <w:r>
         <w:t xml:space="preserve"> </w:t>
@@ -5529,7 +5833,7 @@
       </w:pPr>
       <w:bookmarkStart w:id="29" w:name="_Toc230290908"/>
       <w:bookmarkStart w:id="30" w:name="_Toc231062515"/>
-      <w:bookmarkStart w:id="31" w:name="_Toc231065074"/>
+      <w:bookmarkStart w:id="31" w:name="_Toc231070467"/>
       <w:r>
         <w:t>Входные данные</w:t>
       </w:r>
@@ -6040,13 +6344,16 @@
     </w:p>
     <w:p>
       <w:r>
+        <w:t>Телеметрические данные SCADA характеризуются высокой интенсивностью поступления и содержат значения датчиков, временные метки измерений, параметры технологического оборудования и информацию о состоянии производственных линий [5, 16].</w:t>
+      </w:r>
+    </w:p>
+    <w:p>
+      <w:r>
+        <w:t xml:space="preserve">Лабораторные данные LIMS включают результаты исследований </w:t>
+      </w:r>
+      <w:r>
         <w:lastRenderedPageBreak/>
-        <w:t>Телеметрические данные SCADA характеризуются высокой интенсивностью поступления и содержат значения датчиков, временные метки измерений, параметры технологического оборудования и информацию о состоянии производственных линий [5, 16].</w:t>
-      </w:r>
-    </w:p>
-    <w:p>
-      <w:r>
-        <w:t>Лабораторные данные LIMS включают результаты исследований образцов металла, сведения о применяемых методах анализа, нормативных значениях показателей и итоговых заключениях лаборатории [6, 11–13].</w:t>
+        <w:t>образцов металла, сведения о применяемых методах анализа, нормативных значениях показателей и итоговых заключениях лаборатории [6, 11–13].</w:t>
       </w:r>
     </w:p>
     <w:p>
@@ -6068,7 +6375,7 @@
       </w:pPr>
       <w:bookmarkStart w:id="32" w:name="_Toc230290909"/>
       <w:bookmarkStart w:id="33" w:name="_Toc231062516"/>
-      <w:bookmarkStart w:id="34" w:name="_Toc231065075"/>
+      <w:bookmarkStart w:id="34" w:name="_Toc231070468"/>
       <w:r>
         <w:t>Выходные данные</w:t>
       </w:r>
@@ -6499,7 +6806,6 @@
                 <w:sz w:val="24"/>
                 <w:szCs w:val="24"/>
               </w:rPr>
-              <w:lastRenderedPageBreak/>
               <w:t>API-ответы</w:t>
             </w:r>
           </w:p>
@@ -6545,7 +6851,11 @@
     </w:tbl>
     <w:p>
       <w:r>
-        <w:t>В пользовательском интерфейсе данные организуются в зависимости от роли пользователя [7, 26, 27]. Производственный персонал получает доступ к информации о текущем состоянии партий металла, технологических параметрах и уведомлениях об отклонениях. Сотрудники лаборатории работают преимущественно с результатами исследований и показателями качества продукции. Руководство предприятия получает агрегированные аналитические показатели, статистику брака, позволяющ</w:t>
+        <w:t xml:space="preserve">В пользовательском интерфейсе данные организуются в зависимости от роли пользователя [7, 26, 27]. Производственный персонал получает доступ к информации о текущем состоянии партий металла, технологических параметрах и уведомлениях об отклонениях. Сотрудники лаборатории работают преимущественно с результатами исследований и показателями </w:t>
+      </w:r>
+      <w:r>
+        <w:lastRenderedPageBreak/>
+        <w:t>качества продукции. Руководство предприятия получает агрегированные аналитические показатели, статистику брака, позволяющ</w:t>
       </w:r>
       <w:r>
         <w:t>ие</w:t>
@@ -6583,13 +6893,22 @@
     <w:p>
       <w:pPr>
         <w:pStyle w:val="2"/>
+        <w:rPr>
+          <w:lang w:val="ru-RU"/>
+        </w:rPr>
       </w:pPr>
       <w:bookmarkStart w:id="35" w:name="_Toc231062517"/>
-      <w:bookmarkStart w:id="36" w:name="_Toc231065076"/>
-      <w:r>
+      <w:bookmarkStart w:id="36" w:name="_Toc231070469"/>
+      <w:r>
+        <w:rPr>
+          <w:lang w:val="ru-RU"/>
+        </w:rPr>
         <w:t xml:space="preserve">Описание процессов </w:t>
       </w:r>
       <w:r>
+        <w:rPr>
+          <w:lang w:val="ru-RU"/>
+        </w:rPr>
         <w:t>и информационных потоков системы</w:t>
       </w:r>
       <w:bookmarkEnd w:id="35"/>
@@ -6597,25 +6916,22 @@
     </w:p>
     <w:p>
       <w:r>
-        <w:t xml:space="preserve">Для понимания организации системы необходимо определение и описание ее информационных потоков. Существуют различные модели </w:t>
-      </w:r>
+        <w:t>Для понимания организации системы необходимо определение и описание ее информационных потоков. Существуют различные модели информационного потока, сосредоточены на различных аспектах моделирования процессов.</w:t>
+      </w:r>
+    </w:p>
+    <w:p>
+      <w:r>
+        <w:t>В данной работе были использованы три основные методологии исследования:</w:t>
+      </w:r>
+    </w:p>
+    <w:p>
+      <w:r>
+        <w:t>методология функционального моделирования с использованием стандарта IDEF0;</w:t>
+      </w:r>
+    </w:p>
+    <w:p>
       <w:r>
         <w:lastRenderedPageBreak/>
-        <w:t>информационного потока, сосредоточены на различных аспектах моделирования процессов.</w:t>
-      </w:r>
-    </w:p>
-    <w:p>
-      <w:r>
-        <w:t>В данной работе были использованы три основные методологии исследования:</w:t>
-      </w:r>
-    </w:p>
-    <w:p>
-      <w:r>
-        <w:t>методология функционального моделирования с использованием стандарта IDEF0;</w:t>
-      </w:r>
-    </w:p>
-    <w:p>
-      <w:r>
         <w:t>методология функционального моделирования с использованием стандарта IDEF3;</w:t>
       </w:r>
     </w:p>
@@ -6634,7 +6950,7 @@
         <w:pStyle w:val="3"/>
       </w:pPr>
       <w:bookmarkStart w:id="37" w:name="_Toc231062518"/>
-      <w:bookmarkStart w:id="38" w:name="_Toc231065077"/>
+      <w:bookmarkStart w:id="38" w:name="_Toc231070470"/>
       <w:r>
         <w:t>IDEF0</w:t>
       </w:r>
@@ -6643,10 +6959,17 @@
     </w:p>
     <w:p>
       <w:pPr>
+        <w:rPr>
+          <w:lang w:val="en-US"/>
+        </w:rPr>
+      </w:pPr>
+    </w:p>
+    <w:p>
+      <w:pPr>
         <w:pStyle w:val="3"/>
       </w:pPr>
       <w:bookmarkStart w:id="39" w:name="_Toc231062519"/>
-      <w:bookmarkStart w:id="40" w:name="_Toc231065078"/>
+      <w:bookmarkStart w:id="40" w:name="_Toc231070471"/>
       <w:r>
         <w:t>IDEF3</w:t>
       </w:r>
@@ -6658,7 +6981,7 @@
         <w:pStyle w:val="3"/>
       </w:pPr>
       <w:bookmarkStart w:id="41" w:name="_Toc231062520"/>
-      <w:bookmarkStart w:id="42" w:name="_Toc231065079"/>
+      <w:bookmarkStart w:id="42" w:name="_Toc231070472"/>
       <w:r>
         <w:t>DFD</w:t>
       </w:r>
@@ -6670,7 +6993,7 @@
         <w:pStyle w:val="3"/>
       </w:pPr>
       <w:bookmarkStart w:id="43" w:name="_Toc231062521"/>
-      <w:bookmarkStart w:id="44" w:name="_Toc231065080"/>
+      <w:bookmarkStart w:id="44" w:name="_Toc231070473"/>
       <w:r>
         <w:t>UML</w:t>
       </w:r>
@@ -6781,7 +7104,7 @@
         <w:pStyle w:val="2"/>
       </w:pPr>
       <w:bookmarkStart w:id="45" w:name="_Toc231062522"/>
-      <w:bookmarkStart w:id="46" w:name="_Toc231065081"/>
+      <w:bookmarkStart w:id="46" w:name="_Toc231070474"/>
       <w:r>
         <w:t>Архитектура информационной системы</w:t>
       </w:r>
@@ -7019,34 +7342,41 @@
       <w:r>
         <w:t xml:space="preserve"> позволяет реализовать масштабируемую и отказоустойчивую систему мониторинга качества металлопродукции.</w:t>
       </w:r>
-      <w:r>
-        <w:br w:type="page"/>
-      </w:r>
-    </w:p>
-    <w:p>
-      <w:pPr>
-        <w:pStyle w:val="1"/>
-      </w:pPr>
-      <w:bookmarkStart w:id="47" w:name="_Toc231062523"/>
-      <w:bookmarkStart w:id="48" w:name="_Toc231065082"/>
-      <w:r>
-        <w:lastRenderedPageBreak/>
-        <w:t>ОПИСАНИЕ ПРАКТИЧЕСКОГО РЕАЛИЗАЦИИ СИСТЕМЫ</w:t>
+    </w:p>
+    <w:p>
+      <w:pPr>
+        <w:pStyle w:val="2"/>
+        <w:numPr>
+          <w:ilvl w:val="1"/>
+          <w:numId w:val="12"/>
+        </w:numPr>
+        <w:ind w:left="709"/>
+      </w:pPr>
+      <w:bookmarkStart w:id="47" w:name="_Toc231062524"/>
+      <w:bookmarkStart w:id="48" w:name="_Toc231070475"/>
+      <w:proofErr w:type="spellStart"/>
+      <w:r>
+        <w:t>Выбор</w:t>
+      </w:r>
+      <w:proofErr w:type="spellEnd"/>
+      <w:r>
+        <w:t xml:space="preserve"> </w:t>
+      </w:r>
+      <w:proofErr w:type="spellStart"/>
+      <w:r>
+        <w:t>технологий</w:t>
+      </w:r>
+      <w:proofErr w:type="spellEnd"/>
+      <w:r>
+        <w:t xml:space="preserve"> </w:t>
+      </w:r>
+      <w:proofErr w:type="spellStart"/>
+      <w:r>
+        <w:t>реализации</w:t>
       </w:r>
       <w:bookmarkEnd w:id="47"/>
       <w:bookmarkEnd w:id="48"/>
-    </w:p>
-    <w:p>
-      <w:pPr>
-        <w:pStyle w:val="2"/>
-      </w:pPr>
-      <w:bookmarkStart w:id="49" w:name="_Toc231062524"/>
-      <w:bookmarkStart w:id="50" w:name="_Toc231065083"/>
-      <w:r>
-        <w:t>Выбор технологий реализации</w:t>
-      </w:r>
-      <w:bookmarkEnd w:id="49"/>
-      <w:bookmarkEnd w:id="50"/>
+      <w:proofErr w:type="spellEnd"/>
     </w:p>
     <w:p>
       <w:r>
@@ -7147,7 +7477,11 @@
       </w:r>
       <w:proofErr w:type="spellEnd"/>
       <w:r>
-        <w:t xml:space="preserve">, обеспечивающая удобные средства отправки HTTP-запросов и обработки ответов сервера [19]. Дополнительным преимуществом </w:t>
+        <w:t xml:space="preserve">, обеспечивающая удобные средства отправки HTTP-запросов и обработки ответов сервера [19]. Дополнительным </w:t>
+      </w:r>
+      <w:r>
+        <w:lastRenderedPageBreak/>
+        <w:t xml:space="preserve">преимуществом </w:t>
       </w:r>
       <w:proofErr w:type="spellStart"/>
       <w:r>
@@ -7190,167 +7524,175 @@
         <w:t xml:space="preserve">серверным </w:t>
       </w:r>
       <w:r>
-        <w:t xml:space="preserve">приложением </w:t>
+        <w:t xml:space="preserve">приложением [28]. Использование </w:t>
+      </w:r>
+      <w:proofErr w:type="spellStart"/>
+      <w:r>
+        <w:t>React</w:t>
+      </w:r>
+      <w:proofErr w:type="spellEnd"/>
+      <w:r>
+        <w:t xml:space="preserve"> </w:t>
+      </w:r>
+      <w:proofErr w:type="spellStart"/>
+      <w:r>
+        <w:t>Query</w:t>
+      </w:r>
+      <w:proofErr w:type="spellEnd"/>
+      <w:r>
+        <w:t xml:space="preserve"> позволяет снизить количество повторных обращений к серверу, ускорить обновление интерфейса и повысить отзывчивость системы при работе с производственными данными.</w:t>
+      </w:r>
+    </w:p>
+    <w:p>
+      <w:r>
+        <w:t xml:space="preserve">Для визуализации производственных </w:t>
+      </w:r>
+      <w:r>
+        <w:t>данных</w:t>
+      </w:r>
+      <w:r>
+        <w:t xml:space="preserve"> используется библиотека </w:t>
+      </w:r>
+      <w:proofErr w:type="spellStart"/>
+      <w:r>
+        <w:t>Recharts</w:t>
+      </w:r>
+      <w:proofErr w:type="spellEnd"/>
+      <w:r>
+        <w:t xml:space="preserve"> [29]. Применение данного решения обусловлено необходимостью построения интерактивных графиков, отображающих</w:t>
+      </w:r>
+      <w:r>
+        <w:t xml:space="preserve"> </w:t>
+      </w:r>
+      <w:r>
+        <w:t>динамику изменения технологических параметров.</w:t>
+      </w:r>
+    </w:p>
+    <w:p>
+      <w:r>
+        <w:t xml:space="preserve">Серверная часть системы реализована на языке </w:t>
+      </w:r>
+      <w:proofErr w:type="spellStart"/>
+      <w:r>
+        <w:t>Java</w:t>
+      </w:r>
+      <w:proofErr w:type="spellEnd"/>
+      <w:r>
+        <w:t xml:space="preserve"> 21 с использованием фреймворка </w:t>
+      </w:r>
+      <w:proofErr w:type="spellStart"/>
+      <w:r>
+        <w:t>Spring</w:t>
+      </w:r>
+      <w:proofErr w:type="spellEnd"/>
+      <w:r>
+        <w:t xml:space="preserve"> </w:t>
+      </w:r>
+      <w:proofErr w:type="spellStart"/>
+      <w:r>
+        <w:t>Boot</w:t>
+      </w:r>
+      <w:proofErr w:type="spellEnd"/>
+      <w:r>
+        <w:t xml:space="preserve"> 3 [23]. Выбор </w:t>
+      </w:r>
+      <w:proofErr w:type="spellStart"/>
+      <w:r>
+        <w:t>Java</w:t>
+      </w:r>
+      <w:proofErr w:type="spellEnd"/>
+      <w:r>
+        <w:t xml:space="preserve"> обусловлен высокой надёжностью платформы, поддержкой многопоточности и широким распространением технологии в корпоративной разработке. Использование </w:t>
+      </w:r>
+      <w:proofErr w:type="spellStart"/>
+      <w:r>
+        <w:t>Spring</w:t>
+      </w:r>
+      <w:proofErr w:type="spellEnd"/>
+      <w:r>
+        <w:t xml:space="preserve"> </w:t>
+      </w:r>
+      <w:proofErr w:type="spellStart"/>
+      <w:r>
+        <w:t>Boot</w:t>
+      </w:r>
+      <w:proofErr w:type="spellEnd"/>
+      <w:r>
+        <w:t xml:space="preserve"> позволяет упростить конфигурацию </w:t>
+      </w:r>
+      <w:r>
+        <w:t xml:space="preserve">серверного </w:t>
+      </w:r>
+      <w:r>
+        <w:t xml:space="preserve">приложения, ускорить разработку REST API и обеспечить интеграцию с другими компонентами экосистемы </w:t>
+      </w:r>
+      <w:proofErr w:type="spellStart"/>
+      <w:r>
+        <w:t>Spring</w:t>
+      </w:r>
+      <w:proofErr w:type="spellEnd"/>
+      <w:r>
+        <w:t>.</w:t>
+      </w:r>
+    </w:p>
+    <w:p>
+      <w:r>
+        <w:t xml:space="preserve">Для реализации механизмов безопасности используется </w:t>
+      </w:r>
+      <w:proofErr w:type="spellStart"/>
+      <w:r>
+        <w:t>Spring</w:t>
+      </w:r>
+      <w:proofErr w:type="spellEnd"/>
+      <w:r>
+        <w:t xml:space="preserve"> </w:t>
+      </w:r>
+      <w:proofErr w:type="spellStart"/>
+      <w:r>
+        <w:t>Security</w:t>
+      </w:r>
+      <w:proofErr w:type="spellEnd"/>
+      <w:r>
+        <w:t xml:space="preserve"> [26]. Данный фреймворк обеспечивает поддержку аутентификации, авторизации и ролевого разграничения доступа пользователей. В системе реализован JWT-фильтр, выполняющий проверку токенов безопасности при каждом HTTP-запросе. После успешной аутентификации сервер формирует JWT-токен, содержащий сведения о пользователе и его роли, а </w:t>
+      </w:r>
+      <w:r>
+        <w:t xml:space="preserve">клиентского </w:t>
+      </w:r>
+      <w:r>
+        <w:t>приложение использует данный токен для доступа к защищённым ресурсам системы.</w:t>
+      </w:r>
+    </w:p>
+    <w:p>
+      <w:r>
+        <w:t xml:space="preserve">Для взаимодействия с базой данных применяется </w:t>
+      </w:r>
+      <w:proofErr w:type="spellStart"/>
+      <w:r>
+        <w:t>Spring</w:t>
+      </w:r>
+      <w:proofErr w:type="spellEnd"/>
+      <w:r>
+        <w:t xml:space="preserve"> </w:t>
+      </w:r>
+      <w:proofErr w:type="spellStart"/>
+      <w:r>
+        <w:t>Data</w:t>
+      </w:r>
+      <w:proofErr w:type="spellEnd"/>
+      <w:r>
+        <w:t xml:space="preserve"> JPA совместно с ORM-фреймворком </w:t>
+      </w:r>
+      <w:proofErr w:type="spellStart"/>
+      <w:r>
+        <w:t>Hibernate</w:t>
+      </w:r>
+      <w:proofErr w:type="spellEnd"/>
+      <w:r>
+        <w:t xml:space="preserve"> [23]. Использование JPA позволяет </w:t>
       </w:r>
       <w:r>
         <w:lastRenderedPageBreak/>
-        <w:t xml:space="preserve">[28]. Использование </w:t>
-      </w:r>
-      <w:proofErr w:type="spellStart"/>
-      <w:r>
-        <w:t>React</w:t>
-      </w:r>
-      <w:proofErr w:type="spellEnd"/>
-      <w:r>
-        <w:t xml:space="preserve"> </w:t>
-      </w:r>
-      <w:proofErr w:type="spellStart"/>
-      <w:r>
-        <w:t>Query</w:t>
-      </w:r>
-      <w:proofErr w:type="spellEnd"/>
-      <w:r>
-        <w:t xml:space="preserve"> позволяет снизить количество повторных обращений к серверу, ускорить обновление интерфейса и повысить отзывчивость системы при работе с производственными данными.</w:t>
-      </w:r>
-    </w:p>
-    <w:p>
-      <w:r>
-        <w:t xml:space="preserve">Для визуализации производственных </w:t>
-      </w:r>
-      <w:r>
-        <w:t>данных</w:t>
-      </w:r>
-      <w:r>
-        <w:t xml:space="preserve"> используется библиотека </w:t>
-      </w:r>
-      <w:proofErr w:type="spellStart"/>
-      <w:r>
-        <w:t>Recharts</w:t>
-      </w:r>
-      <w:proofErr w:type="spellEnd"/>
-      <w:r>
-        <w:t xml:space="preserve"> [29]. Применение данного решения обусловлено необходимостью построения интерактивных графиков, отображающих</w:t>
-      </w:r>
-      <w:r>
-        <w:t xml:space="preserve"> </w:t>
-      </w:r>
-      <w:r>
-        <w:t>динамику изменения технологических параметров.</w:t>
-      </w:r>
-    </w:p>
-    <w:p>
-      <w:r>
-        <w:t xml:space="preserve">Серверная часть системы реализована на языке </w:t>
-      </w:r>
-      <w:proofErr w:type="spellStart"/>
-      <w:r>
-        <w:t>Java</w:t>
-      </w:r>
-      <w:proofErr w:type="spellEnd"/>
-      <w:r>
-        <w:t xml:space="preserve"> 21 с использованием фреймворка </w:t>
-      </w:r>
-      <w:proofErr w:type="spellStart"/>
-      <w:r>
-        <w:t>Spring</w:t>
-      </w:r>
-      <w:proofErr w:type="spellEnd"/>
-      <w:r>
-        <w:t xml:space="preserve"> </w:t>
-      </w:r>
-      <w:proofErr w:type="spellStart"/>
-      <w:r>
-        <w:t>Boot</w:t>
-      </w:r>
-      <w:proofErr w:type="spellEnd"/>
-      <w:r>
-        <w:t xml:space="preserve"> 3 [23]. Выбор </w:t>
-      </w:r>
-      <w:proofErr w:type="spellStart"/>
-      <w:r>
-        <w:t>Java</w:t>
-      </w:r>
-      <w:proofErr w:type="spellEnd"/>
-      <w:r>
-        <w:t xml:space="preserve"> обусловлен высокой надёжностью платформы, поддержкой многопоточности и широким распространением технологии в корпоративной разработке. Использование </w:t>
-      </w:r>
-      <w:proofErr w:type="spellStart"/>
-      <w:r>
-        <w:t>Spring</w:t>
-      </w:r>
-      <w:proofErr w:type="spellEnd"/>
-      <w:r>
-        <w:t xml:space="preserve"> </w:t>
-      </w:r>
-      <w:proofErr w:type="spellStart"/>
-      <w:r>
-        <w:t>Boot</w:t>
-      </w:r>
-      <w:proofErr w:type="spellEnd"/>
-      <w:r>
-        <w:t xml:space="preserve"> позволяет упростить конфигурацию </w:t>
-      </w:r>
-      <w:r>
-        <w:t xml:space="preserve">серверного </w:t>
-      </w:r>
-      <w:r>
-        <w:t xml:space="preserve">приложения, ускорить разработку REST API и обеспечить интеграцию с другими компонентами экосистемы </w:t>
-      </w:r>
-      <w:proofErr w:type="spellStart"/>
-      <w:r>
-        <w:t>Spring</w:t>
-      </w:r>
-      <w:proofErr w:type="spellEnd"/>
-      <w:r>
-        <w:t>.</w:t>
-      </w:r>
-    </w:p>
-    <w:p>
-      <w:r>
-        <w:t xml:space="preserve">Для реализации механизмов безопасности используется </w:t>
-      </w:r>
-      <w:proofErr w:type="spellStart"/>
-      <w:r>
-        <w:t>Spring</w:t>
-      </w:r>
-      <w:proofErr w:type="spellEnd"/>
-      <w:r>
-        <w:t xml:space="preserve"> </w:t>
-      </w:r>
-      <w:proofErr w:type="spellStart"/>
-      <w:r>
-        <w:t>Security</w:t>
-      </w:r>
-      <w:proofErr w:type="spellEnd"/>
-      <w:r>
-        <w:t xml:space="preserve"> [26]. Данный фреймворк обеспечивает поддержку аутентификации, авторизации и ролевого разграничения доступа пользователей. В системе реализован JWT-фильтр, выполняющий проверку токенов безопасности при каждом HTTP-запросе. После успешной аутентификации сервер формирует JWT-токен, содержащий сведения о пользователе и его роли, а </w:t>
-      </w:r>
-      <w:r>
-        <w:t xml:space="preserve">клиентского </w:t>
-      </w:r>
-      <w:r>
-        <w:t>приложение использует данный токен для доступа к защищённым ресурсам системы.</w:t>
-      </w:r>
-    </w:p>
-    <w:p>
-      <w:r>
-        <w:t xml:space="preserve">Для взаимодействия с базой данных применяется </w:t>
-      </w:r>
-      <w:proofErr w:type="spellStart"/>
-      <w:r>
-        <w:t>Spring</w:t>
-      </w:r>
-      <w:proofErr w:type="spellEnd"/>
-      <w:r>
-        <w:t xml:space="preserve"> </w:t>
-      </w:r>
-      <w:proofErr w:type="spellStart"/>
-      <w:r>
-        <w:t>Data</w:t>
-      </w:r>
-      <w:proofErr w:type="spellEnd"/>
-      <w:r>
-        <w:t xml:space="preserve"> JPA совместно с ORM-фреймворком </w:t>
+        <w:t xml:space="preserve">реализовать объектно-реляционное отображение сущностей и сократить объём низкоуровневого SQL-кода. </w:t>
       </w:r>
       <w:proofErr w:type="spellStart"/>
       <w:r>
@@ -7358,14 +7700,6 @@
       </w:r>
       <w:proofErr w:type="spellEnd"/>
       <w:r>
-        <w:t xml:space="preserve"> [23]. Использование JPA позволяет реализовать объектно-реляционное отображение сущностей и сократить объём низкоуровневого SQL-кода. </w:t>
-      </w:r>
-      <w:proofErr w:type="spellStart"/>
-      <w:r>
-        <w:t>Hibernate</w:t>
-      </w:r>
-      <w:proofErr w:type="spellEnd"/>
-      <w:r>
         <w:t xml:space="preserve"> обеспечивает автоматическое управление жизненным циклом сущностей и оптимизацию работы с базой данных.</w:t>
       </w:r>
     </w:p>
@@ -7379,11 +7713,7 @@
       </w:r>
       <w:proofErr w:type="spellEnd"/>
       <w:r>
-        <w:t xml:space="preserve"> [17, 24]. Данная СУБД отличается высокой надёжностью, поддержкой сложных </w:t>
-      </w:r>
-      <w:r>
-        <w:lastRenderedPageBreak/>
-        <w:t>аналитических запросов и возможностью эффективной работы с большими объёмами телеметрических и производственных данных.</w:t>
+        <w:t xml:space="preserve"> [17, 24]. Данная СУБД отличается высокой надёжностью, поддержкой сложных аналитических запросов и возможностью эффективной работы с большими объёмами телеметрических и производственных данных.</w:t>
       </w:r>
     </w:p>
     <w:p>
@@ -7709,6 +8039,7 @@
                 <w:sz w:val="24"/>
                 <w:szCs w:val="24"/>
               </w:rPr>
+              <w:lastRenderedPageBreak/>
               <w:t>Клиентский</w:t>
             </w:r>
           </w:p>
@@ -8193,7 +8524,6 @@
                 <w:sz w:val="24"/>
                 <w:szCs w:val="24"/>
               </w:rPr>
-              <w:lastRenderedPageBreak/>
               <w:t>Серверный</w:t>
             </w:r>
           </w:p>
@@ -8967,19 +9297,52 @@
       </w:r>
     </w:p>
     <w:p>
+      <w:r>
+        <w:br w:type="page"/>
+      </w:r>
+    </w:p>
+    <w:p>
+      <w:pPr>
+        <w:pStyle w:val="1"/>
+      </w:pPr>
+      <w:bookmarkStart w:id="49" w:name="_Toc231062523"/>
+      <w:bookmarkStart w:id="50" w:name="_Toc231070476"/>
+      <w:r>
+        <w:lastRenderedPageBreak/>
+        <w:t>ОПИСАНИЕ ПРАКТИЧЕСКОГО РЕАЛИЗАЦИИ СИСТЕМЫ</w:t>
+      </w:r>
+      <w:bookmarkEnd w:id="49"/>
+      <w:bookmarkEnd w:id="50"/>
+    </w:p>
+    <w:p>
       <w:pPr>
         <w:pStyle w:val="2"/>
       </w:pPr>
       <w:bookmarkStart w:id="51" w:name="_Toc231062525"/>
-      <w:bookmarkStart w:id="52" w:name="_Toc231065084"/>
+      <w:bookmarkStart w:id="52" w:name="_Toc231070477"/>
+      <w:proofErr w:type="spellStart"/>
       <w:r>
         <w:t>Реализация</w:t>
       </w:r>
-      <w:r>
-        <w:t xml:space="preserve"> базы данных</w:t>
+      <w:proofErr w:type="spellEnd"/>
+      <w:r>
+        <w:t xml:space="preserve"> </w:t>
+      </w:r>
+      <w:proofErr w:type="spellStart"/>
+      <w:r>
+        <w:t>базы</w:t>
+      </w:r>
+      <w:proofErr w:type="spellEnd"/>
+      <w:r>
+        <w:t xml:space="preserve"> </w:t>
+      </w:r>
+      <w:proofErr w:type="spellStart"/>
+      <w:r>
+        <w:t>данных</w:t>
       </w:r>
       <w:bookmarkEnd w:id="51"/>
       <w:bookmarkEnd w:id="52"/>
+      <w:proofErr w:type="spellEnd"/>
     </w:p>
     <w:p>
       <w:r>
@@ -9002,153 +9365,150 @@
       </w:r>
       <w:proofErr w:type="spellEnd"/>
       <w:r>
-        <w:t xml:space="preserve">, предназначенная для хранения сведений о производственных партиях металла. В данной таблице содержатся идентификатор партии, тип металла, временные параметры производственного цикла, текущий статус обработки и показатель выхода годной продукции. Таблица выступает в роли основной </w:t>
+        <w:t>, предназначенная для хранения сведений о производственных партиях металла. В данной таблице содержатся идентификатор партии, тип металла, временные параметры производственного цикла, текущий статус обработки и показатель выхода годной продукции. Таблица выступает в роли основной сущности, с которой связаны производственные, лабораторные и телеметрические данные, поступающие в систему в процессе обработки партии [2, 3].</w:t>
+      </w:r>
+    </w:p>
+    <w:p>
+      <w:r>
+        <w:t xml:space="preserve">Для хранения технологических параметров, поступающих из MES, используется таблица </w:t>
+      </w:r>
+      <w:proofErr w:type="spellStart"/>
+      <w:r>
+        <w:t>fact_mes</w:t>
+      </w:r>
+      <w:proofErr w:type="spellEnd"/>
+      <w:r>
+        <w:t>. В ней фиксируются сведения о производственных операциях, включая идентификатор оборудования, идентификатор оператора, параметры технологического процесса, длительность обработки, уровень энергопотребления и итоговый статус производственной операции</w:t>
+      </w:r>
+      <w:r>
+        <w:t xml:space="preserve"> </w:t>
+      </w:r>
+      <w:r>
+        <w:t>[4, 8</w:t>
+      </w:r>
+      <w:r>
+        <w:t>-</w:t>
+      </w:r>
+      <w:r>
+        <w:t>10].</w:t>
+      </w:r>
+    </w:p>
+    <w:p>
+      <w:r>
+        <w:t xml:space="preserve">Лабораторные данные размещаются в таблицах </w:t>
+      </w:r>
+      <w:proofErr w:type="spellStart"/>
+      <w:r>
+        <w:t>fact_lims</w:t>
+      </w:r>
+      <w:proofErr w:type="spellEnd"/>
+      <w:r>
+        <w:t xml:space="preserve"> и </w:t>
+      </w:r>
+      <w:proofErr w:type="spellStart"/>
+      <w:r>
+        <w:t>fact_lims_results</w:t>
+      </w:r>
+      <w:proofErr w:type="spellEnd"/>
+      <w:r>
+        <w:t xml:space="preserve"> [6, 11–13]. Таблица </w:t>
+      </w:r>
+      <w:proofErr w:type="spellStart"/>
+      <w:r>
+        <w:t>fact_lims</w:t>
+      </w:r>
+      <w:proofErr w:type="spellEnd"/>
+      <w:r>
+        <w:t xml:space="preserve"> предназначена для хранения общей информации о лабораторных исследованиях, включая идентификатор образца, метод анализа, дату проведения испытаний и статус исследования. Детализированные результаты измерений сохраняются в таблице </w:t>
+      </w:r>
+      <w:proofErr w:type="spellStart"/>
+      <w:r>
+        <w:t>fact_lims_results</w:t>
+      </w:r>
+      <w:proofErr w:type="spellEnd"/>
+      <w:r>
+        <w:t xml:space="preserve">, содержащей сведения о наименовании исследуемого параметра, фактическом значении показателя, единице измерения и нормативном значении. Подобное разделение структуры хранения позволяет </w:t>
       </w:r>
       <w:r>
         <w:lastRenderedPageBreak/>
-        <w:t>сущности, с которой связаны производственные, лабораторные и телеметрические данные, поступающие в систему в процессе обработки партии [2, 3].</w:t>
-      </w:r>
-    </w:p>
-    <w:p>
-      <w:r>
-        <w:t xml:space="preserve">Для хранения технологических параметров, поступающих из MES, используется таблица </w:t>
-      </w:r>
-      <w:proofErr w:type="spellStart"/>
-      <w:r>
-        <w:t>fact_mes</w:t>
-      </w:r>
-      <w:proofErr w:type="spellEnd"/>
-      <w:r>
-        <w:t>. В ней фиксируются сведения о производственных операциях, включая идентификатор оборудования, идентификатор оператора, параметры технологического процесса, длительность обработки, уровень энергопотребления и итоговый статус производственной операции</w:t>
-      </w:r>
+        <w:t>обеспечить гибкость системы при работе с различными типами лабораторных исследований и расширять перечень анализируемых показателей без изменения общей структуры базы данных.</w:t>
+      </w:r>
+    </w:p>
+    <w:p>
+      <w:r>
+        <w:t xml:space="preserve">Для хранения телеметрических данных SCADA применяется таблица </w:t>
+      </w:r>
+      <w:proofErr w:type="spellStart"/>
+      <w:r>
+        <w:t>fact_scada</w:t>
+      </w:r>
+      <w:proofErr w:type="spellEnd"/>
+      <w:r>
+        <w:t>, содержащая сведения о датчиках, оборудовании, времени фиксации параметров, типе измеряемого показателя, его значении и статусе состояния оборудования [5, 16]. Использование отдельной структуры хранения телеметрии позволяет эффективно обрабатывать большие объёмы временных данных, поступающих в систему в режиме, близком к реальному времени.</w:t>
+      </w:r>
+    </w:p>
+    <w:p>
+      <w:r>
+        <w:t xml:space="preserve">Информация о зарегистрированных технологических отклонениях и уведомлениях пользователей хранится в таблице </w:t>
+      </w:r>
+      <w:proofErr w:type="spellStart"/>
+      <w:r>
+        <w:t>fact_notifications</w:t>
+      </w:r>
+      <w:proofErr w:type="spellEnd"/>
+      <w:r>
+        <w:t xml:space="preserve">. В данной таблице фиксируются текст уведомления, источник сигнала, связанное оборудование, уровень критичности инцидента, состояние </w:t>
+      </w:r>
+      <w:r>
+        <w:t>решения инцидента</w:t>
+      </w:r>
+      <w:r>
+        <w:t xml:space="preserve"> пользователем и временная метка его создания. Хранение уведомлений в отдельной сущности обеспечивает возможность последующего анализа производственных инцидентов и формирования статистики по отклонениям.</w:t>
+      </w:r>
+    </w:p>
+    <w:p>
+      <w:r>
+        <w:t xml:space="preserve">Сведения о пользователях системы, их ролях и параметрах аутентификации размещаются в таблице </w:t>
+      </w:r>
+      <w:proofErr w:type="spellStart"/>
+      <w:r>
+        <w:t>users</w:t>
+      </w:r>
+      <w:proofErr w:type="spellEnd"/>
+      <w:r>
+        <w:t xml:space="preserve"> [23, 26]. Данная таблица используется механизмами </w:t>
+      </w:r>
+      <w:proofErr w:type="spellStart"/>
+      <w:r>
+        <w:t>Spring</w:t>
+      </w:r>
+      <w:proofErr w:type="spellEnd"/>
       <w:r>
         <w:t xml:space="preserve"> </w:t>
       </w:r>
-      <w:r>
-        <w:t>[4, 8</w:t>
-      </w:r>
-      <w:r>
-        <w:t>-</w:t>
-      </w:r>
-      <w:r>
-        <w:t>10].</w:t>
-      </w:r>
-    </w:p>
-    <w:p>
-      <w:r>
-        <w:t xml:space="preserve">Лабораторные данные размещаются в таблицах </w:t>
-      </w:r>
-      <w:proofErr w:type="spellStart"/>
-      <w:r>
-        <w:t>fact_lims</w:t>
-      </w:r>
-      <w:proofErr w:type="spellEnd"/>
-      <w:r>
-        <w:t xml:space="preserve"> и </w:t>
-      </w:r>
-      <w:proofErr w:type="spellStart"/>
-      <w:r>
-        <w:t>fact_lims_results</w:t>
-      </w:r>
-      <w:proofErr w:type="spellEnd"/>
-      <w:r>
-        <w:t xml:space="preserve"> [6, 11–13]. Таблица </w:t>
-      </w:r>
-      <w:proofErr w:type="spellStart"/>
-      <w:r>
-        <w:t>fact_lims</w:t>
-      </w:r>
-      <w:proofErr w:type="spellEnd"/>
-      <w:r>
-        <w:t xml:space="preserve"> предназначена для хранения общей информации о лабораторных исследованиях, включая идентификатор образца, метод анализа, дату проведения испытаний и статус исследования. Детализированные результаты измерений сохраняются в таблице </w:t>
-      </w:r>
-      <w:proofErr w:type="spellStart"/>
-      <w:r>
-        <w:t>fact_lims_results</w:t>
-      </w:r>
-      <w:proofErr w:type="spellEnd"/>
-      <w:r>
-        <w:t>, содержащей сведения о наименовании исследуемого параметра, фактическом значении показателя, единице измерения и нормативном значении. Подобное разделение структуры хранения позволяет обеспечить гибкость системы при работе с различными типами лабораторных исследований и расширять перечень анализируемых показателей без изменения общей структуры базы данных.</w:t>
-      </w:r>
-    </w:p>
-    <w:p>
-      <w:r>
-        <w:t xml:space="preserve">Для хранения телеметрических данных SCADA применяется таблица </w:t>
-      </w:r>
-      <w:proofErr w:type="spellStart"/>
-      <w:r>
-        <w:t>fact_scada</w:t>
-      </w:r>
-      <w:proofErr w:type="spellEnd"/>
-      <w:r>
-        <w:t>, содержащая сведения о датчиках, оборудовании, времени фиксации параметров, типе измеряемого показателя, его значении и статусе состояния оборудования [5, 16]. Использование отдельной структуры хранения телеметрии позволяет эффективно обрабатывать большие объёмы временных данных, поступающих в систему в режиме, близком к реальному времени.</w:t>
-      </w:r>
-    </w:p>
-    <w:p>
-      <w:r>
-        <w:t xml:space="preserve">Информация о зарегистрированных технологических отклонениях и уведомлениях пользователей хранится в таблице </w:t>
-      </w:r>
-      <w:proofErr w:type="spellStart"/>
-      <w:r>
-        <w:t>fact_notifications</w:t>
-      </w:r>
-      <w:proofErr w:type="spellEnd"/>
-      <w:r>
-        <w:t xml:space="preserve">. В данной </w:t>
-      </w:r>
+      <w:proofErr w:type="spellStart"/>
+      <w:r>
+        <w:t>Security</w:t>
+      </w:r>
+      <w:proofErr w:type="spellEnd"/>
+      <w:r>
+        <w:t xml:space="preserve"> и JWT-аутентификации для реализации разграничения доступа к интерфейсам и API системы в соответствии с ролевой моделью предприятия.</w:t>
+      </w:r>
+    </w:p>
+    <w:p>
+      <w:r>
+        <w:t>С целью повышения производительности аналитических запросов и ускорения обработки больших объёмов производственных данных в базе данных реализована система индексов. Для временных данных SCADA дополнительно используется BRIN-индексация, позволяющая эффективно выполнять выборки по временным интервалам при работе с крупными массивами телеметрической информации</w:t>
+      </w:r>
+      <w:r>
+        <w:t xml:space="preserve"> </w:t>
+      </w:r>
+      <w:r>
+        <w:t>[17, 24].</w:t>
+      </w:r>
+    </w:p>
+    <w:p>
       <w:r>
         <w:lastRenderedPageBreak/>
-        <w:t xml:space="preserve">таблице фиксируются текст уведомления, источник сигнала, связанное оборудование, уровень критичности инцидента, состояние </w:t>
-      </w:r>
-      <w:r>
-        <w:t>решения инцидента</w:t>
-      </w:r>
-      <w:r>
-        <w:t xml:space="preserve"> пользователем и временная метка его создания. Хранение уведомлений в отдельной сущности обеспечивает возможность последующего анализа производственных инцидентов и формирования статистики по отклонениям.</w:t>
-      </w:r>
-    </w:p>
-    <w:p>
-      <w:r>
-        <w:t xml:space="preserve">Сведения о пользователях системы, их ролях и параметрах аутентификации размещаются в таблице </w:t>
-      </w:r>
-      <w:proofErr w:type="spellStart"/>
-      <w:r>
-        <w:t>users</w:t>
-      </w:r>
-      <w:proofErr w:type="spellEnd"/>
-      <w:r>
-        <w:t xml:space="preserve"> [23, 26]. Данная таблица используется механизмами </w:t>
-      </w:r>
-      <w:proofErr w:type="spellStart"/>
-      <w:r>
-        <w:t>Spring</w:t>
-      </w:r>
-      <w:proofErr w:type="spellEnd"/>
-      <w:r>
-        <w:t xml:space="preserve"> </w:t>
-      </w:r>
-      <w:proofErr w:type="spellStart"/>
-      <w:r>
-        <w:t>Security</w:t>
-      </w:r>
-      <w:proofErr w:type="spellEnd"/>
-      <w:r>
-        <w:t xml:space="preserve"> и JWT-аутентификации для реализации разграничения доступа к интерфейсам и API системы в соответствии с ролевой моделью предприятия.</w:t>
-      </w:r>
-    </w:p>
-    <w:p>
-      <w:r>
-        <w:t>С целью повышения производительности аналитических запросов и ускорения обработки больших объёмов производственных данных в базе данных реализована система индексов. Для временных данных SCADA дополнительно используется BRIN-индексация, позволяющая эффективно выполнять выборки по временным интервалам при работе с крупными массивами телеметрической информации</w:t>
-      </w:r>
-      <w:r>
-        <w:t xml:space="preserve"> </w:t>
-      </w:r>
-      <w:r>
-        <w:t>[17, 24].</w:t>
-      </w:r>
-    </w:p>
-    <w:p>
-      <w:r>
         <w:t>Таким образом, разработанная структура базы данных обеспечивает централизованное хранение производственной, лабораторной и телеметрической информации, поддерживает ролевую модель доступа и позволяет эффективно выполнять аналитическую обработку данных.</w:t>
       </w:r>
     </w:p>
@@ -9157,7 +9517,7 @@
         <w:pStyle w:val="2"/>
       </w:pPr>
       <w:bookmarkStart w:id="53" w:name="_Toc231062526"/>
-      <w:bookmarkStart w:id="54" w:name="_Toc231065085"/>
+      <w:bookmarkStart w:id="54" w:name="_Toc231070478"/>
       <w:r>
         <w:t>Реализация</w:t>
       </w:r>
@@ -9217,7 +9577,6 @@
         <w:t xml:space="preserve">формирует JWT-токен, который </w:t>
       </w:r>
       <w:r>
-        <w:lastRenderedPageBreak/>
         <w:t xml:space="preserve">клиентское </w:t>
       </w:r>
       <w:r>
@@ -9706,6 +10065,7 @@
                 <w:sz w:val="24"/>
                 <w:szCs w:val="24"/>
               </w:rPr>
+              <w:lastRenderedPageBreak/>
               <w:t>GET</w:t>
             </w:r>
           </w:p>
@@ -10251,9 +10611,8 @@
         <w:pStyle w:val="2"/>
       </w:pPr>
       <w:bookmarkStart w:id="55" w:name="_Toc231062527"/>
-      <w:bookmarkStart w:id="56" w:name="_Toc231065086"/>
-      <w:r>
-        <w:lastRenderedPageBreak/>
+      <w:bookmarkStart w:id="56" w:name="_Toc231070479"/>
+      <w:r>
         <w:t>Реализация серверной части</w:t>
       </w:r>
       <w:bookmarkEnd w:id="55"/>
@@ -10264,7 +10623,7 @@
         <w:pStyle w:val="2"/>
       </w:pPr>
       <w:bookmarkStart w:id="57" w:name="_Toc231062528"/>
-      <w:bookmarkStart w:id="58" w:name="_Toc231065087"/>
+      <w:bookmarkStart w:id="58" w:name="_Toc231070480"/>
       <w:r>
         <w:t>Реализация клиентской части</w:t>
       </w:r>
@@ -10313,6 +10672,7 @@
     </w:p>
     <w:p>
       <w:r>
+        <w:lastRenderedPageBreak/>
         <w:t xml:space="preserve">В верхней части интерфейса размещён </w:t>
       </w:r>
       <w:proofErr w:type="spellStart"/>
@@ -10350,7 +10710,6 @@
         <w:rPr>
           <w:noProof/>
         </w:rPr>
-        <w:lastRenderedPageBreak/>
         <w:drawing>
           <wp:inline distT="0" distB="0" distL="0" distR="0" wp14:anchorId="5C936D90" wp14:editId="1EDF23B4">
             <wp:extent cx="4752342" cy="1828800"/>
@@ -10442,6 +10801,7 @@
         <w:rPr>
           <w:noProof/>
         </w:rPr>
+        <w:lastRenderedPageBreak/>
         <w:drawing>
           <wp:inline distT="0" distB="0" distL="0" distR="0" wp14:anchorId="71697A91" wp14:editId="76900622">
             <wp:extent cx="3276600" cy="3810194"/>
@@ -10524,11 +10884,7 @@
     </w:p>
     <w:p>
       <w:r>
-        <w:t xml:space="preserve">При выборе определенного типа металла пользователь попадает на страницу, где отображена информация о последних партиях данного типа, их показателях, а также возможностью перехода на детальную информацию о </w:t>
-      </w:r>
-      <w:r>
-        <w:lastRenderedPageBreak/>
-        <w:t>партии (рис. 5). Перед списком расположен поисковый блок с фильтрами для ускорения нахождения необходимой партии.</w:t>
+        <w:t>При выборе определенного типа металла пользователь попадает на страницу, где отображена информация о последних партиях данного типа, их показателях, а также возможностью перехода на детальную информацию о партии (рис. 5). Перед списком расположен поисковый блок с фильтрами для ускорения нахождения необходимой партии.</w:t>
       </w:r>
     </w:p>
     <w:p>
@@ -10621,7 +10977,11 @@
         <w:t xml:space="preserve">(рис. 6) </w:t>
       </w:r>
       <w:r>
-        <w:t>является центральным элементом системы и содержит консолидированную информацию из MES, SCADA и LIMS. Пользователь получает доступ к технологическим параметрам обработки, результатам лабораторных исследований</w:t>
+        <w:t xml:space="preserve">является центральным элементом системы и содержит консолидированную информацию из MES, SCADA и LIMS. Пользователь получает доступ к технологическим </w:t>
+      </w:r>
+      <w:r>
+        <w:lastRenderedPageBreak/>
+        <w:t>параметрам обработки, результатам лабораторных исследований</w:t>
       </w:r>
       <w:r>
         <w:t xml:space="preserve"> </w:t>
@@ -10727,11 +11087,7 @@
     </w:p>
     <w:p>
       <w:r>
-        <w:t xml:space="preserve">На детальной странице партии предусмотрен механизм автоматической генерации PDF-отчётов [21]. После формирования документа пользователь может получить структурированный отчёт, содержащий сведения о </w:t>
-      </w:r>
-      <w:r>
-        <w:lastRenderedPageBreak/>
-        <w:t>производственных параметрах, лабораторных исследованиях, технологических отклонениях и итоговом заключении о качестве продукции</w:t>
+        <w:t>На детальной странице партии предусмотрен механизм автоматической генерации PDF-отчётов [21]. После формирования документа пользователь может получить структурированный отчёт, содержащий сведения о производственных параметрах, лабораторных исследованиях, технологических отклонениях и итоговом заключении о качестве продукции</w:t>
       </w:r>
       <w:r>
         <w:t>, что отображено на рисунке 7</w:t>
@@ -10837,6 +11193,7 @@
     </w:p>
     <w:p>
       <w:r>
+        <w:lastRenderedPageBreak/>
         <w:t xml:space="preserve">Таким образом, пользовательский интерфейс системы ориентирован на обеспечение удобного и оперативного доступа к производственной информации для различных категорий сотрудников предприятия. Использование ролевых витрин, адаптивного интерфейса, </w:t>
       </w:r>
       <w:proofErr w:type="spellStart"/>
@@ -10862,10 +11219,16 @@
           <w:numId w:val="0"/>
         </w:numPr>
         <w:ind w:left="709"/>
+        <w:rPr>
+          <w:lang w:val="ru-RU"/>
+        </w:rPr>
       </w:pPr>
       <w:bookmarkStart w:id="59" w:name="_Toc231062529"/>
-      <w:bookmarkStart w:id="60" w:name="_Toc231065088"/>
-      <w:r>
+      <w:bookmarkStart w:id="60" w:name="_Toc231070481"/>
+      <w:r>
+        <w:rPr>
+          <w:lang w:val="ru-RU"/>
+        </w:rPr>
         <w:lastRenderedPageBreak/>
         <w:t>ЗАКЛЮЧЕНИЕ</w:t>
       </w:r>
@@ -10959,7 +11322,7 @@
         <w:ind w:left="709"/>
       </w:pPr>
       <w:bookmarkStart w:id="61" w:name="_Toc231062530"/>
-      <w:bookmarkStart w:id="62" w:name="_Toc231065089"/>
+      <w:bookmarkStart w:id="62" w:name="_Toc231070482"/>
       <w:r>
         <w:lastRenderedPageBreak/>
         <w:t>СПИСОК ИСПОЛЬЗОВАННЫХ ИСТОЧНИКОВ</w:t>
@@ -11211,16 +11574,28 @@
           <w:numId w:val="19"/>
         </w:numPr>
         <w:ind w:left="709" w:hanging="11"/>
-      </w:pPr>
-      <w:r>
+        <w:rPr>
+          <w:lang w:val="en-US"/>
+        </w:rPr>
+      </w:pPr>
+      <w:r>
+        <w:rPr>
+          <w:lang w:val="en-US"/>
+        </w:rPr>
         <w:t xml:space="preserve">Siemens AG. </w:t>
       </w:r>
       <w:proofErr w:type="spellStart"/>
       <w:r>
+        <w:rPr>
+          <w:lang w:val="en-US"/>
+        </w:rPr>
         <w:t>Opcenter</w:t>
       </w:r>
       <w:proofErr w:type="spellEnd"/>
       <w:r>
+        <w:rPr>
+          <w:lang w:val="en-US"/>
+        </w:rPr>
         <w:t xml:space="preserve"> Execution for Discrete Manufacturing: Technical Specification. – Munich: Siemens AG, 2022. – 118 p.</w:t>
       </w:r>
     </w:p>
@@ -11232,32 +11607,56 @@
           <w:numId w:val="19"/>
         </w:numPr>
         <w:ind w:left="709" w:hanging="11"/>
-      </w:pPr>
-      <w:r>
+        <w:rPr>
+          <w:lang w:val="en-US"/>
+        </w:rPr>
+      </w:pPr>
+      <w:r>
+        <w:rPr>
+          <w:lang w:val="en-US"/>
+        </w:rPr>
         <w:t xml:space="preserve">Dassault </w:t>
       </w:r>
       <w:proofErr w:type="spellStart"/>
       <w:r>
+        <w:rPr>
+          <w:lang w:val="en-US"/>
+        </w:rPr>
         <w:t>Systèmes</w:t>
       </w:r>
       <w:proofErr w:type="spellEnd"/>
       <w:r>
+        <w:rPr>
+          <w:lang w:val="en-US"/>
+        </w:rPr>
         <w:t xml:space="preserve">. </w:t>
       </w:r>
       <w:proofErr w:type="spellStart"/>
       <w:r>
+        <w:rPr>
+          <w:lang w:val="en-US"/>
+        </w:rPr>
         <w:t>Apriso</w:t>
       </w:r>
       <w:proofErr w:type="spellEnd"/>
       <w:r>
+        <w:rPr>
+          <w:lang w:val="en-US"/>
+        </w:rPr>
         <w:t xml:space="preserve"> Platform Architecture Overview. – Paris: Dassault </w:t>
       </w:r>
       <w:proofErr w:type="spellStart"/>
       <w:r>
+        <w:rPr>
+          <w:lang w:val="en-US"/>
+        </w:rPr>
         <w:t>Systèmes</w:t>
       </w:r>
       <w:proofErr w:type="spellEnd"/>
       <w:r>
+        <w:rPr>
+          <w:lang w:val="en-US"/>
+        </w:rPr>
         <w:t>, 2021. – 56 p.</w:t>
       </w:r>
     </w:p>
@@ -11269,29 +11668,50 @@
           <w:numId w:val="19"/>
         </w:numPr>
         <w:ind w:left="709" w:hanging="11"/>
-      </w:pPr>
-      <w:proofErr w:type="spellStart"/>
-      <w:r>
+        <w:rPr>
+          <w:lang w:val="en-US"/>
+        </w:rPr>
+      </w:pPr>
+      <w:proofErr w:type="spellStart"/>
+      <w:r>
+        <w:rPr>
+          <w:lang w:val="en-US"/>
+        </w:rPr>
         <w:t>LabWare</w:t>
       </w:r>
       <w:proofErr w:type="spellEnd"/>
       <w:r>
+        <w:rPr>
+          <w:lang w:val="en-US"/>
+        </w:rPr>
         <w:t xml:space="preserve"> Inc. </w:t>
       </w:r>
       <w:proofErr w:type="spellStart"/>
       <w:r>
+        <w:rPr>
+          <w:lang w:val="en-US"/>
+        </w:rPr>
         <w:t>LabWare</w:t>
       </w:r>
       <w:proofErr w:type="spellEnd"/>
       <w:r>
+        <w:rPr>
+          <w:lang w:val="en-US"/>
+        </w:rPr>
         <w:t xml:space="preserve"> LIMS 7 Administration Guide. – Wilmington: </w:t>
       </w:r>
       <w:proofErr w:type="spellStart"/>
       <w:r>
+        <w:rPr>
+          <w:lang w:val="en-US"/>
+        </w:rPr>
         <w:t>LabWare</w:t>
       </w:r>
       <w:proofErr w:type="spellEnd"/>
       <w:r>
+        <w:rPr>
+          <w:lang w:val="en-US"/>
+        </w:rPr>
         <w:t xml:space="preserve"> Inc., 2023. – 340 p.</w:t>
       </w:r>
     </w:p>
@@ -11320,16 +11740,28 @@
           <w:numId w:val="19"/>
         </w:numPr>
         <w:ind w:left="709" w:hanging="11"/>
-      </w:pPr>
-      <w:r>
+        <w:rPr>
+          <w:lang w:val="en-US"/>
+        </w:rPr>
+      </w:pPr>
+      <w:r>
+        <w:rPr>
+          <w:lang w:val="en-US"/>
+        </w:rPr>
         <w:t xml:space="preserve">Thermo Fisher Scientific. </w:t>
       </w:r>
       <w:proofErr w:type="spellStart"/>
       <w:r>
+        <w:rPr>
+          <w:lang w:val="en-US"/>
+        </w:rPr>
         <w:t>SampleManager</w:t>
       </w:r>
       <w:proofErr w:type="spellEnd"/>
       <w:r>
+        <w:rPr>
+          <w:lang w:val="en-US"/>
+        </w:rPr>
         <w:t xml:space="preserve"> LIMS 12.3 Release Notes. – Waltham: Thermo Fisher Scientific, 2023. – 45 p.</w:t>
       </w:r>
     </w:p>
@@ -11341,21 +11773,36 @@
           <w:numId w:val="19"/>
         </w:numPr>
         <w:ind w:left="709" w:hanging="11"/>
-      </w:pPr>
-      <w:proofErr w:type="spellStart"/>
-      <w:r>
+        <w:rPr>
+          <w:lang w:val="en-US"/>
+        </w:rPr>
+      </w:pPr>
+      <w:proofErr w:type="spellStart"/>
+      <w:r>
+        <w:rPr>
+          <w:lang w:val="en-US"/>
+        </w:rPr>
         <w:t>Primetals</w:t>
       </w:r>
       <w:proofErr w:type="spellEnd"/>
       <w:r>
+        <w:rPr>
+          <w:lang w:val="en-US"/>
+        </w:rPr>
         <w:t xml:space="preserve"> Technologies. Quality Management System for Long Products: Product Description. – Linz: </w:t>
       </w:r>
       <w:proofErr w:type="spellStart"/>
       <w:r>
+        <w:rPr>
+          <w:lang w:val="en-US"/>
+        </w:rPr>
         <w:t>Primetals</w:t>
       </w:r>
       <w:proofErr w:type="spellEnd"/>
       <w:r>
+        <w:rPr>
+          <w:lang w:val="en-US"/>
+        </w:rPr>
         <w:t xml:space="preserve"> Technologies, 2022. – 62 p.</w:t>
       </w:r>
     </w:p>
@@ -11367,8 +11814,14 @@
           <w:numId w:val="19"/>
         </w:numPr>
         <w:ind w:left="709" w:hanging="11"/>
-      </w:pPr>
-      <w:r>
+        <w:rPr>
+          <w:lang w:val="en-US"/>
+        </w:rPr>
+      </w:pPr>
+      <w:r>
+        <w:rPr>
+          <w:lang w:val="en-US"/>
+        </w:rPr>
         <w:t>SMS group GmbH. X-Pact Quality – The Integrated Quality Management System. – Düsseldorf: SMS group, 2022. – 28 p.</w:t>
       </w:r>
     </w:p>
@@ -11380,16 +11833,28 @@
           <w:numId w:val="19"/>
         </w:numPr>
         <w:ind w:left="709" w:hanging="11"/>
-      </w:pPr>
-      <w:r>
+        <w:rPr>
+          <w:lang w:val="en-US"/>
+        </w:rPr>
+      </w:pPr>
+      <w:r>
+        <w:rPr>
+          <w:lang w:val="en-US"/>
+        </w:rPr>
         <w:t xml:space="preserve">AVEVA Group plc. </w:t>
       </w:r>
       <w:proofErr w:type="spellStart"/>
       <w:r>
+        <w:rPr>
+          <w:lang w:val="en-US"/>
+        </w:rPr>
         <w:t>Aveva</w:t>
       </w:r>
       <w:proofErr w:type="spellEnd"/>
       <w:r>
+        <w:rPr>
+          <w:lang w:val="en-US"/>
+        </w:rPr>
         <w:t xml:space="preserve"> Production Management 2020 Technical Overview. – Cambridge: AVEVA Group, 2021. – 84 p.</w:t>
       </w:r>
     </w:p>
@@ -11652,61 +12117,86 @@
           <w:numId w:val="19"/>
         </w:numPr>
         <w:ind w:left="709" w:hanging="11"/>
-      </w:pPr>
-      <w:proofErr w:type="spellStart"/>
-      <w:r>
+        <w:rPr>
+          <w:lang w:val="en-US"/>
+        </w:rPr>
+      </w:pPr>
+      <w:proofErr w:type="spellStart"/>
+      <w:r>
+        <w:rPr>
+          <w:lang w:val="en-US"/>
+        </w:rPr>
         <w:t>iText</w:t>
       </w:r>
       <w:proofErr w:type="spellEnd"/>
       <w:r>
+        <w:rPr>
+          <w:lang w:val="en-US"/>
+        </w:rPr>
         <w:t xml:space="preserve"> Group. </w:t>
       </w:r>
       <w:proofErr w:type="spellStart"/>
       <w:r>
+        <w:rPr>
+          <w:lang w:val="en-US"/>
+        </w:rPr>
         <w:t>iText</w:t>
       </w:r>
       <w:proofErr w:type="spellEnd"/>
       <w:r>
+        <w:rPr>
+          <w:lang w:val="en-US"/>
+        </w:rPr>
         <w:t xml:space="preserve"> 7 </w:t>
       </w:r>
       <w:proofErr w:type="gramStart"/>
       <w:r>
+        <w:rPr>
+          <w:lang w:val="en-US"/>
+        </w:rPr>
         <w:t>Core :</w:t>
       </w:r>
       <w:proofErr w:type="gramEnd"/>
       <w:r>
+        <w:rPr>
+          <w:lang w:val="en-US"/>
+        </w:rPr>
         <w:t xml:space="preserve"> Developer Documentation [</w:t>
       </w:r>
-      <w:proofErr w:type="spellStart"/>
       <w:r>
         <w:t>Электронный</w:t>
       </w:r>
-      <w:proofErr w:type="spellEnd"/>
-      <w:r>
+      <w:r>
+        <w:rPr>
+          <w:lang w:val="en-US"/>
+        </w:rPr>
         <w:t xml:space="preserve"> </w:t>
       </w:r>
-      <w:proofErr w:type="spellStart"/>
       <w:r>
         <w:t>ресурс</w:t>
       </w:r>
-      <w:proofErr w:type="spellEnd"/>
-      <w:r>
+      <w:r>
+        <w:rPr>
+          <w:lang w:val="en-US"/>
+        </w:rPr>
         <w:t>]. – URL: https://itextpdf.com/en/resources/api-documentation/itext-7-core (</w:t>
       </w:r>
-      <w:proofErr w:type="spellStart"/>
       <w:r>
         <w:t>дата</w:t>
       </w:r>
-      <w:proofErr w:type="spellEnd"/>
-      <w:r>
+      <w:r>
+        <w:rPr>
+          <w:lang w:val="en-US"/>
+        </w:rPr>
         <w:t xml:space="preserve"> </w:t>
       </w:r>
-      <w:proofErr w:type="spellStart"/>
       <w:r>
         <w:t>обращения</w:t>
       </w:r>
-      <w:proofErr w:type="spellEnd"/>
-      <w:r>
+      <w:r>
+        <w:rPr>
+          <w:lang w:val="en-US"/>
+        </w:rPr>
         <w:t>: 15.05.2026).</w:t>
       </w:r>
     </w:p>
@@ -11718,32 +12208,50 @@
           <w:numId w:val="19"/>
         </w:numPr>
         <w:ind w:left="709" w:hanging="11"/>
-      </w:pPr>
-      <w:r>
+        <w:rPr>
+          <w:lang w:val="en-US"/>
+        </w:rPr>
+      </w:pPr>
+      <w:r>
+        <w:rPr>
+          <w:lang w:val="en-US"/>
+        </w:rPr>
         <w:t>Spring.io. Spring WebSocket Reference [</w:t>
       </w:r>
       <w:r>
         <w:t>Электронный</w:t>
       </w:r>
       <w:r>
+        <w:rPr>
+          <w:lang w:val="en-US"/>
+        </w:rPr>
         <w:t xml:space="preserve"> </w:t>
       </w:r>
       <w:r>
         <w:t>ресурс</w:t>
       </w:r>
       <w:r>
+        <w:rPr>
+          <w:lang w:val="en-US"/>
+        </w:rPr>
         <w:t>]. – URL: https://docs.spring.io/spring-framework/docs/current/reference/html/web.html#websocket (</w:t>
       </w:r>
       <w:r>
         <w:t>дата</w:t>
       </w:r>
       <w:r>
+        <w:rPr>
+          <w:lang w:val="en-US"/>
+        </w:rPr>
         <w:t xml:space="preserve"> </w:t>
       </w:r>
       <w:r>
         <w:t>обращения</w:t>
       </w:r>
       <w:r>
+        <w:rPr>
+          <w:lang w:val="en-US"/>
+        </w:rPr>
         <w:t>: 18.05.2026).</w:t>
       </w:r>
     </w:p>
@@ -11755,41 +12263,51 @@
           <w:numId w:val="19"/>
         </w:numPr>
         <w:ind w:left="709" w:hanging="11"/>
-      </w:pPr>
-      <w:r>
+        <w:rPr>
+          <w:lang w:val="en-US"/>
+        </w:rPr>
+      </w:pPr>
+      <w:r>
+        <w:rPr>
+          <w:lang w:val="en-US"/>
+        </w:rPr>
         <w:t>Spring.io. Spring Boot Reference Documentation [</w:t>
       </w:r>
-      <w:proofErr w:type="spellStart"/>
       <w:r>
         <w:t>Электронный</w:t>
       </w:r>
-      <w:proofErr w:type="spellEnd"/>
-      <w:r>
+      <w:r>
+        <w:rPr>
+          <w:lang w:val="en-US"/>
+        </w:rPr>
         <w:t xml:space="preserve"> </w:t>
       </w:r>
-      <w:proofErr w:type="spellStart"/>
       <w:r>
         <w:lastRenderedPageBreak/>
         <w:t>ресурс</w:t>
       </w:r>
-      <w:proofErr w:type="spellEnd"/>
-      <w:r>
+      <w:r>
+        <w:rPr>
+          <w:lang w:val="en-US"/>
+        </w:rPr>
         <w:t>]. – URL: https://docs.spring.io/spring-boot/docs/current/reference/html/ (</w:t>
       </w:r>
-      <w:proofErr w:type="spellStart"/>
       <w:r>
         <w:t>дата</w:t>
       </w:r>
-      <w:proofErr w:type="spellEnd"/>
-      <w:r>
+      <w:r>
+        <w:rPr>
+          <w:lang w:val="en-US"/>
+        </w:rPr>
         <w:t xml:space="preserve"> </w:t>
       </w:r>
-      <w:proofErr w:type="spellStart"/>
       <w:r>
         <w:t>обращения</w:t>
       </w:r>
-      <w:proofErr w:type="spellEnd"/>
-      <w:r>
+      <w:r>
+        <w:rPr>
+          <w:lang w:val="en-US"/>
+        </w:rPr>
         <w:t>: 18.05.2026).</w:t>
       </w:r>
     </w:p>
@@ -11801,32 +12319,50 @@
           <w:numId w:val="19"/>
         </w:numPr>
         <w:ind w:left="709" w:hanging="11"/>
-      </w:pPr>
-      <w:r>
+        <w:rPr>
+          <w:lang w:val="en-US"/>
+        </w:rPr>
+      </w:pPr>
+      <w:r>
+        <w:rPr>
+          <w:lang w:val="en-US"/>
+        </w:rPr>
         <w:t>PostgreSQL Global Development Group. PostgreSQL 16 Documentation [</w:t>
       </w:r>
       <w:r>
         <w:t>Электронный</w:t>
       </w:r>
       <w:r>
+        <w:rPr>
+          <w:lang w:val="en-US"/>
+        </w:rPr>
         <w:t xml:space="preserve"> </w:t>
       </w:r>
       <w:r>
         <w:t>ресурс</w:t>
       </w:r>
       <w:r>
+        <w:rPr>
+          <w:lang w:val="en-US"/>
+        </w:rPr>
         <w:t>]. – URL: https://www.postgresql.org/docs/16/ (</w:t>
       </w:r>
       <w:r>
         <w:t>дата</w:t>
       </w:r>
       <w:r>
+        <w:rPr>
+          <w:lang w:val="en-US"/>
+        </w:rPr>
         <w:t xml:space="preserve"> </w:t>
       </w:r>
       <w:r>
         <w:t>обращения</w:t>
       </w:r>
       <w:r>
+        <w:rPr>
+          <w:lang w:val="en-US"/>
+        </w:rPr>
         <w:t>: 18.05.2026).</w:t>
       </w:r>
     </w:p>
@@ -11838,32 +12374,50 @@
           <w:numId w:val="19"/>
         </w:numPr>
         <w:ind w:left="709" w:hanging="11"/>
-      </w:pPr>
-      <w:r>
+        <w:rPr>
+          <w:lang w:val="en-US"/>
+        </w:rPr>
+      </w:pPr>
+      <w:r>
+        <w:rPr>
+          <w:lang w:val="en-US"/>
+        </w:rPr>
         <w:t>Apache Software Foundation. Apache Kafka Documentation [</w:t>
       </w:r>
       <w:r>
         <w:t>Электронный</w:t>
       </w:r>
       <w:r>
+        <w:rPr>
+          <w:lang w:val="en-US"/>
+        </w:rPr>
         <w:t xml:space="preserve"> </w:t>
       </w:r>
       <w:r>
         <w:t>ресурс</w:t>
       </w:r>
       <w:r>
+        <w:rPr>
+          <w:lang w:val="en-US"/>
+        </w:rPr>
         <w:t>]. – URL: https://kafka.apache.org/documentation/ (</w:t>
       </w:r>
       <w:r>
         <w:t>дата</w:t>
       </w:r>
       <w:r>
+        <w:rPr>
+          <w:lang w:val="en-US"/>
+        </w:rPr>
         <w:t xml:space="preserve"> </w:t>
       </w:r>
       <w:r>
         <w:t>обращения</w:t>
       </w:r>
       <w:r>
+        <w:rPr>
+          <w:lang w:val="en-US"/>
+        </w:rPr>
         <w:t>: 18.05.2026).</w:t>
       </w:r>
     </w:p>
@@ -11875,32 +12429,50 @@
           <w:numId w:val="19"/>
         </w:numPr>
         <w:ind w:left="709" w:hanging="11"/>
-      </w:pPr>
-      <w:r>
+        <w:rPr>
+          <w:lang w:val="en-US"/>
+        </w:rPr>
+      </w:pPr>
+      <w:r>
+        <w:rPr>
+          <w:lang w:val="en-US"/>
+        </w:rPr>
         <w:t>Spring.io. Spring Security Reference [</w:t>
       </w:r>
       <w:r>
         <w:t>Электронный</w:t>
       </w:r>
       <w:r>
+        <w:rPr>
+          <w:lang w:val="en-US"/>
+        </w:rPr>
         <w:t xml:space="preserve"> </w:t>
       </w:r>
       <w:r>
         <w:t>ресурс</w:t>
       </w:r>
       <w:r>
+        <w:rPr>
+          <w:lang w:val="en-US"/>
+        </w:rPr>
         <w:t>]. – URL: https://spring.io/projects/spring-security (</w:t>
       </w:r>
       <w:r>
         <w:t>дата</w:t>
       </w:r>
       <w:r>
+        <w:rPr>
+          <w:lang w:val="en-US"/>
+        </w:rPr>
         <w:t xml:space="preserve"> </w:t>
       </w:r>
       <w:r>
         <w:t>обращения</w:t>
       </w:r>
       <w:r>
+        <w:rPr>
+          <w:lang w:val="en-US"/>
+        </w:rPr>
         <w:t>: 18.05.2026).</w:t>
       </w:r>
     </w:p>
@@ -12006,38 +12578,62 @@
           <w:numId w:val="19"/>
         </w:numPr>
         <w:ind w:left="709" w:hanging="11"/>
-      </w:pPr>
-      <w:r>
+        <w:rPr>
+          <w:lang w:val="en-US"/>
+        </w:rPr>
+      </w:pPr>
+      <w:r>
+        <w:rPr>
+          <w:lang w:val="en-US"/>
+        </w:rPr>
         <w:t>Docker Inc. Docker Compose Documentation [</w:t>
       </w:r>
       <w:r>
         <w:t>Электронный</w:t>
       </w:r>
       <w:r>
+        <w:rPr>
+          <w:lang w:val="en-US"/>
+        </w:rPr>
         <w:t xml:space="preserve"> </w:t>
       </w:r>
       <w:r>
         <w:t>ресурс</w:t>
       </w:r>
       <w:r>
+        <w:rPr>
+          <w:lang w:val="en-US"/>
+        </w:rPr>
         <w:t>]. – URL: https://docs.docker.com/compose/ (</w:t>
       </w:r>
       <w:r>
         <w:t>дата</w:t>
       </w:r>
       <w:r>
+        <w:rPr>
+          <w:lang w:val="en-US"/>
+        </w:rPr>
         <w:t xml:space="preserve"> </w:t>
       </w:r>
       <w:r>
         <w:t>обращения</w:t>
       </w:r>
       <w:r>
+        <w:rPr>
+          <w:lang w:val="en-US"/>
+        </w:rPr>
         <w:t>: 18.05.2026).</w:t>
       </w:r>
       <w:r>
+        <w:rPr>
+          <w:lang w:val="en-US"/>
+        </w:rPr>
         <w:t xml:space="preserve">  </w:t>
       </w:r>
       <w:r>
+        <w:rPr>
+          <w:lang w:val="en-US"/>
+        </w:rPr>
         <w:br w:type="page"/>
       </w:r>
     </w:p>
@@ -12051,7 +12647,7 @@
         <w:ind w:left="709"/>
       </w:pPr>
       <w:bookmarkStart w:id="63" w:name="_Toc231062531"/>
-      <w:bookmarkStart w:id="64" w:name="_Toc231065090"/>
+      <w:bookmarkStart w:id="64" w:name="_Toc231070483"/>
       <w:r>
         <w:lastRenderedPageBreak/>
         <w:t>ПРИЛОЖЕНИЕ 1</w:t>
@@ -12469,7 +13065,7 @@
       <w:lvlText w:val="%1.%2"/>
       <w:lvlJc w:val="left"/>
       <w:pPr>
-        <w:ind w:left="709" w:firstLine="0"/>
+        <w:ind w:left="1985" w:firstLine="0"/>
       </w:pPr>
       <w:rPr>
         <w:rFonts w:hint="default"/>
@@ -12658,6 +13254,119 @@
     </w:lvl>
   </w:abstractNum>
   <w:abstractNum w:abstractNumId="4" w15:restartNumberingAfterBreak="0">
+    <w:nsid w:val="188130AF"/>
+    <w:multiLevelType w:val="hybridMultilevel"/>
+    <w:tmpl w:val="ED9E78D0"/>
+    <w:lvl w:ilvl="0" w:tplc="04190001">
+      <w:start w:val="1"/>
+      <w:numFmt w:val="bullet"/>
+      <w:lvlText w:val=""/>
+      <w:lvlJc w:val="left"/>
+      <w:pPr>
+        <w:ind w:left="1429" w:hanging="360"/>
+      </w:pPr>
+      <w:rPr>
+        <w:rFonts w:ascii="Symbol" w:hAnsi="Symbol" w:hint="default"/>
+      </w:rPr>
+    </w:lvl>
+    <w:lvl w:ilvl="1" w:tplc="04190003" w:tentative="1">
+      <w:start w:val="1"/>
+      <w:numFmt w:val="bullet"/>
+      <w:lvlText w:val="o"/>
+      <w:lvlJc w:val="left"/>
+      <w:pPr>
+        <w:ind w:left="2149" w:hanging="360"/>
+      </w:pPr>
+      <w:rPr>
+        <w:rFonts w:ascii="Courier New" w:hAnsi="Courier New" w:cs="Courier New" w:hint="default"/>
+      </w:rPr>
+    </w:lvl>
+    <w:lvl w:ilvl="2" w:tplc="04190005" w:tentative="1">
+      <w:start w:val="1"/>
+      <w:numFmt w:val="bullet"/>
+      <w:lvlText w:val=""/>
+      <w:lvlJc w:val="left"/>
+      <w:pPr>
+        <w:ind w:left="2869" w:hanging="360"/>
+      </w:pPr>
+      <w:rPr>
+        <w:rFonts w:ascii="Wingdings" w:hAnsi="Wingdings" w:hint="default"/>
+      </w:rPr>
+    </w:lvl>
+    <w:lvl w:ilvl="3" w:tplc="04190001" w:tentative="1">
+      <w:start w:val="1"/>
+      <w:numFmt w:val="bullet"/>
+      <w:lvlText w:val=""/>
+      <w:lvlJc w:val="left"/>
+      <w:pPr>
+        <w:ind w:left="3589" w:hanging="360"/>
+      </w:pPr>
+      <w:rPr>
+        <w:rFonts w:ascii="Symbol" w:hAnsi="Symbol" w:hint="default"/>
+      </w:rPr>
+    </w:lvl>
+    <w:lvl w:ilvl="4" w:tplc="04190003" w:tentative="1">
+      <w:start w:val="1"/>
+      <w:numFmt w:val="bullet"/>
+      <w:lvlText w:val="o"/>
+      <w:lvlJc w:val="left"/>
+      <w:pPr>
+        <w:ind w:left="4309" w:hanging="360"/>
+      </w:pPr>
+      <w:rPr>
+        <w:rFonts w:ascii="Courier New" w:hAnsi="Courier New" w:cs="Courier New" w:hint="default"/>
+      </w:rPr>
+    </w:lvl>
+    <w:lvl w:ilvl="5" w:tplc="04190005" w:tentative="1">
+      <w:start w:val="1"/>
+      <w:numFmt w:val="bullet"/>
+      <w:lvlText w:val=""/>
+      <w:lvlJc w:val="left"/>
+      <w:pPr>
+        <w:ind w:left="5029" w:hanging="360"/>
+      </w:pPr>
+      <w:rPr>
+        <w:rFonts w:ascii="Wingdings" w:hAnsi="Wingdings" w:hint="default"/>
+      </w:rPr>
+    </w:lvl>
+    <w:lvl w:ilvl="6" w:tplc="04190001" w:tentative="1">
+      <w:start w:val="1"/>
+      <w:numFmt w:val="bullet"/>
+      <w:lvlText w:val=""/>
+      <w:lvlJc w:val="left"/>
+      <w:pPr>
+        <w:ind w:left="5749" w:hanging="360"/>
+      </w:pPr>
+      <w:rPr>
+        <w:rFonts w:ascii="Symbol" w:hAnsi="Symbol" w:hint="default"/>
+      </w:rPr>
+    </w:lvl>
+    <w:lvl w:ilvl="7" w:tplc="04190003" w:tentative="1">
+      <w:start w:val="1"/>
+      <w:numFmt w:val="bullet"/>
+      <w:lvlText w:val="o"/>
+      <w:lvlJc w:val="left"/>
+      <w:pPr>
+        <w:ind w:left="6469" w:hanging="360"/>
+      </w:pPr>
+      <w:rPr>
+        <w:rFonts w:ascii="Courier New" w:hAnsi="Courier New" w:cs="Courier New" w:hint="default"/>
+      </w:rPr>
+    </w:lvl>
+    <w:lvl w:ilvl="8" w:tplc="04190005" w:tentative="1">
+      <w:start w:val="1"/>
+      <w:numFmt w:val="bullet"/>
+      <w:lvlText w:val=""/>
+      <w:lvlJc w:val="left"/>
+      <w:pPr>
+        <w:ind w:left="7189" w:hanging="360"/>
+      </w:pPr>
+      <w:rPr>
+        <w:rFonts w:ascii="Wingdings" w:hAnsi="Wingdings" w:hint="default"/>
+      </w:rPr>
+    </w:lvl>
+  </w:abstractNum>
+  <w:abstractNum w:abstractNumId="5" w15:restartNumberingAfterBreak="0">
     <w:nsid w:val="1EC35AED"/>
     <w:multiLevelType w:val="hybridMultilevel"/>
     <w:tmpl w:val="FAB6B832"/>
@@ -12743,7 +13452,7 @@
       </w:pPr>
     </w:lvl>
   </w:abstractNum>
-  <w:abstractNum w:abstractNumId="5" w15:restartNumberingAfterBreak="0">
+  <w:abstractNum w:abstractNumId="6" w15:restartNumberingAfterBreak="0">
     <w:nsid w:val="212D68E2"/>
     <w:multiLevelType w:val="multilevel"/>
     <w:tmpl w:val="6598FD4A"/>
@@ -12868,13 +13577,238 @@
       </w:rPr>
     </w:lvl>
   </w:abstractNum>
-  <w:abstractNum w:abstractNumId="6" w15:restartNumberingAfterBreak="0">
+  <w:abstractNum w:abstractNumId="7" w15:restartNumberingAfterBreak="0">
+    <w:nsid w:val="219341EF"/>
+    <w:multiLevelType w:val="hybridMultilevel"/>
+    <w:tmpl w:val="78248F0C"/>
+    <w:lvl w:ilvl="0" w:tplc="72A20E72">
+      <w:numFmt w:val="bullet"/>
+      <w:lvlText w:val="·"/>
+      <w:lvlJc w:val="left"/>
+      <w:pPr>
+        <w:ind w:left="1465" w:hanging="756"/>
+      </w:pPr>
+      <w:rPr>
+        <w:rFonts w:ascii="Times New Roman" w:eastAsia="Times New Roman" w:hAnsi="Times New Roman" w:cs="Times New Roman" w:hint="default"/>
+      </w:rPr>
+    </w:lvl>
+    <w:lvl w:ilvl="1" w:tplc="04190003" w:tentative="1">
+      <w:start w:val="1"/>
+      <w:numFmt w:val="bullet"/>
+      <w:lvlText w:val="o"/>
+      <w:lvlJc w:val="left"/>
+      <w:pPr>
+        <w:ind w:left="1789" w:hanging="360"/>
+      </w:pPr>
+      <w:rPr>
+        <w:rFonts w:ascii="Courier New" w:hAnsi="Courier New" w:cs="Courier New" w:hint="default"/>
+      </w:rPr>
+    </w:lvl>
+    <w:lvl w:ilvl="2" w:tplc="04190005" w:tentative="1">
+      <w:start w:val="1"/>
+      <w:numFmt w:val="bullet"/>
+      <w:lvlText w:val=""/>
+      <w:lvlJc w:val="left"/>
+      <w:pPr>
+        <w:ind w:left="2509" w:hanging="360"/>
+      </w:pPr>
+      <w:rPr>
+        <w:rFonts w:ascii="Wingdings" w:hAnsi="Wingdings" w:hint="default"/>
+      </w:rPr>
+    </w:lvl>
+    <w:lvl w:ilvl="3" w:tplc="04190001" w:tentative="1">
+      <w:start w:val="1"/>
+      <w:numFmt w:val="bullet"/>
+      <w:lvlText w:val=""/>
+      <w:lvlJc w:val="left"/>
+      <w:pPr>
+        <w:ind w:left="3229" w:hanging="360"/>
+      </w:pPr>
+      <w:rPr>
+        <w:rFonts w:ascii="Symbol" w:hAnsi="Symbol" w:hint="default"/>
+      </w:rPr>
+    </w:lvl>
+    <w:lvl w:ilvl="4" w:tplc="04190003" w:tentative="1">
+      <w:start w:val="1"/>
+      <w:numFmt w:val="bullet"/>
+      <w:lvlText w:val="o"/>
+      <w:lvlJc w:val="left"/>
+      <w:pPr>
+        <w:ind w:left="3949" w:hanging="360"/>
+      </w:pPr>
+      <w:rPr>
+        <w:rFonts w:ascii="Courier New" w:hAnsi="Courier New" w:cs="Courier New" w:hint="default"/>
+      </w:rPr>
+    </w:lvl>
+    <w:lvl w:ilvl="5" w:tplc="04190005" w:tentative="1">
+      <w:start w:val="1"/>
+      <w:numFmt w:val="bullet"/>
+      <w:lvlText w:val=""/>
+      <w:lvlJc w:val="left"/>
+      <w:pPr>
+        <w:ind w:left="4669" w:hanging="360"/>
+      </w:pPr>
+      <w:rPr>
+        <w:rFonts w:ascii="Wingdings" w:hAnsi="Wingdings" w:hint="default"/>
+      </w:rPr>
+    </w:lvl>
+    <w:lvl w:ilvl="6" w:tplc="04190001" w:tentative="1">
+      <w:start w:val="1"/>
+      <w:numFmt w:val="bullet"/>
+      <w:lvlText w:val=""/>
+      <w:lvlJc w:val="left"/>
+      <w:pPr>
+        <w:ind w:left="5389" w:hanging="360"/>
+      </w:pPr>
+      <w:rPr>
+        <w:rFonts w:ascii="Symbol" w:hAnsi="Symbol" w:hint="default"/>
+      </w:rPr>
+    </w:lvl>
+    <w:lvl w:ilvl="7" w:tplc="04190003" w:tentative="1">
+      <w:start w:val="1"/>
+      <w:numFmt w:val="bullet"/>
+      <w:lvlText w:val="o"/>
+      <w:lvlJc w:val="left"/>
+      <w:pPr>
+        <w:ind w:left="6109" w:hanging="360"/>
+      </w:pPr>
+      <w:rPr>
+        <w:rFonts w:ascii="Courier New" w:hAnsi="Courier New" w:cs="Courier New" w:hint="default"/>
+      </w:rPr>
+    </w:lvl>
+    <w:lvl w:ilvl="8" w:tplc="04190005" w:tentative="1">
+      <w:start w:val="1"/>
+      <w:numFmt w:val="bullet"/>
+      <w:lvlText w:val=""/>
+      <w:lvlJc w:val="left"/>
+      <w:pPr>
+        <w:ind w:left="6829" w:hanging="360"/>
+      </w:pPr>
+      <w:rPr>
+        <w:rFonts w:ascii="Wingdings" w:hAnsi="Wingdings" w:hint="default"/>
+      </w:rPr>
+    </w:lvl>
+  </w:abstractNum>
+  <w:abstractNum w:abstractNumId="8" w15:restartNumberingAfterBreak="0">
+    <w:nsid w:val="268866C0"/>
+    <w:multiLevelType w:val="hybridMultilevel"/>
+    <w:tmpl w:val="1FAC788A"/>
+    <w:lvl w:ilvl="0" w:tplc="04190001">
+      <w:start w:val="1"/>
+      <w:numFmt w:val="bullet"/>
+      <w:lvlText w:val=""/>
+      <w:lvlJc w:val="left"/>
+      <w:pPr>
+        <w:ind w:left="1428" w:hanging="360"/>
+      </w:pPr>
+      <w:rPr>
+        <w:rFonts w:ascii="Symbol" w:hAnsi="Symbol" w:hint="default"/>
+      </w:rPr>
+    </w:lvl>
+    <w:lvl w:ilvl="1" w:tplc="04190003" w:tentative="1">
+      <w:start w:val="1"/>
+      <w:numFmt w:val="bullet"/>
+      <w:lvlText w:val="o"/>
+      <w:lvlJc w:val="left"/>
+      <w:pPr>
+        <w:ind w:left="2148" w:hanging="360"/>
+      </w:pPr>
+      <w:rPr>
+        <w:rFonts w:ascii="Courier New" w:hAnsi="Courier New" w:cs="Courier New" w:hint="default"/>
+      </w:rPr>
+    </w:lvl>
+    <w:lvl w:ilvl="2" w:tplc="04190005" w:tentative="1">
+      <w:start w:val="1"/>
+      <w:numFmt w:val="bullet"/>
+      <w:lvlText w:val=""/>
+      <w:lvlJc w:val="left"/>
+      <w:pPr>
+        <w:ind w:left="2868" w:hanging="360"/>
+      </w:pPr>
+      <w:rPr>
+        <w:rFonts w:ascii="Wingdings" w:hAnsi="Wingdings" w:hint="default"/>
+      </w:rPr>
+    </w:lvl>
+    <w:lvl w:ilvl="3" w:tplc="04190001" w:tentative="1">
+      <w:start w:val="1"/>
+      <w:numFmt w:val="bullet"/>
+      <w:lvlText w:val=""/>
+      <w:lvlJc w:val="left"/>
+      <w:pPr>
+        <w:ind w:left="3588" w:hanging="360"/>
+      </w:pPr>
+      <w:rPr>
+        <w:rFonts w:ascii="Symbol" w:hAnsi="Symbol" w:hint="default"/>
+      </w:rPr>
+    </w:lvl>
+    <w:lvl w:ilvl="4" w:tplc="04190003" w:tentative="1">
+      <w:start w:val="1"/>
+      <w:numFmt w:val="bullet"/>
+      <w:lvlText w:val="o"/>
+      <w:lvlJc w:val="left"/>
+      <w:pPr>
+        <w:ind w:left="4308" w:hanging="360"/>
+      </w:pPr>
+      <w:rPr>
+        <w:rFonts w:ascii="Courier New" w:hAnsi="Courier New" w:cs="Courier New" w:hint="default"/>
+      </w:rPr>
+    </w:lvl>
+    <w:lvl w:ilvl="5" w:tplc="04190005" w:tentative="1">
+      <w:start w:val="1"/>
+      <w:numFmt w:val="bullet"/>
+      <w:lvlText w:val=""/>
+      <w:lvlJc w:val="left"/>
+      <w:pPr>
+        <w:ind w:left="5028" w:hanging="360"/>
+      </w:pPr>
+      <w:rPr>
+        <w:rFonts w:ascii="Wingdings" w:hAnsi="Wingdings" w:hint="default"/>
+      </w:rPr>
+    </w:lvl>
+    <w:lvl w:ilvl="6" w:tplc="04190001" w:tentative="1">
+      <w:start w:val="1"/>
+      <w:numFmt w:val="bullet"/>
+      <w:lvlText w:val=""/>
+      <w:lvlJc w:val="left"/>
+      <w:pPr>
+        <w:ind w:left="5748" w:hanging="360"/>
+      </w:pPr>
+      <w:rPr>
+        <w:rFonts w:ascii="Symbol" w:hAnsi="Symbol" w:hint="default"/>
+      </w:rPr>
+    </w:lvl>
+    <w:lvl w:ilvl="7" w:tplc="04190003" w:tentative="1">
+      <w:start w:val="1"/>
+      <w:numFmt w:val="bullet"/>
+      <w:lvlText w:val="o"/>
+      <w:lvlJc w:val="left"/>
+      <w:pPr>
+        <w:ind w:left="6468" w:hanging="360"/>
+      </w:pPr>
+      <w:rPr>
+        <w:rFonts w:ascii="Courier New" w:hAnsi="Courier New" w:cs="Courier New" w:hint="default"/>
+      </w:rPr>
+    </w:lvl>
+    <w:lvl w:ilvl="8" w:tplc="04190005" w:tentative="1">
+      <w:start w:val="1"/>
+      <w:numFmt w:val="bullet"/>
+      <w:lvlText w:val=""/>
+      <w:lvlJc w:val="left"/>
+      <w:pPr>
+        <w:ind w:left="7188" w:hanging="360"/>
+      </w:pPr>
+      <w:rPr>
+        <w:rFonts w:ascii="Wingdings" w:hAnsi="Wingdings" w:hint="default"/>
+      </w:rPr>
+    </w:lvl>
+  </w:abstractNum>
+  <w:abstractNum w:abstractNumId="9" w15:restartNumberingAfterBreak="0">
     <w:nsid w:val="27E53368"/>
     <w:multiLevelType w:val="multilevel"/>
     <w:tmpl w:val="495806B8"/>
     <w:numStyleLink w:val="10"/>
   </w:abstractNum>
-  <w:abstractNum w:abstractNumId="7" w15:restartNumberingAfterBreak="0">
+  <w:abstractNum w:abstractNumId="10" w15:restartNumberingAfterBreak="0">
     <w:nsid w:val="2DF964E8"/>
     <w:multiLevelType w:val="multilevel"/>
     <w:tmpl w:val="495806B8"/>
@@ -12988,7 +13922,7 @@
       </w:rPr>
     </w:lvl>
   </w:abstractNum>
-  <w:abstractNum w:abstractNumId="8" w15:restartNumberingAfterBreak="0">
+  <w:abstractNum w:abstractNumId="11" w15:restartNumberingAfterBreak="0">
     <w:nsid w:val="31B934E5"/>
     <w:multiLevelType w:val="multilevel"/>
     <w:tmpl w:val="7ACE963A"/>
@@ -13113,7 +14047,7 @@
       </w:rPr>
     </w:lvl>
   </w:abstractNum>
-  <w:abstractNum w:abstractNumId="9" w15:restartNumberingAfterBreak="0">
+  <w:abstractNum w:abstractNumId="12" w15:restartNumberingAfterBreak="0">
     <w:nsid w:val="36B756EE"/>
     <w:multiLevelType w:val="hybridMultilevel"/>
     <w:tmpl w:val="CB540DD0"/>
@@ -13202,7 +14136,7 @@
       </w:pPr>
     </w:lvl>
   </w:abstractNum>
-  <w:abstractNum w:abstractNumId="10" w15:restartNumberingAfterBreak="0">
+  <w:abstractNum w:abstractNumId="13" w15:restartNumberingAfterBreak="0">
     <w:nsid w:val="5E4018CB"/>
     <w:multiLevelType w:val="multilevel"/>
     <w:tmpl w:val="E2B6E934"/>
@@ -13327,7 +14261,7 @@
       </w:rPr>
     </w:lvl>
   </w:abstractNum>
-  <w:abstractNum w:abstractNumId="11" w15:restartNumberingAfterBreak="0">
+  <w:abstractNum w:abstractNumId="14" w15:restartNumberingAfterBreak="0">
     <w:nsid w:val="61C800BF"/>
     <w:multiLevelType w:val="multilevel"/>
     <w:tmpl w:val="AEE8A2AC"/>
@@ -13448,7 +14382,7 @@
       </w:rPr>
     </w:lvl>
   </w:abstractNum>
-  <w:abstractNum w:abstractNumId="12" w15:restartNumberingAfterBreak="0">
+  <w:abstractNum w:abstractNumId="15" w15:restartNumberingAfterBreak="0">
     <w:nsid w:val="622A2350"/>
     <w:multiLevelType w:val="hybridMultilevel"/>
     <w:tmpl w:val="C83C2A70"/>
@@ -13502,7 +14436,119 @@
       <w:lvlJc w:val="left"/>
     </w:lvl>
   </w:abstractNum>
-  <w:abstractNum w:abstractNumId="13" w15:restartNumberingAfterBreak="0">
+  <w:abstractNum w:abstractNumId="16" w15:restartNumberingAfterBreak="0">
+    <w:nsid w:val="675F6A3D"/>
+    <w:multiLevelType w:val="hybridMultilevel"/>
+    <w:tmpl w:val="D8F003D0"/>
+    <w:lvl w:ilvl="0" w:tplc="72A20E72">
+      <w:numFmt w:val="bullet"/>
+      <w:lvlText w:val="·"/>
+      <w:lvlJc w:val="left"/>
+      <w:pPr>
+        <w:ind w:left="2174" w:hanging="756"/>
+      </w:pPr>
+      <w:rPr>
+        <w:rFonts w:ascii="Times New Roman" w:eastAsia="Times New Roman" w:hAnsi="Times New Roman" w:cs="Times New Roman" w:hint="default"/>
+      </w:rPr>
+    </w:lvl>
+    <w:lvl w:ilvl="1" w:tplc="04190003" w:tentative="1">
+      <w:start w:val="1"/>
+      <w:numFmt w:val="bullet"/>
+      <w:lvlText w:val="o"/>
+      <w:lvlJc w:val="left"/>
+      <w:pPr>
+        <w:ind w:left="2149" w:hanging="360"/>
+      </w:pPr>
+      <w:rPr>
+        <w:rFonts w:ascii="Courier New" w:hAnsi="Courier New" w:cs="Courier New" w:hint="default"/>
+      </w:rPr>
+    </w:lvl>
+    <w:lvl w:ilvl="2" w:tplc="04190005" w:tentative="1">
+      <w:start w:val="1"/>
+      <w:numFmt w:val="bullet"/>
+      <w:lvlText w:val=""/>
+      <w:lvlJc w:val="left"/>
+      <w:pPr>
+        <w:ind w:left="2869" w:hanging="360"/>
+      </w:pPr>
+      <w:rPr>
+        <w:rFonts w:ascii="Wingdings" w:hAnsi="Wingdings" w:hint="default"/>
+      </w:rPr>
+    </w:lvl>
+    <w:lvl w:ilvl="3" w:tplc="04190001" w:tentative="1">
+      <w:start w:val="1"/>
+      <w:numFmt w:val="bullet"/>
+      <w:lvlText w:val=""/>
+      <w:lvlJc w:val="left"/>
+      <w:pPr>
+        <w:ind w:left="3589" w:hanging="360"/>
+      </w:pPr>
+      <w:rPr>
+        <w:rFonts w:ascii="Symbol" w:hAnsi="Symbol" w:hint="default"/>
+      </w:rPr>
+    </w:lvl>
+    <w:lvl w:ilvl="4" w:tplc="04190003" w:tentative="1">
+      <w:start w:val="1"/>
+      <w:numFmt w:val="bullet"/>
+      <w:lvlText w:val="o"/>
+      <w:lvlJc w:val="left"/>
+      <w:pPr>
+        <w:ind w:left="4309" w:hanging="360"/>
+      </w:pPr>
+      <w:rPr>
+        <w:rFonts w:ascii="Courier New" w:hAnsi="Courier New" w:cs="Courier New" w:hint="default"/>
+      </w:rPr>
+    </w:lvl>
+    <w:lvl w:ilvl="5" w:tplc="04190005" w:tentative="1">
+      <w:start w:val="1"/>
+      <w:numFmt w:val="bullet"/>
+      <w:lvlText w:val=""/>
+      <w:lvlJc w:val="left"/>
+      <w:pPr>
+        <w:ind w:left="5029" w:hanging="360"/>
+      </w:pPr>
+      <w:rPr>
+        <w:rFonts w:ascii="Wingdings" w:hAnsi="Wingdings" w:hint="default"/>
+      </w:rPr>
+    </w:lvl>
+    <w:lvl w:ilvl="6" w:tplc="04190001" w:tentative="1">
+      <w:start w:val="1"/>
+      <w:numFmt w:val="bullet"/>
+      <w:lvlText w:val=""/>
+      <w:lvlJc w:val="left"/>
+      <w:pPr>
+        <w:ind w:left="5749" w:hanging="360"/>
+      </w:pPr>
+      <w:rPr>
+        <w:rFonts w:ascii="Symbol" w:hAnsi="Symbol" w:hint="default"/>
+      </w:rPr>
+    </w:lvl>
+    <w:lvl w:ilvl="7" w:tplc="04190003" w:tentative="1">
+      <w:start w:val="1"/>
+      <w:numFmt w:val="bullet"/>
+      <w:lvlText w:val="o"/>
+      <w:lvlJc w:val="left"/>
+      <w:pPr>
+        <w:ind w:left="6469" w:hanging="360"/>
+      </w:pPr>
+      <w:rPr>
+        <w:rFonts w:ascii="Courier New" w:hAnsi="Courier New" w:cs="Courier New" w:hint="default"/>
+      </w:rPr>
+    </w:lvl>
+    <w:lvl w:ilvl="8" w:tplc="04190005" w:tentative="1">
+      <w:start w:val="1"/>
+      <w:numFmt w:val="bullet"/>
+      <w:lvlText w:val=""/>
+      <w:lvlJc w:val="left"/>
+      <w:pPr>
+        <w:ind w:left="7189" w:hanging="360"/>
+      </w:pPr>
+      <w:rPr>
+        <w:rFonts w:ascii="Wingdings" w:hAnsi="Wingdings" w:hint="default"/>
+      </w:rPr>
+    </w:lvl>
+  </w:abstractNum>
+  <w:abstractNum w:abstractNumId="17" w15:restartNumberingAfterBreak="0">
     <w:nsid w:val="6AC01791"/>
     <w:multiLevelType w:val="hybridMultilevel"/>
     <w:tmpl w:val="38D827C2"/>
@@ -13592,7 +14638,120 @@
       </w:pPr>
     </w:lvl>
   </w:abstractNum>
-  <w:abstractNum w:abstractNumId="14" w15:restartNumberingAfterBreak="0">
+  <w:abstractNum w:abstractNumId="18" w15:restartNumberingAfterBreak="0">
+    <w:nsid w:val="6ECA08D9"/>
+    <w:multiLevelType w:val="hybridMultilevel"/>
+    <w:tmpl w:val="4BCC62B0"/>
+    <w:lvl w:ilvl="0" w:tplc="04190001">
+      <w:start w:val="1"/>
+      <w:numFmt w:val="bullet"/>
+      <w:lvlText w:val=""/>
+      <w:lvlJc w:val="left"/>
+      <w:pPr>
+        <w:ind w:left="2174" w:hanging="756"/>
+      </w:pPr>
+      <w:rPr>
+        <w:rFonts w:ascii="Symbol" w:hAnsi="Symbol" w:hint="default"/>
+      </w:rPr>
+    </w:lvl>
+    <w:lvl w:ilvl="1" w:tplc="04190003" w:tentative="1">
+      <w:start w:val="1"/>
+      <w:numFmt w:val="bullet"/>
+      <w:lvlText w:val="o"/>
+      <w:lvlJc w:val="left"/>
+      <w:pPr>
+        <w:ind w:left="2149" w:hanging="360"/>
+      </w:pPr>
+      <w:rPr>
+        <w:rFonts w:ascii="Courier New" w:hAnsi="Courier New" w:cs="Courier New" w:hint="default"/>
+      </w:rPr>
+    </w:lvl>
+    <w:lvl w:ilvl="2" w:tplc="04190005" w:tentative="1">
+      <w:start w:val="1"/>
+      <w:numFmt w:val="bullet"/>
+      <w:lvlText w:val=""/>
+      <w:lvlJc w:val="left"/>
+      <w:pPr>
+        <w:ind w:left="2869" w:hanging="360"/>
+      </w:pPr>
+      <w:rPr>
+        <w:rFonts w:ascii="Wingdings" w:hAnsi="Wingdings" w:hint="default"/>
+      </w:rPr>
+    </w:lvl>
+    <w:lvl w:ilvl="3" w:tplc="04190001" w:tentative="1">
+      <w:start w:val="1"/>
+      <w:numFmt w:val="bullet"/>
+      <w:lvlText w:val=""/>
+      <w:lvlJc w:val="left"/>
+      <w:pPr>
+        <w:ind w:left="3589" w:hanging="360"/>
+      </w:pPr>
+      <w:rPr>
+        <w:rFonts w:ascii="Symbol" w:hAnsi="Symbol" w:hint="default"/>
+      </w:rPr>
+    </w:lvl>
+    <w:lvl w:ilvl="4" w:tplc="04190003" w:tentative="1">
+      <w:start w:val="1"/>
+      <w:numFmt w:val="bullet"/>
+      <w:lvlText w:val="o"/>
+      <w:lvlJc w:val="left"/>
+      <w:pPr>
+        <w:ind w:left="4309" w:hanging="360"/>
+      </w:pPr>
+      <w:rPr>
+        <w:rFonts w:ascii="Courier New" w:hAnsi="Courier New" w:cs="Courier New" w:hint="default"/>
+      </w:rPr>
+    </w:lvl>
+    <w:lvl w:ilvl="5" w:tplc="04190005" w:tentative="1">
+      <w:start w:val="1"/>
+      <w:numFmt w:val="bullet"/>
+      <w:lvlText w:val=""/>
+      <w:lvlJc w:val="left"/>
+      <w:pPr>
+        <w:ind w:left="5029" w:hanging="360"/>
+      </w:pPr>
+      <w:rPr>
+        <w:rFonts w:ascii="Wingdings" w:hAnsi="Wingdings" w:hint="default"/>
+      </w:rPr>
+    </w:lvl>
+    <w:lvl w:ilvl="6" w:tplc="04190001" w:tentative="1">
+      <w:start w:val="1"/>
+      <w:numFmt w:val="bullet"/>
+      <w:lvlText w:val=""/>
+      <w:lvlJc w:val="left"/>
+      <w:pPr>
+        <w:ind w:left="5749" w:hanging="360"/>
+      </w:pPr>
+      <w:rPr>
+        <w:rFonts w:ascii="Symbol" w:hAnsi="Symbol" w:hint="default"/>
+      </w:rPr>
+    </w:lvl>
+    <w:lvl w:ilvl="7" w:tplc="04190003" w:tentative="1">
+      <w:start w:val="1"/>
+      <w:numFmt w:val="bullet"/>
+      <w:lvlText w:val="o"/>
+      <w:lvlJc w:val="left"/>
+      <w:pPr>
+        <w:ind w:left="6469" w:hanging="360"/>
+      </w:pPr>
+      <w:rPr>
+        <w:rFonts w:ascii="Courier New" w:hAnsi="Courier New" w:cs="Courier New" w:hint="default"/>
+      </w:rPr>
+    </w:lvl>
+    <w:lvl w:ilvl="8" w:tplc="04190005" w:tentative="1">
+      <w:start w:val="1"/>
+      <w:numFmt w:val="bullet"/>
+      <w:lvlText w:val=""/>
+      <w:lvlJc w:val="left"/>
+      <w:pPr>
+        <w:ind w:left="7189" w:hanging="360"/>
+      </w:pPr>
+      <w:rPr>
+        <w:rFonts w:ascii="Wingdings" w:hAnsi="Wingdings" w:hint="default"/>
+      </w:rPr>
+    </w:lvl>
+  </w:abstractNum>
+  <w:abstractNum w:abstractNumId="19" w15:restartNumberingAfterBreak="0">
     <w:nsid w:val="7A195D67"/>
     <w:multiLevelType w:val="hybridMultilevel"/>
     <w:tmpl w:val="B6986CF8"/>
@@ -13681,7 +14840,7 @@
       </w:pPr>
     </w:lvl>
   </w:abstractNum>
-  <w:abstractNum w:abstractNumId="15" w15:restartNumberingAfterBreak="0">
+  <w:abstractNum w:abstractNumId="20" w15:restartNumberingAfterBreak="0">
     <w:nsid w:val="7F522EDC"/>
     <w:multiLevelType w:val="multilevel"/>
     <w:tmpl w:val="B404A878"/>
@@ -13802,22 +14961,22 @@
     <w:abstractNumId w:val="3"/>
   </w:num>
   <w:num w:numId="2">
-    <w:abstractNumId w:val="14"/>
+    <w:abstractNumId w:val="19"/>
   </w:num>
   <w:num w:numId="3">
-    <w:abstractNumId w:val="8"/>
+    <w:abstractNumId w:val="11"/>
   </w:num>
   <w:num w:numId="4">
-    <w:abstractNumId w:val="15"/>
+    <w:abstractNumId w:val="20"/>
   </w:num>
   <w:num w:numId="5">
-    <w:abstractNumId w:val="7"/>
+    <w:abstractNumId w:val="10"/>
   </w:num>
   <w:num w:numId="6">
     <w:abstractNumId w:val="0"/>
   </w:num>
   <w:num w:numId="7">
-    <w:abstractNumId w:val="15"/>
+    <w:abstractNumId w:val="20"/>
     <w:lvlOverride w:ilvl="0">
       <w:startOverride w:val="1"/>
     </w:lvlOverride>
@@ -13847,31 +15006,31 @@
     </w:lvlOverride>
   </w:num>
   <w:num w:numId="8">
-    <w:abstractNumId w:val="6"/>
+    <w:abstractNumId w:val="9"/>
   </w:num>
   <w:num w:numId="9">
+    <w:abstractNumId w:val="14"/>
+  </w:num>
+  <w:num w:numId="10">
     <w:abstractNumId w:val="11"/>
   </w:num>
-  <w:num w:numId="10">
-    <w:abstractNumId w:val="8"/>
-  </w:num>
   <w:num w:numId="11">
-    <w:abstractNumId w:val="10"/>
+    <w:abstractNumId w:val="13"/>
   </w:num>
   <w:num w:numId="12">
     <w:abstractNumId w:val="2"/>
   </w:num>
   <w:num w:numId="13">
-    <w:abstractNumId w:val="12"/>
+    <w:abstractNumId w:val="15"/>
     <w:lvlOverride w:ilvl="0">
       <w:startOverride w:val="1"/>
     </w:lvlOverride>
   </w:num>
   <w:num w:numId="14">
-    <w:abstractNumId w:val="13"/>
+    <w:abstractNumId w:val="17"/>
   </w:num>
   <w:num w:numId="15">
-    <w:abstractNumId w:val="9"/>
+    <w:abstractNumId w:val="12"/>
   </w:num>
   <w:num w:numId="16">
     <w:abstractNumId w:val="1"/>
@@ -13880,10 +15039,10 @@
     <w:abstractNumId w:val="2"/>
   </w:num>
   <w:num w:numId="18">
-    <w:abstractNumId w:val="5"/>
+    <w:abstractNumId w:val="6"/>
   </w:num>
   <w:num w:numId="19">
-    <w:abstractNumId w:val="4"/>
+    <w:abstractNumId w:val="5"/>
   </w:num>
   <w:num w:numId="20">
     <w:abstractNumId w:val="2"/>
@@ -13914,6 +15073,21 @@
     <w:lvlOverride w:ilvl="8">
       <w:startOverride w:val="1"/>
     </w:lvlOverride>
+  </w:num>
+  <w:num w:numId="21">
+    <w:abstractNumId w:val="8"/>
+  </w:num>
+  <w:num w:numId="22">
+    <w:abstractNumId w:val="4"/>
+  </w:num>
+  <w:num w:numId="23">
+    <w:abstractNumId w:val="7"/>
+  </w:num>
+  <w:num w:numId="24">
+    <w:abstractNumId w:val="16"/>
+  </w:num>
+  <w:num w:numId="25">
+    <w:abstractNumId w:val="18"/>
   </w:num>
 </w:numbering>
 </file>
@@ -14357,11 +15531,12 @@
     <w:uiPriority w:val="9"/>
     <w:unhideWhenUsed/>
     <w:qFormat/>
-    <w:rsid w:val="00776AAA"/>
+    <w:rsid w:val="005F0699"/>
     <w:pPr>
       <w:numPr>
         <w:ilvl w:val="1"/>
       </w:numPr>
+      <w:ind w:left="709"/>
       <w:outlineLvl w:val="1"/>
     </w:pPr>
   </w:style>
@@ -14542,14 +15717,15 @@
     <w:basedOn w:val="a0"/>
     <w:link w:val="2"/>
     <w:uiPriority w:val="9"/>
-    <w:rsid w:val="00776AAA"/>
+    <w:rsid w:val="005F0699"/>
     <w:rPr>
-      <w:rFonts w:ascii="Times New Roman" w:eastAsia="Times New Roman" w:hAnsi="Times New Roman" w:cs="Times New Roman"/>
+      <w:rFonts w:ascii="Times New Roman" w:eastAsiaTheme="majorEastAsia" w:hAnsi="Times New Roman" w:cs="Times New Roman"/>
       <w:b/>
       <w:bCs/>
+      <w:color w:val="000000" w:themeColor="text1"/>
       <w:sz w:val="28"/>
       <w:szCs w:val="28"/>
-      <w:lang w:eastAsia="ru-RU" w:bidi="ru-RU"/>
+      <w:lang w:val="en-US" w:eastAsia="ru-RU" w:bidi="ru-RU"/>
     </w:rPr>
   </w:style>
   <w:style w:type="character" w:customStyle="1" w:styleId="30">
@@ -15084,7 +16260,7 @@
 </file>
 
 <file path=customXml/itemProps1.xml><?xml version="1.0" encoding="utf-8"?>
-<ds:datastoreItem xmlns:ds="http://schemas.openxmlformats.org/officeDocument/2006/customXml" ds:itemID="{473402C4-0F2B-4A64-8766-2FA83CE03F85}">
+<ds:datastoreItem xmlns:ds="http://schemas.openxmlformats.org/officeDocument/2006/customXml" ds:itemID="{2E7670C8-18B4-4B11-8290-338070140E39}">
   <ds:schemaRefs>
     <ds:schemaRef ds:uri="http://schemas.openxmlformats.org/officeDocument/2006/bibliography"/>
   </ds:schemaRefs>

--- a/Документы/Диплом_Парамонова_АС.docx
+++ b/Документы/Диплом_Парамонова_АС.docx
@@ -1136,7 +1136,7 @@
           <w:r>
             <w:fldChar w:fldCharType="separate"/>
           </w:r>
-          <w:hyperlink w:anchor="_Toc231164213" w:history="1">
+          <w:hyperlink w:anchor="_Toc231214195" w:history="1">
             <w:r>
               <w:rPr>
                 <w:rStyle w:val="aa"/>
@@ -1163,7 +1163,7 @@
                 <w:noProof/>
                 <w:webHidden/>
               </w:rPr>
-              <w:instrText xml:space="preserve"> PAGEREF _Toc231164213 \h </w:instrText>
+              <w:instrText xml:space="preserve"> PAGEREF _Toc231214195 \h </w:instrText>
             </w:r>
             <w:r>
               <w:rPr>
@@ -1208,7 +1208,7 @@
               <w:lang w:bidi="ar-SA"/>
             </w:rPr>
           </w:pPr>
-          <w:hyperlink w:anchor="_Toc231164214" w:history="1">
+          <w:hyperlink w:anchor="_Toc231214196" w:history="1">
             <w:r>
               <w:rPr>
                 <w:rStyle w:val="aa"/>
@@ -1235,7 +1235,7 @@
                 <w:noProof/>
                 <w:webHidden/>
               </w:rPr>
-              <w:instrText xml:space="preserve"> PAGEREF _Toc231164214 \h </w:instrText>
+              <w:instrText xml:space="preserve"> PAGEREF _Toc231214196 \h </w:instrText>
             </w:r>
             <w:r>
               <w:rPr>
@@ -1280,7 +1280,7 @@
               <w:lang w:bidi="ar-SA"/>
             </w:rPr>
           </w:pPr>
-          <w:hyperlink w:anchor="_Toc231164215" w:history="1">
+          <w:hyperlink w:anchor="_Toc231214197" w:history="1">
             <w:r>
               <w:rPr>
                 <w:rStyle w:val="aa"/>
@@ -1307,7 +1307,7 @@
                 <w:noProof/>
                 <w:webHidden/>
               </w:rPr>
-              <w:instrText xml:space="preserve"> PAGEREF _Toc231164215 \h </w:instrText>
+              <w:instrText xml:space="preserve"> PAGEREF _Toc231214197 \h </w:instrText>
             </w:r>
             <w:r>
               <w:rPr>
@@ -1352,7 +1352,7 @@
               <w:lang w:bidi="ar-SA"/>
             </w:rPr>
           </w:pPr>
-          <w:hyperlink w:anchor="_Toc231164216" w:history="1">
+          <w:hyperlink w:anchor="_Toc231214198" w:history="1">
             <w:r>
               <w:rPr>
                 <w:rStyle w:val="aa"/>
@@ -1379,7 +1379,7 @@
                 <w:noProof/>
                 <w:webHidden/>
               </w:rPr>
-              <w:instrText xml:space="preserve"> PAGEREF _Toc231164216 \h </w:instrText>
+              <w:instrText xml:space="preserve"> PAGEREF _Toc231214198 \h </w:instrText>
             </w:r>
             <w:r>
               <w:rPr>
@@ -1424,7 +1424,7 @@
               <w:lang w:bidi="ar-SA"/>
             </w:rPr>
           </w:pPr>
-          <w:hyperlink w:anchor="_Toc231164217" w:history="1">
+          <w:hyperlink w:anchor="_Toc231214199" w:history="1">
             <w:r>
               <w:rPr>
                 <w:rStyle w:val="aa"/>
@@ -1451,7 +1451,7 @@
                 <w:noProof/>
                 <w:webHidden/>
               </w:rPr>
-              <w:instrText xml:space="preserve"> PAGEREF _Toc231164217 \h </w:instrText>
+              <w:instrText xml:space="preserve"> PAGEREF _Toc231214199 \h </w:instrText>
             </w:r>
             <w:r>
               <w:rPr>
@@ -1496,7 +1496,7 @@
               <w:lang w:bidi="ar-SA"/>
             </w:rPr>
           </w:pPr>
-          <w:hyperlink w:anchor="_Toc231164218" w:history="1">
+          <w:hyperlink w:anchor="_Toc231214200" w:history="1">
             <w:r>
               <w:rPr>
                 <w:rStyle w:val="aa"/>
@@ -1523,7 +1523,7 @@
                 <w:noProof/>
                 <w:webHidden/>
               </w:rPr>
-              <w:instrText xml:space="preserve"> PAGEREF _Toc231164218 \h </w:instrText>
+              <w:instrText xml:space="preserve"> PAGEREF _Toc231214200 \h </w:instrText>
             </w:r>
             <w:r>
               <w:rPr>
@@ -1568,7 +1568,7 @@
               <w:lang w:bidi="ar-SA"/>
             </w:rPr>
           </w:pPr>
-          <w:hyperlink w:anchor="_Toc231164219" w:history="1">
+          <w:hyperlink w:anchor="_Toc231214201" w:history="1">
             <w:r>
               <w:rPr>
                 <w:rStyle w:val="aa"/>
@@ -1595,7 +1595,7 @@
                 <w:noProof/>
                 <w:webHidden/>
               </w:rPr>
-              <w:instrText xml:space="preserve"> PAGEREF _Toc231164219 \h </w:instrText>
+              <w:instrText xml:space="preserve"> PAGEREF _Toc231214201 \h </w:instrText>
             </w:r>
             <w:r>
               <w:rPr>
@@ -1640,7 +1640,7 @@
               <w:lang w:bidi="ar-SA"/>
             </w:rPr>
           </w:pPr>
-          <w:hyperlink w:anchor="_Toc231164220" w:history="1">
+          <w:hyperlink w:anchor="_Toc231214202" w:history="1">
             <w:r>
               <w:rPr>
                 <w:rStyle w:val="aa"/>
@@ -1667,7 +1667,7 @@
                 <w:noProof/>
                 <w:webHidden/>
               </w:rPr>
-              <w:instrText xml:space="preserve"> PAGEREF _Toc231164220 \h </w:instrText>
+              <w:instrText xml:space="preserve"> PAGEREF _Toc231214202 \h </w:instrText>
             </w:r>
             <w:r>
               <w:rPr>
@@ -1712,7 +1712,7 @@
               <w:lang w:bidi="ar-SA"/>
             </w:rPr>
           </w:pPr>
-          <w:hyperlink w:anchor="_Toc231164221" w:history="1">
+          <w:hyperlink w:anchor="_Toc231214203" w:history="1">
             <w:r>
               <w:rPr>
                 <w:rStyle w:val="aa"/>
@@ -1739,7 +1739,7 @@
                 <w:noProof/>
                 <w:webHidden/>
               </w:rPr>
-              <w:instrText xml:space="preserve"> PAGEREF _Toc231164221 \h </w:instrText>
+              <w:instrText xml:space="preserve"> PAGEREF _Toc231214203 \h </w:instrText>
             </w:r>
             <w:r>
               <w:rPr>
@@ -1784,7 +1784,7 @@
               <w:lang w:bidi="ar-SA"/>
             </w:rPr>
           </w:pPr>
-          <w:hyperlink w:anchor="_Toc231164222" w:history="1">
+          <w:hyperlink w:anchor="_Toc231214204" w:history="1">
             <w:r>
               <w:rPr>
                 <w:rStyle w:val="aa"/>
@@ -1811,7 +1811,7 @@
                 <w:noProof/>
                 <w:webHidden/>
               </w:rPr>
-              <w:instrText xml:space="preserve"> PAGEREF _Toc231164222 \h </w:instrText>
+              <w:instrText xml:space="preserve"> PAGEREF _Toc231214204 \h </w:instrText>
             </w:r>
             <w:r>
               <w:rPr>
@@ -1831,7 +1831,7 @@
                 <w:noProof/>
                 <w:webHidden/>
               </w:rPr>
-              <w:t>16</w:t>
+              <w:t>15</w:t>
             </w:r>
             <w:r>
               <w:rPr>
@@ -1856,7 +1856,7 @@
               <w:lang w:bidi="ar-SA"/>
             </w:rPr>
           </w:pPr>
-          <w:hyperlink w:anchor="_Toc231164223" w:history="1">
+          <w:hyperlink w:anchor="_Toc231214205" w:history="1">
             <w:r>
               <w:rPr>
                 <w:rStyle w:val="aa"/>
@@ -1883,7 +1883,7 @@
                 <w:noProof/>
                 <w:webHidden/>
               </w:rPr>
-              <w:instrText xml:space="preserve"> PAGEREF _Toc231164223 \h </w:instrText>
+              <w:instrText xml:space="preserve"> PAGEREF _Toc231214205 \h </w:instrText>
             </w:r>
             <w:r>
               <w:rPr>
@@ -1903,7 +1903,7 @@
                 <w:noProof/>
                 <w:webHidden/>
               </w:rPr>
-              <w:t>16</w:t>
+              <w:t>15</w:t>
             </w:r>
             <w:r>
               <w:rPr>
@@ -1928,7 +1928,7 @@
               <w:lang w:bidi="ar-SA"/>
             </w:rPr>
           </w:pPr>
-          <w:hyperlink w:anchor="_Toc231164224" w:history="1">
+          <w:hyperlink w:anchor="_Toc231214206" w:history="1">
             <w:r>
               <w:rPr>
                 <w:rStyle w:val="aa"/>
@@ -1955,7 +1955,7 @@
                 <w:noProof/>
                 <w:webHidden/>
               </w:rPr>
-              <w:instrText xml:space="preserve"> PAGEREF _Toc231164224 \h </w:instrText>
+              <w:instrText xml:space="preserve"> PAGEREF _Toc231214206 \h </w:instrText>
             </w:r>
             <w:r>
               <w:rPr>
@@ -1975,7 +1975,7 @@
                 <w:noProof/>
                 <w:webHidden/>
               </w:rPr>
-              <w:t>16</w:t>
+              <w:t>15</w:t>
             </w:r>
             <w:r>
               <w:rPr>
@@ -2000,7 +2000,7 @@
               <w:lang w:bidi="ar-SA"/>
             </w:rPr>
           </w:pPr>
-          <w:hyperlink w:anchor="_Toc231164225" w:history="1">
+          <w:hyperlink w:anchor="_Toc231214207" w:history="1">
             <w:r>
               <w:rPr>
                 <w:rStyle w:val="aa"/>
@@ -2027,7 +2027,7 @@
                 <w:noProof/>
                 <w:webHidden/>
               </w:rPr>
-              <w:instrText xml:space="preserve"> PAGEREF _Toc231164225 \h </w:instrText>
+              <w:instrText xml:space="preserve"> PAGEREF _Toc231214207 \h </w:instrText>
             </w:r>
             <w:r>
               <w:rPr>
@@ -2047,7 +2047,7 @@
                 <w:noProof/>
                 <w:webHidden/>
               </w:rPr>
-              <w:t>17</w:t>
+              <w:t>16</w:t>
             </w:r>
             <w:r>
               <w:rPr>
@@ -2072,13 +2072,27 @@
               <w:lang w:bidi="ar-SA"/>
             </w:rPr>
           </w:pPr>
-          <w:hyperlink w:anchor="_Toc231164226" w:history="1">
+          <w:hyperlink w:anchor="_Toc231214208" w:history="1">
             <w:r>
               <w:rPr>
                 <w:rStyle w:val="aa"/>
                 <w:noProof/>
               </w:rPr>
-              <w:t>2.2.2 Выходные данные</w:t>
+              <w:t>2.2.2 Вы</w:t>
+            </w:r>
+            <w:r>
+              <w:rPr>
+                <w:rStyle w:val="aa"/>
+                <w:noProof/>
+              </w:rPr>
+              <w:t>х</w:t>
+            </w:r>
+            <w:r>
+              <w:rPr>
+                <w:rStyle w:val="aa"/>
+                <w:noProof/>
+              </w:rPr>
+              <w:t>одные данные</w:t>
             </w:r>
             <w:r>
               <w:rPr>
@@ -2099,7 +2113,7 @@
                 <w:noProof/>
                 <w:webHidden/>
               </w:rPr>
-              <w:instrText xml:space="preserve"> PAGEREF _Toc231164226 \h </w:instrText>
+              <w:instrText xml:space="preserve"> PAGEREF _Toc231214208 \h </w:instrText>
             </w:r>
             <w:r>
               <w:rPr>
@@ -2119,7 +2133,7 @@
                 <w:noProof/>
                 <w:webHidden/>
               </w:rPr>
-              <w:t>18</w:t>
+              <w:t>17</w:t>
             </w:r>
             <w:r>
               <w:rPr>
@@ -2144,13 +2158,13 @@
               <w:lang w:bidi="ar-SA"/>
             </w:rPr>
           </w:pPr>
-          <w:hyperlink w:anchor="_Toc231164227" w:history="1">
+          <w:hyperlink w:anchor="_Toc231214209" w:history="1">
             <w:r>
               <w:rPr>
                 <w:rStyle w:val="aa"/>
                 <w:noProof/>
               </w:rPr>
-              <w:t>2.3 Описание процессов и информационных потоков системы</w:t>
+              <w:t>2.3 Описание процессов и потоков информационной системы</w:t>
             </w:r>
             <w:r>
               <w:rPr>
@@ -2171,7 +2185,7 @@
                 <w:noProof/>
                 <w:webHidden/>
               </w:rPr>
-              <w:instrText xml:space="preserve"> PAGEREF _Toc231164227 \h </w:instrText>
+              <w:instrText xml:space="preserve"> PAGEREF _Toc231214209 \h </w:instrText>
             </w:r>
             <w:r>
               <w:rPr>
@@ -2191,7 +2205,7 @@
                 <w:noProof/>
                 <w:webHidden/>
               </w:rPr>
-              <w:t>19</w:t>
+              <w:t>18</w:t>
             </w:r>
             <w:r>
               <w:rPr>
@@ -2216,13 +2230,27 @@
               <w:lang w:bidi="ar-SA"/>
             </w:rPr>
           </w:pPr>
-          <w:hyperlink w:anchor="_Toc231164228" w:history="1">
+          <w:hyperlink w:anchor="_Toc231214210" w:history="1">
             <w:r>
               <w:rPr>
                 <w:rStyle w:val="aa"/>
                 <w:noProof/>
               </w:rPr>
-              <w:t>2.3.1 IDEF0</w:t>
+              <w:t>2.3.1 ID</w:t>
+            </w:r>
+            <w:r>
+              <w:rPr>
+                <w:rStyle w:val="aa"/>
+                <w:noProof/>
+              </w:rPr>
+              <w:t>E</w:t>
+            </w:r>
+            <w:r>
+              <w:rPr>
+                <w:rStyle w:val="aa"/>
+                <w:noProof/>
+              </w:rPr>
+              <w:t>F0</w:t>
             </w:r>
             <w:r>
               <w:rPr>
@@ -2243,7 +2271,7 @@
                 <w:noProof/>
                 <w:webHidden/>
               </w:rPr>
-              <w:instrText xml:space="preserve"> PAGEREF _Toc231164228 \h </w:instrText>
+              <w:instrText xml:space="preserve"> PAGEREF _Toc231214210 \h </w:instrText>
             </w:r>
             <w:r>
               <w:rPr>
@@ -2263,7 +2291,7 @@
                 <w:noProof/>
                 <w:webHidden/>
               </w:rPr>
-              <w:t>20</w:t>
+              <w:t>19</w:t>
             </w:r>
             <w:r>
               <w:rPr>
@@ -2288,7 +2316,7 @@
               <w:lang w:bidi="ar-SA"/>
             </w:rPr>
           </w:pPr>
-          <w:hyperlink w:anchor="_Toc231164229" w:history="1">
+          <w:hyperlink w:anchor="_Toc231214211" w:history="1">
             <w:r>
               <w:rPr>
                 <w:rStyle w:val="aa"/>
@@ -2315,7 +2343,7 @@
                 <w:noProof/>
                 <w:webHidden/>
               </w:rPr>
-              <w:instrText xml:space="preserve"> PAGEREF _Toc231164229 \h </w:instrText>
+              <w:instrText xml:space="preserve"> PAGEREF _Toc231214211 \h </w:instrText>
             </w:r>
             <w:r>
               <w:rPr>
@@ -2335,7 +2363,7 @@
                 <w:noProof/>
                 <w:webHidden/>
               </w:rPr>
-              <w:t>22</w:t>
+              <w:t>21</w:t>
             </w:r>
             <w:r>
               <w:rPr>
@@ -2360,7 +2388,7 @@
               <w:lang w:bidi="ar-SA"/>
             </w:rPr>
           </w:pPr>
-          <w:hyperlink w:anchor="_Toc231164230" w:history="1">
+          <w:hyperlink w:anchor="_Toc231214212" w:history="1">
             <w:r>
               <w:rPr>
                 <w:rStyle w:val="aa"/>
@@ -2387,7 +2415,7 @@
                 <w:noProof/>
                 <w:webHidden/>
               </w:rPr>
-              <w:instrText xml:space="preserve"> PAGEREF _Toc231164230 \h </w:instrText>
+              <w:instrText xml:space="preserve"> PAGEREF _Toc231214212 \h </w:instrText>
             </w:r>
             <w:r>
               <w:rPr>
@@ -2407,7 +2435,7 @@
                 <w:noProof/>
                 <w:webHidden/>
               </w:rPr>
-              <w:t>24</w:t>
+              <w:t>23</w:t>
             </w:r>
             <w:r>
               <w:rPr>
@@ -2432,7 +2460,7 @@
               <w:lang w:bidi="ar-SA"/>
             </w:rPr>
           </w:pPr>
-          <w:hyperlink w:anchor="_Toc231164231" w:history="1">
+          <w:hyperlink w:anchor="_Toc231214213" w:history="1">
             <w:r>
               <w:rPr>
                 <w:rStyle w:val="aa"/>
@@ -2459,7 +2487,7 @@
                 <w:noProof/>
                 <w:webHidden/>
               </w:rPr>
-              <w:instrText xml:space="preserve"> PAGEREF _Toc231164231 \h </w:instrText>
+              <w:instrText xml:space="preserve"> PAGEREF _Toc231214213 \h </w:instrText>
             </w:r>
             <w:r>
               <w:rPr>
@@ -2479,7 +2507,7 @@
                 <w:noProof/>
                 <w:webHidden/>
               </w:rPr>
-              <w:t>33</w:t>
+              <w:t>32</w:t>
             </w:r>
             <w:r>
               <w:rPr>
@@ -2504,7 +2532,7 @@
               <w:lang w:bidi="ar-SA"/>
             </w:rPr>
           </w:pPr>
-          <w:hyperlink w:anchor="_Toc231164232" w:history="1">
+          <w:hyperlink w:anchor="_Toc231214214" w:history="1">
             <w:r>
               <w:rPr>
                 <w:rStyle w:val="aa"/>
@@ -2531,7 +2559,7 @@
                 <w:noProof/>
                 <w:webHidden/>
               </w:rPr>
-              <w:instrText xml:space="preserve"> PAGEREF _Toc231164232 \h </w:instrText>
+              <w:instrText xml:space="preserve"> PAGEREF _Toc231214214 \h </w:instrText>
             </w:r>
             <w:r>
               <w:rPr>
@@ -2551,7 +2579,7 @@
                 <w:noProof/>
                 <w:webHidden/>
               </w:rPr>
-              <w:t>35</w:t>
+              <w:t>34</w:t>
             </w:r>
             <w:r>
               <w:rPr>
@@ -2576,7 +2604,7 @@
               <w:lang w:bidi="ar-SA"/>
             </w:rPr>
           </w:pPr>
-          <w:hyperlink w:anchor="_Toc231164233" w:history="1">
+          <w:hyperlink w:anchor="_Toc231214215" w:history="1">
             <w:r>
               <w:rPr>
                 <w:rStyle w:val="aa"/>
@@ -2603,7 +2631,7 @@
                 <w:noProof/>
                 <w:webHidden/>
               </w:rPr>
-              <w:instrText xml:space="preserve"> PAGEREF _Toc231164233 \h </w:instrText>
+              <w:instrText xml:space="preserve"> PAGEREF _Toc231214215 \h </w:instrText>
             </w:r>
             <w:r>
               <w:rPr>
@@ -2623,7 +2651,7 @@
                 <w:noProof/>
                 <w:webHidden/>
               </w:rPr>
-              <w:t>41</w:t>
+              <w:t>40</w:t>
             </w:r>
             <w:r>
               <w:rPr>
@@ -2648,7 +2676,7 @@
               <w:lang w:bidi="ar-SA"/>
             </w:rPr>
           </w:pPr>
-          <w:hyperlink w:anchor="_Toc231164234" w:history="1">
+          <w:hyperlink w:anchor="_Toc231214216" w:history="1">
             <w:r>
               <w:rPr>
                 <w:rStyle w:val="aa"/>
@@ -2675,7 +2703,7 @@
                 <w:noProof/>
                 <w:webHidden/>
               </w:rPr>
-              <w:instrText xml:space="preserve"> PAGEREF _Toc231164234 \h </w:instrText>
+              <w:instrText xml:space="preserve"> PAGEREF _Toc231214216 \h </w:instrText>
             </w:r>
             <w:r>
               <w:rPr>
@@ -2695,7 +2723,7 @@
                 <w:noProof/>
                 <w:webHidden/>
               </w:rPr>
-              <w:t>41</w:t>
+              <w:t>40</w:t>
             </w:r>
             <w:r>
               <w:rPr>
@@ -2720,7 +2748,7 @@
               <w:lang w:bidi="ar-SA"/>
             </w:rPr>
           </w:pPr>
-          <w:hyperlink w:anchor="_Toc231164235" w:history="1">
+          <w:hyperlink w:anchor="_Toc231214217" w:history="1">
             <w:r>
               <w:rPr>
                 <w:rStyle w:val="aa"/>
@@ -2747,7 +2775,7 @@
                 <w:noProof/>
                 <w:webHidden/>
               </w:rPr>
-              <w:instrText xml:space="preserve"> PAGEREF _Toc231164235 \h </w:instrText>
+              <w:instrText xml:space="preserve"> PAGEREF _Toc231214217 \h </w:instrText>
             </w:r>
             <w:r>
               <w:rPr>
@@ -2767,7 +2795,7 @@
                 <w:noProof/>
                 <w:webHidden/>
               </w:rPr>
-              <w:t>43</w:t>
+              <w:t>42</w:t>
             </w:r>
             <w:r>
               <w:rPr>
@@ -2792,7 +2820,7 @@
               <w:lang w:bidi="ar-SA"/>
             </w:rPr>
           </w:pPr>
-          <w:hyperlink w:anchor="_Toc231164236" w:history="1">
+          <w:hyperlink w:anchor="_Toc231214218" w:history="1">
             <w:r>
               <w:rPr>
                 <w:rStyle w:val="aa"/>
@@ -2819,7 +2847,7 @@
                 <w:noProof/>
                 <w:webHidden/>
               </w:rPr>
-              <w:instrText xml:space="preserve"> PAGEREF _Toc231164236 \h </w:instrText>
+              <w:instrText xml:space="preserve"> PAGEREF _Toc231214218 \h </w:instrText>
             </w:r>
             <w:r>
               <w:rPr>
@@ -2839,7 +2867,7 @@
                 <w:noProof/>
                 <w:webHidden/>
               </w:rPr>
-              <w:t>44</w:t>
+              <w:t>43</w:t>
             </w:r>
             <w:r>
               <w:rPr>
@@ -2864,7 +2892,7 @@
               <w:lang w:bidi="ar-SA"/>
             </w:rPr>
           </w:pPr>
-          <w:hyperlink w:anchor="_Toc231164237" w:history="1">
+          <w:hyperlink w:anchor="_Toc231214219" w:history="1">
             <w:r>
               <w:rPr>
                 <w:rStyle w:val="aa"/>
@@ -2891,7 +2919,7 @@
                 <w:noProof/>
                 <w:webHidden/>
               </w:rPr>
-              <w:instrText xml:space="preserve"> PAGEREF _Toc231164237 \h </w:instrText>
+              <w:instrText xml:space="preserve"> PAGEREF _Toc231214219 \h </w:instrText>
             </w:r>
             <w:r>
               <w:rPr>
@@ -2911,7 +2939,7 @@
                 <w:noProof/>
                 <w:webHidden/>
               </w:rPr>
-              <w:t>44</w:t>
+              <w:t>43</w:t>
             </w:r>
             <w:r>
               <w:rPr>
@@ -2936,7 +2964,7 @@
               <w:lang w:bidi="ar-SA"/>
             </w:rPr>
           </w:pPr>
-          <w:hyperlink w:anchor="_Toc231164238" w:history="1">
+          <w:hyperlink w:anchor="_Toc231214220" w:history="1">
             <w:r>
               <w:rPr>
                 <w:rStyle w:val="aa"/>
@@ -2963,7 +2991,7 @@
                 <w:noProof/>
                 <w:webHidden/>
               </w:rPr>
-              <w:instrText xml:space="preserve"> PAGEREF _Toc231164238 \h </w:instrText>
+              <w:instrText xml:space="preserve"> PAGEREF _Toc231214220 \h </w:instrText>
             </w:r>
             <w:r>
               <w:rPr>
@@ -2983,7 +3011,7 @@
                 <w:noProof/>
                 <w:webHidden/>
               </w:rPr>
-              <w:t>49</w:t>
+              <w:t>48</w:t>
             </w:r>
             <w:r>
               <w:rPr>
@@ -3008,7 +3036,7 @@
               <w:lang w:bidi="ar-SA"/>
             </w:rPr>
           </w:pPr>
-          <w:hyperlink w:anchor="_Toc231164239" w:history="1">
+          <w:hyperlink w:anchor="_Toc231214221" w:history="1">
             <w:r>
               <w:rPr>
                 <w:rStyle w:val="aa"/>
@@ -3035,7 +3063,7 @@
                 <w:noProof/>
                 <w:webHidden/>
               </w:rPr>
-              <w:instrText xml:space="preserve"> PAGEREF _Toc231164239 \h </w:instrText>
+              <w:instrText xml:space="preserve"> PAGEREF _Toc231214221 \h </w:instrText>
             </w:r>
             <w:r>
               <w:rPr>
@@ -3055,7 +3083,7 @@
                 <w:noProof/>
                 <w:webHidden/>
               </w:rPr>
-              <w:t>50</w:t>
+              <w:t>49</w:t>
             </w:r>
             <w:r>
               <w:rPr>
@@ -3080,7 +3108,7 @@
               <w:lang w:bidi="ar-SA"/>
             </w:rPr>
           </w:pPr>
-          <w:hyperlink w:anchor="_Toc231164240" w:history="1">
+          <w:hyperlink w:anchor="_Toc231214222" w:history="1">
             <w:r>
               <w:rPr>
                 <w:rStyle w:val="aa"/>
@@ -3107,7 +3135,7 @@
                 <w:noProof/>
                 <w:webHidden/>
               </w:rPr>
-              <w:instrText xml:space="preserve"> PAGEREF _Toc231164240 \h </w:instrText>
+              <w:instrText xml:space="preserve"> PAGEREF _Toc231214222 \h </w:instrText>
             </w:r>
             <w:r>
               <w:rPr>
@@ -3127,7 +3155,7 @@
                 <w:noProof/>
                 <w:webHidden/>
               </w:rPr>
-              <w:t>53</w:t>
+              <w:t>52</w:t>
             </w:r>
             <w:r>
               <w:rPr>
@@ -3173,7 +3201,7 @@
         </w:rPr>
       </w:pPr>
       <w:bookmarkStart w:id="0" w:name="_Toc231062503"/>
-      <w:bookmarkStart w:id="1" w:name="_Toc231164213"/>
+      <w:bookmarkStart w:id="1" w:name="_Toc231214195"/>
       <w:r>
         <w:rPr>
           <w:lang w:val="ru-RU"/>
@@ -3181,10 +3209,8 @@
         <w:lastRenderedPageBreak/>
         <w:t>ВВЕДЕНИЕ</w:t>
       </w:r>
-      <w:bookmarkStart w:id="2" w:name="_GoBack"/>
       <w:bookmarkEnd w:id="0"/>
       <w:bookmarkEnd w:id="1"/>
-      <w:bookmarkEnd w:id="2"/>
     </w:p>
     <w:p>
       <w:r>
@@ -3298,10 +3324,10 @@
       </w:r>
       <w:proofErr w:type="spellEnd"/>
       <w:r>
-        <w:t>). Каждая из этих систем решает свои специфические задачи и хранит данные в собственных форматах и базах данных. Отсутствие интегрированного представления данных о качестве партий металла приводит к ситуации, при которой персонал предприятия вынужден переключаться между несколькими интерфейсами</w:t>
-      </w:r>
-      <w:r>
-        <w:t xml:space="preserve"> или ожидать получения информации от других сотрудников</w:t>
+        <w:t xml:space="preserve">). Каждая из этих систем решает свои специфические задачи и хранит данные в собственных форматах и базах данных. Отсутствие интегрированного представления данных о качестве партий металла приводит к ситуации, при которой персонал предприятия вынужден </w:t>
+      </w:r>
+      <w:r>
+        <w:t>ожидать получения информации от других сотрудников</w:t>
       </w:r>
       <w:r>
         <w:t xml:space="preserve">, не имея единой сводной «витрины» для </w:t>
@@ -3389,8 +3415,11 @@
     </w:p>
     <w:p>
       <w:r>
+        <w:t xml:space="preserve">Целью выпускной квалификационной работы является разработка </w:t>
+      </w:r>
+      <w:r>
         <w:lastRenderedPageBreak/>
-        <w:t>Целью выпускной квалификационной работы является разработка информационной системы витрины качества металла – веб-приложения, интегрирующего данные из систем MES, SCADA и LIMS и предоставляющего дифференцированные интерфейсы для различных категорий пользователей предприятия.</w:t>
+        <w:t>информационной системы витрины качества металла – веб-приложения, интегрирующего данные из систем MES, SCADA и LIMS и предоставляющего дифференцированные интерфейсы для различных категорий пользователей предприятия.</w:t>
       </w:r>
     </w:p>
     <w:p>
@@ -3582,43 +3611,43 @@
           <w:numId w:val="20"/>
         </w:numPr>
       </w:pPr>
-      <w:bookmarkStart w:id="3" w:name="_Toc231062504"/>
-      <w:bookmarkStart w:id="4" w:name="_Toc231164214"/>
+      <w:bookmarkStart w:id="2" w:name="_Toc231062504"/>
+      <w:bookmarkStart w:id="3" w:name="_Toc231214196"/>
       <w:r>
         <w:lastRenderedPageBreak/>
         <w:t>АНАЛИЗ ПРЕДМЕТНОЙ ОБЛАСТИ</w:t>
       </w:r>
+      <w:bookmarkEnd w:id="2"/>
       <w:bookmarkEnd w:id="3"/>
+    </w:p>
+    <w:p>
+      <w:pPr>
+        <w:pStyle w:val="2"/>
+      </w:pPr>
+      <w:bookmarkStart w:id="4" w:name="_Toc231062505"/>
+      <w:bookmarkStart w:id="5" w:name="_Toc231214197"/>
+      <w:proofErr w:type="spellStart"/>
+      <w:r>
+        <w:t>Описание</w:t>
+      </w:r>
+      <w:proofErr w:type="spellEnd"/>
+      <w:r>
+        <w:t xml:space="preserve"> </w:t>
+      </w:r>
+      <w:proofErr w:type="spellStart"/>
+      <w:r>
+        <w:t>предметной</w:t>
+      </w:r>
+      <w:proofErr w:type="spellEnd"/>
+      <w:r>
+        <w:t xml:space="preserve"> </w:t>
+      </w:r>
+      <w:proofErr w:type="spellStart"/>
+      <w:r>
+        <w:t>области</w:t>
+      </w:r>
       <w:bookmarkEnd w:id="4"/>
-    </w:p>
-    <w:p>
-      <w:pPr>
-        <w:pStyle w:val="2"/>
-      </w:pPr>
-      <w:bookmarkStart w:id="5" w:name="_Toc231062505"/>
-      <w:bookmarkStart w:id="6" w:name="_Toc231164215"/>
-      <w:proofErr w:type="spellStart"/>
-      <w:r>
-        <w:t>Описание</w:t>
-      </w:r>
-      <w:proofErr w:type="spellEnd"/>
-      <w:r>
-        <w:t xml:space="preserve"> </w:t>
-      </w:r>
-      <w:proofErr w:type="spellStart"/>
-      <w:r>
-        <w:t>предметной</w:t>
-      </w:r>
-      <w:proofErr w:type="spellEnd"/>
-      <w:r>
-        <w:t xml:space="preserve"> </w:t>
-      </w:r>
-      <w:proofErr w:type="spellStart"/>
-      <w:r>
-        <w:t>области</w:t>
-      </w:r>
       <w:bookmarkEnd w:id="5"/>
-      <w:bookmarkEnd w:id="6"/>
       <w:proofErr w:type="spellEnd"/>
     </w:p>
     <w:p>
@@ -3766,34 +3795,34 @@
           <w:lang w:val="ru-RU"/>
         </w:rPr>
       </w:pPr>
-      <w:bookmarkStart w:id="7" w:name="_Toc231062506"/>
-      <w:bookmarkStart w:id="8" w:name="_Toc231164216"/>
+      <w:bookmarkStart w:id="6" w:name="_Toc231062506"/>
+      <w:bookmarkStart w:id="7" w:name="_Toc231214198"/>
       <w:r>
         <w:rPr>
           <w:lang w:val="ru-RU"/>
         </w:rPr>
         <w:t>Обзор существующих информационных систем управления качеством</w:t>
       </w:r>
+      <w:bookmarkEnd w:id="6"/>
       <w:bookmarkEnd w:id="7"/>
+    </w:p>
+    <w:p>
+      <w:pPr>
+        <w:pStyle w:val="3"/>
+        <w:rPr>
+          <w:lang w:val="ru-RU"/>
+        </w:rPr>
+      </w:pPr>
+      <w:bookmarkStart w:id="8" w:name="_Toc231214199"/>
+      <w:r>
+        <w:rPr>
+          <w:lang w:val="ru-RU"/>
+        </w:rPr>
+        <w:t>Платформы сбора и аналитики промышленных данных</w:t>
+      </w:r>
       <w:bookmarkEnd w:id="8"/>
     </w:p>
     <w:p>
-      <w:pPr>
-        <w:pStyle w:val="3"/>
-        <w:rPr>
-          <w:lang w:val="ru-RU"/>
-        </w:rPr>
-      </w:pPr>
-      <w:bookmarkStart w:id="9" w:name="_Toc231164217"/>
-      <w:r>
-        <w:rPr>
-          <w:lang w:val="ru-RU"/>
-        </w:rPr>
-        <w:t>Платформы сбора и аналитики промышленных данных</w:t>
-      </w:r>
-      <w:bookmarkEnd w:id="9"/>
-    </w:p>
-    <w:p>
       <w:r>
         <w:t xml:space="preserve">AVEVA PI </w:t>
       </w:r>
@@ -3811,7 +3840,13 @@
       </w:r>
       <w:proofErr w:type="spellEnd"/>
       <w:r>
-        <w:t xml:space="preserve"> — промышленная платформа агрегации и визуализации производственных данных компании AVEVA </w:t>
+        <w:t xml:space="preserve"> </w:t>
+      </w:r>
+      <w:r>
+        <w:t>–</w:t>
+      </w:r>
+      <w:r>
+        <w:t xml:space="preserve"> промышленная платформа агрегации и визуализации производственных данных компании AVEVA </w:t>
       </w:r>
       <w:r>
         <w:lastRenderedPageBreak/>
@@ -3839,7 +3874,13 @@
       </w:r>
       <w:proofErr w:type="spellEnd"/>
       <w:r>
-        <w:t xml:space="preserve"> — специализированный </w:t>
+        <w:t xml:space="preserve"> </w:t>
+      </w:r>
+      <w:r>
+        <w:t>–</w:t>
+      </w:r>
+      <w:r>
+        <w:t xml:space="preserve"> специализированный </w:t>
       </w:r>
       <w:proofErr w:type="spellStart"/>
       <w:r>
@@ -3863,7 +3904,13 @@
       </w:r>
       <w:proofErr w:type="spellEnd"/>
       <w:r>
-        <w:t xml:space="preserve"> — </w:t>
+        <w:t xml:space="preserve"> </w:t>
+      </w:r>
+      <w:r>
+        <w:t>–</w:t>
+      </w:r>
+      <w:r>
+        <w:t xml:space="preserve"> </w:t>
       </w:r>
       <w:proofErr w:type="spellStart"/>
       <w:r>
@@ -3879,7 +3926,13 @@
       </w:r>
       <w:proofErr w:type="spellEnd"/>
       <w:r>
-        <w:t xml:space="preserve"> — веб-интерфейс для создания и просмотра </w:t>
+        <w:t xml:space="preserve"> </w:t>
+      </w:r>
+      <w:r>
+        <w:t>–</w:t>
+      </w:r>
+      <w:r>
+        <w:t xml:space="preserve"> веб-интерфейс для создания и просмотра </w:t>
       </w:r>
       <w:proofErr w:type="spellStart"/>
       <w:r>
@@ -3955,7 +4008,13 @@
       </w:r>
       <w:proofErr w:type="spellEnd"/>
       <w:r>
-        <w:t xml:space="preserve">) — промышленная аналитическая платформа, агрегирующая данные из MES, лабораторных систем и архивов SCADA в едином веб-интерфейсе. Предоставляет инструменты для анализа трендов производственных параметров, корреляционного анализа влияния технологических условий на качество продукции, а также настраиваемые </w:t>
+        <w:t xml:space="preserve">) </w:t>
+      </w:r>
+      <w:r>
+        <w:t>–</w:t>
+      </w:r>
+      <w:r>
+        <w:t xml:space="preserve"> промышленная аналитическая платформа, агрегирующая данные из MES, лабораторных систем и архивов SCADA в едином веб-интерфейсе. Предоставляет инструменты для анализа трендов производственных параметров, корреляционного анализа влияния технологических условий на качество продукции, а также настраиваемые </w:t>
       </w:r>
       <w:proofErr w:type="spellStart"/>
       <w:r>
@@ -3987,7 +4046,25 @@
     </w:p>
     <w:p>
       <w:r>
-        <w:t>Таким образом, платформы сбора и аналитики промышленных данных обеспечивают высокую производительность при работе с телеметрическими потоками, однако не объединяют производственные и лабораторные данные в единой ролевой витрине и не поддерживают управление жизненным циклом производственной партии.</w:t>
+        <w:t xml:space="preserve">Таким образом, платформы сбора и аналитики промышленных данных обеспечивают высокую производительность при работе с телеметрическими потоками, однако не объединяют производственные и лабораторные данные в единой ролевой витрине и не поддерживают </w:t>
+      </w:r>
+      <w:r>
+        <w:t>отслеживание</w:t>
+      </w:r>
+      <w:r>
+        <w:t xml:space="preserve"> жизненн</w:t>
+      </w:r>
+      <w:r>
+        <w:t>ого</w:t>
+      </w:r>
+      <w:r>
+        <w:t xml:space="preserve"> цикл</w:t>
+      </w:r>
+      <w:r>
+        <w:t>а</w:t>
+      </w:r>
+      <w:r>
+        <w:t xml:space="preserve"> производственной партии.</w:t>
       </w:r>
     </w:p>
     <w:p>
@@ -3997,14 +4074,14 @@
           <w:lang w:val="ru-RU"/>
         </w:rPr>
       </w:pPr>
-      <w:bookmarkStart w:id="10" w:name="_Toc231164218"/>
+      <w:bookmarkStart w:id="9" w:name="_Toc231214200"/>
       <w:r>
         <w:rPr>
           <w:lang w:val="ru-RU"/>
         </w:rPr>
         <w:t>Специализированные системы управления качеством металлургического производства</w:t>
       </w:r>
-      <w:bookmarkEnd w:id="10"/>
+      <w:bookmarkEnd w:id="9"/>
     </w:p>
     <w:p>
       <w:proofErr w:type="spellStart"/>
@@ -4037,7 +4114,13 @@
       </w:r>
       <w:proofErr w:type="spellEnd"/>
       <w:r>
-        <w:t xml:space="preserve"> — специализированная система управления качеством металлургического производства, разработанная австрийским технологическим концерном </w:t>
+        <w:t xml:space="preserve"> </w:t>
+      </w:r>
+      <w:r>
+        <w:t>–</w:t>
+      </w:r>
+      <w:r>
+        <w:t xml:space="preserve"> специализированная система управления качеством металлургического производства, разработанная австрийским технологическим концерном </w:t>
       </w:r>
       <w:proofErr w:type="spellStart"/>
       <w:r>
@@ -4061,7 +4144,7 @@
       </w:r>
       <w:proofErr w:type="spellEnd"/>
       <w:r>
-        <w:t>, результаты лабораторных испытаний и параметры производственных операций [14].</w:t>
+        <w:t>, результаты лабораторных испытаний и параметры производственных операций.</w:t>
       </w:r>
     </w:p>
     <w:p>
@@ -4128,7 +4211,13 @@
       </w:r>
       <w:proofErr w:type="spellEnd"/>
       <w:r>
-        <w:t xml:space="preserve"> — система управления качеством металлургического производства от немецкого концерна SMS </w:t>
+        <w:t xml:space="preserve"> </w:t>
+      </w:r>
+      <w:r>
+        <w:t>–</w:t>
+      </w:r>
+      <w:r>
+        <w:t xml:space="preserve"> система управления качеством металлургического производства от немецкого концерна SMS </w:t>
       </w:r>
       <w:proofErr w:type="spellStart"/>
       <w:r>
@@ -4136,7 +4225,7 @@
       </w:r>
       <w:proofErr w:type="spellEnd"/>
       <w:r>
-        <w:t>, реализующая контроль качества по принципу «от плавки до рулона». Система обеспечивает автоматическую классификацию технологических отклонений, управление рекламациями, генерацию сертификатов качества и отслеживание производственных партий на всех переделах [15].</w:t>
+        <w:t>, реализующая контроль качества по принципу «от плавки до рулона». Система обеспечивает автоматическую классификацию технологических отклонений, управление рекламациями, генерацию сертификатов качества и отслеживание производственных партий на всех переделах.</w:t>
       </w:r>
     </w:p>
     <w:p>
@@ -4177,35 +4266,65 @@
           <w:lang w:val="ru-RU"/>
         </w:rPr>
       </w:pPr>
-      <w:bookmarkStart w:id="11" w:name="_Toc230290901"/>
-      <w:bookmarkStart w:id="12" w:name="_Toc231062509"/>
-      <w:bookmarkStart w:id="13" w:name="_Toc231164219"/>
+      <w:bookmarkStart w:id="10" w:name="_Toc230290901"/>
+      <w:bookmarkStart w:id="11" w:name="_Toc231062509"/>
+      <w:bookmarkStart w:id="12" w:name="_Toc231214201"/>
       <w:r>
         <w:rPr>
           <w:lang w:val="ru-RU"/>
         </w:rPr>
         <w:t>Комплексные</w:t>
       </w:r>
+      <w:bookmarkEnd w:id="10"/>
       <w:bookmarkEnd w:id="11"/>
+      <w:r>
+        <w:rPr>
+          <w:lang w:val="ru-RU"/>
+        </w:rPr>
+        <w:t xml:space="preserve"> </w:t>
+      </w:r>
+      <w:r>
+        <w:t>MES</w:t>
+      </w:r>
+      <w:r>
+        <w:rPr>
+          <w:lang w:val="ru-RU"/>
+        </w:rPr>
+        <w:t>-платформы с модулем управления качеством</w:t>
+      </w:r>
       <w:bookmarkEnd w:id="12"/>
-      <w:r>
-        <w:rPr>
-          <w:lang w:val="ru-RU"/>
-        </w:rPr>
+    </w:p>
+    <w:p>
+      <w:proofErr w:type="spellStart"/>
+      <w:r>
+        <w:t>Siemens</w:t>
+      </w:r>
+      <w:proofErr w:type="spellEnd"/>
+      <w:r>
         <w:t xml:space="preserve"> </w:t>
       </w:r>
-      <w:r>
-        <w:t>MES</w:t>
-      </w:r>
-      <w:r>
-        <w:rPr>
-          <w:lang w:val="ru-RU"/>
-        </w:rPr>
-        <w:t>-платформы с модулем управления качеством</w:t>
-      </w:r>
-      <w:bookmarkEnd w:id="13"/>
-    </w:p>
-    <w:p>
+      <w:proofErr w:type="spellStart"/>
+      <w:r>
+        <w:t>Opcenter</w:t>
+      </w:r>
+      <w:proofErr w:type="spellEnd"/>
+      <w:r>
+        <w:t xml:space="preserve"> </w:t>
+      </w:r>
+      <w:proofErr w:type="spellStart"/>
+      <w:r>
+        <w:t>Quality</w:t>
+      </w:r>
+      <w:proofErr w:type="spellEnd"/>
+      <w:r>
+        <w:t xml:space="preserve"> </w:t>
+      </w:r>
+      <w:r>
+        <w:t>–</w:t>
+      </w:r>
+      <w:r>
+        <w:t xml:space="preserve"> специализированный модуль управления качеством в составе комплексной MES-платформы </w:t>
+      </w:r>
       <w:proofErr w:type="spellStart"/>
       <w:r>
         <w:t>Siemens</w:t>
@@ -4220,19 +4339,17 @@
       </w:r>
       <w:proofErr w:type="spellEnd"/>
       <w:r>
+        <w:t xml:space="preserve">. Функционал включает планирование инспекций и испытаний, статистическое управление процессами (SPC </w:t>
+      </w:r>
+      <w:r>
+        <w:t>–</w:t>
+      </w:r>
+      <w:r>
         <w:t xml:space="preserve"> </w:t>
       </w:r>
       <w:proofErr w:type="spellStart"/>
       <w:r>
-        <w:t>Quality</w:t>
-      </w:r>
-      <w:proofErr w:type="spellEnd"/>
-      <w:r>
-        <w:t xml:space="preserve"> — специализированный модуль управления качеством в составе комплексной MES-платформы </w:t>
-      </w:r>
-      <w:proofErr w:type="spellStart"/>
-      <w:r>
-        <w:t>Siemens</w:t>
+        <w:t>Statistical</w:t>
       </w:r>
       <w:proofErr w:type="spellEnd"/>
       <w:r>
@@ -4240,15 +4357,7 @@
       </w:r>
       <w:proofErr w:type="spellStart"/>
       <w:r>
-        <w:t>Opcenter</w:t>
-      </w:r>
-      <w:proofErr w:type="spellEnd"/>
-      <w:r>
-        <w:t xml:space="preserve">. Функционал включает планирование инспекций и испытаний, статистическое управление процессами (SPC — </w:t>
-      </w:r>
-      <w:proofErr w:type="spellStart"/>
-      <w:r>
-        <w:t>Statistical</w:t>
+        <w:t>Process</w:t>
       </w:r>
       <w:proofErr w:type="spellEnd"/>
       <w:r>
@@ -4256,27 +4365,25 @@
       </w:r>
       <w:proofErr w:type="spellStart"/>
       <w:r>
-        <w:t>Process</w:t>
-      </w:r>
-      <w:proofErr w:type="spellEnd"/>
+        <w:t>Control</w:t>
+      </w:r>
+      <w:proofErr w:type="spellEnd"/>
+      <w:r>
+        <w:t xml:space="preserve">) с автоматическим построением контрольных карт </w:t>
+      </w:r>
+      <w:proofErr w:type="spellStart"/>
+      <w:r>
+        <w:t>Шухарта</w:t>
+      </w:r>
+      <w:proofErr w:type="spellEnd"/>
+      <w:r>
+        <w:t xml:space="preserve">, управление несоответствиями (NCR </w:t>
+      </w:r>
+      <w:r>
+        <w:t>–</w:t>
+      </w:r>
       <w:r>
         <w:t xml:space="preserve"> </w:t>
-      </w:r>
-      <w:proofErr w:type="spellStart"/>
-      <w:r>
-        <w:t>Control</w:t>
-      </w:r>
-      <w:proofErr w:type="spellEnd"/>
-      <w:r>
-        <w:t xml:space="preserve">) с автоматическим построением контрольных карт </w:t>
-      </w:r>
-      <w:proofErr w:type="spellStart"/>
-      <w:r>
-        <w:t>Шухарта</w:t>
-      </w:r>
-      <w:proofErr w:type="spellEnd"/>
-      <w:r>
-        <w:t xml:space="preserve">, управление несоответствиями (NCR — </w:t>
       </w:r>
       <w:proofErr w:type="spellStart"/>
       <w:r>
@@ -4314,7 +4421,7 @@
     </w:p>
     <w:p>
       <w:r>
-        <w:t xml:space="preserve">Недостатки: чрезвычайно высокая стоимость лицензирования и внедрения, недоступная для большинства предприятий среднего масштаба; требует привлечения авторизованных интеграторов </w:t>
+        <w:t xml:space="preserve">Недостатки: чрезвычайно высокая стоимость лицензирования и внедрения; требует привлечения авторизованных интеграторов </w:t>
       </w:r>
       <w:proofErr w:type="spellStart"/>
       <w:r>
@@ -4334,13 +4441,13 @@
       <w:pPr>
         <w:pStyle w:val="2"/>
       </w:pPr>
-      <w:bookmarkStart w:id="14" w:name="_Toc231062510"/>
-      <w:bookmarkStart w:id="15" w:name="_Toc231164220"/>
+      <w:bookmarkStart w:id="13" w:name="_Toc231062510"/>
+      <w:bookmarkStart w:id="14" w:name="_Toc231214202"/>
       <w:r>
         <w:t>Сравнительный анализ существующих решений</w:t>
       </w:r>
+      <w:bookmarkEnd w:id="13"/>
       <w:bookmarkEnd w:id="14"/>
-      <w:bookmarkEnd w:id="15"/>
     </w:p>
     <w:p>
       <w:r>
@@ -4638,7 +4745,6 @@
                 <w:szCs w:val="24"/>
                 <w:lang w:bidi="ar-SA"/>
               </w:rPr>
-              <w:lastRenderedPageBreak/>
               <w:t>Интеграция MES+SCADA+LIMS в единый интерфейс</w:t>
             </w:r>
           </w:p>
@@ -4815,6 +4921,7 @@
                 <w:szCs w:val="24"/>
                 <w:lang w:bidi="ar-SA"/>
               </w:rPr>
+              <w:lastRenderedPageBreak/>
               <w:t>Р</w:t>
             </w:r>
             <w:r>
@@ -6106,7 +6213,19 @@
       </w:r>
       <w:proofErr w:type="spellEnd"/>
       <w:r>
-        <w:t xml:space="preserve"> — наиболее функционально полное решение из рассмотренных — требует значительных инвестиций в лицензирование и внедрение, не адаптировано к специфике производства цветных металлов и не предоставляет готовых персонализированных витрин для различных категорий производственного персонала. Дополнительным ограничивающим фактором для всех зарубежных платформ является наличие санкционных рисков, делающих их применение в инфраструктуре </w:t>
+        <w:t xml:space="preserve"> </w:t>
+      </w:r>
+      <w:r>
+        <w:t>–</w:t>
+      </w:r>
+      <w:r>
+        <w:t xml:space="preserve"> наиболее функционально полное решение из рассмотренных </w:t>
+      </w:r>
+      <w:r>
+        <w:t>–</w:t>
+      </w:r>
+      <w:r>
+        <w:t xml:space="preserve"> требует значительных инвестиций в лицензирование и внедрение, не адаптировано к специфике производства цветных металлов и не предоставляет готовых персонализированных витрин для различных категорий производственного персонала. Дополнительным ограничивающим фактором для всех зарубежных платформ является наличие санкционных рисков, делающих их применение в инфраструктуре </w:t>
       </w:r>
       <w:proofErr w:type="spellStart"/>
       <w:r>
@@ -6119,11 +6238,11 @@
     </w:p>
     <w:p>
       <w:r>
-        <w:t xml:space="preserve">Таким образом, ни одно из существующих решений не обеспечивает </w:t>
+        <w:t xml:space="preserve">Таким образом, ни одно из существующих решений не обеспечивает одновременно интеграцию MES, SCADA и LIMS в едином интерфейсе, персонализированные ролевые витрины данных, управление реестром </w:t>
       </w:r>
       <w:r>
         <w:lastRenderedPageBreak/>
-        <w:t xml:space="preserve">одновременно интеграцию MES, SCADA и LIMS в едином интерфейсе, персонализированные ролевые витрины данных, управление реестром инцидентов с </w:t>
+        <w:t xml:space="preserve">инцидентов с </w:t>
       </w:r>
       <w:proofErr w:type="spellStart"/>
       <w:r>
@@ -6138,8 +6257,8 @@
       <w:pPr>
         <w:pStyle w:val="2"/>
       </w:pPr>
-      <w:bookmarkStart w:id="16" w:name="_Toc231062511"/>
-      <w:bookmarkStart w:id="17" w:name="_Toc231164221"/>
+      <w:bookmarkStart w:id="15" w:name="_Toc231062511"/>
+      <w:bookmarkStart w:id="16" w:name="_Toc231214203"/>
       <w:proofErr w:type="spellStart"/>
       <w:r>
         <w:t>Постановка</w:t>
@@ -6168,8 +6287,8 @@
       <w:r>
         <w:t>разработку</w:t>
       </w:r>
+      <w:bookmarkEnd w:id="15"/>
       <w:bookmarkEnd w:id="16"/>
-      <w:bookmarkEnd w:id="17"/>
       <w:proofErr w:type="spellEnd"/>
     </w:p>
     <w:p>
@@ -6190,23 +6309,29 @@
     </w:p>
     <w:p>
       <w:r>
-        <w:t xml:space="preserve">Важным функциональным требованием является реализация ролевой модели доступа пользователей. Система должна поддерживать роли лаборатории, производственного персонала, руководства и администратора, </w:t>
+        <w:t xml:space="preserve">Важным функциональным требованием является реализация ролевой модели доступа пользователей. Система должна поддерживать роли лаборатории, </w:t>
+      </w:r>
+      <w:r>
+        <w:t>производства</w:t>
+      </w:r>
+      <w:r>
+        <w:t>, руководства и администратора, каждая из которых получает доступ к специализированной витрине данных, соответствующ</w:t>
+      </w:r>
+      <w:r>
+        <w:t>ей</w:t>
+      </w:r>
+      <w:r>
+        <w:t xml:space="preserve"> </w:t>
+      </w:r>
+      <w:r>
+        <w:t>интересам</w:t>
+      </w:r>
+      <w:r>
+        <w:t xml:space="preserve"> конкретной категории пользователей. </w:t>
       </w:r>
       <w:r>
         <w:lastRenderedPageBreak/>
-        <w:t>каждая из которых получает доступ к специализированной витрине данных, соответствующ</w:t>
-      </w:r>
-      <w:r>
-        <w:t>ей</w:t>
-      </w:r>
-      <w:r>
-        <w:t xml:space="preserve"> производственным </w:t>
-      </w:r>
-      <w:r>
-        <w:t>интересам</w:t>
-      </w:r>
-      <w:r>
-        <w:t xml:space="preserve"> конкретной категории пользователей. Сотрудники лаборатории должны иметь доступ преимущественно к результатам исследований LIMS, производственный персонал </w:t>
+        <w:t xml:space="preserve">Сотрудники лаборатории должны иметь доступ преимущественно к результатам исследований LIMS, производственный персонал </w:t>
       </w:r>
       <w:r>
         <w:t>–</w:t>
@@ -6229,7 +6354,7 @@
     </w:p>
     <w:p>
       <w:r>
-        <w:t>В рамках программного комплекса должны быть реализованы основные модули системы, включающие главную страницу с отображением типов металлов и статистики по статусам партий, страницу просмотра партий с механизмами поиска и фильтрации, детальную страницу партии с консолидированными данными MES, SCADA и LIMS, а также подсистему мониторинга технологических отклонений. Дополнительно система должна поддерживать автоматическое формирование уведомлений при выходе производственных параметров за допустимые пределы, генерацию PDF-отчётов по партиям металла и административный модуль управления учётными записями пользователей.</w:t>
+        <w:t>Дополнительно система должна поддерживать автоматическое формирование уведомлений при выходе производственных параметров за допустимые пределы, генерацию PDF-отчётов по партиям металла.</w:t>
       </w:r>
     </w:p>
     <w:p>
@@ -6253,11 +6378,13 @@
     </w:p>
     <w:p>
       <w:r>
-        <w:t xml:space="preserve">Таким образом, в результате анализа предметной области и формирования постановки задачи были определены основные функциональные и нефункциональные требования к информационной </w:t>
-      </w:r>
-      <w:r>
-        <w:lastRenderedPageBreak/>
-        <w:t>системе витрины качества металла, сформированы требования к архитектуре, механизмам интеграции производственных и лабораторных данных, а также к ролевой модели доступа. Полученные результаты служат основой для последующего проектирования структуры системы и выбора технологий её реализации.</w:t>
+        <w:t>Таким образом, в результате анализа предметной области и формирования постановки задачи были определены основные функциональные и нефункциональные требования к информационной системе витрины качества металла</w:t>
+      </w:r>
+      <w:r>
+        <w:t xml:space="preserve">. </w:t>
+      </w:r>
+      <w:r>
+        <w:t>Полученные результаты служат основой для последующего проектирования структуры системы и выбора технологий её реализации.</w:t>
       </w:r>
       <w:r>
         <w:t xml:space="preserve"> </w:t>
@@ -6270,26 +6397,44 @@
       <w:pPr>
         <w:pStyle w:val="1"/>
       </w:pPr>
-      <w:bookmarkStart w:id="18" w:name="_Toc231062512"/>
-      <w:bookmarkStart w:id="19" w:name="_Toc231164222"/>
+      <w:bookmarkStart w:id="17" w:name="_Toc231062512"/>
+      <w:bookmarkStart w:id="18" w:name="_Toc231214204"/>
       <w:r>
         <w:lastRenderedPageBreak/>
         <w:t>ПРОЕКТИРОВАНИЕ ИНФОРМАЦИОННОЙ СИСТЕМЫ</w:t>
       </w:r>
+      <w:bookmarkEnd w:id="17"/>
       <w:bookmarkEnd w:id="18"/>
+    </w:p>
+    <w:p>
+      <w:pPr>
+        <w:pStyle w:val="2"/>
+      </w:pPr>
+      <w:bookmarkStart w:id="19" w:name="_Toc198227623"/>
+      <w:bookmarkStart w:id="20" w:name="_Toc198201797"/>
+      <w:bookmarkStart w:id="21" w:name="_Toc231062513"/>
+      <w:bookmarkStart w:id="22" w:name="_Toc231214205"/>
+      <w:proofErr w:type="spellStart"/>
+      <w:r>
+        <w:t>Функциональные</w:t>
+      </w:r>
+      <w:proofErr w:type="spellEnd"/>
+      <w:r>
+        <w:t xml:space="preserve"> </w:t>
+      </w:r>
+      <w:proofErr w:type="spellStart"/>
+      <w:r>
+        <w:t>возможности</w:t>
+      </w:r>
+      <w:proofErr w:type="spellEnd"/>
+      <w:r>
+        <w:t xml:space="preserve"> </w:t>
+      </w:r>
       <w:bookmarkEnd w:id="19"/>
-    </w:p>
-    <w:p>
-      <w:pPr>
-        <w:pStyle w:val="2"/>
-      </w:pPr>
-      <w:bookmarkStart w:id="20" w:name="_Toc198227623"/>
-      <w:bookmarkStart w:id="21" w:name="_Toc198201797"/>
-      <w:bookmarkStart w:id="22" w:name="_Toc231062513"/>
-      <w:bookmarkStart w:id="23" w:name="_Toc231164223"/>
-      <w:proofErr w:type="spellStart"/>
-      <w:r>
-        <w:t>Функциональные</w:t>
+      <w:bookmarkEnd w:id="20"/>
+      <w:proofErr w:type="spellStart"/>
+      <w:r>
+        <w:t>информационной</w:t>
       </w:r>
       <w:proofErr w:type="spellEnd"/>
       <w:r>
@@ -6297,28 +6442,10 @@
       </w:r>
       <w:proofErr w:type="spellStart"/>
       <w:r>
-        <w:t>возможности</w:t>
-      </w:r>
-      <w:proofErr w:type="spellEnd"/>
-      <w:r>
-        <w:t xml:space="preserve"> </w:t>
-      </w:r>
-      <w:bookmarkEnd w:id="20"/>
+        <w:t>системы</w:t>
+      </w:r>
       <w:bookmarkEnd w:id="21"/>
-      <w:proofErr w:type="spellStart"/>
-      <w:r>
-        <w:t>информационной</w:t>
-      </w:r>
-      <w:proofErr w:type="spellEnd"/>
-      <w:r>
-        <w:t xml:space="preserve"> </w:t>
-      </w:r>
-      <w:proofErr w:type="spellStart"/>
-      <w:r>
-        <w:t>системы</w:t>
-      </w:r>
       <w:bookmarkEnd w:id="22"/>
-      <w:bookmarkEnd w:id="23"/>
       <w:proofErr w:type="spellEnd"/>
     </w:p>
     <w:p>
@@ -6327,12 +6454,42 @@
           <w:lang w:bidi="ar-SA"/>
         </w:rPr>
       </w:pPr>
-      <w:bookmarkStart w:id="24" w:name="_Toc231062514"/>
+      <w:bookmarkStart w:id="23" w:name="_Toc231062514"/>
       <w:r>
         <w:rPr>
           <w:lang w:bidi="ar-SA"/>
         </w:rPr>
-        <w:t>Разрабатываемая система предоставляет следующие функциональные возможности, соответствующие сформулированным требованиям:</w:t>
+        <w:t>Витрина качества металла обладает следующим функционалом</w:t>
+      </w:r>
+      <w:r>
+        <w:rPr>
+          <w:lang w:bidi="ar-SA"/>
+        </w:rPr>
+        <w:t>, соответствующи</w:t>
+      </w:r>
+      <w:r>
+        <w:rPr>
+          <w:lang w:bidi="ar-SA"/>
+        </w:rPr>
+        <w:t>м</w:t>
+      </w:r>
+      <w:r>
+        <w:rPr>
+          <w:lang w:bidi="ar-SA"/>
+        </w:rPr>
+        <w:t xml:space="preserve"> сформулированным требованиям</w:t>
+      </w:r>
+      <w:r>
+        <w:rPr>
+          <w:lang w:bidi="ar-SA"/>
+        </w:rPr>
+        <w:t xml:space="preserve"> на разработку</w:t>
+      </w:r>
+      <w:r>
+        <w:rPr>
+          <w:lang w:bidi="ar-SA"/>
+        </w:rPr>
+        <w:t>:</w:t>
       </w:r>
     </w:p>
     <w:p>
@@ -6614,7 +6771,7 @@
           <w:lang w:val="ru-RU"/>
         </w:rPr>
       </w:pPr>
-      <w:bookmarkStart w:id="25" w:name="_Toc231164224"/>
+      <w:bookmarkStart w:id="24" w:name="_Toc231214206"/>
       <w:r>
         <w:rPr>
           <w:lang w:val="ru-RU"/>
@@ -6639,8 +6796,8 @@
         </w:rPr>
         <w:t>информационной системы</w:t>
       </w:r>
+      <w:bookmarkEnd w:id="23"/>
       <w:bookmarkEnd w:id="24"/>
-      <w:bookmarkEnd w:id="25"/>
     </w:p>
     <w:p>
       <w:r>
@@ -6658,15 +6815,15 @@
       <w:pPr>
         <w:pStyle w:val="3"/>
       </w:pPr>
-      <w:bookmarkStart w:id="26" w:name="_Toc230290908"/>
-      <w:bookmarkStart w:id="27" w:name="_Toc231062515"/>
-      <w:bookmarkStart w:id="28" w:name="_Toc231164225"/>
+      <w:bookmarkStart w:id="25" w:name="_Toc230290908"/>
+      <w:bookmarkStart w:id="26" w:name="_Toc231062515"/>
+      <w:bookmarkStart w:id="27" w:name="_Toc231214207"/>
       <w:r>
         <w:t>Входные данные</w:t>
       </w:r>
+      <w:bookmarkEnd w:id="25"/>
       <w:bookmarkEnd w:id="26"/>
       <w:bookmarkEnd w:id="27"/>
-      <w:bookmarkEnd w:id="28"/>
     </w:p>
     <w:p>
       <w:r>
@@ -6685,12 +6842,24 @@
         <w:t xml:space="preserve"> данные пользователей и параметры взаимодействия компонентов системы</w:t>
       </w:r>
       <w:r>
-        <w:t>, что можно увидеть в таблице 3.</w:t>
-      </w:r>
-    </w:p>
-    <w:p>
-      <w:r>
-        <w:t>Таблица 3 – Основные входные данные системы</w:t>
+        <w:t xml:space="preserve">, что можно увидеть в таблице </w:t>
+      </w:r>
+      <w:r>
+        <w:t>2</w:t>
+      </w:r>
+      <w:r>
+        <w:t>.</w:t>
+      </w:r>
+    </w:p>
+    <w:p>
+      <w:r>
+        <w:t xml:space="preserve">Таблица </w:t>
+      </w:r>
+      <w:r>
+        <w:t>2</w:t>
+      </w:r>
+      <w:r>
+        <w:t xml:space="preserve"> – Основные входные данные системы</w:t>
       </w:r>
     </w:p>
     <w:tbl>
@@ -6700,8 +6869,8 @@
         <w:tblLook w:val="04A0" w:firstRow="1" w:lastRow="0" w:firstColumn="1" w:lastColumn="0" w:noHBand="0" w:noVBand="1"/>
       </w:tblPr>
       <w:tblGrid>
-        <w:gridCol w:w="2539"/>
-        <w:gridCol w:w="6809"/>
+        <w:gridCol w:w="2405"/>
+        <w:gridCol w:w="6943"/>
       </w:tblGrid>
       <w:tr>
         <w:trPr>
@@ -6709,7 +6878,7 @@
         </w:trPr>
         <w:tc>
           <w:tcPr>
-            <w:tcW w:w="0" w:type="auto"/>
+            <w:tcW w:w="2405" w:type="dxa"/>
             <w:hideMark/>
           </w:tcPr>
           <w:p>
@@ -6732,7 +6901,7 @@
         </w:tc>
         <w:tc>
           <w:tcPr>
-            <w:tcW w:w="0" w:type="auto"/>
+            <w:tcW w:w="6943" w:type="dxa"/>
             <w:hideMark/>
           </w:tcPr>
           <w:p>
@@ -6760,13 +6929,13 @@
         </w:trPr>
         <w:tc>
           <w:tcPr>
-            <w:tcW w:w="0" w:type="auto"/>
+            <w:tcW w:w="2405" w:type="dxa"/>
             <w:hideMark/>
           </w:tcPr>
           <w:p>
             <w:pPr>
               <w:ind w:firstLine="33"/>
-              <w:jc w:val="center"/>
+              <w:jc w:val="left"/>
               <w:rPr>
                 <w:sz w:val="24"/>
                 <w:szCs w:val="24"/>
@@ -6783,13 +6952,13 @@
         </w:tc>
         <w:tc>
           <w:tcPr>
-            <w:tcW w:w="0" w:type="auto"/>
+            <w:tcW w:w="6943" w:type="dxa"/>
             <w:hideMark/>
           </w:tcPr>
           <w:p>
             <w:pPr>
               <w:ind w:firstLine="33"/>
-              <w:jc w:val="center"/>
+              <w:jc w:val="left"/>
               <w:rPr>
                 <w:sz w:val="24"/>
                 <w:szCs w:val="24"/>
@@ -6802,6 +6971,29 @@
               </w:rPr>
               <w:t>Производственные параметры обработки партий металла</w:t>
             </w:r>
+            <w:r>
+              <w:rPr>
+                <w:sz w:val="24"/>
+                <w:szCs w:val="24"/>
+              </w:rPr>
+              <w:t xml:space="preserve">, поступающие из </w:t>
+            </w:r>
+            <w:r>
+              <w:rPr>
+                <w:sz w:val="24"/>
+                <w:szCs w:val="24"/>
+              </w:rPr>
+              <w:t xml:space="preserve">топиков </w:t>
+            </w:r>
+            <w:proofErr w:type="spellStart"/>
+            <w:r>
+              <w:rPr>
+                <w:sz w:val="24"/>
+                <w:szCs w:val="24"/>
+              </w:rPr>
+              <w:t>Kafka</w:t>
+            </w:r>
+            <w:proofErr w:type="spellEnd"/>
           </w:p>
         </w:tc>
       </w:tr>
@@ -6811,13 +7003,13 @@
         </w:trPr>
         <w:tc>
           <w:tcPr>
-            <w:tcW w:w="0" w:type="auto"/>
+            <w:tcW w:w="2405" w:type="dxa"/>
             <w:hideMark/>
           </w:tcPr>
           <w:p>
             <w:pPr>
               <w:ind w:firstLine="33"/>
-              <w:jc w:val="center"/>
+              <w:jc w:val="left"/>
               <w:rPr>
                 <w:sz w:val="24"/>
                 <w:szCs w:val="24"/>
@@ -6834,13 +7026,13 @@
         </w:tc>
         <w:tc>
           <w:tcPr>
-            <w:tcW w:w="0" w:type="auto"/>
+            <w:tcW w:w="6943" w:type="dxa"/>
             <w:hideMark/>
           </w:tcPr>
           <w:p>
             <w:pPr>
               <w:ind w:firstLine="33"/>
-              <w:jc w:val="center"/>
+              <w:jc w:val="left"/>
               <w:rPr>
                 <w:sz w:val="24"/>
                 <w:szCs w:val="24"/>
@@ -6853,6 +7045,36 @@
               </w:rPr>
               <w:t>Телеметрические показатели датчиков и оборудования</w:t>
             </w:r>
+            <w:r>
+              <w:rPr>
+                <w:sz w:val="24"/>
+                <w:szCs w:val="24"/>
+              </w:rPr>
+              <w:t>, поступающие из</w:t>
+            </w:r>
+            <w:r>
+              <w:rPr>
+                <w:sz w:val="24"/>
+                <w:szCs w:val="24"/>
+              </w:rPr>
+              <w:t xml:space="preserve"> топиков</w:t>
+            </w:r>
+            <w:r>
+              <w:rPr>
+                <w:sz w:val="24"/>
+                <w:szCs w:val="24"/>
+              </w:rPr>
+              <w:t xml:space="preserve"> </w:t>
+            </w:r>
+            <w:proofErr w:type="spellStart"/>
+            <w:r>
+              <w:rPr>
+                <w:sz w:val="24"/>
+                <w:szCs w:val="24"/>
+              </w:rPr>
+              <w:t>Kafka</w:t>
+            </w:r>
+            <w:proofErr w:type="spellEnd"/>
           </w:p>
         </w:tc>
       </w:tr>
@@ -6862,13 +7084,13 @@
         </w:trPr>
         <w:tc>
           <w:tcPr>
-            <w:tcW w:w="0" w:type="auto"/>
+            <w:tcW w:w="2405" w:type="dxa"/>
             <w:hideMark/>
           </w:tcPr>
           <w:p>
             <w:pPr>
               <w:ind w:firstLine="33"/>
-              <w:jc w:val="center"/>
+              <w:jc w:val="left"/>
               <w:rPr>
                 <w:sz w:val="24"/>
                 <w:szCs w:val="24"/>
@@ -6885,13 +7107,13 @@
         </w:tc>
         <w:tc>
           <w:tcPr>
-            <w:tcW w:w="0" w:type="auto"/>
+            <w:tcW w:w="6943" w:type="dxa"/>
             <w:hideMark/>
           </w:tcPr>
           <w:p>
             <w:pPr>
               <w:ind w:firstLine="33"/>
-              <w:jc w:val="center"/>
+              <w:jc w:val="left"/>
               <w:rPr>
                 <w:sz w:val="24"/>
                 <w:szCs w:val="24"/>
@@ -6904,6 +7126,29 @@
               </w:rPr>
               <w:t>Результаты лабораторных исследований и анализов</w:t>
             </w:r>
+            <w:r>
+              <w:rPr>
+                <w:sz w:val="24"/>
+                <w:szCs w:val="24"/>
+              </w:rPr>
+              <w:t xml:space="preserve">, поступающие из </w:t>
+            </w:r>
+            <w:r>
+              <w:rPr>
+                <w:sz w:val="24"/>
+                <w:szCs w:val="24"/>
+              </w:rPr>
+              <w:t xml:space="preserve">топиков </w:t>
+            </w:r>
+            <w:proofErr w:type="spellStart"/>
+            <w:r>
+              <w:rPr>
+                <w:sz w:val="24"/>
+                <w:szCs w:val="24"/>
+              </w:rPr>
+              <w:t>Kafka</w:t>
+            </w:r>
+            <w:proofErr w:type="spellEnd"/>
           </w:p>
         </w:tc>
       </w:tr>
@@ -6913,13 +7158,13 @@
         </w:trPr>
         <w:tc>
           <w:tcPr>
-            <w:tcW w:w="0" w:type="auto"/>
+            <w:tcW w:w="2405" w:type="dxa"/>
             <w:hideMark/>
           </w:tcPr>
           <w:p>
             <w:pPr>
               <w:ind w:firstLine="33"/>
-              <w:jc w:val="center"/>
+              <w:jc w:val="left"/>
               <w:rPr>
                 <w:sz w:val="24"/>
                 <w:szCs w:val="24"/>
@@ -6936,13 +7181,13 @@
         </w:tc>
         <w:tc>
           <w:tcPr>
-            <w:tcW w:w="0" w:type="auto"/>
+            <w:tcW w:w="6943" w:type="dxa"/>
             <w:hideMark/>
           </w:tcPr>
           <w:p>
             <w:pPr>
               <w:ind w:firstLine="33"/>
-              <w:jc w:val="center"/>
+              <w:jc w:val="left"/>
               <w:rPr>
                 <w:sz w:val="24"/>
                 <w:szCs w:val="24"/>
@@ -6964,13 +7209,13 @@
         </w:trPr>
         <w:tc>
           <w:tcPr>
-            <w:tcW w:w="0" w:type="auto"/>
+            <w:tcW w:w="2405" w:type="dxa"/>
             <w:hideMark/>
           </w:tcPr>
           <w:p>
             <w:pPr>
               <w:ind w:firstLine="33"/>
-              <w:jc w:val="center"/>
+              <w:jc w:val="left"/>
               <w:rPr>
                 <w:sz w:val="24"/>
                 <w:szCs w:val="24"/>
@@ -6987,13 +7232,13 @@
         </w:tc>
         <w:tc>
           <w:tcPr>
-            <w:tcW w:w="0" w:type="auto"/>
+            <w:tcW w:w="6943" w:type="dxa"/>
             <w:hideMark/>
           </w:tcPr>
           <w:p>
             <w:pPr>
               <w:ind w:firstLine="33"/>
-              <w:jc w:val="center"/>
+              <w:jc w:val="left"/>
               <w:rPr>
                 <w:sz w:val="24"/>
                 <w:szCs w:val="24"/>
@@ -7015,13 +7260,13 @@
         </w:trPr>
         <w:tc>
           <w:tcPr>
-            <w:tcW w:w="0" w:type="auto"/>
+            <w:tcW w:w="2405" w:type="dxa"/>
             <w:hideMark/>
           </w:tcPr>
           <w:p>
             <w:pPr>
               <w:ind w:firstLine="33"/>
-              <w:jc w:val="center"/>
+              <w:jc w:val="left"/>
               <w:rPr>
                 <w:sz w:val="24"/>
                 <w:szCs w:val="24"/>
@@ -7047,13 +7292,13 @@
         </w:tc>
         <w:tc>
           <w:tcPr>
-            <w:tcW w:w="0" w:type="auto"/>
+            <w:tcW w:w="6943" w:type="dxa"/>
             <w:hideMark/>
           </w:tcPr>
           <w:p>
             <w:pPr>
               <w:ind w:firstLine="33"/>
-              <w:jc w:val="center"/>
+              <w:jc w:val="left"/>
               <w:rPr>
                 <w:sz w:val="24"/>
                 <w:szCs w:val="24"/>
@@ -7066,121 +7311,57 @@
               </w:rPr>
               <w:t>События уведомлений и обновления данных</w:t>
             </w:r>
-          </w:p>
-        </w:tc>
-      </w:tr>
-      <w:tr>
-        <w:trPr>
-          <w:trHeight w:val="417"/>
-        </w:trPr>
-        <w:tc>
-          <w:tcPr>
-            <w:tcW w:w="0" w:type="auto"/>
-            <w:hideMark/>
-          </w:tcPr>
-          <w:p>
-            <w:pPr>
-              <w:ind w:firstLine="33"/>
-              <w:jc w:val="center"/>
-              <w:rPr>
-                <w:sz w:val="24"/>
-                <w:szCs w:val="24"/>
-              </w:rPr>
-            </w:pPr>
-            <w:proofErr w:type="spellStart"/>
-            <w:r>
-              <w:rPr>
-                <w:sz w:val="24"/>
-                <w:szCs w:val="24"/>
-              </w:rPr>
-              <w:t>Kafka</w:t>
-            </w:r>
-            <w:proofErr w:type="spellEnd"/>
-            <w:r>
-              <w:rPr>
-                <w:sz w:val="24"/>
-                <w:szCs w:val="24"/>
-              </w:rPr>
-              <w:t xml:space="preserve"> </w:t>
-            </w:r>
-            <w:proofErr w:type="spellStart"/>
-            <w:r>
-              <w:rPr>
-                <w:sz w:val="24"/>
-                <w:szCs w:val="24"/>
-              </w:rPr>
-              <w:t>messages</w:t>
-            </w:r>
-            <w:proofErr w:type="spellEnd"/>
-          </w:p>
-        </w:tc>
-        <w:tc>
-          <w:tcPr>
-            <w:tcW w:w="0" w:type="auto"/>
-            <w:hideMark/>
-          </w:tcPr>
-          <w:p>
-            <w:pPr>
-              <w:ind w:firstLine="33"/>
-              <w:jc w:val="center"/>
-              <w:rPr>
-                <w:sz w:val="24"/>
-                <w:szCs w:val="24"/>
-              </w:rPr>
-            </w:pPr>
-            <w:r>
-              <w:rPr>
-                <w:sz w:val="24"/>
-                <w:szCs w:val="24"/>
-              </w:rPr>
-              <w:t xml:space="preserve">Сообщения, поступающие из </w:t>
-            </w:r>
-            <w:proofErr w:type="spellStart"/>
-            <w:r>
-              <w:rPr>
-                <w:sz w:val="24"/>
-                <w:szCs w:val="24"/>
-              </w:rPr>
-              <w:t>Kafka</w:t>
-            </w:r>
-            <w:proofErr w:type="spellEnd"/>
-            <w:r>
-              <w:rPr>
-                <w:sz w:val="24"/>
-                <w:szCs w:val="24"/>
-              </w:rPr>
-              <w:t xml:space="preserve"> </w:t>
-            </w:r>
-            <w:proofErr w:type="spellStart"/>
-            <w:r>
-              <w:rPr>
-                <w:sz w:val="24"/>
-                <w:szCs w:val="24"/>
-              </w:rPr>
-              <w:t>topics</w:t>
-            </w:r>
-            <w:proofErr w:type="spellEnd"/>
           </w:p>
         </w:tc>
       </w:tr>
     </w:tbl>
     <w:p>
       <w:r>
-        <w:t>Производственные данные MES содержат сведения о технологических операциях, выполняемых над партиями металла, включая параметры обработки, идентификаторы оборудования, продолжительность операций, показатели энергопотребления и текущие статусы производственного процесса.</w:t>
-      </w:r>
-    </w:p>
-    <w:p>
-      <w:r>
-        <w:t>Телеметрические данные SCADA характеризуются высокой интенсивностью поступления и содержат значения датчиков, временные метки измерений, параметры технологического оборудования и информацию о состоянии производственных линий.</w:t>
-      </w:r>
-    </w:p>
-    <w:p>
-      <w:r>
-        <w:t xml:space="preserve">Лабораторные данные LIMS включают результаты исследований </w:t>
+        <w:t>Производственные данные MES содержат сведения о технологических операциях, выполняемых над партиями металла, включая параметры обработки, идентификаторы оборудования, продолжительность операций, показатели энергопотребления</w:t>
+      </w:r>
+      <w:r>
+        <w:t>, временные отметки смены статусов партий</w:t>
+      </w:r>
+      <w:r>
+        <w:t xml:space="preserve"> и текущи</w:t>
+      </w:r>
+      <w:r>
+        <w:t>й</w:t>
+      </w:r>
+      <w:r>
+        <w:t xml:space="preserve"> статус производственного процесса.</w:t>
+      </w:r>
+    </w:p>
+    <w:p>
+      <w:r>
+        <w:t xml:space="preserve">Телеметрические данные SCADA характеризуются высокой интенсивностью поступления и содержат </w:t>
+      </w:r>
+      <w:r>
+        <w:t>идентификаторы</w:t>
+      </w:r>
+      <w:r>
+        <w:t xml:space="preserve"> датчиков, временные метки измерений, параметры технологического оборудования</w:t>
+      </w:r>
+      <w:r>
+        <w:t xml:space="preserve"> и их </w:t>
       </w:r>
       <w:r>
         <w:lastRenderedPageBreak/>
-        <w:t>образцов металла, сведения о применяемых методах анализа, нормативных значениях показателей и итоговых заключениях лаборатории.</w:t>
+        <w:t>значения на момент измерения</w:t>
+      </w:r>
+      <w:r>
+        <w:t xml:space="preserve"> и информацию о </w:t>
+      </w:r>
+      <w:r>
+        <w:t>соответствии значений норме</w:t>
+      </w:r>
+      <w:r>
+        <w:t>.</w:t>
+      </w:r>
+    </w:p>
+    <w:p>
+      <w:r>
+        <w:t>Лабораторные данные LIMS включают результаты исследований образцов металла, сведения о применяемых методах анализа, нормативных значениях показателей и итоговых заключениях лаборатории.</w:t>
       </w:r>
     </w:p>
     <w:p>
@@ -7200,15 +7381,15 @@
       <w:pPr>
         <w:pStyle w:val="3"/>
       </w:pPr>
-      <w:bookmarkStart w:id="29" w:name="_Toc230290909"/>
-      <w:bookmarkStart w:id="30" w:name="_Toc231062516"/>
-      <w:bookmarkStart w:id="31" w:name="_Toc231164226"/>
+      <w:bookmarkStart w:id="28" w:name="_Toc230290909"/>
+      <w:bookmarkStart w:id="29" w:name="_Toc231062516"/>
+      <w:bookmarkStart w:id="30" w:name="_Toc231214208"/>
       <w:r>
         <w:t>Выходные данные</w:t>
       </w:r>
+      <w:bookmarkEnd w:id="28"/>
       <w:bookmarkEnd w:id="29"/>
       <w:bookmarkEnd w:id="30"/>
-      <w:bookmarkEnd w:id="31"/>
     </w:p>
     <w:p>
       <w:r>
@@ -7221,12 +7402,24 @@
         <w:t>.</w:t>
       </w:r>
       <w:r>
-        <w:t xml:space="preserve"> Все категории выходных данных можно рассмотреть в таблице 4.</w:t>
-      </w:r>
-    </w:p>
-    <w:p>
-      <w:r>
-        <w:t>Таблица 4 – Основные выходные данные системы</w:t>
+        <w:t xml:space="preserve"> Все категории выходных данных можно рассмотреть в таблице </w:t>
+      </w:r>
+      <w:r>
+        <w:t>3</w:t>
+      </w:r>
+      <w:r>
+        <w:t>.</w:t>
+      </w:r>
+    </w:p>
+    <w:p>
+      <w:r>
+        <w:t xml:space="preserve">Таблица </w:t>
+      </w:r>
+      <w:r>
+        <w:t>3</w:t>
+      </w:r>
+      <w:r>
+        <w:t xml:space="preserve"> – Основные выходные данные системы</w:t>
       </w:r>
     </w:p>
     <w:tbl>
@@ -7301,7 +7494,7 @@
           <w:p>
             <w:pPr>
               <w:ind w:firstLine="0"/>
-              <w:jc w:val="center"/>
+              <w:jc w:val="left"/>
               <w:rPr>
                 <w:sz w:val="24"/>
                 <w:szCs w:val="24"/>
@@ -7323,7 +7516,7 @@
           <w:p>
             <w:pPr>
               <w:ind w:firstLine="0"/>
-              <w:jc w:val="center"/>
+              <w:jc w:val="left"/>
               <w:rPr>
                 <w:sz w:val="24"/>
                 <w:szCs w:val="24"/>
@@ -7351,7 +7544,7 @@
           <w:p>
             <w:pPr>
               <w:ind w:firstLine="0"/>
-              <w:jc w:val="center"/>
+              <w:jc w:val="left"/>
               <w:rPr>
                 <w:sz w:val="24"/>
                 <w:szCs w:val="24"/>
@@ -7374,7 +7567,7 @@
           <w:p>
             <w:pPr>
               <w:ind w:firstLine="0"/>
-              <w:jc w:val="center"/>
+              <w:jc w:val="left"/>
               <w:rPr>
                 <w:sz w:val="24"/>
                 <w:szCs w:val="24"/>
@@ -7401,7 +7594,7 @@
           <w:p>
             <w:pPr>
               <w:ind w:firstLine="0"/>
-              <w:jc w:val="center"/>
+              <w:jc w:val="left"/>
               <w:rPr>
                 <w:sz w:val="24"/>
                 <w:szCs w:val="24"/>
@@ -7423,7 +7616,7 @@
           <w:p>
             <w:pPr>
               <w:ind w:firstLine="0"/>
-              <w:jc w:val="center"/>
+              <w:jc w:val="left"/>
               <w:rPr>
                 <w:sz w:val="24"/>
                 <w:szCs w:val="24"/>
@@ -7451,7 +7644,7 @@
           <w:p>
             <w:pPr>
               <w:ind w:firstLine="0"/>
-              <w:jc w:val="center"/>
+              <w:jc w:val="left"/>
               <w:rPr>
                 <w:sz w:val="24"/>
                 <w:szCs w:val="24"/>
@@ -7474,7 +7667,7 @@
           <w:p>
             <w:pPr>
               <w:ind w:firstLine="0"/>
-              <w:jc w:val="center"/>
+              <w:jc w:val="left"/>
               <w:rPr>
                 <w:sz w:val="24"/>
                 <w:szCs w:val="24"/>
@@ -7507,215 +7700,302 @@
     </w:tbl>
     <w:p>
       <w:r>
-        <w:t>В пользовательском интерфейсе данные организуются в зависимости от роли пользователя. Производственный персонал получает доступ к информации о текущем состоянии партий металла, технологических параметрах и уведомлениях об отклонениях. Сотрудники лаборатории работают преимущественно с результатами исследований и показателями качества продукции. Руководство предприятия получает агрегированные аналитические показатели, статистику брака, позволяющ</w:t>
+        <w:t xml:space="preserve">В пользовательском интерфейсе данные организуются в зависимости от роли пользователя. Производственный персонал получает доступ к информации о текущем состоянии партий металла, технологических параметрах и уведомлениях об отклонениях. Сотрудники лаборатории работают преимущественно с результатами исследований и показателями </w:t>
+      </w:r>
+      <w:r>
+        <w:lastRenderedPageBreak/>
+        <w:t>качества продукции. Руководство предприятия получает агрегированные аналитические показатели, статистику брака, позволяющ</w:t>
       </w:r>
       <w:r>
         <w:t>ие</w:t>
       </w:r>
       <w:r>
-        <w:t xml:space="preserve"> оценивать </w:t>
+        <w:t xml:space="preserve"> оценивать эффективность производственного процесса и уровень качества металлопродукции</w:t>
+      </w:r>
+      <w:r>
+        <w:t>, а также имеют доступ к уведомлениям о сбоях</w:t>
+      </w:r>
+      <w:r>
+        <w:t>.</w:t>
+      </w:r>
+    </w:p>
+    <w:p>
+      <w:r>
+        <w:t xml:space="preserve">Особое значение имеют уведомления, формируемые системой при обнаружении отклонений технологических параметров от нормативных значений. Такие уведомления передаются пользователям посредством </w:t>
+      </w:r>
+      <w:proofErr w:type="spellStart"/>
+      <w:r>
+        <w:t>WebSocket</w:t>
+      </w:r>
+      <w:proofErr w:type="spellEnd"/>
+      <w:r>
+        <w:t>-соединений и отображаются в интерфейсе в режиме реального времен</w:t>
+      </w:r>
+      <w:r>
+        <w:t>и.</w:t>
+      </w:r>
+    </w:p>
+    <w:p>
+      <w:r>
+        <w:t>Отдельным видом выходных данных являются PDF-отчёты по партиям металла. Генерируемые документы содержат сведения о технологических операциях, телеметрических показателях SCADA, результатах лабораторных исследований LIMS, зарегистрированных отклонениях и итоговом статусе партии. Подобные отчёты используются для внутреннего документооборота, анализа производственных показателей и последующего контроля качества продукции.</w:t>
+      </w:r>
+    </w:p>
+    <w:p>
+      <w:r>
+        <w:t>Таким образом, выходные данные информационной системы обеспечивают поддержку оперативного мониторинга, аналитической обработки и формирования отчётности по производственным партиям металла.</w:t>
+      </w:r>
+    </w:p>
+    <w:p>
+      <w:pPr>
+        <w:pStyle w:val="2"/>
+        <w:rPr>
+          <w:lang w:val="ru-RU"/>
+        </w:rPr>
+      </w:pPr>
+      <w:bookmarkStart w:id="31" w:name="_Toc231062517"/>
+      <w:bookmarkStart w:id="32" w:name="_Toc231214209"/>
+      <w:r>
+        <w:rPr>
+          <w:lang w:val="ru-RU"/>
+        </w:rPr>
+        <w:t xml:space="preserve">Описание процессов </w:t>
+      </w:r>
+      <w:r>
+        <w:rPr>
+          <w:lang w:val="ru-RU"/>
+        </w:rPr>
+        <w:t xml:space="preserve">и потоков </w:t>
+      </w:r>
+      <w:r>
+        <w:rPr>
+          <w:lang w:val="ru-RU"/>
+        </w:rPr>
+        <w:t xml:space="preserve">информационной </w:t>
+      </w:r>
+      <w:r>
+        <w:rPr>
+          <w:lang w:val="ru-RU"/>
+        </w:rPr>
+        <w:t>системы</w:t>
+      </w:r>
+      <w:bookmarkEnd w:id="31"/>
+      <w:bookmarkEnd w:id="32"/>
+    </w:p>
+    <w:p>
+      <w:r>
+        <w:t>Проектирование информационной системы предполагает формализованное описание составляющих её процессов и информационных потоков с использованием стандартизированных нотаций моделирования. Применение различных методологий позволяет рассмотреть систему с дополняющих друг друга точек зрения: функциональной, процессной</w:t>
+      </w:r>
+      <w:r>
+        <w:t xml:space="preserve">, </w:t>
+      </w:r>
+      <w:r>
+        <w:t xml:space="preserve">потоковой и структурной. В данном разделе представлены модели, разработанные с использованием методологий IDEF0 и IDEF3, а также диаграммы в нотации UML (диаграмма прецедентов, диаграмма активности, </w:t>
       </w:r>
       <w:r>
         <w:lastRenderedPageBreak/>
-        <w:t>эффективность производственного процесса и уровень качества металлопродукции.</w:t>
-      </w:r>
-    </w:p>
-    <w:p>
-      <w:r>
-        <w:t xml:space="preserve">Особое значение имеют уведомления, формируемые системой при обнаружении отклонений технологических параметров от нормативных значений. Такие уведомления передаются пользователям посредством </w:t>
-      </w:r>
-      <w:proofErr w:type="spellStart"/>
-      <w:r>
-        <w:t>WebSocket</w:t>
-      </w:r>
-      <w:proofErr w:type="spellEnd"/>
-      <w:r>
-        <w:t>-соединений и отображаются в интерфейсе в режиме реального времен</w:t>
-      </w:r>
-      <w:r>
-        <w:t>и.</w:t>
-      </w:r>
-    </w:p>
-    <w:p>
-      <w:r>
-        <w:t>Отдельным видом выходных данных являются PDF-отчёты по партиям металла. Генерируемые документы содержат сведения о технологических операциях, телеметрических показателях SCADA, результатах лабораторных исследований LIMS, зарегистрированных отклонениях и итоговом статусе партии. Подобные отчёты используются для внутреннего документооборота, анализа производственных показателей и последующего контроля качества продукции.</w:t>
-      </w:r>
-    </w:p>
-    <w:p>
-      <w:r>
-        <w:t>Таким образом, выходные данные информационной системы обеспечивают поддержку оперативного мониторинга, аналитической обработки и формирования отчётности по производственным партиям металла.</w:t>
-      </w:r>
-    </w:p>
-    <w:p>
-      <w:pPr>
-        <w:pStyle w:val="2"/>
+        <w:t>диаграмма последовательности, диаграмма классов).</w:t>
+      </w:r>
+    </w:p>
+    <w:p>
+      <w:pPr>
+        <w:pStyle w:val="3"/>
         <w:rPr>
           <w:lang w:val="ru-RU"/>
         </w:rPr>
       </w:pPr>
-      <w:bookmarkStart w:id="32" w:name="_Toc231062517"/>
-      <w:bookmarkStart w:id="33" w:name="_Toc231164227"/>
-      <w:r>
-        <w:rPr>
-          <w:lang w:val="ru-RU"/>
-        </w:rPr>
-        <w:t xml:space="preserve">Описание процессов </w:t>
-      </w:r>
-      <w:r>
-        <w:rPr>
-          <w:lang w:val="ru-RU"/>
-        </w:rPr>
-        <w:t>и информационных потоков системы</w:t>
-      </w:r>
-      <w:bookmarkEnd w:id="32"/>
+      <w:bookmarkStart w:id="33" w:name="_Toc231062518"/>
+      <w:bookmarkStart w:id="34" w:name="_Toc231214210"/>
+      <w:r>
+        <w:t>IDEF0</w:t>
+      </w:r>
       <w:bookmarkEnd w:id="33"/>
-    </w:p>
-    <w:p>
-      <w:r>
-        <w:t xml:space="preserve">Проектирование информационной системы предполагает формализованное описание составляющих её процессов и информационных потоков с использованием стандартизированных нотаций моделирования. Применение различных методологий позволяет рассмотреть систему с дополняющих друг друга точек зрения: функциональной (что делает система и что потребляет для этого), процессной (в какой последовательности и при каких условиях выполняются операции), потоковой (откуда поступают данные, как они преобразуются и куда передаются) и структурной (из каких объектов и связей состоит система). В данном разделе представлены модели, разработанные с использованием методологий IDEF0 и IDEF3, а также </w:t>
-      </w:r>
-      <w:r>
-        <w:lastRenderedPageBreak/>
-        <w:t>диаграммы в нотации UML (диаграмма прецедентов, диаграмма активности, диаграмма последовательности, диаграмма классов).</w:t>
-      </w:r>
-    </w:p>
-    <w:p>
-      <w:pPr>
-        <w:pStyle w:val="3"/>
-        <w:rPr>
-          <w:lang w:val="ru-RU"/>
-        </w:rPr>
-      </w:pPr>
-      <w:bookmarkStart w:id="34" w:name="_Toc231062518"/>
-      <w:bookmarkStart w:id="35" w:name="_Toc231164228"/>
-      <w:r>
-        <w:t>IDEF0</w:t>
-      </w:r>
       <w:bookmarkEnd w:id="34"/>
-      <w:bookmarkEnd w:id="35"/>
     </w:p>
     <w:p>
       <w:r>
         <w:rPr>
           <w:lang w:val="en-US"/>
         </w:rPr>
-        <w:t xml:space="preserve">IDEF0 (Integration Definition for Function Modeling, </w:t>
-      </w:r>
-      <w:r>
-        <w:t>уровень</w:t>
+        <w:t>IDEF</w:t>
+      </w:r>
+      <w:r>
+        <w:t xml:space="preserve">0 </w:t>
+      </w:r>
+      <w:r>
+        <w:t>–</w:t>
+      </w:r>
+      <w:r>
+        <w:t xml:space="preserve"> </w:t>
+      </w:r>
+      <w:r>
+        <w:t>методология</w:t>
+      </w:r>
+      <w:r>
+        <w:t xml:space="preserve"> </w:t>
+      </w:r>
+      <w:r>
+        <w:t>функционального</w:t>
+      </w:r>
+      <w:r>
+        <w:t xml:space="preserve"> </w:t>
+      </w:r>
+      <w:r>
+        <w:t>моделирования</w:t>
+      </w:r>
+      <w:r>
+        <w:t xml:space="preserve">, </w:t>
+      </w:r>
+      <w:r>
+        <w:t>основанная</w:t>
+      </w:r>
+      <w:r>
+        <w:t xml:space="preserve"> </w:t>
+      </w:r>
+      <w:r>
+        <w:t>на</w:t>
+      </w:r>
+      <w:r>
+        <w:t xml:space="preserve"> </w:t>
+      </w:r>
+      <w:r>
+        <w:t>нотации</w:t>
+      </w:r>
+      <w:r>
+        <w:t xml:space="preserve"> </w:t>
       </w:r>
       <w:r>
         <w:rPr>
           <w:lang w:val="en-US"/>
         </w:rPr>
-        <w:t xml:space="preserve"> 0) — </w:t>
-      </w:r>
-      <w:r>
-        <w:t>методология</w:t>
-      </w:r>
-      <w:r>
-        <w:rPr>
-          <w:lang w:val="en-US"/>
-        </w:rPr>
+        <w:t>SADT</w:t>
+      </w:r>
+      <w:r>
+        <w:t xml:space="preserve">. </w:t>
+      </w:r>
+      <w:r>
+        <w:t xml:space="preserve">Каждый функциональный </w:t>
+      </w:r>
+      <w:proofErr w:type="gramStart"/>
+      <w:r>
+        <w:t>блок</w:t>
+      </w:r>
+      <w:r>
         <w:t xml:space="preserve"> </w:t>
       </w:r>
       <w:r>
-        <w:t>функционального</w:t>
-      </w:r>
-      <w:r>
-        <w:rPr>
-          <w:lang w:val="en-US"/>
-        </w:rPr>
+        <w:t>диаграммы</w:t>
+      </w:r>
+      <w:proofErr w:type="gramEnd"/>
+      <w:r>
+        <w:t xml:space="preserve"> описывается четырьмя видами связей: входами (</w:t>
+      </w:r>
+      <w:proofErr w:type="spellStart"/>
+      <w:r>
+        <w:t>Input</w:t>
+      </w:r>
+      <w:proofErr w:type="spellEnd"/>
+      <w:r>
+        <w:t xml:space="preserve">) </w:t>
+      </w:r>
+      <w:r>
+        <w:t>–</w:t>
+      </w:r>
+      <w:r>
+        <w:t xml:space="preserve"> данными и объектами, преобразуемыми функцией; управлением (</w:t>
+      </w:r>
+      <w:proofErr w:type="spellStart"/>
+      <w:r>
+        <w:t>Control</w:t>
+      </w:r>
+      <w:proofErr w:type="spellEnd"/>
+      <w:r>
+        <w:t xml:space="preserve">) </w:t>
+      </w:r>
+      <w:r>
+        <w:t>–</w:t>
+      </w:r>
+      <w:r>
+        <w:t xml:space="preserve"> условиями, стандартами и правилами, регулирующими выполнение функции; выходами (</w:t>
+      </w:r>
+      <w:proofErr w:type="spellStart"/>
+      <w:r>
+        <w:t>Output</w:t>
+      </w:r>
+      <w:proofErr w:type="spellEnd"/>
+      <w:r>
+        <w:t xml:space="preserve">) </w:t>
+      </w:r>
+      <w:r>
+        <w:t>–</w:t>
+      </w:r>
+      <w:r>
+        <w:t xml:space="preserve"> результатами её работы; механизмами (</w:t>
+      </w:r>
+      <w:proofErr w:type="spellStart"/>
+      <w:r>
+        <w:t>Mechanism</w:t>
+      </w:r>
+      <w:proofErr w:type="spellEnd"/>
+      <w:r>
+        <w:t xml:space="preserve">) </w:t>
+      </w:r>
+      <w:r>
+        <w:t>–</w:t>
+      </w:r>
+      <w:r>
+        <w:t xml:space="preserve"> ресурсами и средствами реализации. IDEF0 применяется для описания функциональной структуры системы на различных уровнях детализации посредством последовательной декомпозиции блоков.</w:t>
+      </w:r>
+    </w:p>
+    <w:p>
+      <w:r>
+        <w:t xml:space="preserve">Контекстная диаграмма IDEF0 (рис. </w:t>
+      </w:r>
+      <w:r>
+        <w:t>1</w:t>
+      </w:r>
+      <w:r>
+        <w:t xml:space="preserve">) </w:t>
+      </w:r>
+      <w:r>
+        <w:t>описывает процесс</w:t>
+      </w:r>
+      <w:r>
         <w:t xml:space="preserve"> </w:t>
       </w:r>
       <w:r>
-        <w:t>моделирования</w:t>
-      </w:r>
-      <w:r>
-        <w:rPr>
-          <w:lang w:val="en-US"/>
-        </w:rPr>
-        <w:t xml:space="preserve">, </w:t>
-      </w:r>
-      <w:r>
-        <w:t>основанная</w:t>
-      </w:r>
-      <w:r>
-        <w:rPr>
-          <w:lang w:val="en-US"/>
-        </w:rPr>
-        <w:t xml:space="preserve"> </w:t>
-      </w:r>
-      <w:r>
-        <w:t>на</w:t>
-      </w:r>
-      <w:r>
-        <w:rPr>
-          <w:lang w:val="en-US"/>
-        </w:rPr>
-        <w:t xml:space="preserve"> </w:t>
-      </w:r>
-      <w:r>
-        <w:t>нотации</w:t>
-      </w:r>
-      <w:r>
-        <w:rPr>
-          <w:lang w:val="en-US"/>
-        </w:rPr>
-        <w:t xml:space="preserve"> SADT (Structured Analysis and Design Technique). </w:t>
-      </w:r>
-      <w:r>
-        <w:t xml:space="preserve">Каждый функциональный </w:t>
-      </w:r>
-      <w:proofErr w:type="gramStart"/>
-      <w:r>
-        <w:t>блок</w:t>
-      </w:r>
-      <w:r>
-        <w:t xml:space="preserve"> </w:t>
-      </w:r>
-      <w:r>
-        <w:t>диаграммы</w:t>
-      </w:r>
-      <w:proofErr w:type="gramEnd"/>
-      <w:r>
-        <w:t xml:space="preserve"> описывается четырьмя видами связей: входами (</w:t>
-      </w:r>
-      <w:proofErr w:type="spellStart"/>
-      <w:r>
-        <w:t>Input</w:t>
-      </w:r>
-      <w:proofErr w:type="spellEnd"/>
-      <w:r>
-        <w:t>) — данными и объектами, преобразуемыми функцией; управлением (</w:t>
-      </w:r>
-      <w:proofErr w:type="spellStart"/>
-      <w:r>
-        <w:t>Control</w:t>
-      </w:r>
-      <w:proofErr w:type="spellEnd"/>
-      <w:r>
-        <w:t>) — условиями, стандартами и правилами, регулирующими выполнение функции; выходами (</w:t>
-      </w:r>
-      <w:proofErr w:type="spellStart"/>
-      <w:r>
-        <w:t>Output</w:t>
-      </w:r>
-      <w:proofErr w:type="spellEnd"/>
-      <w:r>
-        <w:t>) — результатами её работы; механизмами (</w:t>
-      </w:r>
-      <w:proofErr w:type="spellStart"/>
-      <w:r>
-        <w:t>Mechanism</w:t>
-      </w:r>
-      <w:proofErr w:type="spellEnd"/>
-      <w:r>
-        <w:t>) — ресурсами и средствами реализации. IDEF0 применяется для описания функциональной структуры системы на различных уровнях детализации посредством последовательной декомпозиции блоков.</w:t>
-      </w:r>
-    </w:p>
-    <w:p>
-      <w:pPr>
+        <w:t>о</w:t>
+      </w:r>
+      <w:r>
+        <w:t>беспеч</w:t>
+      </w:r>
+      <w:r>
+        <w:t>ения</w:t>
+      </w:r>
+      <w:r>
+        <w:t xml:space="preserve"> контрол</w:t>
+      </w:r>
+      <w:r>
+        <w:t>я</w:t>
+      </w:r>
+      <w:r>
+        <w:t xml:space="preserve"> качества партии металла. Входными данными функции служат производственные параметры из систем MES, телеметрические показатели датчиков из SCADA и результаты лабораторных анализов из LIMS, а также учётные данные пользователя для аутентификации. Управление осуществляется нормативными значениями показателей качества для каждого типа металла, требованиями стандартов ISO 9001 и ISO/IEC 17025 к управлению данными качества, а также ролевой политикой разграничения доступа (RBAC). Выходами функции являются ролевая витрина данных, отображаемая пользователю в соответствии с его производственной ролью; уведомления об обнаруженных отклонениях; PDF-отчёт по производственной партии. Механизмами реализации выступают компоненты </w:t>
+      </w:r>
+      <w:r>
+        <w:t>информационной системы и запросы пользователя к системе.</w:t>
+      </w:r>
+    </w:p>
+    <w:p>
+      <w:pPr>
+        <w:jc w:val="center"/>
+        <w:rPr>
+          <w:noProof/>
+        </w:rPr>
+      </w:pPr>
+    </w:p>
+    <w:p>
+      <w:pPr>
+        <w:ind w:firstLine="0"/>
+        <w:jc w:val="center"/>
         <w:rPr>
           <w:sz w:val="24"/>
           <w:szCs w:val="24"/>
@@ -7723,97 +8003,14 @@
         </w:rPr>
       </w:pPr>
       <w:r>
-        <w:t>Контекстная диаграмма IDEF0 (</w:t>
-      </w:r>
-      <w:proofErr w:type="gramStart"/>
-      <w:r>
-        <w:t>рис. )</w:t>
-      </w:r>
-      <w:proofErr w:type="gramEnd"/>
-      <w:r>
-        <w:t xml:space="preserve"> моделирует систему витрины качества металла как единую функцию «Обеспечить контроль качества партии металла» и описывает её взаимодействие с внешней средой. Входными данными функции служат производственные параметры из систем MES, телеметрические показатели датчиков из SCADA и результаты лабораторных анализов из LIMS, а также учётные данные пользователя для аутентификации. Управление осуществляется нормативными значениями показателей качества для каждого типа металла и роли, требованиями стандартов ISO 9001 и ISO/IEC 17025 к управлению данными качества, а также ролевой политикой разграничения доступа (RBAC). Выходами функции являются ролевая витрина данных, отображаемая пользователю в соответствии с его производственной ролью; уведомления об обнаруженных отклонениях, доставляемые через </w:t>
-      </w:r>
-      <w:proofErr w:type="spellStart"/>
-      <w:r>
-        <w:t>WebSocket</w:t>
-      </w:r>
-      <w:proofErr w:type="spellEnd"/>
-      <w:r>
-        <w:t xml:space="preserve">; PDF-отчёт по производственной партии; реестр зарегистрированных инцидентов. Механизмами реализации выступают компоненты технологического стека: </w:t>
-      </w:r>
-      <w:proofErr w:type="spellStart"/>
-      <w:r>
-        <w:t>React</w:t>
-      </w:r>
-      <w:proofErr w:type="spellEnd"/>
-      <w:r>
-        <w:t xml:space="preserve"> (клиентское приложение), </w:t>
-      </w:r>
-      <w:proofErr w:type="spellStart"/>
-      <w:r>
-        <w:t>Java</w:t>
-      </w:r>
-      <w:proofErr w:type="spellEnd"/>
-      <w:r>
-        <w:t xml:space="preserve"> </w:t>
-      </w:r>
-      <w:proofErr w:type="spellStart"/>
-      <w:r>
-        <w:t>Spring</w:t>
-      </w:r>
-      <w:proofErr w:type="spellEnd"/>
-      <w:r>
-        <w:t xml:space="preserve"> </w:t>
-      </w:r>
-      <w:proofErr w:type="spellStart"/>
-      <w:r>
-        <w:t>Boot</w:t>
-      </w:r>
-      <w:proofErr w:type="spellEnd"/>
-      <w:r>
-        <w:t xml:space="preserve"> (серверное приложение), </w:t>
-      </w:r>
-      <w:proofErr w:type="spellStart"/>
-      <w:r>
-        <w:t>PostgreSQL</w:t>
-      </w:r>
-      <w:proofErr w:type="spellEnd"/>
-      <w:r>
-        <w:t xml:space="preserve"> (хранилище данных), </w:t>
-      </w:r>
-      <w:proofErr w:type="spellStart"/>
-      <w:r>
-        <w:t>Apache</w:t>
-      </w:r>
-      <w:proofErr w:type="spellEnd"/>
-      <w:r>
-        <w:t xml:space="preserve"> </w:t>
-      </w:r>
-      <w:proofErr w:type="spellStart"/>
-      <w:r>
+        <w:rPr>
+          <w:noProof/>
+        </w:rPr>
         <w:lastRenderedPageBreak/>
-        <w:t>Kafka</w:t>
-      </w:r>
-      <w:proofErr w:type="spellEnd"/>
-      <w:r>
-        <w:t xml:space="preserve"> (потоковая обработка) и </w:t>
-      </w:r>
-      <w:proofErr w:type="spellStart"/>
-      <w:r>
-        <w:t>WebSocket</w:t>
-      </w:r>
-      <w:proofErr w:type="spellEnd"/>
-      <w:r>
-        <w:t xml:space="preserve"> (канал уведомлений).</w:t>
-      </w:r>
-      <w:r>
-        <w:rPr>
-          <w:noProof/>
-        </w:rPr>
         <w:drawing>
-          <wp:inline distT="0" distB="0" distL="0" distR="0" wp14:anchorId="2AD0CD6B" wp14:editId="77DBA56D">
-            <wp:extent cx="5429250" cy="3043143"/>
-            <wp:effectExtent l="0" t="0" r="0" b="0"/>
+          <wp:inline distT="0" distB="0" distL="0" distR="0" wp14:anchorId="2AD0CD6B" wp14:editId="21DC3E9B">
+            <wp:extent cx="5232677" cy="2914650"/>
+            <wp:effectExtent l="0" t="0" r="6350" b="0"/>
             <wp:docPr id="9" name="Рисунок 9"/>
             <wp:cNvGraphicFramePr>
               <a:graphicFrameLocks xmlns:a="http://schemas.openxmlformats.org/drawingml/2006/main" noChangeAspect="1"/>
@@ -7827,7 +8024,7 @@
                       <a:picLocks noChangeAspect="1" noChangeArrowheads="1"/>
                     </pic:cNvPicPr>
                   </pic:nvPicPr>
-                  <pic:blipFill>
+                  <pic:blipFill rotWithShape="1">
                     <a:blip r:embed="rId9" cstate="print">
                       <a:extLst>
                         <a:ext uri="{28A0092B-C50C-407E-A947-70E740481C1C}">
@@ -7835,15 +8032,13 @@
                         </a:ext>
                       </a:extLst>
                     </a:blip>
-                    <a:srcRect/>
-                    <a:stretch>
-                      <a:fillRect/>
-                    </a:stretch>
+                    <a:srcRect l="3685" t="3131" r="2444" b="3584"/>
+                    <a:stretch/>
                   </pic:blipFill>
                   <pic:spPr bwMode="auto">
                     <a:xfrm>
                       <a:off x="0" y="0"/>
-                      <a:ext cx="5439864" cy="3049092"/>
+                      <a:ext cx="5246603" cy="2922407"/>
                     </a:xfrm>
                     <a:prstGeom prst="rect">
                       <a:avLst/>
@@ -7852,6 +8047,11 @@
                     <a:ln>
                       <a:noFill/>
                     </a:ln>
+                    <a:extLst>
+                      <a:ext uri="{53640926-AAD7-44D8-BBD7-CCE9431645EC}">
+                        <a14:shadowObscured xmlns:a14="http://schemas.microsoft.com/office/drawing/2010/main"/>
+                      </a:ext>
+                    </a:extLst>
                   </pic:spPr>
                 </pic:pic>
               </a:graphicData>
@@ -7862,6 +8062,187 @@
     </w:p>
     <w:p>
       <w:pPr>
+        <w:pStyle w:val="af1"/>
+      </w:pPr>
+      <w:r>
+        <w:t xml:space="preserve">Рисунок </w:t>
+      </w:r>
+      <w:r>
+        <w:t xml:space="preserve">1 </w:t>
+      </w:r>
+      <w:r>
+        <w:t xml:space="preserve">– Диаграмма </w:t>
+      </w:r>
+      <w:r>
+        <w:rPr>
+          <w:lang w:val="en-US"/>
+        </w:rPr>
+        <w:t>IDEF</w:t>
+      </w:r>
+      <w:r>
+        <w:t>0</w:t>
+      </w:r>
+    </w:p>
+    <w:p>
+      <w:r>
+        <w:t xml:space="preserve">Декомпозиция диаграммы IDEF0 (рис. </w:t>
+      </w:r>
+      <w:r>
+        <w:t>2</w:t>
+      </w:r>
+      <w:r>
+        <w:t xml:space="preserve">) раскрывает внутреннюю функциональную структуру </w:t>
+      </w:r>
+      <w:r>
+        <w:t>процесса</w:t>
+      </w:r>
+      <w:r>
+        <w:t>, состоящую из четырёх взаимосвязанных подфункций. Подфункция A1 «</w:t>
+      </w:r>
+      <w:r>
+        <w:t>п</w:t>
+      </w:r>
+      <w:r>
+        <w:t xml:space="preserve">олучить </w:t>
+      </w:r>
+      <w:r>
+        <w:t xml:space="preserve">из разрозненных источников </w:t>
+      </w:r>
+      <w:r>
+        <w:t xml:space="preserve">и сохранить данные о партии» принимает сообщения из топиков </w:t>
+      </w:r>
+      <w:proofErr w:type="spellStart"/>
+      <w:r>
+        <w:t>Apache</w:t>
+      </w:r>
+      <w:proofErr w:type="spellEnd"/>
+      <w:r>
+        <w:t xml:space="preserve"> </w:t>
+      </w:r>
+      <w:proofErr w:type="spellStart"/>
+      <w:r>
+        <w:t>Kafka</w:t>
+      </w:r>
+      <w:proofErr w:type="spellEnd"/>
+      <w:r>
+        <w:t xml:space="preserve">, выполняет их </w:t>
+      </w:r>
+      <w:proofErr w:type="spellStart"/>
+      <w:r>
+        <w:t>десериализацию</w:t>
+      </w:r>
+      <w:proofErr w:type="spellEnd"/>
+      <w:r>
+        <w:t xml:space="preserve"> и валидацию, после чего сохраняет данные в соответствующие таблицы базы данных. Результат выполнения A</w:t>
+      </w:r>
+      <w:r>
+        <w:t>0</w:t>
+      </w:r>
+      <w:r>
+        <w:t xml:space="preserve">1 </w:t>
+      </w:r>
+      <w:r>
+        <w:t>–</w:t>
+      </w:r>
+      <w:r>
+        <w:t xml:space="preserve"> сохранённые и нормализованные данные партии </w:t>
+      </w:r>
+      <w:r>
+        <w:t>–</w:t>
+      </w:r>
+      <w:r>
+        <w:t xml:space="preserve"> передаётся в подфункцию A</w:t>
+      </w:r>
+      <w:r>
+        <w:t>0</w:t>
+      </w:r>
+      <w:r>
+        <w:t>2. Подфункция A</w:t>
+      </w:r>
+      <w:r>
+        <w:t>0</w:t>
+      </w:r>
+      <w:r>
+        <w:t>2 «</w:t>
+      </w:r>
+      <w:r>
+        <w:t>п</w:t>
+      </w:r>
+      <w:r>
+        <w:t xml:space="preserve">роверить показатели на </w:t>
+      </w:r>
+      <w:r>
+        <w:t xml:space="preserve">признак </w:t>
+      </w:r>
+      <w:r>
+        <w:t>отклонени</w:t>
+      </w:r>
+      <w:r>
+        <w:t>й</w:t>
+      </w:r>
+      <w:r>
+        <w:t xml:space="preserve">» </w:t>
+      </w:r>
+      <w:r>
+        <w:t>определяет статус</w:t>
+      </w:r>
+      <w:r>
+        <w:t xml:space="preserve"> поступивши</w:t>
+      </w:r>
+      <w:r>
+        <w:t>х</w:t>
+      </w:r>
+      <w:r>
+        <w:t xml:space="preserve"> значени</w:t>
+      </w:r>
+      <w:r>
+        <w:t>й</w:t>
+      </w:r>
+      <w:r>
+        <w:t xml:space="preserve"> параметров и формирует запись инцидента</w:t>
+      </w:r>
+      <w:r>
+        <w:t xml:space="preserve"> </w:t>
+      </w:r>
+      <w:r>
+        <w:t>при обнаружении превышения</w:t>
+      </w:r>
+      <w:r>
+        <w:t xml:space="preserve"> и инициирует отправку уведомления. Подфункция A</w:t>
+      </w:r>
+      <w:r>
+        <w:t>0</w:t>
+      </w:r>
+      <w:r>
+        <w:t>3 «</w:t>
+      </w:r>
+      <w:r>
+        <w:t>п</w:t>
+      </w:r>
+      <w:r>
+        <w:t>редоставить ролевую витрину данных» обрабатывает запросы авторизованных пользователей: в зависимости от роли запрашивает из базы данных соответствующий набор сведений. Подфункция A</w:t>
+      </w:r>
+      <w:r>
+        <w:t>0</w:t>
+      </w:r>
+      <w:r>
+        <w:t>4 «</w:t>
+      </w:r>
+      <w:r>
+        <w:t>с</w:t>
+      </w:r>
+      <w:r>
+        <w:t>формировать отчё</w:t>
+      </w:r>
+      <w:r>
+        <w:t>т</w:t>
+      </w:r>
+      <w:r>
+        <w:t>» по запросу пользователя собирает данные из всех трёх источников для указанной партии, подсчитывает количество зафиксированных отклонений и формирует структурированный PDF-документ.</w:t>
+      </w:r>
+    </w:p>
+    <w:p>
+      <w:pPr>
         <w:widowControl/>
         <w:autoSpaceDE/>
         <w:autoSpaceDN/>
@@ -7869,100 +8250,9 @@
         <w:ind w:firstLine="0"/>
         <w:jc w:val="center"/>
         <w:rPr>
-          <w:sz w:val="24"/>
-          <w:szCs w:val="24"/>
-          <w:lang w:bidi="ar-SA"/>
-        </w:rPr>
-      </w:pPr>
-      <w:r>
-        <w:rPr>
-          <w:sz w:val="24"/>
-          <w:szCs w:val="24"/>
-          <w:lang w:bidi="ar-SA"/>
-        </w:rPr>
-        <w:t xml:space="preserve">Рисунок – Диаграмма </w:t>
-      </w:r>
-      <w:r>
-        <w:rPr>
-          <w:sz w:val="24"/>
-          <w:szCs w:val="24"/>
-          <w:lang w:val="en-US" w:bidi="ar-SA"/>
-        </w:rPr>
-        <w:t>IDEF</w:t>
-      </w:r>
-      <w:r>
-        <w:rPr>
-          <w:sz w:val="24"/>
-          <w:szCs w:val="24"/>
-          <w:lang w:bidi="ar-SA"/>
-        </w:rPr>
-        <w:t>0</w:t>
-      </w:r>
-    </w:p>
-    <w:p>
-      <w:r>
-        <w:t>Декомпозиция диаграммы IDEF0 (</w:t>
-      </w:r>
-      <w:proofErr w:type="gramStart"/>
-      <w:r>
-        <w:t>рис. )</w:t>
-      </w:r>
-      <w:proofErr w:type="gramEnd"/>
-      <w:r>
-        <w:t xml:space="preserve"> раскрывает внутреннюю функциональную структуру системы, состоящую из четырёх взаимосвязанных подфункций. Подфункция A1 «Получить и сохранить данные о партии» принимает сообщения из топиков </w:t>
-      </w:r>
-      <w:proofErr w:type="spellStart"/>
-      <w:r>
-        <w:t>Apache</w:t>
-      </w:r>
-      <w:proofErr w:type="spellEnd"/>
-      <w:r>
-        <w:t xml:space="preserve"> </w:t>
-      </w:r>
-      <w:proofErr w:type="spellStart"/>
-      <w:r>
-        <w:t>Kafka</w:t>
-      </w:r>
-      <w:proofErr w:type="spellEnd"/>
-      <w:r>
-        <w:t xml:space="preserve">, выполняет их </w:t>
-      </w:r>
-      <w:proofErr w:type="spellStart"/>
-      <w:r>
-        <w:t>десериализацию</w:t>
-      </w:r>
-      <w:proofErr w:type="spellEnd"/>
-      <w:r>
-        <w:t xml:space="preserve"> и валидацию, после чего сохраняет данные в соответствующие таблицы базы данных (</w:t>
-      </w:r>
-      <w:proofErr w:type="spellStart"/>
-      <w:r>
-        <w:t>fact_mes</w:t>
-      </w:r>
-      <w:proofErr w:type="spellEnd"/>
-      <w:r>
-        <w:t xml:space="preserve">, </w:t>
-      </w:r>
-      <w:proofErr w:type="spellStart"/>
-      <w:r>
-        <w:t>fact_scada</w:t>
-      </w:r>
-      <w:proofErr w:type="spellEnd"/>
-      <w:r>
-        <w:t xml:space="preserve">, </w:t>
-      </w:r>
-      <w:proofErr w:type="spellStart"/>
-      <w:r>
-        <w:t>fact_lims</w:t>
-      </w:r>
-      <w:proofErr w:type="spellEnd"/>
-      <w:r>
-        <w:t xml:space="preserve">). Результат выполнения A1 — сохранённые и нормализованные данные партии — передаётся в подфункцию A2. Подфункция A2 «Проверить показатели на отклонения» сравнивает поступившие значения параметров с нормативными порогами, определёнными для данного типа металла, и при обнаружении превышения формирует запись инцидента и инициирует отправку уведомления. Подфункция A3 «Предоставить ролевую витрину данных» обрабатывает запросы авторизованных пользователей: в зависимости от роли запрашивает из базы данных соответствующий набор сведений — производственные параметры MES и графики SCADA для роли «Производство», детализированные результаты LIMS для роли «Лаборатория», агрегированную аналитику для роли «Руководство». </w:t>
-      </w:r>
-      <w:r>
-        <w:lastRenderedPageBreak/>
-        <w:t>Подфункция A4 «Сформировать PDF-отчёт и реестр инцидентов» по запросу пользователя собирает данные из всех трёх источников для указанной партии, подсчитывает количество зафиксированных отклонений и формирует структурированный PDF-документ.</w:t>
-      </w:r>
+          <w:noProof/>
+        </w:rPr>
+      </w:pPr>
     </w:p>
     <w:p>
       <w:pPr>
@@ -7982,9 +8272,10 @@
         <w:rPr>
           <w:noProof/>
         </w:rPr>
+        <w:lastRenderedPageBreak/>
         <w:drawing>
-          <wp:inline distT="0" distB="0" distL="0" distR="0" wp14:anchorId="5505079B" wp14:editId="498C0953">
-            <wp:extent cx="6026344" cy="3209026"/>
+          <wp:inline distT="0" distB="0" distL="0" distR="0" wp14:anchorId="5505079B" wp14:editId="1089D42D">
+            <wp:extent cx="5772150" cy="3171943"/>
             <wp:effectExtent l="0" t="0" r="0" b="0"/>
             <wp:docPr id="10" name="Рисунок 10"/>
             <wp:cNvGraphicFramePr>
@@ -7999,7 +8290,7 @@
                       <a:picLocks noChangeAspect="1" noChangeArrowheads="1"/>
                     </pic:cNvPicPr>
                   </pic:nvPicPr>
-                  <pic:blipFill>
+                  <pic:blipFill rotWithShape="1">
                     <a:blip r:embed="rId10" cstate="print">
                       <a:extLst>
                         <a:ext uri="{28A0092B-C50C-407E-A947-70E740481C1C}">
@@ -8007,15 +8298,13 @@
                         </a:ext>
                       </a:extLst>
                     </a:blip>
-                    <a:srcRect/>
-                    <a:stretch>
-                      <a:fillRect/>
-                    </a:stretch>
+                    <a:srcRect l="1581" r="1517"/>
+                    <a:stretch/>
                   </pic:blipFill>
                   <pic:spPr bwMode="auto">
                     <a:xfrm>
                       <a:off x="0" y="0"/>
-                      <a:ext cx="6049633" cy="3221427"/>
+                      <a:ext cx="5809848" cy="3192659"/>
                     </a:xfrm>
                     <a:prstGeom prst="rect">
                       <a:avLst/>
@@ -8024,6 +8313,11 @@
                     <a:ln>
                       <a:noFill/>
                     </a:ln>
+                    <a:extLst>
+                      <a:ext uri="{53640926-AAD7-44D8-BBD7-CCE9431645EC}">
+                        <a14:shadowObscured xmlns:a14="http://schemas.microsoft.com/office/drawing/2010/main"/>
+                      </a:ext>
+                    </a:extLst>
                   </pic:spPr>
                 </pic:pic>
               </a:graphicData>
@@ -8034,6 +8328,257 @@
     </w:p>
     <w:p>
       <w:pPr>
+        <w:pStyle w:val="af1"/>
+      </w:pPr>
+      <w:r>
+        <w:t xml:space="preserve">Рисунок </w:t>
+      </w:r>
+      <w:r>
+        <w:t xml:space="preserve">2 </w:t>
+      </w:r>
+      <w:r>
+        <w:t>– Декомпозиция диаграммы IDEF0</w:t>
+      </w:r>
+    </w:p>
+    <w:p>
+      <w:r>
+        <w:rPr>
+          <w:lang w:bidi="ar-SA"/>
+        </w:rPr>
+        <w:t xml:space="preserve">Таким образом, функциональная модель IDEF0 демонстрирует, что система витрины качества металла реализует сквозную цепочку обработки производственных данных </w:t>
+      </w:r>
+      <w:r>
+        <w:rPr>
+          <w:lang w:bidi="ar-SA"/>
+        </w:rPr>
+        <w:t>–</w:t>
+      </w:r>
+      <w:r>
+        <w:rPr>
+          <w:lang w:bidi="ar-SA"/>
+        </w:rPr>
+        <w:t xml:space="preserve"> от получения из внешних источников до представления пользователю в персонализированном интерфейсе и документирования в форме отчётов.</w:t>
+      </w:r>
+    </w:p>
+    <w:p>
+      <w:pPr>
+        <w:pStyle w:val="3"/>
+      </w:pPr>
+      <w:bookmarkStart w:id="35" w:name="_Toc231062519"/>
+      <w:bookmarkStart w:id="36" w:name="_Toc231214211"/>
+      <w:r>
+        <w:t>IDEF3</w:t>
+      </w:r>
+      <w:bookmarkEnd w:id="35"/>
+      <w:bookmarkEnd w:id="36"/>
+    </w:p>
+    <w:p>
+      <w:r>
+        <w:t xml:space="preserve">IDEF3 </w:t>
+      </w:r>
+      <w:r>
+        <w:t>–</w:t>
+      </w:r>
+      <w:r>
+        <w:t xml:space="preserve"> методология описания процессов, фокусирующаяся на </w:t>
+      </w:r>
+      <w:proofErr w:type="spellStart"/>
+      <w:r>
+        <w:t>временно́й</w:t>
+      </w:r>
+      <w:proofErr w:type="spellEnd"/>
+      <w:r>
+        <w:t xml:space="preserve"> и логической последовательности выполнения операций. В отличие от IDEF0, которая отвечает на вопрос «что делает система», IDEF3 описывает «как и в каком порядке выполняются действия». Основными элементами нотации являются блоки действий (</w:t>
+      </w:r>
+      <w:proofErr w:type="spellStart"/>
+      <w:r>
+        <w:t>Unit</w:t>
+      </w:r>
+      <w:proofErr w:type="spellEnd"/>
+      <w:r>
+        <w:t xml:space="preserve"> </w:t>
+      </w:r>
+      <w:proofErr w:type="spellStart"/>
+      <w:r>
+        <w:t>of</w:t>
+      </w:r>
+      <w:proofErr w:type="spellEnd"/>
+      <w:r>
+        <w:t xml:space="preserve"> </w:t>
+      </w:r>
+      <w:proofErr w:type="spellStart"/>
+      <w:r>
+        <w:t>Behavior</w:t>
+      </w:r>
+      <w:proofErr w:type="spellEnd"/>
+      <w:r>
+        <w:t>, UOB), связи предшествования (</w:t>
+      </w:r>
+      <w:proofErr w:type="spellStart"/>
+      <w:r>
+        <w:t>Precedence</w:t>
+      </w:r>
+      <w:proofErr w:type="spellEnd"/>
+      <w:r>
+        <w:t xml:space="preserve"> </w:t>
+      </w:r>
+      <w:proofErr w:type="spellStart"/>
+      <w:r>
+        <w:t>Links</w:t>
+      </w:r>
+      <w:proofErr w:type="spellEnd"/>
+      <w:r>
+        <w:t>), обозначающие порядок выполнения операций, а также перекрёстки (</w:t>
+      </w:r>
+      <w:proofErr w:type="spellStart"/>
+      <w:r>
+        <w:t>Junction</w:t>
+      </w:r>
+      <w:proofErr w:type="spellEnd"/>
+      <w:r>
+        <w:t>) для моделирования ветвлений, условных переходов и слияния параллельных потоков управления.</w:t>
+      </w:r>
+    </w:p>
+    <w:p>
+      <w:r>
+        <w:t>В рамках</w:t>
+      </w:r>
+      <w:r>
+        <w:t xml:space="preserve"> системы в нотации IDEF3 смоделирован процесс обработки инцидента </w:t>
+      </w:r>
+      <w:r>
+        <w:t>–</w:t>
+      </w:r>
+      <w:r>
+        <w:t xml:space="preserve"> от момента поступления данных с отклонением до закрытия зарегистрированного инцидента ответственным пользователем</w:t>
+      </w:r>
+      <w:r>
+        <w:t xml:space="preserve">. Диаграмма </w:t>
+      </w:r>
+      <w:r>
+        <w:lastRenderedPageBreak/>
+        <w:t>изображена на рисунк</w:t>
+      </w:r>
+      <w:r>
+        <w:t>ах</w:t>
+      </w:r>
+      <w:r>
+        <w:t xml:space="preserve"> 3</w:t>
+      </w:r>
+      <w:r>
+        <w:t xml:space="preserve"> и 4</w:t>
+      </w:r>
+      <w:r>
+        <w:t xml:space="preserve">. </w:t>
+      </w:r>
+      <w:r>
+        <w:t xml:space="preserve">Процесс инициируется в момент получения серверным приложением сообщения из </w:t>
+      </w:r>
+      <w:r>
+        <w:t>брокера</w:t>
+      </w:r>
+      <w:r>
+        <w:t xml:space="preserve">. </w:t>
+      </w:r>
+      <w:r>
+        <w:t>Сервер</w:t>
+      </w:r>
+      <w:r>
+        <w:t xml:space="preserve"> </w:t>
+      </w:r>
+      <w:proofErr w:type="spellStart"/>
+      <w:r>
+        <w:t>десериализует</w:t>
+      </w:r>
+      <w:proofErr w:type="spellEnd"/>
+      <w:r>
+        <w:t xml:space="preserve"> входящее JSON-сообщение и производит запись </w:t>
+      </w:r>
+      <w:r>
+        <w:t xml:space="preserve">новых </w:t>
+      </w:r>
+      <w:r>
+        <w:t xml:space="preserve">телеметрических или производственных </w:t>
+      </w:r>
+      <w:r>
+        <w:t>данных в соответствующую таблицу БД</w:t>
+      </w:r>
+      <w:r>
+        <w:t xml:space="preserve">. После сохранения данных </w:t>
+      </w:r>
+      <w:r>
+        <w:t>определяется статус соответствия значений норме</w:t>
+      </w:r>
+      <w:r>
+        <w:t xml:space="preserve">. Если </w:t>
+      </w:r>
+      <w:r>
+        <w:t>статус показывает выход</w:t>
+      </w:r>
+      <w:r>
+        <w:t xml:space="preserve"> за допустимые пределы, создаётся новая запись инцидента со статусом </w:t>
+      </w:r>
+      <w:r>
+        <w:t>«Создано»</w:t>
+      </w:r>
+      <w:r>
+        <w:t xml:space="preserve">, и через </w:t>
+      </w:r>
+      <w:proofErr w:type="spellStart"/>
+      <w:r>
+        <w:t>WebSocket</w:t>
+      </w:r>
+      <w:proofErr w:type="spellEnd"/>
+      <w:r>
+        <w:t>-канал пользователям с рол</w:t>
+      </w:r>
+      <w:r>
+        <w:t>ями</w:t>
+      </w:r>
+      <w:r>
+        <w:t xml:space="preserve"> «Производство»</w:t>
+      </w:r>
+      <w:r>
+        <w:t xml:space="preserve"> и «Руководство»</w:t>
+      </w:r>
+      <w:r>
+        <w:t xml:space="preserve">, подключённым к системе в данный момент, немедленно направляется </w:t>
+      </w:r>
+      <w:proofErr w:type="spellStart"/>
+      <w:r>
+        <w:t>push</w:t>
+      </w:r>
+      <w:proofErr w:type="spellEnd"/>
+      <w:r>
+        <w:t xml:space="preserve">-уведомление. Пользователь получает уведомление в интерфейсе, переходит на страницу реестра </w:t>
+      </w:r>
+      <w:r>
+        <w:t>сбоев</w:t>
+      </w:r>
+      <w:r>
+        <w:t xml:space="preserve">, просматривает детали </w:t>
+      </w:r>
+      <w:r>
+        <w:t>уведомления</w:t>
+      </w:r>
+      <w:r>
+        <w:t xml:space="preserve"> и принимает инцидент в работу, переводя его в статус</w:t>
+      </w:r>
+      <w:r>
+        <w:t xml:space="preserve"> «На проверке»</w:t>
+      </w:r>
+      <w:r>
+        <w:t xml:space="preserve">. После проведения необходимых корректирующих мероприятий на производстве пользователь закрывает инцидент </w:t>
+      </w:r>
+      <w:r>
+        <w:t>и в зависимости от истинности сбоя устанавливает статус «Причина устранена» или «Ложное срабатывание»</w:t>
+      </w:r>
+      <w:r>
+        <w:t>.</w:t>
+      </w:r>
+    </w:p>
+    <w:p>
+      <w:pPr>
         <w:widowControl/>
         <w:autoSpaceDE/>
         <w:autoSpaceDN/>
@@ -8048,281 +8593,11 @@
       </w:pPr>
       <w:r>
         <w:rPr>
-          <w:sz w:val="24"/>
-          <w:szCs w:val="24"/>
-          <w:lang w:bidi="ar-SA"/>
-        </w:rPr>
-        <w:t>Рисунок – Д</w:t>
-      </w:r>
-      <w:r>
-        <w:rPr>
-          <w:sz w:val="24"/>
-          <w:szCs w:val="24"/>
-          <w:lang w:bidi="ar-SA"/>
-        </w:rPr>
-        <w:t>екомпозиция д</w:t>
-      </w:r>
-      <w:r>
-        <w:rPr>
-          <w:sz w:val="24"/>
-          <w:szCs w:val="24"/>
-          <w:lang w:bidi="ar-SA"/>
-        </w:rPr>
-        <w:t>иаграмм</w:t>
-      </w:r>
-      <w:r>
-        <w:rPr>
-          <w:sz w:val="24"/>
-          <w:szCs w:val="24"/>
-          <w:lang w:bidi="ar-SA"/>
-        </w:rPr>
-        <w:t>ы</w:t>
-      </w:r>
-      <w:r>
-        <w:rPr>
-          <w:sz w:val="24"/>
-          <w:szCs w:val="24"/>
-          <w:lang w:bidi="ar-SA"/>
-        </w:rPr>
-        <w:t xml:space="preserve"> </w:t>
-      </w:r>
-      <w:r>
-        <w:rPr>
-          <w:sz w:val="24"/>
-          <w:szCs w:val="24"/>
-          <w:lang w:val="en-US" w:bidi="ar-SA"/>
-        </w:rPr>
-        <w:t>IDEF</w:t>
-      </w:r>
-      <w:r>
-        <w:rPr>
-          <w:sz w:val="24"/>
-          <w:szCs w:val="24"/>
-          <w:lang w:bidi="ar-SA"/>
-        </w:rPr>
-        <w:t>0</w:t>
-      </w:r>
-    </w:p>
-    <w:p>
-      <w:r>
-        <w:rPr>
-          <w:lang w:bidi="ar-SA"/>
-        </w:rPr>
-        <w:t>Таким образом, функциональная модель IDEF0 демонстрирует, что система витрины качества металла реализует сквозную цепочку обработки производственных данных — от получения из внешних источников до представления пользователю в персонализированном интерфейсе и документирования в форме отчётов.</w:t>
-      </w:r>
-    </w:p>
-    <w:p>
-      <w:pPr>
-        <w:pStyle w:val="3"/>
-      </w:pPr>
-      <w:bookmarkStart w:id="36" w:name="_Toc231062519"/>
-      <w:bookmarkStart w:id="37" w:name="_Toc231164229"/>
-      <w:r>
-        <w:t>IDEF3</w:t>
-      </w:r>
-      <w:bookmarkEnd w:id="36"/>
-      <w:bookmarkEnd w:id="37"/>
-    </w:p>
-    <w:p>
-      <w:r>
-        <w:t xml:space="preserve">IDEF3 — методология описания процессов, фокусирующаяся на </w:t>
-      </w:r>
-      <w:proofErr w:type="spellStart"/>
-      <w:r>
-        <w:t>временно́й</w:t>
-      </w:r>
-      <w:proofErr w:type="spellEnd"/>
-      <w:r>
-        <w:t xml:space="preserve"> и логической последовательности выполнения операций. В отличие от IDEF0, которая отвечает на вопрос «что делает система», IDEF3 описывает «как и в каком порядке выполняются действия». Основными элементами нотации являются блоки действий (</w:t>
-      </w:r>
-      <w:proofErr w:type="spellStart"/>
-      <w:r>
-        <w:t>Unit</w:t>
-      </w:r>
-      <w:proofErr w:type="spellEnd"/>
-      <w:r>
-        <w:t xml:space="preserve"> </w:t>
-      </w:r>
-      <w:proofErr w:type="spellStart"/>
-      <w:r>
-        <w:t>of</w:t>
-      </w:r>
-      <w:proofErr w:type="spellEnd"/>
-      <w:r>
-        <w:t xml:space="preserve"> </w:t>
-      </w:r>
-      <w:proofErr w:type="spellStart"/>
-      <w:r>
-        <w:t>Behavior</w:t>
-      </w:r>
-      <w:proofErr w:type="spellEnd"/>
-      <w:r>
-        <w:t>, UOB), связи предшествования (</w:t>
-      </w:r>
-      <w:proofErr w:type="spellStart"/>
-      <w:r>
-        <w:t>Precedence</w:t>
-      </w:r>
-      <w:proofErr w:type="spellEnd"/>
-      <w:r>
-        <w:t xml:space="preserve"> </w:t>
-      </w:r>
-      <w:proofErr w:type="spellStart"/>
-      <w:r>
-        <w:t>Links</w:t>
-      </w:r>
-      <w:proofErr w:type="spellEnd"/>
-      <w:r>
-        <w:t>), обозначающие порядок выполнения операций, а также перекрёстки (</w:t>
-      </w:r>
-      <w:proofErr w:type="spellStart"/>
-      <w:r>
-        <w:t>Junction</w:t>
-      </w:r>
-      <w:proofErr w:type="spellEnd"/>
-      <w:r>
-        <w:t>) для моделирования ветвлений, условных переходов и слияния параллельных потоков управления.</w:t>
-      </w:r>
-    </w:p>
-    <w:p>
-      <w:r>
-        <w:lastRenderedPageBreak/>
-        <w:t>Для информационной системы витрины качества металла в нотации IDEF3 смоделирован процесс обработки инцидента — от момента поступления данных с отклонением до закрытия зарегистрированного инцидента ответственным пользователем (</w:t>
-      </w:r>
-      <w:proofErr w:type="gramStart"/>
-      <w:r>
-        <w:t>рис. )</w:t>
-      </w:r>
-      <w:proofErr w:type="gramEnd"/>
-      <w:r>
-        <w:t xml:space="preserve">. Процесс инициируется в момент получения серверным приложением сообщения </w:t>
-      </w:r>
-      <w:proofErr w:type="gramStart"/>
-      <w:r>
-        <w:t>из топика</w:t>
-      </w:r>
-      <w:proofErr w:type="gramEnd"/>
-      <w:r>
-        <w:t xml:space="preserve"> </w:t>
-      </w:r>
-      <w:proofErr w:type="spellStart"/>
-      <w:r>
-        <w:t>Apache</w:t>
-      </w:r>
-      <w:proofErr w:type="spellEnd"/>
-      <w:r>
-        <w:t xml:space="preserve"> </w:t>
-      </w:r>
-      <w:proofErr w:type="spellStart"/>
-      <w:r>
-        <w:t>Kafka</w:t>
-      </w:r>
-      <w:proofErr w:type="spellEnd"/>
-      <w:r>
-        <w:t xml:space="preserve">. </w:t>
-      </w:r>
-      <w:proofErr w:type="spellStart"/>
-      <w:r>
-        <w:t>Kafka</w:t>
-      </w:r>
-      <w:proofErr w:type="spellEnd"/>
-      <w:r>
-        <w:t xml:space="preserve"> </w:t>
-      </w:r>
-      <w:proofErr w:type="spellStart"/>
-      <w:r>
-        <w:t>Consumer</w:t>
-      </w:r>
-      <w:proofErr w:type="spellEnd"/>
-      <w:r>
-        <w:t xml:space="preserve"> </w:t>
-      </w:r>
-      <w:proofErr w:type="spellStart"/>
-      <w:r>
-        <w:t>десериализует</w:t>
-      </w:r>
-      <w:proofErr w:type="spellEnd"/>
-      <w:r>
-        <w:t xml:space="preserve"> входящее JSON-сообщение и передаёт его в сервисный слой, где производится запись телеметрических данных в таблицу </w:t>
-      </w:r>
-      <w:proofErr w:type="spellStart"/>
-      <w:r>
-        <w:t>fact_scada</w:t>
-      </w:r>
-      <w:proofErr w:type="spellEnd"/>
-      <w:r>
-        <w:t xml:space="preserve"> или производственных параметров в таблицу </w:t>
-      </w:r>
-      <w:proofErr w:type="spellStart"/>
-      <w:r>
-        <w:t>fact_mes</w:t>
-      </w:r>
-      <w:proofErr w:type="spellEnd"/>
-      <w:r>
-        <w:t xml:space="preserve"> базы данных </w:t>
-      </w:r>
-      <w:proofErr w:type="spellStart"/>
-      <w:r>
-        <w:t>PostgreSQL</w:t>
-      </w:r>
-      <w:proofErr w:type="spellEnd"/>
-      <w:r>
-        <w:t xml:space="preserve">. После сохранения данных управление передаётся модулю проверки отклонений: для каждого поступившего значения параметра извлекаются нормативные пороги (нижний и верхний предел), соответствующие типу металла обрабатываемой партии, и выполняется сравнение. Если значение выходит за допустимые пределы, в таблице </w:t>
-      </w:r>
-      <w:proofErr w:type="spellStart"/>
-      <w:r>
-        <w:t>fact_notifications</w:t>
-      </w:r>
-      <w:proofErr w:type="spellEnd"/>
-      <w:r>
-        <w:t xml:space="preserve"> создаётся новая запись инцидента со статусом CREATED, и через </w:t>
-      </w:r>
-      <w:proofErr w:type="spellStart"/>
-      <w:r>
-        <w:t>WebSocket</w:t>
-      </w:r>
-      <w:proofErr w:type="spellEnd"/>
-      <w:r>
-        <w:t xml:space="preserve">-канал пользователям с ролью «Производство», подключённым к системе в данный момент, немедленно направляется </w:t>
-      </w:r>
-      <w:proofErr w:type="spellStart"/>
-      <w:r>
-        <w:t>push</w:t>
-      </w:r>
-      <w:proofErr w:type="spellEnd"/>
-      <w:r>
-        <w:t xml:space="preserve">-уведомление. Пользователь получает уведомление в интерфейсе, переходит на страницу реестра инцидентов, просматривает детали отклонения (источник, параметр, фактическое и нормативное значения, уровень критичности) и принимает инцидент в работу, переводя его в статус IN_PROGRESS. После проведения необходимых корректирующих мероприятий на производстве пользователь закрывает инцидент с комментарием об устранённой причине, и система фиксирует финальный статус RESOLVED с </w:t>
-      </w:r>
-      <w:proofErr w:type="spellStart"/>
-      <w:r>
-        <w:t>временно́й</w:t>
-      </w:r>
-      <w:proofErr w:type="spellEnd"/>
-      <w:r>
-        <w:t xml:space="preserve"> меткой закрытия и идентификатором ответственного пользователя.</w:t>
-      </w:r>
-    </w:p>
-    <w:p>
-      <w:pPr>
-        <w:widowControl/>
-        <w:autoSpaceDE/>
-        <w:autoSpaceDN/>
-        <w:spacing w:line="240" w:lineRule="auto"/>
-        <w:ind w:firstLine="0"/>
-        <w:jc w:val="left"/>
-        <w:rPr>
-          <w:sz w:val="24"/>
-          <w:szCs w:val="24"/>
-          <w:lang w:bidi="ar-SA"/>
-        </w:rPr>
-      </w:pPr>
-      <w:r>
-        <w:rPr>
           <w:noProof/>
         </w:rPr>
         <w:drawing>
-          <wp:inline distT="0" distB="0" distL="0" distR="0" wp14:anchorId="11888D1B" wp14:editId="3EC83DFD">
-            <wp:extent cx="5939790" cy="1462405"/>
+          <wp:inline distT="0" distB="0" distL="0" distR="0" wp14:anchorId="11888D1B" wp14:editId="1FCD24E4">
+            <wp:extent cx="5825490" cy="1434264"/>
             <wp:effectExtent l="0" t="0" r="0" b="0"/>
             <wp:docPr id="11" name="Рисунок 11"/>
             <wp:cNvGraphicFramePr>
@@ -8353,7 +8628,7 @@
                   <pic:spPr bwMode="auto">
                     <a:xfrm>
                       <a:off x="0" y="0"/>
-                      <a:ext cx="5939790" cy="1462405"/>
+                      <a:ext cx="5838130" cy="1437376"/>
                     </a:xfrm>
                     <a:prstGeom prst="rect">
                       <a:avLst/>
@@ -8372,52 +8647,35 @@
     </w:p>
     <w:p>
       <w:pPr>
+        <w:pStyle w:val="af1"/>
+      </w:pPr>
+      <w:r>
+        <w:t xml:space="preserve">Рисунок </w:t>
+      </w:r>
+      <w:r>
+        <w:t xml:space="preserve">3 </w:t>
+      </w:r>
+      <w:r>
+        <w:t xml:space="preserve">– Диаграмма </w:t>
+      </w:r>
+      <w:r>
+        <w:rPr>
+          <w:lang w:val="en-US"/>
+        </w:rPr>
+        <w:t xml:space="preserve">IDEF3, </w:t>
+      </w:r>
+      <w:r>
+        <w:t>часть 1</w:t>
+      </w:r>
+    </w:p>
+    <w:p>
+      <w:pPr>
         <w:widowControl/>
         <w:autoSpaceDE/>
         <w:autoSpaceDN/>
         <w:spacing w:line="240" w:lineRule="auto"/>
         <w:ind w:firstLine="0"/>
         <w:jc w:val="center"/>
-        <w:rPr>
-          <w:sz w:val="24"/>
-          <w:szCs w:val="24"/>
-          <w:lang w:bidi="ar-SA"/>
-        </w:rPr>
-      </w:pPr>
-      <w:r>
-        <w:rPr>
-          <w:sz w:val="24"/>
-          <w:szCs w:val="24"/>
-          <w:lang w:bidi="ar-SA"/>
-        </w:rPr>
-        <w:lastRenderedPageBreak/>
-        <w:t xml:space="preserve">Рисунок – Диаграмма </w:t>
-      </w:r>
-      <w:r>
-        <w:rPr>
-          <w:sz w:val="24"/>
-          <w:szCs w:val="24"/>
-          <w:lang w:val="en-US" w:bidi="ar-SA"/>
-        </w:rPr>
-        <w:t xml:space="preserve">IDEF3, </w:t>
-      </w:r>
-      <w:r>
-        <w:rPr>
-          <w:sz w:val="24"/>
-          <w:szCs w:val="24"/>
-          <w:lang w:bidi="ar-SA"/>
-        </w:rPr>
-        <w:t>часть 1</w:t>
-      </w:r>
-    </w:p>
-    <w:p>
-      <w:pPr>
-        <w:widowControl/>
-        <w:autoSpaceDE/>
-        <w:autoSpaceDN/>
-        <w:spacing w:line="240" w:lineRule="auto"/>
-        <w:ind w:firstLine="0"/>
-        <w:jc w:val="left"/>
         <w:rPr>
           <w:sz w:val="24"/>
           <w:szCs w:val="24"/>
@@ -8480,254 +8738,368 @@
     </w:p>
     <w:p>
       <w:pPr>
-        <w:widowControl/>
-        <w:autoSpaceDE/>
-        <w:autoSpaceDN/>
-        <w:spacing w:line="240" w:lineRule="auto"/>
+        <w:pStyle w:val="af1"/>
+      </w:pPr>
+      <w:r>
+        <w:t xml:space="preserve">Рисунок </w:t>
+      </w:r>
+      <w:r>
+        <w:t xml:space="preserve">4 </w:t>
+      </w:r>
+      <w:r>
+        <w:t xml:space="preserve">– Диаграмма </w:t>
+      </w:r>
+      <w:r>
+        <w:rPr>
+          <w:lang w:val="en-US"/>
+        </w:rPr>
+        <w:t>IDEF</w:t>
+      </w:r>
+      <w:r>
+        <w:t xml:space="preserve">3, </w:t>
+      </w:r>
+      <w:r>
+        <w:t>часть 2</w:t>
+      </w:r>
+    </w:p>
+    <w:p>
+      <w:r>
+        <w:rPr>
+          <w:lang w:bidi="ar-SA"/>
+        </w:rPr>
+        <w:t xml:space="preserve">Таким образом, диаграмма IDEF3 позволяет формализовать </w:t>
+      </w:r>
+      <w:r>
+        <w:rPr>
+          <w:lang w:bidi="ar-SA"/>
+        </w:rPr>
+        <w:lastRenderedPageBreak/>
+        <w:t xml:space="preserve">последовательность реакции системы на производственные отклонения </w:t>
+      </w:r>
+      <w:r>
+        <w:rPr>
+          <w:lang w:bidi="ar-SA"/>
+        </w:rPr>
+        <w:t>–</w:t>
+      </w:r>
+      <w:r>
+        <w:rPr>
+          <w:lang w:bidi="ar-SA"/>
+        </w:rPr>
+        <w:t xml:space="preserve"> от автоматического обнаружения на </w:t>
+      </w:r>
+      <w:r>
+        <w:rPr>
+          <w:lang w:bidi="ar-SA"/>
+        </w:rPr>
+        <w:t>сервере</w:t>
+      </w:r>
+      <w:r>
+        <w:rPr>
+          <w:lang w:bidi="ar-SA"/>
+        </w:rPr>
+        <w:t xml:space="preserve"> до подтверждения устранения пользователем, </w:t>
+      </w:r>
+      <w:r>
+        <w:rPr>
+          <w:lang w:bidi="ar-SA"/>
+        </w:rPr>
+        <w:t>–</w:t>
+      </w:r>
+      <w:r>
+        <w:rPr>
+          <w:lang w:bidi="ar-SA"/>
+        </w:rPr>
+        <w:t xml:space="preserve"> что обеспечивает полную прослеживаемость каждого </w:t>
+      </w:r>
+      <w:r>
+        <w:rPr>
+          <w:lang w:bidi="ar-SA"/>
+        </w:rPr>
+        <w:t>сбоя</w:t>
+      </w:r>
+      <w:r>
+        <w:rPr>
+          <w:lang w:bidi="ar-SA"/>
+        </w:rPr>
+        <w:t xml:space="preserve"> в жизненном цикле производственной партии.</w:t>
+      </w:r>
+    </w:p>
+    <w:p>
+      <w:pPr>
+        <w:pStyle w:val="3"/>
+      </w:pPr>
+      <w:bookmarkStart w:id="37" w:name="_Toc231062521"/>
+      <w:bookmarkStart w:id="38" w:name="_Toc231214212"/>
+      <w:r>
+        <w:t>UML</w:t>
+      </w:r>
+      <w:bookmarkEnd w:id="37"/>
+      <w:bookmarkEnd w:id="38"/>
+    </w:p>
+    <w:p>
+      <w:r>
+        <w:t>Нотация UML (</w:t>
+      </w:r>
+      <w:proofErr w:type="spellStart"/>
+      <w:r>
+        <w:t>Unified</w:t>
+      </w:r>
+      <w:proofErr w:type="spellEnd"/>
+      <w:r>
+        <w:t xml:space="preserve"> </w:t>
+      </w:r>
+      <w:proofErr w:type="spellStart"/>
+      <w:r>
+        <w:t>Modeling</w:t>
+      </w:r>
+      <w:proofErr w:type="spellEnd"/>
+      <w:r>
+        <w:t xml:space="preserve"> </w:t>
+      </w:r>
+      <w:proofErr w:type="spellStart"/>
+      <w:r>
+        <w:t>Language</w:t>
+      </w:r>
+      <w:proofErr w:type="spellEnd"/>
+      <w:r>
+        <w:t xml:space="preserve">) является стандартом визуального моделирования программных систем. В данном разделе применены </w:t>
+      </w:r>
+      <w:r>
+        <w:t>четыре</w:t>
+      </w:r>
+      <w:r>
+        <w:t xml:space="preserve"> вид</w:t>
+      </w:r>
+      <w:r>
+        <w:t>а</w:t>
+      </w:r>
+      <w:r>
+        <w:t xml:space="preserve"> UML-диаграмм, каждая из которых моделирует отдельный аспект системы. </w:t>
+      </w:r>
+    </w:p>
+    <w:p>
+      <w:r>
+        <w:t xml:space="preserve">Диаграмма прецедентов </w:t>
+      </w:r>
+      <w:r>
+        <w:t>(</w:t>
+      </w:r>
+      <w:proofErr w:type="spellStart"/>
+      <w:r>
+        <w:t>Use</w:t>
+      </w:r>
+      <w:proofErr w:type="spellEnd"/>
+      <w:r>
+        <w:t xml:space="preserve"> </w:t>
+      </w:r>
+      <w:proofErr w:type="spellStart"/>
+      <w:r>
+        <w:t>Case</w:t>
+      </w:r>
+      <w:proofErr w:type="spellEnd"/>
+      <w:r>
+        <w:t xml:space="preserve"> </w:t>
+      </w:r>
+      <w:proofErr w:type="spellStart"/>
+      <w:r>
+        <w:t>Diagram</w:t>
+      </w:r>
+      <w:proofErr w:type="spellEnd"/>
+      <w:r>
+        <w:t xml:space="preserve">) </w:t>
+      </w:r>
+      <w:r>
+        <w:t xml:space="preserve">описывает функциональные возможности системы с точки зрения её пользователей: определяет </w:t>
+      </w:r>
+      <w:proofErr w:type="spellStart"/>
+      <w:r>
+        <w:t>акторов</w:t>
+      </w:r>
+      <w:proofErr w:type="spellEnd"/>
+      <w:r>
+        <w:t xml:space="preserve"> (внешних участников взаимодействия), прецеденты (сценарии использования) и отношения между ними </w:t>
+      </w:r>
+      <w:r>
+        <w:t>–</w:t>
+      </w:r>
+      <w:r>
+        <w:t xml:space="preserve"> ассоциации (доступ </w:t>
+      </w:r>
+      <w:proofErr w:type="spellStart"/>
+      <w:r>
+        <w:t>актора</w:t>
+      </w:r>
+      <w:proofErr w:type="spellEnd"/>
+      <w:r>
+        <w:t xml:space="preserve"> к прецеденту), включение (&lt;&lt;</w:t>
+      </w:r>
+      <w:proofErr w:type="spellStart"/>
+      <w:r>
+        <w:t>include</w:t>
+      </w:r>
+      <w:proofErr w:type="spellEnd"/>
+      <w:r>
+        <w:t>&gt;&gt;, обязательная часть другого прецедента) и расширение (&lt;&lt;</w:t>
+      </w:r>
+      <w:proofErr w:type="spellStart"/>
+      <w:r>
+        <w:t>extend</w:t>
+      </w:r>
+      <w:proofErr w:type="spellEnd"/>
+      <w:r>
+        <w:t>&gt;&gt;, опциональное поведение).</w:t>
+      </w:r>
+    </w:p>
+    <w:p>
+      <w:r>
+        <w:t xml:space="preserve">Диаграмма прецедентов системы витрины качества металла (рис. </w:t>
+      </w:r>
+      <w:r>
+        <w:t>5</w:t>
+      </w:r>
+      <w:r>
+        <w:t xml:space="preserve">) устанавливает четыре </w:t>
+      </w:r>
+      <w:proofErr w:type="spellStart"/>
+      <w:r>
+        <w:t>актора</w:t>
+      </w:r>
+      <w:proofErr w:type="spellEnd"/>
+      <w:r>
+        <w:t xml:space="preserve">: </w:t>
+      </w:r>
+    </w:p>
+    <w:p>
+      <w:pPr>
+        <w:pStyle w:val="ad"/>
+        <w:numPr>
+          <w:ilvl w:val="0"/>
+          <w:numId w:val="27"/>
+        </w:numPr>
+      </w:pPr>
+      <w:r>
+        <w:t>Лаборатория</w:t>
+      </w:r>
+      <w:r>
+        <w:t>;</w:t>
+      </w:r>
+    </w:p>
+    <w:p>
+      <w:pPr>
+        <w:pStyle w:val="ad"/>
+        <w:numPr>
+          <w:ilvl w:val="0"/>
+          <w:numId w:val="27"/>
+        </w:numPr>
+      </w:pPr>
+      <w:r>
+        <w:t>Производство</w:t>
+      </w:r>
+      <w:r>
+        <w:t>;</w:t>
+      </w:r>
+    </w:p>
+    <w:p>
+      <w:pPr>
+        <w:pStyle w:val="ad"/>
+        <w:numPr>
+          <w:ilvl w:val="0"/>
+          <w:numId w:val="27"/>
+        </w:numPr>
+      </w:pPr>
+      <w:r>
+        <w:t>Руководство</w:t>
+      </w:r>
+      <w:r>
+        <w:t>;</w:t>
+      </w:r>
+    </w:p>
+    <w:p>
+      <w:pPr>
+        <w:pStyle w:val="ad"/>
+        <w:numPr>
+          <w:ilvl w:val="0"/>
+          <w:numId w:val="27"/>
+        </w:numPr>
+      </w:pPr>
+      <w:r>
+        <w:t xml:space="preserve">Администратор. </w:t>
+      </w:r>
+    </w:p>
+    <w:p>
+      <w:pPr>
+        <w:rPr>
+          <w:noProof/>
+        </w:rPr>
+      </w:pPr>
+      <w:r>
+        <w:t xml:space="preserve">Каждый из </w:t>
+      </w:r>
+      <w:proofErr w:type="spellStart"/>
+      <w:r>
+        <w:t>акторов</w:t>
+      </w:r>
+      <w:proofErr w:type="spellEnd"/>
+      <w:r>
+        <w:t xml:space="preserve"> (ролей в системе) имеет</w:t>
+      </w:r>
+      <w:r>
+        <w:t xml:space="preserve"> доступ к </w:t>
+      </w:r>
+      <w:r>
+        <w:t xml:space="preserve">персонализированной </w:t>
+      </w:r>
+      <w:r>
+        <w:t>витрине, списку партий с фильтрацией, детальной странице партии и генерации PDF-отчёта. Рол</w:t>
+      </w:r>
+      <w:r>
+        <w:t>ям</w:t>
+      </w:r>
+      <w:r>
+        <w:t xml:space="preserve"> «Производство» </w:t>
+      </w:r>
+      <w:r>
+        <w:t>и «Руководство» также доступно</w:t>
+      </w:r>
+      <w:r>
+        <w:t xml:space="preserve"> управлени</w:t>
+      </w:r>
+      <w:r>
+        <w:t>е</w:t>
+      </w:r>
+      <w:r>
+        <w:t xml:space="preserve"> уведомлениями </w:t>
+      </w:r>
+      <w:r>
+        <w:t>о сбоях и просмотр</w:t>
+      </w:r>
+      <w:r>
+        <w:t xml:space="preserve"> страниц</w:t>
+      </w:r>
+      <w:r>
+        <w:t>ы</w:t>
+      </w:r>
+      <w:r>
+        <w:t xml:space="preserve"> реестра инцидентов. </w:t>
+      </w:r>
+      <w:r>
+        <w:t>А р</w:t>
+      </w:r>
+      <w:r>
+        <w:t xml:space="preserve">оль «Администратор» дополнительно </w:t>
+      </w:r>
+      <w:r>
+        <w:t>имеет возможность</w:t>
+      </w:r>
+      <w:r>
+        <w:t xml:space="preserve"> управления пользователями.</w:t>
+      </w:r>
+    </w:p>
+    <w:p>
+      <w:pPr>
         <w:ind w:firstLine="0"/>
         <w:jc w:val="center"/>
-        <w:rPr>
-          <w:sz w:val="24"/>
-          <w:szCs w:val="24"/>
-          <w:lang w:bidi="ar-SA"/>
-        </w:rPr>
-      </w:pPr>
-      <w:r>
-        <w:rPr>
-          <w:sz w:val="24"/>
-          <w:szCs w:val="24"/>
-          <w:lang w:bidi="ar-SA"/>
-        </w:rPr>
-        <w:t xml:space="preserve">Рисунок – Диаграмма </w:t>
-      </w:r>
-      <w:r>
-        <w:rPr>
-          <w:sz w:val="24"/>
-          <w:szCs w:val="24"/>
-          <w:lang w:val="en-US" w:bidi="ar-SA"/>
-        </w:rPr>
-        <w:t xml:space="preserve">IDEF3, </w:t>
-      </w:r>
-      <w:r>
-        <w:rPr>
-          <w:sz w:val="24"/>
-          <w:szCs w:val="24"/>
-          <w:lang w:bidi="ar-SA"/>
-        </w:rPr>
-        <w:t xml:space="preserve">часть </w:t>
-      </w:r>
-      <w:r>
-        <w:rPr>
-          <w:sz w:val="24"/>
-          <w:szCs w:val="24"/>
-          <w:lang w:bidi="ar-SA"/>
-        </w:rPr>
-        <w:t>2</w:t>
-      </w:r>
-    </w:p>
-    <w:p>
-      <w:r>
-        <w:rPr>
-          <w:lang w:bidi="ar-SA"/>
-        </w:rPr>
-        <w:t xml:space="preserve">Таким образом, диаграмма IDEF3 позволяет формализовать последовательность реакции системы на производственные отклонения — от автоматического обнаружения на уровне </w:t>
-      </w:r>
-      <w:proofErr w:type="spellStart"/>
-      <w:r>
-        <w:rPr>
-          <w:lang w:bidi="ar-SA"/>
-        </w:rPr>
-        <w:t>Kafka</w:t>
-      </w:r>
-      <w:proofErr w:type="spellEnd"/>
-      <w:r>
-        <w:rPr>
-          <w:lang w:bidi="ar-SA"/>
-        </w:rPr>
-        <w:t xml:space="preserve"> </w:t>
-      </w:r>
-      <w:proofErr w:type="spellStart"/>
-      <w:r>
-        <w:rPr>
-          <w:lang w:bidi="ar-SA"/>
-        </w:rPr>
-        <w:t>Consumer</w:t>
-      </w:r>
-      <w:proofErr w:type="spellEnd"/>
-      <w:r>
-        <w:rPr>
-          <w:lang w:bidi="ar-SA"/>
-        </w:rPr>
-        <w:t xml:space="preserve"> до подтверждения устранения пользователем, — что обеспечивает полную прослеживаемость каждого инцидента в жизненном цикле производственной партии.</w:t>
-      </w:r>
-    </w:p>
-    <w:p>
-      <w:pPr>
-        <w:pStyle w:val="3"/>
-      </w:pPr>
-      <w:bookmarkStart w:id="38" w:name="_Toc231062521"/>
-      <w:bookmarkStart w:id="39" w:name="_Toc231164230"/>
-      <w:r>
-        <w:t>UML</w:t>
-      </w:r>
-      <w:bookmarkEnd w:id="38"/>
-      <w:bookmarkEnd w:id="39"/>
-    </w:p>
-    <w:p>
-      <w:r>
-        <w:t>Нотация UML (</w:t>
-      </w:r>
-      <w:proofErr w:type="spellStart"/>
-      <w:r>
-        <w:t>Unified</w:t>
-      </w:r>
-      <w:proofErr w:type="spellEnd"/>
-      <w:r>
-        <w:t xml:space="preserve"> </w:t>
-      </w:r>
-      <w:proofErr w:type="spellStart"/>
-      <w:r>
-        <w:t>Modeling</w:t>
-      </w:r>
-      <w:proofErr w:type="spellEnd"/>
-      <w:r>
-        <w:t xml:space="preserve"> </w:t>
-      </w:r>
-      <w:proofErr w:type="spellStart"/>
-      <w:r>
-        <w:t>Language</w:t>
-      </w:r>
-      <w:proofErr w:type="spellEnd"/>
-      <w:r>
-        <w:t>) является стандартом визуального моделирования программных систем, охватывающим как статические (структурные), так и динамические (поведенческие) аспекты. В данном разделе применены пять видов UML-диаграмм, каждая из которых моделирует отдельный аспект системы: диаграмма прецедентов — функциональные требования в разрезе ролей; диаграмма активности — алгоритм ключевого процесса; диаграмма последовательности — межкомпонентное взаимодействие во времени; диаграмма классов — структура модели данных; диаграмма потоков данных — информационные потоки при работе пользователя с детальной страницей партии.</w:t>
-      </w:r>
-    </w:p>
-    <w:p>
-      <w:r>
-        <w:t>Диаграмма прецедентов (</w:t>
-      </w:r>
-      <w:proofErr w:type="spellStart"/>
-      <w:r>
-        <w:t>Use</w:t>
-      </w:r>
-      <w:proofErr w:type="spellEnd"/>
-      <w:r>
-        <w:t xml:space="preserve"> </w:t>
-      </w:r>
-      <w:proofErr w:type="spellStart"/>
-      <w:r>
-        <w:t>Case</w:t>
-      </w:r>
-      <w:proofErr w:type="spellEnd"/>
-      <w:r>
-        <w:t xml:space="preserve"> </w:t>
-      </w:r>
-      <w:proofErr w:type="spellStart"/>
-      <w:r>
-        <w:t>Diagram</w:t>
-      </w:r>
-      <w:proofErr w:type="spellEnd"/>
-      <w:r>
-        <w:t>)</w:t>
-      </w:r>
-    </w:p>
-    <w:p>
-      <w:r>
-        <w:t xml:space="preserve">Диаграмма прецедентов описывает функциональные возможности системы с точки зрения её пользователей: определяет </w:t>
-      </w:r>
-      <w:proofErr w:type="spellStart"/>
-      <w:r>
-        <w:t>акторов</w:t>
-      </w:r>
-      <w:proofErr w:type="spellEnd"/>
-      <w:r>
-        <w:t xml:space="preserve"> (внешних участников взаимодействия), прецеденты (сценарии использования) и отношения между ними — ассоциации (доступ </w:t>
-      </w:r>
-      <w:proofErr w:type="spellStart"/>
-      <w:r>
-        <w:t>актора</w:t>
-      </w:r>
-      <w:proofErr w:type="spellEnd"/>
-      <w:r>
-        <w:t xml:space="preserve"> к прецеденту), включение (&lt;&lt;</w:t>
-      </w:r>
-      <w:proofErr w:type="spellStart"/>
-      <w:r>
-        <w:t>include</w:t>
-      </w:r>
-      <w:proofErr w:type="spellEnd"/>
-      <w:r>
-        <w:t xml:space="preserve">&gt;&gt;, обязательная часть другого прецедента) и </w:t>
-      </w:r>
-      <w:r>
-        <w:lastRenderedPageBreak/>
-        <w:t>расширение (&lt;&lt;</w:t>
-      </w:r>
-      <w:proofErr w:type="spellStart"/>
-      <w:r>
-        <w:t>extend</w:t>
-      </w:r>
-      <w:proofErr w:type="spellEnd"/>
-      <w:r>
-        <w:t>&gt;&gt;, опциональное поведение).</w:t>
-      </w:r>
-    </w:p>
-    <w:p>
-      <w:r>
-        <w:t>Диаграмма прецедентов системы витрины качества металла (</w:t>
-      </w:r>
-      <w:proofErr w:type="gramStart"/>
-      <w:r>
-        <w:t>рис. )</w:t>
-      </w:r>
-      <w:proofErr w:type="gramEnd"/>
-      <w:r>
-        <w:t xml:space="preserve"> устанавливает четыре </w:t>
-      </w:r>
-      <w:proofErr w:type="spellStart"/>
-      <w:r>
-        <w:t>актора</w:t>
-      </w:r>
-      <w:proofErr w:type="spellEnd"/>
-      <w:r>
-        <w:t xml:space="preserve">: Лаборатория, Производство, Руководство и Администратор — причём Администратор наследует все прецеденты роли Руководство через отношение обобщения. Роль «Лаборатория» имеет доступ к витрине с результатами LIMS, списку партий с фильтрацией, детальной странице партии с полной детализацией лабораторных показателей и генерации PDF-отчёта. Роль «Производство» — к витрине с данными MES и SCADA, детальной странице партии, управлению уведомлениями через </w:t>
-      </w:r>
-      <w:proofErr w:type="spellStart"/>
-      <w:r>
-        <w:t>WebSocket</w:t>
-      </w:r>
-      <w:proofErr w:type="spellEnd"/>
-      <w:r>
-        <w:t>, странице реестра инцидентов и прецеденту закрытия инцидента с комментарием (&lt;&lt;</w:t>
-      </w:r>
-      <w:proofErr w:type="spellStart"/>
-      <w:r>
-        <w:t>extend</w:t>
-      </w:r>
-      <w:proofErr w:type="spellEnd"/>
-      <w:r>
-        <w:t xml:space="preserve">&gt;&gt; от просмотра реестра). Роль «Руководство» — к витрине с агрегированной аналитикой по типам металлов и браку, просмотру партий и реестру инцидентов в режиме только для чтения. Роль «Администратор» дополнительно к прецеденту управления пользователями (CRUD учётных записей и назначение ролей). Прецеденты просмотра </w:t>
-      </w:r>
-      <w:proofErr w:type="spellStart"/>
-      <w:r>
-        <w:t>таймлайна</w:t>
-      </w:r>
-      <w:proofErr w:type="spellEnd"/>
-      <w:r>
-        <w:t xml:space="preserve"> статусов и просмотра SCADA-графиков включаются (&lt;&lt;</w:t>
-      </w:r>
-      <w:proofErr w:type="spellStart"/>
-      <w:r>
-        <w:t>include</w:t>
-      </w:r>
-      <w:proofErr w:type="spellEnd"/>
-      <w:r>
-        <w:t>&gt;&gt;) в прецедент просмотра детальной страницы партии как обязательные составляющие.</w:t>
-      </w:r>
-    </w:p>
-    <w:p>
-      <w:pPr>
-        <w:jc w:val="center"/>
       </w:pPr>
       <w:r>
         <w:rPr>
@@ -8735,8 +9107,8 @@
         </w:rPr>
         <w:lastRenderedPageBreak/>
         <w:drawing>
-          <wp:inline distT="0" distB="0" distL="0" distR="0" wp14:anchorId="14CF6720" wp14:editId="6B7E60DF">
-            <wp:extent cx="3571875" cy="5998412"/>
+          <wp:inline distT="0" distB="0" distL="0" distR="0" wp14:anchorId="14CF6720" wp14:editId="02D26F78">
+            <wp:extent cx="3686175" cy="5894118"/>
             <wp:effectExtent l="0" t="0" r="0" b="0"/>
             <wp:docPr id="13" name="Рисунок 13"/>
             <wp:cNvGraphicFramePr>
@@ -8749,7 +9121,7 @@
                     <pic:cNvPr id="13" name="Диаграмма uml использования.svg"/>
                     <pic:cNvPicPr/>
                   </pic:nvPicPr>
-                  <pic:blipFill>
+                  <pic:blipFill rotWithShape="1">
                     <a:blip r:embed="rId13">
                       <a:extLst>
                         <a:ext uri="{28A0092B-C50C-407E-A947-70E740481C1C}">
@@ -8760,18 +9132,25 @@
                         </a:ext>
                       </a:extLst>
                     </a:blip>
-                    <a:stretch>
-                      <a:fillRect/>
-                    </a:stretch>
+                    <a:srcRect l="267" t="2382" b="2657"/>
+                    <a:stretch/>
                   </pic:blipFill>
-                  <pic:spPr>
+                  <pic:spPr bwMode="auto">
                     <a:xfrm>
                       <a:off x="0" y="0"/>
-                      <a:ext cx="3573847" cy="6001723"/>
+                      <a:ext cx="3690767" cy="5901460"/>
                     </a:xfrm>
                     <a:prstGeom prst="rect">
                       <a:avLst/>
                     </a:prstGeom>
+                    <a:ln>
+                      <a:noFill/>
+                    </a:ln>
+                    <a:extLst>
+                      <a:ext uri="{53640926-AAD7-44D8-BBD7-CCE9431645EC}">
+                        <a14:shadowObscured xmlns:a14="http://schemas.microsoft.com/office/drawing/2010/main"/>
+                      </a:ext>
+                    </a:extLst>
                   </pic:spPr>
                 </pic:pic>
               </a:graphicData>
@@ -8782,253 +9161,196 @@
     </w:p>
     <w:p>
       <w:pPr>
+        <w:pStyle w:val="af1"/>
+      </w:pPr>
+      <w:r>
+        <w:t xml:space="preserve">Рисунок </w:t>
+      </w:r>
+      <w:r>
+        <w:t xml:space="preserve">5 </w:t>
+      </w:r>
+      <w:r>
+        <w:t>– Диаграмма прецедентов</w:t>
+      </w:r>
+    </w:p>
+    <w:p>
+      <w:r>
+        <w:t xml:space="preserve">Диаграмма активности </w:t>
+      </w:r>
+      <w:r>
+        <w:t>(</w:t>
+      </w:r>
+      <w:proofErr w:type="spellStart"/>
+      <w:r>
+        <w:t>Activity</w:t>
+      </w:r>
+      <w:proofErr w:type="spellEnd"/>
+      <w:r>
+        <w:t xml:space="preserve"> </w:t>
+      </w:r>
+      <w:proofErr w:type="spellStart"/>
+      <w:r>
+        <w:t>Diagram</w:t>
+      </w:r>
+      <w:proofErr w:type="spellEnd"/>
+      <w:r>
+        <w:t xml:space="preserve">) </w:t>
+      </w:r>
+      <w:r>
+        <w:t>относится к поведенческим диаграммам UML и предназначена для моделирования алгоритмов, рабочих процессов и параллельных потоков управления. Основными элементами являются начальный и конечный узлы, действия (</w:t>
+      </w:r>
+      <w:proofErr w:type="spellStart"/>
+      <w:r>
+        <w:t>actions</w:t>
+      </w:r>
+      <w:proofErr w:type="spellEnd"/>
+      <w:r>
+        <w:t>), узлы решений (</w:t>
+      </w:r>
+      <w:proofErr w:type="spellStart"/>
+      <w:r>
+        <w:t>decision</w:t>
+      </w:r>
+      <w:proofErr w:type="spellEnd"/>
+      <w:r>
+        <w:t xml:space="preserve"> </w:t>
+      </w:r>
+      <w:proofErr w:type="spellStart"/>
+      <w:r>
+        <w:t>nodes</w:t>
+      </w:r>
+      <w:proofErr w:type="spellEnd"/>
+      <w:r>
+        <w:t>) с условными переходами, а также узлы ветвления и слияния (</w:t>
+      </w:r>
+      <w:proofErr w:type="spellStart"/>
+      <w:r>
+        <w:t>fork</w:t>
+      </w:r>
+      <w:proofErr w:type="spellEnd"/>
+      <w:r>
+        <w:t>/</w:t>
+      </w:r>
+      <w:proofErr w:type="spellStart"/>
+      <w:r>
+        <w:t>join</w:t>
+      </w:r>
+      <w:proofErr w:type="spellEnd"/>
+      <w:r>
+        <w:t>) для параллельных потоков.</w:t>
+      </w:r>
+    </w:p>
+    <w:p>
+      <w:r>
+        <w:t>Диаграмма активности</w:t>
+      </w:r>
+      <w:r>
+        <w:t xml:space="preserve">, изображенная на рисунке 6, </w:t>
+      </w:r>
+      <w:r>
+        <w:t xml:space="preserve">описывает процесс генерации PDF-отчёта по производственной партии металла. Процесс </w:t>
+      </w:r>
+      <w:r>
+        <w:lastRenderedPageBreak/>
+        <w:t>инициируется нажатием пользователем кнопки «С</w:t>
+      </w:r>
+      <w:r>
+        <w:t>оздать</w:t>
+      </w:r>
+      <w:r>
+        <w:t xml:space="preserve"> отчёт» на детальной странице партии, после чего клиентское приложение отправляет </w:t>
+      </w:r>
+      <w:r>
+        <w:t>запрос на сервер</w:t>
+      </w:r>
+      <w:r>
+        <w:t xml:space="preserve">. </w:t>
+      </w:r>
+      <w:r>
+        <w:t>Серверное приложение</w:t>
+      </w:r>
+      <w:r>
+        <w:t xml:space="preserve"> принимает запрос</w:t>
+      </w:r>
+      <w:r>
+        <w:t xml:space="preserve">, </w:t>
+      </w:r>
+      <w:r>
+        <w:t xml:space="preserve">проверяет подлинность токена и допустимость роли, после чего </w:t>
+      </w:r>
+      <w:r>
+        <w:t>запрашивает из БД</w:t>
+      </w:r>
+      <w:r>
+        <w:t xml:space="preserve"> набор</w:t>
+      </w:r>
+      <w:r>
+        <w:t>ы</w:t>
+      </w:r>
+      <w:r>
+        <w:t xml:space="preserve"> данных: общую информацию о партии, </w:t>
+      </w:r>
+      <w:r>
+        <w:t>данные</w:t>
+      </w:r>
+      <w:r>
+        <w:t xml:space="preserve"> MES, SCADA, </w:t>
+      </w:r>
+      <w:r>
+        <w:rPr>
+          <w:lang w:val="en-US"/>
+        </w:rPr>
+        <w:t>LIMS</w:t>
+      </w:r>
+      <w:r>
+        <w:t xml:space="preserve">, </w:t>
+      </w:r>
+      <w:r>
+        <w:t xml:space="preserve">а также зарегистрированные </w:t>
+      </w:r>
+      <w:r>
+        <w:t>уведомления о сбоях</w:t>
+      </w:r>
+      <w:r>
+        <w:t xml:space="preserve">. После получения всех данных сервис </w:t>
+      </w:r>
+      <w:r>
+        <w:t>отчетов формирует</w:t>
+      </w:r>
+      <w:r>
+        <w:t xml:space="preserve"> PDF-документ, содержащий </w:t>
+      </w:r>
+      <w:r>
+        <w:t>всю необходимую информацию</w:t>
+      </w:r>
+      <w:r>
+        <w:t xml:space="preserve"> и итоговое заключение о качестве партии. Готовый документ возвращается клиенту</w:t>
+      </w:r>
+      <w:r>
+        <w:t xml:space="preserve"> и открывается в новом окне</w:t>
+      </w:r>
+      <w:r>
+        <w:t xml:space="preserve"> браузер</w:t>
+      </w:r>
+      <w:r>
+        <w:t>а</w:t>
+      </w:r>
+      <w:r>
+        <w:t>.</w:t>
+      </w:r>
+    </w:p>
+    <w:p>
+      <w:pPr>
+        <w:ind w:firstLine="0"/>
         <w:jc w:val="center"/>
-        <w:rPr>
-          <w:sz w:val="24"/>
-          <w:szCs w:val="24"/>
-        </w:rPr>
-      </w:pPr>
-      <w:r>
-        <w:rPr>
-          <w:sz w:val="24"/>
-          <w:szCs w:val="24"/>
-        </w:rPr>
-        <w:t>Рисунок – Диаграмма прецедентов</w:t>
-      </w:r>
-    </w:p>
-    <w:p>
-      <w:r>
-        <w:t>Диаграмма прецедентов зафиксировала границы системы и полный перечень функциональных требований в разрезе ролей, ставших основой для детализации в последующих диаграммах.</w:t>
-      </w:r>
-    </w:p>
-    <w:p>
-      <w:r>
-        <w:t>Диаграмма активности (</w:t>
-      </w:r>
-      <w:proofErr w:type="spellStart"/>
-      <w:r>
-        <w:t>Activity</w:t>
-      </w:r>
-      <w:proofErr w:type="spellEnd"/>
-      <w:r>
-        <w:t xml:space="preserve"> </w:t>
-      </w:r>
-      <w:proofErr w:type="spellStart"/>
-      <w:r>
-        <w:t>Diagram</w:t>
-      </w:r>
-      <w:proofErr w:type="spellEnd"/>
-      <w:r>
-        <w:t>)</w:t>
-      </w:r>
-    </w:p>
-    <w:p>
-      <w:r>
-        <w:t>Диаграмма активности относится к поведенческим диаграммам UML и предназначена для моделирования алгоритмов, рабочих процессов и параллельных потоков управления. Основными элементами являются начальный и конечный узлы, действия (</w:t>
-      </w:r>
-      <w:proofErr w:type="spellStart"/>
-      <w:r>
-        <w:t>actions</w:t>
-      </w:r>
-      <w:proofErr w:type="spellEnd"/>
-      <w:r>
-        <w:t>), узлы решений (</w:t>
-      </w:r>
-      <w:proofErr w:type="spellStart"/>
-      <w:r>
-        <w:t>decision</w:t>
-      </w:r>
-      <w:proofErr w:type="spellEnd"/>
-      <w:r>
-        <w:t xml:space="preserve"> </w:t>
-      </w:r>
-      <w:proofErr w:type="spellStart"/>
-      <w:r>
-        <w:t>nodes</w:t>
-      </w:r>
-      <w:proofErr w:type="spellEnd"/>
-      <w:r>
-        <w:t xml:space="preserve">) </w:t>
-      </w:r>
-      <w:r>
-        <w:lastRenderedPageBreak/>
-        <w:t>с условными переходами, а также узлы ветвления и слияния (</w:t>
-      </w:r>
-      <w:proofErr w:type="spellStart"/>
-      <w:r>
-        <w:t>fork</w:t>
-      </w:r>
-      <w:proofErr w:type="spellEnd"/>
-      <w:r>
-        <w:t>/</w:t>
-      </w:r>
-      <w:proofErr w:type="spellStart"/>
-      <w:r>
-        <w:t>join</w:t>
-      </w:r>
-      <w:proofErr w:type="spellEnd"/>
-      <w:r>
-        <w:t>) для параллельных потоков.</w:t>
-      </w:r>
-    </w:p>
-    <w:p>
-      <w:r>
-        <w:t>Диаграмма активности (</w:t>
-      </w:r>
-      <w:proofErr w:type="gramStart"/>
-      <w:r>
-        <w:t>рис. )</w:t>
-      </w:r>
-      <w:proofErr w:type="gramEnd"/>
-      <w:r>
-        <w:t xml:space="preserve"> описывает процесс генерации PDF-отчёта по производственной партии металла. Процесс инициируется нажатием пользователем кнопки «Сформировать отчёт» на детальной странице партии, после чего клиентское приложение отправляет POST-запрос к </w:t>
-      </w:r>
-      <w:proofErr w:type="spellStart"/>
-      <w:r>
-        <w:t>эндпоинту</w:t>
-      </w:r>
-      <w:proofErr w:type="spellEnd"/>
-      <w:r>
-        <w:t xml:space="preserve"> /</w:t>
-      </w:r>
-      <w:proofErr w:type="spellStart"/>
-      <w:r>
-        <w:t>api</w:t>
-      </w:r>
-      <w:proofErr w:type="spellEnd"/>
-      <w:r>
-        <w:t>/</w:t>
-      </w:r>
-      <w:proofErr w:type="spellStart"/>
-      <w:r>
-        <w:t>report</w:t>
-      </w:r>
-      <w:proofErr w:type="spellEnd"/>
-      <w:r>
-        <w:t>/{</w:t>
-      </w:r>
-      <w:proofErr w:type="spellStart"/>
-      <w:r>
-        <w:t>id</w:t>
-      </w:r>
-      <w:proofErr w:type="spellEnd"/>
-      <w:r>
-        <w:t xml:space="preserve">} с JWT-токеном в заголовке. </w:t>
-      </w:r>
-      <w:proofErr w:type="spellStart"/>
-      <w:r>
-        <w:t>Spring</w:t>
-      </w:r>
-      <w:proofErr w:type="spellEnd"/>
-      <w:r>
-        <w:t xml:space="preserve"> </w:t>
-      </w:r>
-      <w:proofErr w:type="spellStart"/>
-      <w:r>
-        <w:t>Boot</w:t>
-      </w:r>
-      <w:proofErr w:type="spellEnd"/>
-      <w:r>
-        <w:t xml:space="preserve"> принимает запрос: JWT-фильтр проверяет подлинность токена и допустимость роли, после чего управление передаётся </w:t>
-      </w:r>
-      <w:proofErr w:type="spellStart"/>
-      <w:r>
-        <w:t>ReportService</w:t>
-      </w:r>
-      <w:proofErr w:type="spellEnd"/>
-      <w:r>
-        <w:t xml:space="preserve">. Сервис параллельно запрашивает из </w:t>
-      </w:r>
-      <w:proofErr w:type="spellStart"/>
-      <w:r>
-        <w:t>PostgreSQL</w:t>
-      </w:r>
-      <w:proofErr w:type="spellEnd"/>
-      <w:r>
-        <w:t xml:space="preserve"> пять наборов данных: общую информацию о партии из </w:t>
-      </w:r>
-      <w:proofErr w:type="spellStart"/>
-      <w:r>
-        <w:t>dim_batch</w:t>
-      </w:r>
-      <w:proofErr w:type="spellEnd"/>
-      <w:r>
-        <w:t xml:space="preserve">, записи MES из </w:t>
-      </w:r>
-      <w:proofErr w:type="spellStart"/>
-      <w:r>
-        <w:t>fact_mes</w:t>
-      </w:r>
-      <w:proofErr w:type="spellEnd"/>
-      <w:r>
-        <w:t xml:space="preserve">, телеметрию SCADA из </w:t>
-      </w:r>
-      <w:proofErr w:type="spellStart"/>
-      <w:r>
-        <w:t>fact_scada</w:t>
-      </w:r>
-      <w:proofErr w:type="spellEnd"/>
-      <w:r>
-        <w:t xml:space="preserve">, результаты анализов из </w:t>
-      </w:r>
-      <w:proofErr w:type="spellStart"/>
-      <w:r>
-        <w:t>fact_lims</w:t>
-      </w:r>
-      <w:proofErr w:type="spellEnd"/>
-      <w:r>
-        <w:t xml:space="preserve"> и </w:t>
-      </w:r>
-      <w:proofErr w:type="spellStart"/>
-      <w:r>
-        <w:t>fact_lims_results</w:t>
-      </w:r>
-      <w:proofErr w:type="spellEnd"/>
-      <w:r>
-        <w:t xml:space="preserve">, а также зарегистрированные инциденты из </w:t>
-      </w:r>
-      <w:proofErr w:type="spellStart"/>
-      <w:r>
-        <w:t>fact_notifications</w:t>
-      </w:r>
-      <w:proofErr w:type="spellEnd"/>
-      <w:r>
-        <w:t>. После получения всех данных (</w:t>
-      </w:r>
-      <w:proofErr w:type="spellStart"/>
-      <w:r>
-        <w:t>fork</w:t>
-      </w:r>
-      <w:proofErr w:type="spellEnd"/>
-      <w:r>
-        <w:t>/</w:t>
-      </w:r>
-      <w:proofErr w:type="spellStart"/>
-      <w:r>
-        <w:t>join</w:t>
-      </w:r>
-      <w:proofErr w:type="spellEnd"/>
-      <w:r>
-        <w:t xml:space="preserve">) сервис подсчитывает количество отклонений по каждому источнику и формирует PDF-документ с помощью библиотеки </w:t>
-      </w:r>
-      <w:proofErr w:type="spellStart"/>
-      <w:r>
-        <w:t>iText</w:t>
-      </w:r>
-      <w:proofErr w:type="spellEnd"/>
-      <w:r>
-        <w:t xml:space="preserve"> 7, содержащий таблицы параметров MES, исторические значения SCADA с выделенными превышениями, детализацию результатов LIMS и итоговое заключение о качестве партии. Готовый документ возвращается клиенту в теле HTTP-ответа, браузер инициирует скачивание файла.</w:t>
-      </w:r>
-    </w:p>
-    <w:p>
+      </w:pPr>
       <w:r>
         <w:rPr>
           <w:noProof/>
         </w:rPr>
-        <w:lastRenderedPageBreak/>
         <w:drawing>
-          <wp:inline distT="0" distB="0" distL="0" distR="0" wp14:anchorId="10C3BFDF" wp14:editId="51FF35A5">
-            <wp:extent cx="5306844" cy="4695825"/>
+          <wp:inline distT="0" distB="0" distL="0" distR="0" wp14:anchorId="10C3BFDF" wp14:editId="180D5851">
+            <wp:extent cx="5353050" cy="4736937"/>
             <wp:effectExtent l="0" t="0" r="0" b="0"/>
             <wp:docPr id="14" name="Рисунок 14"/>
             <wp:cNvGraphicFramePr>
@@ -9059,7 +9381,7 @@
                   <pic:spPr>
                     <a:xfrm>
                       <a:off x="0" y="0"/>
-                      <a:ext cx="5310387" cy="4698960"/>
+                      <a:ext cx="5373278" cy="4754837"/>
                     </a:xfrm>
                     <a:prstGeom prst="rect">
                       <a:avLst/>
@@ -9074,245 +9396,121 @@
     </w:p>
     <w:p>
       <w:pPr>
+        <w:pStyle w:val="af1"/>
+      </w:pPr>
+      <w:r>
+        <w:t>Рисунок</w:t>
+      </w:r>
+      <w:r>
+        <w:t xml:space="preserve"> 6</w:t>
+      </w:r>
+      <w:r>
+        <w:t xml:space="preserve"> – Диаграмма активности</w:t>
+      </w:r>
+    </w:p>
+    <w:p>
+      <w:r>
+        <w:t xml:space="preserve">Диаграмма последовательности </w:t>
+      </w:r>
+      <w:r>
+        <w:t>(</w:t>
+      </w:r>
+      <w:proofErr w:type="spellStart"/>
+      <w:r>
+        <w:t>Sequence</w:t>
+      </w:r>
+      <w:proofErr w:type="spellEnd"/>
+      <w:r>
+        <w:t xml:space="preserve"> </w:t>
+      </w:r>
+      <w:proofErr w:type="spellStart"/>
+      <w:r>
+        <w:t>Diagram</w:t>
+      </w:r>
+      <w:proofErr w:type="spellEnd"/>
+      <w:r>
+        <w:t xml:space="preserve">) </w:t>
+      </w:r>
+      <w:r>
+        <w:t xml:space="preserve">является диаграммой взаимодействия UML и отражает </w:t>
+      </w:r>
+      <w:proofErr w:type="spellStart"/>
+      <w:r>
+        <w:t>временну́ю</w:t>
+      </w:r>
+      <w:proofErr w:type="spellEnd"/>
+      <w:r>
+        <w:t xml:space="preserve"> последовательность обмена сообщениями между участниками взаимодействия. Горизонтальная </w:t>
+      </w:r>
+      <w:r>
+        <w:lastRenderedPageBreak/>
+        <w:t>ось соответствует участникам (</w:t>
+      </w:r>
+      <w:proofErr w:type="spellStart"/>
+      <w:r>
+        <w:t>lifelines</w:t>
+      </w:r>
+      <w:proofErr w:type="spellEnd"/>
+      <w:r>
+        <w:t xml:space="preserve">), вертикальная </w:t>
+      </w:r>
+      <w:r>
+        <w:t>–</w:t>
+      </w:r>
+      <w:r>
+        <w:t xml:space="preserve"> </w:t>
+      </w:r>
+      <w:proofErr w:type="spellStart"/>
+      <w:r>
+        <w:t>временно́й</w:t>
+      </w:r>
+      <w:proofErr w:type="spellEnd"/>
+      <w:r>
+        <w:t xml:space="preserve"> шкале; синхронные вызовы обозначаются сплошными стрелками с закрашенным наконечником, асинхронные </w:t>
+      </w:r>
+      <w:r>
+        <w:t>–</w:t>
+      </w:r>
+      <w:r>
+        <w:t xml:space="preserve"> открытым наконечником, возвраты </w:t>
+      </w:r>
+      <w:r>
+        <w:t>–</w:t>
+      </w:r>
+      <w:r>
+        <w:t xml:space="preserve"> пунктирными стрелками.</w:t>
+      </w:r>
+    </w:p>
+    <w:p>
+      <w:r>
+        <w:t>На диаграмме последовательности (рис.</w:t>
+      </w:r>
+      <w:r>
+        <w:t xml:space="preserve"> 7</w:t>
+      </w:r>
+      <w:r>
+        <w:t xml:space="preserve">) представлен сценарий взаимодействия пользователя, клиентского приложения, серверного приложения </w:t>
+      </w:r>
+      <w:r>
+        <w:t>и</w:t>
+      </w:r>
+      <w:r>
+        <w:t xml:space="preserve"> базы данных. Диаграмма охватывает три последовательных сценария: аутентификацию, получение информации о партии и генерацию отчёта.</w:t>
+      </w:r>
+    </w:p>
+    <w:p>
+      <w:pPr>
+        <w:ind w:firstLine="0"/>
         <w:jc w:val="center"/>
-        <w:rPr>
-          <w:sz w:val="24"/>
-          <w:szCs w:val="24"/>
-        </w:rPr>
-      </w:pPr>
-      <w:r>
-        <w:rPr>
-          <w:sz w:val="24"/>
-          <w:szCs w:val="24"/>
-        </w:rPr>
-        <w:t>Рисунок – Диаграмма активности</w:t>
-      </w:r>
-    </w:p>
-    <w:p>
-      <w:r>
-        <w:t>Диаграмма последовательности (</w:t>
-      </w:r>
-      <w:proofErr w:type="spellStart"/>
-      <w:r>
-        <w:t>Sequence</w:t>
-      </w:r>
-      <w:proofErr w:type="spellEnd"/>
-      <w:r>
-        <w:t xml:space="preserve"> </w:t>
-      </w:r>
-      <w:proofErr w:type="spellStart"/>
-      <w:r>
-        <w:t>Diagram</w:t>
-      </w:r>
-      <w:proofErr w:type="spellEnd"/>
-      <w:r>
-        <w:t>)</w:t>
-      </w:r>
-    </w:p>
-    <w:p>
-      <w:r>
-        <w:t xml:space="preserve">Диаграмма последовательности является диаграммой взаимодействия UML и отражает </w:t>
-      </w:r>
-      <w:proofErr w:type="spellStart"/>
-      <w:r>
-        <w:t>временну́ю</w:t>
-      </w:r>
-      <w:proofErr w:type="spellEnd"/>
-      <w:r>
-        <w:t xml:space="preserve"> последовательность обмена сообщениями между участниками взаимодействия. Горизонтальная ось соответствует участникам (</w:t>
-      </w:r>
-      <w:proofErr w:type="spellStart"/>
-      <w:r>
-        <w:t>lifelines</w:t>
-      </w:r>
-      <w:proofErr w:type="spellEnd"/>
-      <w:r>
-        <w:t xml:space="preserve">), вертикальная — </w:t>
-      </w:r>
-      <w:proofErr w:type="spellStart"/>
-      <w:r>
-        <w:t>временно́й</w:t>
-      </w:r>
-      <w:proofErr w:type="spellEnd"/>
-      <w:r>
-        <w:t xml:space="preserve"> шкале; синхронные вызовы обозначаются сплошными стрелками с закрашенным наконечником, асинхронные — открытым наконечником, возвраты — пунктирными стрелками.</w:t>
-      </w:r>
-    </w:p>
-    <w:p>
-      <w:r>
-        <w:t>На диаграмме последовательности (</w:t>
-      </w:r>
-      <w:proofErr w:type="gramStart"/>
-      <w:r>
-        <w:t>рис. )</w:t>
-      </w:r>
-      <w:proofErr w:type="gramEnd"/>
-      <w:r>
-        <w:t xml:space="preserve"> представлен сценарий взаимодействия пяти участников: пользователя, клиентского приложения </w:t>
-      </w:r>
-      <w:proofErr w:type="spellStart"/>
-      <w:r>
-        <w:t>React</w:t>
-      </w:r>
-      <w:proofErr w:type="spellEnd"/>
-      <w:r>
-        <w:t xml:space="preserve">, серверного приложения </w:t>
-      </w:r>
-      <w:proofErr w:type="spellStart"/>
-      <w:r>
-        <w:t>Spring</w:t>
-      </w:r>
-      <w:proofErr w:type="spellEnd"/>
-      <w:r>
-        <w:t xml:space="preserve"> </w:t>
-      </w:r>
-      <w:proofErr w:type="spellStart"/>
-      <w:r>
-        <w:t>Boot</w:t>
-      </w:r>
-      <w:proofErr w:type="spellEnd"/>
-      <w:r>
-        <w:t xml:space="preserve">, базы данных </w:t>
-      </w:r>
-      <w:proofErr w:type="spellStart"/>
-      <w:r>
-        <w:t>PostgreSQL</w:t>
-      </w:r>
-      <w:proofErr w:type="spellEnd"/>
-      <w:r>
-        <w:t xml:space="preserve"> и сервиса генерации отчётов. Диаграмма охватывает три последовательных сценария: </w:t>
-      </w:r>
-      <w:r>
-        <w:lastRenderedPageBreak/>
-        <w:t>аутентификацию (пользователь вводит логин и пароль → клиент отправляет POST /</w:t>
-      </w:r>
-      <w:proofErr w:type="spellStart"/>
-      <w:r>
-        <w:t>api</w:t>
-      </w:r>
-      <w:proofErr w:type="spellEnd"/>
-      <w:r>
-        <w:t>/</w:t>
-      </w:r>
-      <w:proofErr w:type="spellStart"/>
-      <w:r>
-        <w:t>auth</w:t>
-      </w:r>
-      <w:proofErr w:type="spellEnd"/>
-      <w:r>
-        <w:t>/</w:t>
-      </w:r>
-      <w:proofErr w:type="spellStart"/>
-      <w:r>
-        <w:t>login</w:t>
-      </w:r>
-      <w:proofErr w:type="spellEnd"/>
-      <w:r>
-        <w:t xml:space="preserve"> → сервер проверяет учётные данные в базе → возвращает JWT-токен → клиент сохраняет токен), получение информации о партии (клиент запрашивает GET /</w:t>
-      </w:r>
-      <w:proofErr w:type="spellStart"/>
-      <w:r>
-        <w:t>api</w:t>
-      </w:r>
-      <w:proofErr w:type="spellEnd"/>
-      <w:r>
-        <w:t>/</w:t>
-      </w:r>
-      <w:proofErr w:type="spellStart"/>
-      <w:r>
-        <w:t>batches</w:t>
-      </w:r>
-      <w:proofErr w:type="spellEnd"/>
-      <w:r>
-        <w:t>/{</w:t>
-      </w:r>
-      <w:proofErr w:type="spellStart"/>
-      <w:r>
-        <w:t>id</w:t>
-      </w:r>
-      <w:proofErr w:type="spellEnd"/>
-      <w:r>
-        <w:t xml:space="preserve">} с JWT → сервер проверяет токен и роль → запрашивает данные из </w:t>
-      </w:r>
-      <w:proofErr w:type="spellStart"/>
-      <w:r>
-        <w:t>dim_batch</w:t>
-      </w:r>
-      <w:proofErr w:type="spellEnd"/>
-      <w:r>
-        <w:t xml:space="preserve">, </w:t>
-      </w:r>
-      <w:proofErr w:type="spellStart"/>
-      <w:r>
-        <w:t>fact_mes</w:t>
-      </w:r>
-      <w:proofErr w:type="spellEnd"/>
-      <w:r>
-        <w:t xml:space="preserve">, </w:t>
-      </w:r>
-      <w:proofErr w:type="spellStart"/>
-      <w:r>
-        <w:t>fact_scada</w:t>
-      </w:r>
-      <w:proofErr w:type="spellEnd"/>
-      <w:r>
-        <w:t xml:space="preserve">, </w:t>
-      </w:r>
-      <w:proofErr w:type="spellStart"/>
-      <w:r>
-        <w:t>fact_lims</w:t>
-      </w:r>
-      <w:proofErr w:type="spellEnd"/>
-      <w:r>
-        <w:t xml:space="preserve"> → формирует ролевой ответ и возвращает его клиенту → клиент рендерит детальную страницу) и генерацию отчёта (клиент инициирует POST /</w:t>
-      </w:r>
-      <w:proofErr w:type="spellStart"/>
-      <w:r>
-        <w:t>api</w:t>
-      </w:r>
-      <w:proofErr w:type="spellEnd"/>
-      <w:r>
-        <w:t>/</w:t>
-      </w:r>
-      <w:proofErr w:type="spellStart"/>
-      <w:r>
-        <w:t>report</w:t>
-      </w:r>
-      <w:proofErr w:type="spellEnd"/>
-      <w:r>
-        <w:t>/{</w:t>
-      </w:r>
-      <w:proofErr w:type="spellStart"/>
-      <w:r>
-        <w:t>id</w:t>
-      </w:r>
-      <w:proofErr w:type="spellEnd"/>
-      <w:r>
-        <w:t xml:space="preserve">} → сервер формирует задачу в </w:t>
-      </w:r>
-      <w:proofErr w:type="spellStart"/>
-      <w:r>
-        <w:t>ReportService</w:t>
-      </w:r>
-      <w:proofErr w:type="spellEnd"/>
-      <w:r>
-        <w:t xml:space="preserve"> → сервис параллельно собирает данные из всех таблиц → возвращает PDF-поток клиенту). Диаграмма наглядно демонстрирует, что сервер не хранит состояние сессии: каждый запрос является независимым и несёт JWT-токен для самостоятельной аутентификации.</w:t>
-      </w:r>
-    </w:p>
-    <w:p>
-      <w:pPr>
-        <w:pStyle w:val="af"/>
-        <w:jc w:val="center"/>
       </w:pPr>
       <w:r>
         <w:rPr>
           <w:noProof/>
         </w:rPr>
-        <w:lastRenderedPageBreak/>
         <w:drawing>
-          <wp:inline distT="0" distB="0" distL="0" distR="0" wp14:anchorId="58B30E07" wp14:editId="682E19E7">
-            <wp:extent cx="4914900" cy="5642022"/>
-            <wp:effectExtent l="0" t="0" r="0" b="0"/>
+          <wp:inline distT="0" distB="0" distL="0" distR="0" wp14:anchorId="58B30E07" wp14:editId="48217AEC">
+            <wp:extent cx="4870605" cy="5591175"/>
+            <wp:effectExtent l="0" t="0" r="6350" b="0"/>
             <wp:docPr id="3" name="Рисунок 3"/>
             <wp:cNvGraphicFramePr>
               <a:graphicFrameLocks xmlns:a="http://schemas.openxmlformats.org/drawingml/2006/main" noChangeAspect="1"/>
@@ -9342,7 +9540,7 @@
                   <pic:spPr>
                     <a:xfrm>
                       <a:off x="0" y="0"/>
-                      <a:ext cx="4920884" cy="5648891"/>
+                      <a:ext cx="4889781" cy="5613188"/>
                     </a:xfrm>
                     <a:prstGeom prst="rect">
                       <a:avLst/>
@@ -9357,21 +9555,25 @@
     </w:p>
     <w:p>
       <w:pPr>
-        <w:pStyle w:val="af"/>
-        <w:jc w:val="center"/>
-      </w:pPr>
-      <w:proofErr w:type="gramStart"/>
-      <w:r>
-        <w:t>Рисунок  –</w:t>
-      </w:r>
-      <w:proofErr w:type="gramEnd"/>
-      <w:r>
-        <w:t xml:space="preserve"> Диаграмма последовательности</w:t>
-      </w:r>
-    </w:p>
-    <w:p>
-      <w:r>
-        <w:t>Диаграмма классов (</w:t>
+        <w:pStyle w:val="af1"/>
+      </w:pPr>
+      <w:r>
+        <w:t xml:space="preserve">Рисунок </w:t>
+      </w:r>
+      <w:r>
+        <w:t>7</w:t>
+      </w:r>
+      <w:r>
+        <w:t xml:space="preserve"> – Диаграмма последовательности</w:t>
+      </w:r>
+    </w:p>
+    <w:p>
+      <w:r>
+        <w:lastRenderedPageBreak/>
+        <w:t xml:space="preserve">Диаграмма классов </w:t>
+      </w:r>
+      <w:r>
+        <w:t>(</w:t>
       </w:r>
       <w:proofErr w:type="spellStart"/>
       <w:r>
@@ -9387,352 +9589,232 @@
       </w:r>
       <w:proofErr w:type="spellEnd"/>
       <w:r>
+        <w:t xml:space="preserve">) </w:t>
+      </w:r>
+      <w:r>
+        <w:t>является центральным структурным артефактом объектно-ориентированного проектирования и отображает классы системы с их атрибутами и операциями, перечисления (</w:t>
+      </w:r>
+      <w:proofErr w:type="spellStart"/>
+      <w:r>
+        <w:t>enum</w:t>
+      </w:r>
+      <w:proofErr w:type="spellEnd"/>
+      <w:r>
+        <w:t>) и отношения между ними: ассоциации, агрегации, композиции и зависимости.</w:t>
+      </w:r>
+    </w:p>
+    <w:p>
+      <w:r>
+        <w:t xml:space="preserve">Диаграмма классов системы витрины качества металла </w:t>
+      </w:r>
+      <w:r>
+        <w:t>представлена на рисунках 8</w:t>
+      </w:r>
+      <w:r>
+        <w:t xml:space="preserve"> и </w:t>
+      </w:r>
+      <w:r>
+        <w:t>9.</w:t>
+      </w:r>
+      <w:r>
+        <w:t xml:space="preserve"> </w:t>
+      </w:r>
+      <w:r>
+        <w:t>Ключевые классы включают:</w:t>
+      </w:r>
+      <w:r>
+        <w:t xml:space="preserve"> </w:t>
+      </w:r>
+      <w:proofErr w:type="spellStart"/>
+      <w:r>
+        <w:t>DimBatchEntity</w:t>
+      </w:r>
+      <w:proofErr w:type="spellEnd"/>
+      <w:r>
+        <w:t xml:space="preserve"> (</w:t>
+      </w:r>
+      <w:r>
+        <w:t>партия металла</w:t>
+      </w:r>
+      <w:r>
+        <w:t xml:space="preserve">), </w:t>
+      </w:r>
+      <w:proofErr w:type="spellStart"/>
+      <w:r>
+        <w:t>MesEntity</w:t>
+      </w:r>
+      <w:proofErr w:type="spellEnd"/>
+      <w:r>
+        <w:t xml:space="preserve"> (производственные данные), </w:t>
+      </w:r>
+      <w:proofErr w:type="spellStart"/>
+      <w:r>
+        <w:t>LimsEntity</w:t>
+      </w:r>
+      <w:proofErr w:type="spellEnd"/>
+      <w:r>
+        <w:t xml:space="preserve"> (лабораторные анализы), </w:t>
+      </w:r>
+      <w:proofErr w:type="spellStart"/>
+      <w:r>
+        <w:t>LimsResultEntity</w:t>
+      </w:r>
+      <w:proofErr w:type="spellEnd"/>
+      <w:r>
+        <w:t xml:space="preserve"> (параметры анализов), </w:t>
+      </w:r>
+      <w:proofErr w:type="spellStart"/>
+      <w:r>
+        <w:t>ScadaEntity</w:t>
+      </w:r>
+      <w:proofErr w:type="spellEnd"/>
+      <w:r>
+        <w:t xml:space="preserve"> (показатели оборудования), </w:t>
+      </w:r>
+      <w:proofErr w:type="spellStart"/>
+      <w:r>
+        <w:t>NotificationEntity</w:t>
+      </w:r>
+      <w:proofErr w:type="spellEnd"/>
+      <w:r>
+        <w:t xml:space="preserve"> (уведомления о сбоях), </w:t>
+      </w:r>
+      <w:proofErr w:type="spellStart"/>
+      <w:r>
+        <w:t>UserEntity</w:t>
+      </w:r>
+      <w:proofErr w:type="spellEnd"/>
+      <w:r>
+        <w:t xml:space="preserve"> (пользователи). Также на диаграмме представлены следующие п</w:t>
+      </w:r>
+      <w:r>
+        <w:t>еречислени</w:t>
+      </w:r>
+      <w:r>
+        <w:t>я:</w:t>
+      </w:r>
+      <w:r>
+        <w:t xml:space="preserve"> </w:t>
+      </w:r>
+      <w:proofErr w:type="spellStart"/>
+      <w:r>
+        <w:t>MetalTypeEnum</w:t>
+      </w:r>
+      <w:proofErr w:type="spellEnd"/>
+      <w:r>
+        <w:t xml:space="preserve"> (тип металла)</w:t>
+      </w:r>
+      <w:r>
+        <w:t xml:space="preserve">, </w:t>
+      </w:r>
+      <w:proofErr w:type="spellStart"/>
+      <w:r>
+        <w:t>MesProcessStatusEnum</w:t>
+      </w:r>
+      <w:proofErr w:type="spellEnd"/>
+      <w:r>
+        <w:t xml:space="preserve"> (статус производственного цикла партии), </w:t>
+      </w:r>
+      <w:proofErr w:type="spellStart"/>
+      <w:r>
+        <w:t>MesStatusEnum</w:t>
+      </w:r>
+      <w:proofErr w:type="spellEnd"/>
+      <w:r>
+        <w:t xml:space="preserve"> </w:t>
+      </w:r>
+      <w:r>
+        <w:t>(статус соответствия норме производственных показателей</w:t>
+      </w:r>
+      <w:r>
         <w:t>)</w:t>
       </w:r>
-    </w:p>
-    <w:p>
-      <w:r>
-        <w:t>Диаграмма классов является центральным структурным артефактом объектно-ориентированного проектирования и отображает классы системы с их атрибутами и операциями, перечисления (</w:t>
-      </w:r>
-      <w:proofErr w:type="spellStart"/>
-      <w:r>
-        <w:t>enum</w:t>
-      </w:r>
-      <w:proofErr w:type="spellEnd"/>
-      <w:r>
-        <w:t>) и отношения между ними: ассоциации, агрегации, композиции и зависимости.</w:t>
-      </w:r>
-    </w:p>
-    <w:p>
-      <w:pPr>
+      <w:r>
+        <w:t xml:space="preserve">, </w:t>
+      </w:r>
+      <w:proofErr w:type="spellStart"/>
+      <w:r>
+        <w:t>LimsStatusEnum</w:t>
+      </w:r>
+      <w:proofErr w:type="spellEnd"/>
+      <w:r>
+        <w:t xml:space="preserve"> (статус результата анализа</w:t>
+      </w:r>
+      <w:r>
+        <w:t>),</w:t>
+      </w:r>
+      <w:r>
+        <w:t xml:space="preserve"> </w:t>
+      </w:r>
+      <w:proofErr w:type="spellStart"/>
+      <w:r>
+        <w:t>ScadaStatusEnum</w:t>
+      </w:r>
+      <w:proofErr w:type="spellEnd"/>
+      <w:r>
+        <w:t xml:space="preserve"> (статус соответствия норме показателя оборудования</w:t>
+      </w:r>
+      <w:r>
+        <w:t>)</w:t>
+      </w:r>
+      <w:r>
+        <w:t xml:space="preserve">, </w:t>
+      </w:r>
+      <w:proofErr w:type="spellStart"/>
+      <w:r>
+        <w:t>NotificationSeverityEnum</w:t>
+      </w:r>
+      <w:proofErr w:type="spellEnd"/>
+      <w:r>
+        <w:t xml:space="preserve"> (критичност</w:t>
+      </w:r>
+      <w:r>
+        <w:t>ь</w:t>
+      </w:r>
+      <w:r>
+        <w:t xml:space="preserve"> сбоя</w:t>
+      </w:r>
+      <w:r>
+        <w:t xml:space="preserve">), </w:t>
+      </w:r>
+      <w:proofErr w:type="spellStart"/>
+      <w:r>
+        <w:t>NotificationStatusEnum</w:t>
+      </w:r>
+      <w:proofErr w:type="spellEnd"/>
+      <w:r>
+        <w:t xml:space="preserve"> (статус жизненного цикла уведомления</w:t>
+      </w:r>
+      <w:r>
+        <w:t>),</w:t>
+      </w:r>
+      <w:r>
+        <w:t xml:space="preserve"> </w:t>
+      </w:r>
+      <w:proofErr w:type="spellStart"/>
+      <w:r>
         <w:rPr>
           <w:lang w:val="en-US"/>
         </w:rPr>
-      </w:pPr>
-      <w:r>
-        <w:t>Диаграмма классов системы витрины качества металла (</w:t>
-      </w:r>
-      <w:proofErr w:type="gramStart"/>
-      <w:r>
-        <w:t>рис. ,</w:t>
-      </w:r>
-      <w:proofErr w:type="gramEnd"/>
-      <w:r>
-        <w:t xml:space="preserve"> рис. ) описывает модель предметной области, непосредственно отражающую структуру JPA-сущностей серверного приложения. Центральной сущностью является </w:t>
-      </w:r>
-      <w:proofErr w:type="spellStart"/>
-      <w:r>
-        <w:t>DimBatchEntity</w:t>
-      </w:r>
-      <w:proofErr w:type="spellEnd"/>
-      <w:r>
-        <w:t xml:space="preserve"> (таблица </w:t>
-      </w:r>
-      <w:proofErr w:type="spellStart"/>
-      <w:r>
-        <w:t>dim_batch</w:t>
-      </w:r>
-      <w:proofErr w:type="spellEnd"/>
-      <w:r>
-        <w:t xml:space="preserve">), хранящая идентификатор </w:t>
-      </w:r>
-      <w:r>
-        <w:lastRenderedPageBreak/>
-        <w:t xml:space="preserve">партии, тип металла (перечисление </w:t>
-      </w:r>
-      <w:proofErr w:type="spellStart"/>
-      <w:r>
-        <w:t>MetalTypeEnum</w:t>
-      </w:r>
-      <w:proofErr w:type="spellEnd"/>
-      <w:r>
-        <w:t xml:space="preserve"> с десятью значениями: NI, CU, CO, AG, AU, PD, PT, RH, IR, RU), </w:t>
-      </w:r>
-      <w:proofErr w:type="spellStart"/>
-      <w:r>
-        <w:t>временны́е</w:t>
-      </w:r>
-      <w:proofErr w:type="spellEnd"/>
-      <w:r>
-        <w:t xml:space="preserve"> метки каждого этапа производственного цикла (</w:t>
-      </w:r>
-      <w:proofErr w:type="spellStart"/>
-      <w:r>
-        <w:t>startTime</w:t>
-      </w:r>
-      <w:proofErr w:type="spellEnd"/>
-      <w:r>
-        <w:t xml:space="preserve">, </w:t>
-      </w:r>
-      <w:proofErr w:type="spellStart"/>
-      <w:r>
-        <w:t>processingTime</w:t>
-      </w:r>
-      <w:proofErr w:type="spellEnd"/>
-      <w:r>
-        <w:t xml:space="preserve">, </w:t>
-      </w:r>
-      <w:proofErr w:type="spellStart"/>
-      <w:r>
-        <w:t>analysesTime</w:t>
-      </w:r>
-      <w:proofErr w:type="spellEnd"/>
-      <w:r>
-        <w:t xml:space="preserve">, </w:t>
-      </w:r>
-      <w:proofErr w:type="spellStart"/>
-      <w:r>
-        <w:t>endTime</w:t>
-      </w:r>
-      <w:proofErr w:type="spellEnd"/>
-      <w:r>
-        <w:t>), текущий статус (</w:t>
-      </w:r>
-      <w:proofErr w:type="spellStart"/>
-      <w:r>
-        <w:t>MesProcessStatusEnum</w:t>
-      </w:r>
-      <w:proofErr w:type="spellEnd"/>
-      <w:r>
-        <w:t xml:space="preserve">: ARRIVAL, PROCESSING, ANALYSIS, ACCEPTED, DEFECTIVE) и показатель выхода годной продукции. С </w:t>
-      </w:r>
-      <w:proofErr w:type="spellStart"/>
-      <w:r>
-        <w:t>DimBatchEntity</w:t>
-      </w:r>
-      <w:proofErr w:type="spellEnd"/>
-      <w:r>
-        <w:t xml:space="preserve"> связаны четыре зависимые сущности: </w:t>
-      </w:r>
-      <w:proofErr w:type="spellStart"/>
-      <w:r>
-        <w:t>MesEntity</w:t>
-      </w:r>
-      <w:proofErr w:type="spellEnd"/>
-      <w:r>
-        <w:t xml:space="preserve"> (отношение @</w:t>
-      </w:r>
-      <w:proofErr w:type="spellStart"/>
-      <w:r>
-        <w:t>OneToOne</w:t>
-      </w:r>
-      <w:proofErr w:type="spellEnd"/>
-      <w:r>
-        <w:t>) хранит производственные параметры одной обработки — идентификаторы оборудования и оператора, температуру, давление, продолжительность, энергопотребление и статус операции (</w:t>
-      </w:r>
-      <w:proofErr w:type="spellStart"/>
-      <w:r>
-        <w:t>MesStatusEnum</w:t>
-      </w:r>
-      <w:proofErr w:type="spellEnd"/>
-      <w:r>
-        <w:t xml:space="preserve">: NORMAL, WARNING, ALARM); </w:t>
-      </w:r>
-      <w:proofErr w:type="spellStart"/>
-      <w:r>
-        <w:t>LimsEntity</w:t>
-      </w:r>
-      <w:proofErr w:type="spellEnd"/>
-      <w:r>
-        <w:t xml:space="preserve"> (отношение @</w:t>
-      </w:r>
-      <w:proofErr w:type="spellStart"/>
-      <w:r>
-        <w:t>ManyToOne</w:t>
-      </w:r>
-      <w:proofErr w:type="spellEnd"/>
-      <w:r>
-        <w:t>) хранит заголовочную информацию о лабораторном анализе — метод, дату, статус (</w:t>
-      </w:r>
-      <w:proofErr w:type="spellStart"/>
-      <w:r>
-        <w:t>LimsStatusEnum</w:t>
-      </w:r>
-      <w:proofErr w:type="spellEnd"/>
-      <w:r>
-        <w:t>: APPROVED, REJECTED), и связана через @</w:t>
-      </w:r>
-      <w:proofErr w:type="spellStart"/>
-      <w:r>
-        <w:t>ManyToOne</w:t>
-      </w:r>
-      <w:proofErr w:type="spellEnd"/>
-      <w:r>
-        <w:t xml:space="preserve"> с </w:t>
-      </w:r>
-      <w:proofErr w:type="spellStart"/>
-      <w:r>
-        <w:t>LimsResultEntity</w:t>
-      </w:r>
-      <w:proofErr w:type="spellEnd"/>
-      <w:r>
-        <w:t xml:space="preserve">, которая хранит детализированные результаты по каждому измеренному параметру; </w:t>
-      </w:r>
-      <w:proofErr w:type="spellStart"/>
-      <w:r>
-        <w:t>ScadaEntity</w:t>
-      </w:r>
-      <w:proofErr w:type="spellEnd"/>
-      <w:r>
-        <w:t xml:space="preserve"> (составной первичный ключ </w:t>
-      </w:r>
-      <w:proofErr w:type="spellStart"/>
-      <w:r>
-        <w:t>ScadaEntityId</w:t>
-      </w:r>
-      <w:proofErr w:type="spellEnd"/>
-      <w:r>
-        <w:t xml:space="preserve"> из </w:t>
-      </w:r>
-      <w:proofErr w:type="spellStart"/>
-      <w:r>
-        <w:t>recordId</w:t>
-      </w:r>
-      <w:proofErr w:type="spellEnd"/>
-      <w:r>
-        <w:t xml:space="preserve"> и </w:t>
-      </w:r>
-      <w:proofErr w:type="spellStart"/>
-      <w:r>
-        <w:t>time</w:t>
-      </w:r>
-      <w:proofErr w:type="spellEnd"/>
-      <w:r>
-        <w:t xml:space="preserve">) хранит отдельные измерения датчиков с </w:t>
-      </w:r>
-      <w:proofErr w:type="spellStart"/>
-      <w:r>
-        <w:t>временно́й</w:t>
-      </w:r>
-      <w:proofErr w:type="spellEnd"/>
-      <w:r>
-        <w:t xml:space="preserve"> меткой, идентификаторами датчика и оборудования, наименованием параметра, значением и статусом (</w:t>
-      </w:r>
-      <w:proofErr w:type="spellStart"/>
-      <w:r>
-        <w:t>ScadaStatusEnum</w:t>
-      </w:r>
-      <w:proofErr w:type="spellEnd"/>
-      <w:r>
-        <w:t xml:space="preserve">: NORMAL, WARNING, ALARM). Отдельно от производственных данных существуют две независимые сущности: </w:t>
-      </w:r>
-      <w:proofErr w:type="spellStart"/>
-      <w:r>
-        <w:t>NotificationEntity</w:t>
-      </w:r>
-      <w:proofErr w:type="spellEnd"/>
-      <w:r>
-        <w:t xml:space="preserve"> хранит инциденты с уровнем критичности (</w:t>
-      </w:r>
-      <w:proofErr w:type="spellStart"/>
-      <w:r>
-        <w:t>NotificationSeverityEnum</w:t>
-      </w:r>
-      <w:proofErr w:type="spellEnd"/>
-      <w:r>
-        <w:t>: INFO, WARNING, ALARM), статусом обработки (</w:t>
-      </w:r>
-      <w:proofErr w:type="spellStart"/>
-      <w:r>
-        <w:t>NotificationStatusEnum</w:t>
-      </w:r>
-      <w:proofErr w:type="spellEnd"/>
-      <w:r>
-        <w:t xml:space="preserve">: CREATED, IN_PROGRESS, FALSE_POSITIVE, RESOLVED), флагом просмотра, комментарием и </w:t>
-      </w:r>
-      <w:proofErr w:type="spellStart"/>
-      <w:r>
-        <w:t>временны́ми</w:t>
-      </w:r>
-      <w:proofErr w:type="spellEnd"/>
-      <w:r>
-        <w:t xml:space="preserve"> метками создания и обновления; </w:t>
-      </w:r>
-      <w:proofErr w:type="spellStart"/>
-      <w:r>
-        <w:t>UserEntity</w:t>
-      </w:r>
-      <w:proofErr w:type="spellEnd"/>
-      <w:r>
-        <w:t xml:space="preserve"> хранит учётные данные пользователей с ролью </w:t>
-      </w:r>
-      <w:r>
-        <w:rPr>
-          <w:lang w:val="en-US"/>
-        </w:rPr>
-        <w:t>(</w:t>
-      </w:r>
-      <w:proofErr w:type="spellStart"/>
-      <w:r>
-        <w:rPr>
-          <w:lang w:val="en-US"/>
-        </w:rPr>
         <w:t>UserRoleEnum</w:t>
       </w:r>
       <w:proofErr w:type="spellEnd"/>
       <w:r>
-        <w:rPr>
-          <w:lang w:val="en-US"/>
-        </w:rPr>
-        <w:t xml:space="preserve">: LABORATORY, PRODUCTION, MANAGEMENT, ADMIN), </w:t>
-      </w:r>
-      <w:r>
-        <w:t>именем</w:t>
-      </w:r>
-      <w:r>
-        <w:rPr>
-          <w:lang w:val="en-US"/>
-        </w:rPr>
-        <w:t xml:space="preserve">, </w:t>
-      </w:r>
-      <w:r>
-        <w:t>фамилией</w:t>
-      </w:r>
-      <w:r>
-        <w:rPr>
-          <w:lang w:val="en-US"/>
-        </w:rPr>
-        <w:t xml:space="preserve">, </w:t>
-      </w:r>
-      <w:r>
-        <w:t>отчеством</w:t>
-      </w:r>
-      <w:r>
-        <w:rPr>
-          <w:lang w:val="en-US"/>
-        </w:rPr>
-        <w:t xml:space="preserve">, email </w:t>
-      </w:r>
-      <w:r>
-        <w:t>и</w:t>
-      </w:r>
-      <w:r>
-        <w:rPr>
-          <w:lang w:val="en-US"/>
-        </w:rPr>
         <w:t xml:space="preserve"> </w:t>
       </w:r>
       <w:r>
-        <w:t>датой</w:t>
-      </w:r>
-      <w:r>
-        <w:rPr>
-          <w:lang w:val="en-US"/>
-        </w:rPr>
-        <w:t xml:space="preserve"> </w:t>
-      </w:r>
-      <w:r>
-        <w:t>создания</w:t>
-      </w:r>
-      <w:r>
-        <w:rPr>
-          <w:lang w:val="en-US"/>
-        </w:rPr>
+        <w:t>(роль пользователя</w:t>
+      </w:r>
+      <w:r>
+        <w:t>)</w:t>
+      </w:r>
+      <w:r>
         <w:t>.</w:t>
       </w:r>
     </w:p>
     <w:p>
       <w:pPr>
+        <w:ind w:firstLine="0"/>
         <w:jc w:val="center"/>
         <w:rPr>
           <w:lang w:val="en-US"/>
@@ -9743,11 +9825,10 @@
           <w:noProof/>
           <w:lang w:val="en-US"/>
         </w:rPr>
-        <w:lastRenderedPageBreak/>
         <w:drawing>
-          <wp:inline distT="0" distB="0" distL="0" distR="0" wp14:anchorId="5B75307D" wp14:editId="60371936">
-            <wp:extent cx="5248275" cy="3310330"/>
-            <wp:effectExtent l="0" t="0" r="0" b="4445"/>
+          <wp:inline distT="0" distB="0" distL="0" distR="0" wp14:anchorId="5B75307D" wp14:editId="078EBC8E">
+            <wp:extent cx="5610225" cy="3538627"/>
+            <wp:effectExtent l="0" t="0" r="0" b="5080"/>
             <wp:docPr id="18" name="Рисунок 18"/>
             <wp:cNvGraphicFramePr>
               <a:graphicFrameLocks xmlns:a="http://schemas.openxmlformats.org/drawingml/2006/main" noChangeAspect="1"/>
@@ -9774,7 +9855,7 @@
                   <pic:spPr>
                     <a:xfrm>
                       <a:off x="0" y="0"/>
-                      <a:ext cx="5253019" cy="3313322"/>
+                      <a:ext cx="5650920" cy="3564295"/>
                     </a:xfrm>
                     <a:prstGeom prst="rect">
                       <a:avLst/>
@@ -9789,22 +9870,21 @@
     </w:p>
     <w:p>
       <w:pPr>
-        <w:jc w:val="center"/>
-        <w:rPr>
-          <w:sz w:val="24"/>
-          <w:szCs w:val="24"/>
-        </w:rPr>
-      </w:pPr>
-      <w:r>
-        <w:rPr>
-          <w:sz w:val="24"/>
-          <w:szCs w:val="24"/>
-        </w:rPr>
-        <w:t>Рисунок – Диаграмма классов, часть 1</w:t>
-      </w:r>
-    </w:p>
-    <w:p>
-      <w:pPr>
+        <w:pStyle w:val="af1"/>
+      </w:pPr>
+      <w:r>
+        <w:t xml:space="preserve">Рисунок </w:t>
+      </w:r>
+      <w:r>
+        <w:t xml:space="preserve">8 </w:t>
+      </w:r>
+      <w:r>
+        <w:t>– Диаграмма классов, часть 1</w:t>
+      </w:r>
+    </w:p>
+    <w:p>
+      <w:pPr>
+        <w:ind w:firstLine="0"/>
         <w:jc w:val="center"/>
         <w:rPr>
           <w:lang w:val="en-US"/>
@@ -9815,9 +9895,10 @@
           <w:noProof/>
           <w:lang w:val="en-US"/>
         </w:rPr>
+        <w:lastRenderedPageBreak/>
         <w:drawing>
-          <wp:inline distT="0" distB="0" distL="0" distR="0" wp14:anchorId="66A27501" wp14:editId="25C0EC3A">
-            <wp:extent cx="3914775" cy="3647345"/>
+          <wp:inline distT="0" distB="0" distL="0" distR="0" wp14:anchorId="66A27501" wp14:editId="044AF679">
+            <wp:extent cx="4314825" cy="4020066"/>
             <wp:effectExtent l="0" t="0" r="0" b="0"/>
             <wp:docPr id="19" name="Рисунок 19"/>
             <wp:cNvGraphicFramePr>
@@ -9845,7 +9926,7 @@
                   <pic:spPr>
                     <a:xfrm>
                       <a:off x="0" y="0"/>
-                      <a:ext cx="3929233" cy="3660815"/>
+                      <a:ext cx="4347362" cy="4050380"/>
                     </a:xfrm>
                     <a:prstGeom prst="rect">
                       <a:avLst/>
@@ -9860,53 +9941,98 @@
     </w:p>
     <w:p>
       <w:pPr>
-        <w:jc w:val="center"/>
-        <w:rPr>
-          <w:sz w:val="24"/>
-          <w:szCs w:val="24"/>
-        </w:rPr>
-      </w:pPr>
-      <w:r>
-        <w:rPr>
-          <w:sz w:val="24"/>
-          <w:szCs w:val="24"/>
-        </w:rPr>
-        <w:t xml:space="preserve">Рисунок – Диаграмма классов, часть </w:t>
-      </w:r>
-      <w:r>
-        <w:rPr>
-          <w:sz w:val="24"/>
-          <w:szCs w:val="24"/>
-        </w:rPr>
+        <w:pStyle w:val="af1"/>
+      </w:pPr>
+      <w:r>
+        <w:t xml:space="preserve">Рисунок </w:t>
+      </w:r>
+      <w:r>
+        <w:t xml:space="preserve">9 </w:t>
+      </w:r>
+      <w:r>
+        <w:t xml:space="preserve">– Диаграмма классов, часть </w:t>
+      </w:r>
+      <w:r>
         <w:t>2</w:t>
       </w:r>
     </w:p>
     <w:p>
       <w:r>
-        <w:t>Таким образом, информационный поток системы построен по принципам распределённой событийно-ориентированной архитектуры и обеспечивает последовательную обработку производственных данных на всех этапах их жизненного цикла.</w:t>
+        <w:t xml:space="preserve">Таким образом, </w:t>
+      </w:r>
+      <w:r>
+        <w:t xml:space="preserve">структура системы, </w:t>
+      </w:r>
+      <w:r>
+        <w:t>информационны</w:t>
+      </w:r>
+      <w:r>
+        <w:t>е процессы и</w:t>
+      </w:r>
+      <w:r>
+        <w:t xml:space="preserve"> поток</w:t>
+      </w:r>
+      <w:r>
+        <w:t>и</w:t>
+      </w:r>
+      <w:r>
+        <w:t xml:space="preserve">, описанные с помощью нотации </w:t>
+      </w:r>
+      <w:r>
+        <w:rPr>
+          <w:lang w:val="en-US"/>
+        </w:rPr>
+        <w:t>UML</w:t>
+      </w:r>
+      <w:r>
+        <w:t>,</w:t>
+      </w:r>
+      <w:r>
+        <w:t xml:space="preserve"> обеспечива</w:t>
+      </w:r>
+      <w:r>
+        <w:t>ю</w:t>
+      </w:r>
+      <w:r>
+        <w:t xml:space="preserve">т </w:t>
+      </w:r>
+      <w:r>
+        <w:t>отслеживание</w:t>
+      </w:r>
+      <w:r>
+        <w:t xml:space="preserve"> производственных данных на всех этапах их жизненного цикла.</w:t>
       </w:r>
     </w:p>
     <w:p>
       <w:pPr>
         <w:pStyle w:val="2"/>
       </w:pPr>
-      <w:bookmarkStart w:id="40" w:name="_Toc231062522"/>
-      <w:bookmarkStart w:id="41" w:name="_Toc231164231"/>
+      <w:bookmarkStart w:id="39" w:name="_Toc231062522"/>
+      <w:bookmarkStart w:id="40" w:name="_Toc231214213"/>
+      <w:r>
+        <w:t>Архитектура информационной системы</w:t>
+      </w:r>
+      <w:bookmarkEnd w:id="39"/>
+      <w:bookmarkEnd w:id="40"/>
+    </w:p>
+    <w:p>
+      <w:r>
+        <w:t>Архитектура разраб</w:t>
+      </w:r>
+      <w:r>
+        <w:t>атываемой</w:t>
+      </w:r>
+      <w:r>
+        <w:t xml:space="preserve"> информационной системы построена по многоуровневой клиент-серверной модели и включает клиентское приложение, серверное приложение, сервис-эмулятор производственных данных, брокер сообщений и реляционную базу данных. Подобная структура обеспечивает разделение функций между компонентами системы и позволяет организовать централизованную обработку производственной информации.</w:t>
+      </w:r>
+    </w:p>
+    <w:p>
+      <w:r>
+        <w:t xml:space="preserve">Клиентское приложение предназначено для взаимодействия пользователей с системой и обеспечивает отображение ролевых витрин данных, информации о партиях металла, результатов лабораторных исследований, производственных параметров, аналитических графиков и </w:t>
+      </w:r>
       <w:r>
         <w:lastRenderedPageBreak/>
-        <w:t>Архитектура информационной системы</w:t>
-      </w:r>
-      <w:bookmarkEnd w:id="40"/>
-      <w:bookmarkEnd w:id="41"/>
-    </w:p>
-    <w:p>
-      <w:r>
-        <w:t>Архитектура разработанной информационной системы построена по многоуровневой клиент-серверной модели и включает клиентское приложение, серверное приложение, сервис-эмулятор производственных данных, брокер сообщений и реляционную базу данных. Подобная структура обеспечивает разделение функций между компонентами системы и позволяет организовать централизованную обработку производственной информации.</w:t>
-      </w:r>
-    </w:p>
-    <w:p>
-      <w:r>
-        <w:t>Клиентское приложение предназначено для взаимодействия пользователей с системой и обеспечивает отображение ролевых витрин данных, информации о партиях металла, результатов лабораторных исследований, производственных параметров, аналитических графиков и уведомлений о технологических отклонениях. Интерфейс также предоставляет функции поиска партий, фильтрации данных и формирования отчётов.</w:t>
+        <w:t>уведомлений о технологических отклонениях. Интерфейс также предоставляет функции поиска партий, фильтрации данных и формирования отчётов.</w:t>
       </w:r>
     </w:p>
     <w:p>
@@ -9918,84 +10044,39 @@
       <w:r>
         <w:t xml:space="preserve">Сервис-эмулятор производственных данных предназначен для имитации работы внешних систем MES, SCADA и LIMS. Он формирует тестовые потоки производственной, телеметрической и лабораторной информации и передаёт их в </w:t>
       </w:r>
-      <w:proofErr w:type="spellStart"/>
-      <w:r>
-        <w:t>Kafka</w:t>
-      </w:r>
-      <w:proofErr w:type="spellEnd"/>
+      <w:r>
+        <w:t>брокер сообщений</w:t>
+      </w:r>
+      <w:r>
+        <w:t>, обеспечивая моделирование поступления данных в систему в режиме, близком к реальному времени.</w:t>
+      </w:r>
+    </w:p>
+    <w:p>
+      <w:r>
+        <w:t xml:space="preserve">Брокер сообщений обеспечивает передачу данных между сервисом-эмулятором и серверным приложением. Использование </w:t>
+      </w:r>
+      <w:r>
+        <w:t>брокера</w:t>
+      </w:r>
+      <w:r>
+        <w:t xml:space="preserve"> позволяет организовать асинхронный обмен сообщениями, разделить потоки данных по категориям и обеспечить устойчивую обработку информации при высокой интенсивности поступления сообщений.</w:t>
+      </w:r>
+    </w:p>
+    <w:p>
+      <w:r>
+        <w:t>База данных используется для хранения информации о партиях металла, технологических параметрах, результатах лабораторных исследований, уведомлениях и учётных записях пользователей. Хранилище данных обеспечивает сохранение истории производственных операций и поддержку аналитической обработки информации.</w:t>
+      </w:r>
+    </w:p>
+    <w:p>
+      <w:r>
+        <w:t xml:space="preserve">Взаимодействие </w:t>
+      </w:r>
+      <w:r>
+        <w:t>основных компонентов системы и схема передачи данных между ними</w:t>
+      </w:r>
       <w:r>
         <w:t xml:space="preserve"> </w:t>
       </w:r>
-      <w:proofErr w:type="spellStart"/>
-      <w:r>
-        <w:t>topics</w:t>
-      </w:r>
-      <w:proofErr w:type="spellEnd"/>
-      <w:r>
-        <w:t>, обеспечивая моделирование поступления данных в систему в режиме, близком к реальному времени.</w:t>
-      </w:r>
-    </w:p>
-    <w:p>
-      <w:r>
-        <w:t xml:space="preserve">Брокер сообщений </w:t>
-      </w:r>
-      <w:proofErr w:type="spellStart"/>
-      <w:r>
-        <w:t>Apache</w:t>
-      </w:r>
-      <w:proofErr w:type="spellEnd"/>
-      <w:r>
-        <w:t xml:space="preserve"> </w:t>
-      </w:r>
-      <w:proofErr w:type="spellStart"/>
-      <w:r>
-        <w:t>Kafka</w:t>
-      </w:r>
-      <w:proofErr w:type="spellEnd"/>
-      <w:r>
-        <w:t xml:space="preserve"> обеспечивает передачу данных между сервисом-эмулятором и серверным приложением. Использование </w:t>
-      </w:r>
-      <w:proofErr w:type="spellStart"/>
-      <w:r>
-        <w:t>Kafka</w:t>
-      </w:r>
-      <w:proofErr w:type="spellEnd"/>
-      <w:r>
-        <w:t xml:space="preserve"> позволяет организовать асинхронный обмен сообщениями, разделить потоки данных по категориям и обеспечить устойчивую обработку информации при </w:t>
-      </w:r>
-      <w:r>
-        <w:lastRenderedPageBreak/>
-        <w:t>высокой интенсивности поступления сообщений.</w:t>
-      </w:r>
-    </w:p>
-    <w:p>
-      <w:r>
-        <w:t xml:space="preserve">База данных </w:t>
-      </w:r>
-      <w:proofErr w:type="spellStart"/>
-      <w:r>
-        <w:t>PostgreSQL</w:t>
-      </w:r>
-      <w:proofErr w:type="spellEnd"/>
-      <w:r>
-        <w:t xml:space="preserve"> используется для хранения информации о партиях металла, технологических параметрах, результатах лабораторных исследований, уведомлениях и учётных записях пользователей. Хранилище данных обеспечивает сохранение истории производственных операций и поддержку аналитической обработки информации.</w:t>
-      </w:r>
-    </w:p>
-    <w:p>
-      <w:r>
-        <w:t>Дополнительно система реализует механизм уведомлений в режиме реального времени. При обнаружении отклонений производственных параметров серверное приложение формирует уведомления и передаёт их пользователям соответствующих ролей без необходимости обновления страницы.</w:t>
-      </w:r>
-    </w:p>
-    <w:p>
-      <w:r>
-        <w:t xml:space="preserve">Взаимодействие </w:t>
-      </w:r>
-      <w:r>
-        <w:t>основных компонентов системы и схема передачи данных между ними</w:t>
-      </w:r>
-      <w:r>
-        <w:t xml:space="preserve"> </w:t>
-      </w:r>
       <w:r>
         <w:t>представлен</w:t>
       </w:r>
@@ -10003,16 +10084,18 @@
         <w:t>о</w:t>
       </w:r>
       <w:r>
-        <w:t xml:space="preserve"> на </w:t>
-      </w:r>
-      <w:proofErr w:type="gramStart"/>
-      <w:r>
-        <w:t>рисунке .</w:t>
-      </w:r>
-      <w:proofErr w:type="gramEnd"/>
-    </w:p>
-    <w:p>
-      <w:pPr>
+        <w:t xml:space="preserve"> на рисунке </w:t>
+      </w:r>
+      <w:r>
+        <w:t>10</w:t>
+      </w:r>
+      <w:r>
+        <w:t>.</w:t>
+      </w:r>
+    </w:p>
+    <w:p>
+      <w:pPr>
+        <w:ind w:firstLine="0"/>
         <w:jc w:val="center"/>
       </w:pPr>
       <w:r>
@@ -10021,9 +10104,9 @@
         </w:rPr>
         <w:lastRenderedPageBreak/>
         <w:drawing>
-          <wp:inline distT="0" distB="0" distL="0" distR="0" wp14:anchorId="1437998F" wp14:editId="340AC530">
-            <wp:extent cx="5789278" cy="2774273"/>
-            <wp:effectExtent l="2540" t="0" r="5080" b="5080"/>
+          <wp:inline distT="0" distB="0" distL="0" distR="0" wp14:anchorId="1437998F" wp14:editId="2E190AFD">
+            <wp:extent cx="7262490" cy="3480248"/>
+            <wp:effectExtent l="5080" t="0" r="1270" b="1270"/>
             <wp:docPr id="2" name="Рисунок 2"/>
             <wp:cNvGraphicFramePr>
               <a:graphicFrameLocks xmlns:a="http://schemas.openxmlformats.org/drawingml/2006/main" noChangeAspect="1"/>
@@ -10053,7 +10136,7 @@
                   <pic:spPr>
                     <a:xfrm rot="16200000">
                       <a:off x="0" y="0"/>
-                      <a:ext cx="5822292" cy="2790093"/>
+                      <a:ext cx="7329411" cy="3512317"/>
                     </a:xfrm>
                     <a:prstGeom prst="rect">
                       <a:avLst/>
@@ -10068,77 +10151,27 @@
     </w:p>
     <w:p>
       <w:pPr>
-        <w:jc w:val="center"/>
-        <w:rPr>
-          <w:sz w:val="24"/>
-          <w:szCs w:val="24"/>
-        </w:rPr>
-      </w:pPr>
-      <w:proofErr w:type="gramStart"/>
-      <w:r>
-        <w:rPr>
-          <w:sz w:val="24"/>
-          <w:szCs w:val="24"/>
-        </w:rPr>
+        <w:pStyle w:val="af1"/>
+      </w:pPr>
+      <w:r>
         <w:t>Рисунок</w:t>
       </w:r>
       <w:r>
-        <w:rPr>
-          <w:sz w:val="24"/>
-          <w:szCs w:val="24"/>
-        </w:rPr>
         <w:t xml:space="preserve"> </w:t>
       </w:r>
       <w:r>
-        <w:rPr>
-          <w:sz w:val="24"/>
-          <w:szCs w:val="24"/>
-        </w:rPr>
-        <w:t xml:space="preserve"> –</w:t>
-      </w:r>
-      <w:proofErr w:type="gramEnd"/>
-      <w:r>
-        <w:rPr>
-          <w:sz w:val="24"/>
-          <w:szCs w:val="24"/>
-        </w:rPr>
-        <w:t xml:space="preserve"> Диаграмма</w:t>
-      </w:r>
-      <w:r>
-        <w:rPr>
-          <w:sz w:val="24"/>
-          <w:szCs w:val="24"/>
-        </w:rPr>
+        <w:t xml:space="preserve">10 </w:t>
+      </w:r>
+      <w:r>
+        <w:t>– Диаграмма</w:t>
+      </w:r>
+      <w:r>
         <w:t xml:space="preserve"> архитектуры системы</w:t>
       </w:r>
     </w:p>
     <w:p>
       <w:r>
-        <w:t xml:space="preserve">Разработанная архитектура информационной системы обеспечивает эффективное взаимодействие между компонентами программного комплекса, поддержку потоковой обработки производственных данных и централизованное хранение информации. Использование распределённой клиент-серверной архитектуры, </w:t>
-      </w:r>
-      <w:proofErr w:type="spellStart"/>
-      <w:r>
-        <w:t>Apache</w:t>
-      </w:r>
-      <w:proofErr w:type="spellEnd"/>
-      <w:r>
-        <w:t xml:space="preserve"> </w:t>
-      </w:r>
-      <w:proofErr w:type="spellStart"/>
-      <w:r>
-        <w:t>Kafka</w:t>
-      </w:r>
-      <w:proofErr w:type="spellEnd"/>
-      <w:r>
-        <w:t xml:space="preserve"> и </w:t>
-      </w:r>
-      <w:proofErr w:type="spellStart"/>
-      <w:r>
-        <w:t>WebSocket</w:t>
-      </w:r>
-      <w:proofErr w:type="spellEnd"/>
-      <w:r>
-        <w:t xml:space="preserve"> позволяет реализовать масштабируемую и отказоустойчивую систему мониторинга качества металлопродукции.</w:t>
+        <w:t>Разработанная архитектура информационной системы обеспечивает эффективное взаимодействие между компонентами программного комплекса, поддержку потоковой обработки производственных данных и централизованное хранение информации.</w:t>
       </w:r>
     </w:p>
     <w:p>
@@ -10150,10 +10183,11 @@
         </w:numPr>
         <w:ind w:left="709"/>
       </w:pPr>
-      <w:bookmarkStart w:id="42" w:name="_Toc231062524"/>
-      <w:bookmarkStart w:id="43" w:name="_Toc231164232"/>
-      <w:proofErr w:type="spellStart"/>
-      <w:r>
+      <w:bookmarkStart w:id="41" w:name="_Toc231062524"/>
+      <w:bookmarkStart w:id="42" w:name="_Toc231214214"/>
+      <w:proofErr w:type="spellStart"/>
+      <w:r>
+        <w:lastRenderedPageBreak/>
         <w:t>Выбор</w:t>
       </w:r>
       <w:proofErr w:type="spellEnd"/>
@@ -10172,1199 +10206,732 @@
       <w:r>
         <w:t>реализации</w:t>
       </w:r>
+      <w:bookmarkEnd w:id="41"/>
       <w:bookmarkEnd w:id="42"/>
+      <w:proofErr w:type="spellEnd"/>
+    </w:p>
+    <w:p>
+      <w:pPr>
+        <w:pStyle w:val="3"/>
+      </w:pPr>
+      <w:proofErr w:type="spellStart"/>
+      <w:r>
+        <w:t>Технологии</w:t>
+      </w:r>
+      <w:proofErr w:type="spellEnd"/>
+      <w:r>
+        <w:t xml:space="preserve"> </w:t>
+      </w:r>
+      <w:proofErr w:type="spellStart"/>
+      <w:r>
+        <w:t>разработки</w:t>
+      </w:r>
+      <w:proofErr w:type="spellEnd"/>
+      <w:r>
+        <w:t xml:space="preserve"> </w:t>
+      </w:r>
+      <w:proofErr w:type="spellStart"/>
+      <w:r>
+        <w:t>клиентской</w:t>
+      </w:r>
+      <w:proofErr w:type="spellEnd"/>
+      <w:r>
+        <w:t xml:space="preserve"> </w:t>
+      </w:r>
+      <w:proofErr w:type="spellStart"/>
+      <w:r>
+        <w:t>части</w:t>
+      </w:r>
+      <w:proofErr w:type="spellEnd"/>
+    </w:p>
+    <w:p>
+      <w:r>
+        <w:t xml:space="preserve">Библиотека </w:t>
+      </w:r>
+      <w:proofErr w:type="spellStart"/>
+      <w:r>
+        <w:t>React</w:t>
+      </w:r>
+      <w:proofErr w:type="spellEnd"/>
+      <w:r>
+        <w:t xml:space="preserve"> 19 выбран</w:t>
+      </w:r>
+      <w:r>
+        <w:t>а</w:t>
+      </w:r>
+      <w:r>
+        <w:t xml:space="preserve"> в качестве основы клиентского приложения по двум причинам. Во-первых, механизм </w:t>
+      </w:r>
+      <w:proofErr w:type="spellStart"/>
+      <w:r>
+        <w:t>Virtual</w:t>
+      </w:r>
+      <w:proofErr w:type="spellEnd"/>
+      <w:r>
+        <w:t xml:space="preserve"> DOM обеспечивает обновление только тех компонентов интерфейса, данные которых изменились,</w:t>
+      </w:r>
+      <w:r>
+        <w:t xml:space="preserve"> так как</w:t>
+      </w:r>
+      <w:r>
+        <w:t xml:space="preserve"> перерисовка всего DOM-дерева при каждом обновлении делала бы интерфейс неотзывчивым. Во-вторых, компонентная архитектура позволила создать </w:t>
+      </w:r>
+      <w:proofErr w:type="spellStart"/>
+      <w:r>
+        <w:t>переиспользуемые</w:t>
+      </w:r>
+      <w:proofErr w:type="spellEnd"/>
+      <w:r>
+        <w:t xml:space="preserve"> блоки, которые применяются без дублирования кода во всех четырёх ролевых витринах.</w:t>
+      </w:r>
+    </w:p>
+    <w:p>
+      <w:r>
+        <w:t>Для организации маршрутизации применяется библиотека</w:t>
+      </w:r>
+      <w:r>
+        <w:t xml:space="preserve"> </w:t>
+      </w:r>
+      <w:proofErr w:type="spellStart"/>
+      <w:r>
+        <w:t>React</w:t>
+      </w:r>
+      <w:proofErr w:type="spellEnd"/>
+      <w:r>
+        <w:t xml:space="preserve"> </w:t>
+      </w:r>
+      <w:proofErr w:type="spellStart"/>
+      <w:r>
+        <w:t>Router</w:t>
+      </w:r>
+      <w:proofErr w:type="spellEnd"/>
+      <w:r>
+        <w:t>.</w:t>
+      </w:r>
+      <w:r>
+        <w:t xml:space="preserve"> </w:t>
+      </w:r>
+      <w:r>
+        <w:t xml:space="preserve">Использование данного решения обеспечивает навигацию между разделами системы без полной перезагрузки страницы и позволяет реализовать механизм защищённых маршрутов через компонент </w:t>
+      </w:r>
+      <w:proofErr w:type="spellStart"/>
+      <w:r>
+        <w:t>ProtectedRoute</w:t>
+      </w:r>
+      <w:proofErr w:type="spellEnd"/>
+      <w:r>
+        <w:t>.</w:t>
+      </w:r>
+    </w:p>
+    <w:p>
+      <w:r>
+        <w:t xml:space="preserve">Одним из ключевых компонентов клиентской архитектуры является библиотека </w:t>
+      </w:r>
+      <w:proofErr w:type="spellStart"/>
+      <w:r>
+        <w:t>React</w:t>
+      </w:r>
+      <w:proofErr w:type="spellEnd"/>
+      <w:r>
+        <w:t xml:space="preserve"> </w:t>
+      </w:r>
+      <w:proofErr w:type="spellStart"/>
+      <w:r>
+        <w:t>Query</w:t>
+      </w:r>
+      <w:proofErr w:type="spellEnd"/>
+      <w:r>
+        <w:t xml:space="preserve">, предназначенная для управления состоянием, кэширования данных и синхронизации интерфейса с </w:t>
+      </w:r>
+      <w:r>
+        <w:t xml:space="preserve">серверным </w:t>
+      </w:r>
+      <w:r>
+        <w:t xml:space="preserve">приложением. Использование </w:t>
+      </w:r>
+      <w:proofErr w:type="spellStart"/>
+      <w:r>
+        <w:t>React</w:t>
+      </w:r>
+      <w:proofErr w:type="spellEnd"/>
+      <w:r>
+        <w:t xml:space="preserve"> </w:t>
+      </w:r>
+      <w:proofErr w:type="spellStart"/>
+      <w:r>
+        <w:t>Query</w:t>
+      </w:r>
+      <w:proofErr w:type="spellEnd"/>
+      <w:r>
+        <w:t xml:space="preserve"> позволяет снизить количество повторных обращений к серверу, ускорить обновление интерфейса и повысить отзывчивость системы при работе с производственными данными.</w:t>
+      </w:r>
+    </w:p>
+    <w:p>
+      <w:r>
+        <w:t xml:space="preserve">Библиотека </w:t>
+      </w:r>
+      <w:proofErr w:type="spellStart"/>
+      <w:r>
+        <w:t>Axios</w:t>
+      </w:r>
+      <w:proofErr w:type="spellEnd"/>
+      <w:r>
+        <w:t xml:space="preserve"> выбрана из-за механизма перехватчиков (</w:t>
+      </w:r>
+      <w:proofErr w:type="spellStart"/>
+      <w:r>
+        <w:t>interceptors</w:t>
+      </w:r>
+      <w:proofErr w:type="spellEnd"/>
+      <w:r>
+        <w:t xml:space="preserve">). </w:t>
+      </w:r>
+      <w:proofErr w:type="spellStart"/>
+      <w:r>
+        <w:t>Request</w:t>
+      </w:r>
+      <w:proofErr w:type="spellEnd"/>
+      <w:r>
+        <w:t xml:space="preserve"> </w:t>
+      </w:r>
+      <w:proofErr w:type="spellStart"/>
+      <w:r>
+        <w:t>interceptor</w:t>
+      </w:r>
+      <w:proofErr w:type="spellEnd"/>
+      <w:r>
+        <w:t xml:space="preserve"> автоматически извлекает JWT-токен из </w:t>
+      </w:r>
+      <w:proofErr w:type="spellStart"/>
+      <w:r>
+        <w:t>localStorage</w:t>
+      </w:r>
+      <w:proofErr w:type="spellEnd"/>
+      <w:r>
+        <w:t xml:space="preserve"> и добавляет его в заголовок </w:t>
+      </w:r>
+      <w:proofErr w:type="spellStart"/>
+      <w:r>
+        <w:t>Authorization</w:t>
+      </w:r>
+      <w:proofErr w:type="spellEnd"/>
+      <w:r>
+        <w:t xml:space="preserve"> каждого исходящего запроса, исключая необходимость вручную передавать токен в каждом вызове API. </w:t>
+      </w:r>
+      <w:proofErr w:type="spellStart"/>
+      <w:r>
+        <w:t>Response</w:t>
+      </w:r>
+      <w:proofErr w:type="spellEnd"/>
+      <w:r>
+        <w:t xml:space="preserve"> </w:t>
+      </w:r>
+      <w:proofErr w:type="spellStart"/>
+      <w:r>
+        <w:t>interceptor</w:t>
+      </w:r>
+      <w:proofErr w:type="spellEnd"/>
+      <w:r>
+        <w:t xml:space="preserve"> перехватывает ответы с</w:t>
+      </w:r>
+      <w:r>
+        <w:t xml:space="preserve"> определенными</w:t>
+      </w:r>
+      <w:r>
+        <w:t xml:space="preserve"> код</w:t>
+      </w:r>
+      <w:r>
+        <w:t>ами</w:t>
+      </w:r>
+      <w:r>
+        <w:t>, обеспечивая единообразную обработку ошибок по всему приложению.</w:t>
+      </w:r>
+    </w:p>
+    <w:p>
+      <w:r>
+        <w:t xml:space="preserve">Для визуализации производственных </w:t>
+      </w:r>
+      <w:r>
+        <w:t>данных</w:t>
+      </w:r>
+      <w:r>
+        <w:t xml:space="preserve"> используется библиотека </w:t>
+      </w:r>
+      <w:proofErr w:type="spellStart"/>
+      <w:r>
+        <w:t>Recharts</w:t>
+      </w:r>
+      <w:proofErr w:type="spellEnd"/>
+      <w:r>
+        <w:t>. Применение данного решения обусловлено необходимостью построения интерактивных графиков, отображающих</w:t>
+      </w:r>
+      <w:r>
+        <w:t xml:space="preserve"> </w:t>
+      </w:r>
+      <w:r>
+        <w:t>динамику изменения технологических параметров</w:t>
+      </w:r>
+      <w:r>
+        <w:t xml:space="preserve"> </w:t>
+      </w:r>
+      <w:r>
+        <w:t xml:space="preserve">без разработки собственного графического </w:t>
+      </w:r>
+      <w:r>
+        <w:lastRenderedPageBreak/>
+        <w:t>движка.</w:t>
+      </w:r>
+    </w:p>
+    <w:p>
+      <w:pPr>
+        <w:pStyle w:val="3"/>
+      </w:pPr>
+      <w:r>
+        <w:t>Технологии разработки серверной части</w:t>
+      </w:r>
+    </w:p>
+    <w:p>
+      <w:r>
+        <w:t xml:space="preserve">Серверная часть системы реализована на языке </w:t>
+      </w:r>
+      <w:proofErr w:type="spellStart"/>
+      <w:r>
+        <w:t>Java</w:t>
+      </w:r>
+      <w:proofErr w:type="spellEnd"/>
+      <w:r>
+        <w:t xml:space="preserve"> 21 с использованием фреймворка </w:t>
+      </w:r>
+      <w:proofErr w:type="spellStart"/>
+      <w:r>
+        <w:t>Spring</w:t>
+      </w:r>
+      <w:proofErr w:type="spellEnd"/>
+      <w:r>
+        <w:t xml:space="preserve"> </w:t>
+      </w:r>
+      <w:proofErr w:type="spellStart"/>
+      <w:r>
+        <w:t>Boot</w:t>
+      </w:r>
+      <w:proofErr w:type="spellEnd"/>
+      <w:r>
+        <w:t xml:space="preserve"> 3. Выбор </w:t>
+      </w:r>
+      <w:proofErr w:type="spellStart"/>
+      <w:r>
+        <w:t>Java</w:t>
+      </w:r>
+      <w:proofErr w:type="spellEnd"/>
+      <w:r>
+        <w:t xml:space="preserve"> обусловлен высокой надёжностью платформы, поддержкой многопоточности и широким распространением технологии в корпоративной разработке. Использование </w:t>
+      </w:r>
+      <w:proofErr w:type="spellStart"/>
+      <w:r>
+        <w:t>Spring</w:t>
+      </w:r>
+      <w:proofErr w:type="spellEnd"/>
+      <w:r>
+        <w:t xml:space="preserve"> </w:t>
+      </w:r>
+      <w:proofErr w:type="spellStart"/>
+      <w:r>
+        <w:t>Boot</w:t>
+      </w:r>
+      <w:proofErr w:type="spellEnd"/>
+      <w:r>
+        <w:t xml:space="preserve"> позволяет упростить конфигурацию </w:t>
+      </w:r>
+      <w:r>
+        <w:t xml:space="preserve">серверного </w:t>
+      </w:r>
+      <w:r>
+        <w:t xml:space="preserve">приложения, ускорить разработку REST API и обеспечить интеграцию с другими компонентами экосистемы </w:t>
+      </w:r>
+      <w:proofErr w:type="spellStart"/>
+      <w:r>
+        <w:t>Spring</w:t>
+      </w:r>
+      <w:proofErr w:type="spellEnd"/>
+      <w:r>
+        <w:t>.</w:t>
+      </w:r>
+    </w:p>
+    <w:p>
+      <w:proofErr w:type="spellStart"/>
+      <w:r>
+        <w:t>Spring</w:t>
+      </w:r>
+      <w:proofErr w:type="spellEnd"/>
+      <w:r>
+        <w:t xml:space="preserve"> </w:t>
+      </w:r>
+      <w:proofErr w:type="spellStart"/>
+      <w:r>
+        <w:t>Security</w:t>
+      </w:r>
+      <w:proofErr w:type="spellEnd"/>
+      <w:r>
+        <w:t xml:space="preserve"> </w:t>
+      </w:r>
+      <w:r>
+        <w:t>+</w:t>
+      </w:r>
+      <w:r>
+        <w:t xml:space="preserve"> JWT: JWT-фильтр интегрирован в цепочку безопасности </w:t>
+      </w:r>
+      <w:proofErr w:type="spellStart"/>
+      <w:r>
+        <w:t>Spring</w:t>
+      </w:r>
+      <w:proofErr w:type="spellEnd"/>
+      <w:r>
+        <w:t xml:space="preserve"> </w:t>
+      </w:r>
+      <w:proofErr w:type="spellStart"/>
+      <w:r>
+        <w:t>Security</w:t>
+      </w:r>
+      <w:proofErr w:type="spellEnd"/>
+      <w:r>
+        <w:t xml:space="preserve"> как первый обработчик (</w:t>
+      </w:r>
+      <w:proofErr w:type="spellStart"/>
+      <w:r>
+        <w:t>OncePerRequestFilter</w:t>
+      </w:r>
+      <w:proofErr w:type="spellEnd"/>
+      <w:r>
+        <w:t xml:space="preserve">) и извлекает идентификатор пользователя и его роль из тела токена без обращения к базе данных при каждом запросе. Это обеспечивает </w:t>
+      </w:r>
+      <w:proofErr w:type="spellStart"/>
+      <w:r>
+        <w:t>stateless</w:t>
+      </w:r>
+      <w:proofErr w:type="spellEnd"/>
+      <w:r>
+        <w:t>-аутентификацию: поскольку сервер не хранит пользовательских сессий, любой из нескольких экземпляров серверного приложения может обработать любой запрос, что является необходимым условием горизонтального масштабирования.</w:t>
+      </w:r>
+    </w:p>
+    <w:p>
+      <w:r>
+        <w:t xml:space="preserve">Для взаимодействия с базой данных применяется </w:t>
+      </w:r>
+      <w:proofErr w:type="spellStart"/>
+      <w:r>
+        <w:t>Spring</w:t>
+      </w:r>
+      <w:proofErr w:type="spellEnd"/>
+      <w:r>
+        <w:t xml:space="preserve"> </w:t>
+      </w:r>
+      <w:proofErr w:type="spellStart"/>
+      <w:r>
+        <w:t>Data</w:t>
+      </w:r>
+      <w:proofErr w:type="spellEnd"/>
+      <w:r>
+        <w:t xml:space="preserve"> JPA совместно с ORM-фреймворком </w:t>
+      </w:r>
+      <w:proofErr w:type="spellStart"/>
+      <w:r>
+        <w:t>Hibernate</w:t>
+      </w:r>
+      <w:proofErr w:type="spellEnd"/>
+      <w:r>
+        <w:t xml:space="preserve">. Использование JPA позволяет реализовать объектно-реляционное отображение сущностей и сократить объём низкоуровневого SQL-кода. </w:t>
+      </w:r>
+      <w:proofErr w:type="spellStart"/>
+      <w:r>
+        <w:t>Hibernate</w:t>
+      </w:r>
+      <w:proofErr w:type="spellEnd"/>
+      <w:r>
+        <w:t xml:space="preserve"> обеспечивает автоматическое управление жизненным циклом сущностей и оптимизацию работы с базой данных.</w:t>
+      </w:r>
+    </w:p>
+    <w:p>
+      <w:proofErr w:type="spellStart"/>
+      <w:r>
+        <w:t>iText</w:t>
+      </w:r>
+      <w:proofErr w:type="spellEnd"/>
+      <w:r>
+        <w:t xml:space="preserve"> 7 выбрана для серверной генерации PDF-отчётов, поскольку предоставляет </w:t>
+      </w:r>
+      <w:r>
+        <w:t>методы</w:t>
+      </w:r>
+      <w:r>
+        <w:t xml:space="preserve"> для построения документов с табличным представлением данных, встраиванием кириллических TTF-шрифтов и управлением разбивкой больших таблиц на страницы.</w:t>
+      </w:r>
+    </w:p>
+    <w:p>
+      <w:pPr>
+        <w:pStyle w:val="3"/>
+      </w:pPr>
+      <w:r>
+        <w:t>База данных</w:t>
+      </w:r>
+    </w:p>
+    <w:p>
+      <w:r>
+        <w:t xml:space="preserve">В качестве системы управления базами данных выбрана </w:t>
+      </w:r>
+      <w:proofErr w:type="spellStart"/>
+      <w:r>
+        <w:t>PostgreSQL</w:t>
+      </w:r>
+      <w:proofErr w:type="spellEnd"/>
+      <w:r>
+        <w:t xml:space="preserve"> </w:t>
+      </w:r>
+      <w:r>
+        <w:t>18</w:t>
+      </w:r>
+      <w:r>
+        <w:t xml:space="preserve">. Данная СУБД отличается высокой надёжностью, поддержкой сложных </w:t>
+      </w:r>
+      <w:r>
+        <w:lastRenderedPageBreak/>
+        <w:t>аналитических запросов и возможностью эффективной работы с большими объёмами</w:t>
+      </w:r>
+      <w:r>
+        <w:t xml:space="preserve"> </w:t>
+      </w:r>
+      <w:r>
+        <w:t>данных.</w:t>
+      </w:r>
+      <w:r>
+        <w:t xml:space="preserve"> Также она обладает механизмами индексации и </w:t>
+      </w:r>
+      <w:proofErr w:type="spellStart"/>
+      <w:r>
+        <w:t>партиционирования</w:t>
+      </w:r>
+      <w:proofErr w:type="spellEnd"/>
+      <w:r>
+        <w:t xml:space="preserve">, необходимыми для быстрого доступа к определенным </w:t>
+      </w:r>
+      <w:r>
+        <w:t>телеметрически</w:t>
+      </w:r>
+      <w:r>
+        <w:t>м</w:t>
+      </w:r>
+      <w:r>
+        <w:t xml:space="preserve"> и производственны</w:t>
+      </w:r>
+      <w:r>
+        <w:t>м данным.</w:t>
+      </w:r>
+    </w:p>
+    <w:p>
+      <w:pPr>
+        <w:pStyle w:val="3"/>
+      </w:pPr>
+      <w:r>
+        <w:rPr>
+          <w:lang w:val="ru-RU"/>
+        </w:rPr>
+        <w:t>В</w:t>
+      </w:r>
+      <w:r>
+        <w:rPr>
+          <w:lang w:val="ru-RU"/>
+        </w:rPr>
+        <w:t>заимодействие</w:t>
+      </w:r>
+      <w:r>
+        <w:rPr>
+          <w:lang w:val="ru-RU"/>
+        </w:rPr>
+        <w:t xml:space="preserve"> сервисов</w:t>
+      </w:r>
+    </w:p>
+    <w:p>
+      <w:proofErr w:type="spellStart"/>
+      <w:r>
+        <w:t>Apache</w:t>
+      </w:r>
+      <w:proofErr w:type="spellEnd"/>
+      <w:r>
+        <w:t xml:space="preserve"> </w:t>
+      </w:r>
+      <w:proofErr w:type="spellStart"/>
+      <w:r>
+        <w:t>Kafka</w:t>
+      </w:r>
+      <w:proofErr w:type="spellEnd"/>
+      <w:r>
+        <w:t xml:space="preserve"> используется </w:t>
+      </w:r>
+      <w:r>
+        <w:t>для асинхронного обмена информацией</w:t>
+      </w:r>
+      <w:r>
+        <w:t xml:space="preserve"> между сервисом-эмулятором и серверным приложением</w:t>
+      </w:r>
+      <w:r>
+        <w:t xml:space="preserve">. </w:t>
+      </w:r>
+      <w:r>
+        <w:t xml:space="preserve">Разделение потоков по топикам </w:t>
+      </w:r>
+      <w:r>
+        <w:t xml:space="preserve">брокера </w:t>
+      </w:r>
+      <w:r>
+        <w:t xml:space="preserve">позволяет </w:t>
+      </w:r>
+      <w:r>
+        <w:t>серверу</w:t>
+      </w:r>
+      <w:r>
+        <w:t xml:space="preserve"> обрабатывать каждый тип данных с независимой скоростью. Журнальное хранение сообщений (</w:t>
+      </w:r>
+      <w:proofErr w:type="spellStart"/>
+      <w:r>
+        <w:t>log</w:t>
+      </w:r>
+      <w:proofErr w:type="spellEnd"/>
+      <w:r>
+        <w:t xml:space="preserve"> </w:t>
+      </w:r>
+      <w:proofErr w:type="spellStart"/>
+      <w:r>
+        <w:t>retention</w:t>
+      </w:r>
+      <w:proofErr w:type="spellEnd"/>
+      <w:r>
+        <w:t>) обеспечивает гарантию доставки: если серверное приложение было перезапущено, все накопившиеся в топике сообщения будут обработаны после восстановления, без потери данных о производственных операциях или показаниях датчиков.</w:t>
+      </w:r>
+    </w:p>
+    <w:p>
+      <w:proofErr w:type="spellStart"/>
+      <w:r>
+        <w:t>WebSocket</w:t>
+      </w:r>
+      <w:proofErr w:type="spellEnd"/>
+      <w:r>
+        <w:t xml:space="preserve"> (</w:t>
+      </w:r>
+      <w:proofErr w:type="spellStart"/>
+      <w:r>
+        <w:t>Spring</w:t>
+      </w:r>
+      <w:proofErr w:type="spellEnd"/>
+      <w:r>
+        <w:t xml:space="preserve"> </w:t>
+      </w:r>
+      <w:proofErr w:type="spellStart"/>
+      <w:r>
+        <w:t>WebSocket</w:t>
+      </w:r>
+      <w:proofErr w:type="spellEnd"/>
+      <w:r>
+        <w:t xml:space="preserve">) выбран как механизм доставки уведомлений </w:t>
+      </w:r>
+      <w:r>
+        <w:t xml:space="preserve">и новых данных в клиентское приложение. </w:t>
+      </w:r>
+      <w:r>
+        <w:t xml:space="preserve">Использование постоянного двустороннего соединения позволяет мгновенно передавать </w:t>
+      </w:r>
+      <w:r>
+        <w:t>информацию</w:t>
+      </w:r>
+      <w:r>
+        <w:t xml:space="preserve"> пользователям системы без необходимости периодического опроса сервера.</w:t>
+      </w:r>
+    </w:p>
+    <w:p>
+      <w:proofErr w:type="spellStart"/>
+      <w:r>
+        <w:t>Docker</w:t>
+      </w:r>
+      <w:proofErr w:type="spellEnd"/>
+      <w:r>
+        <w:t xml:space="preserve"> и </w:t>
+      </w:r>
+      <w:proofErr w:type="spellStart"/>
+      <w:r>
+        <w:t>Docker</w:t>
+      </w:r>
+      <w:proofErr w:type="spellEnd"/>
+      <w:r>
+        <w:t xml:space="preserve"> </w:t>
+      </w:r>
+      <w:proofErr w:type="spellStart"/>
+      <w:r>
+        <w:t>Compose</w:t>
+      </w:r>
+      <w:proofErr w:type="spellEnd"/>
+      <w:r>
+        <w:t xml:space="preserve"> применяются для контейнеризации и </w:t>
+      </w:r>
+      <w:proofErr w:type="spellStart"/>
+      <w:r>
+        <w:t>оркестрации</w:t>
+      </w:r>
+      <w:proofErr w:type="spellEnd"/>
+      <w:r>
+        <w:t xml:space="preserve"> сервисов системы. </w:t>
+      </w:r>
+      <w:proofErr w:type="spellStart"/>
+      <w:r>
+        <w:t>Docker</w:t>
+      </w:r>
+      <w:proofErr w:type="spellEnd"/>
+      <w:r>
+        <w:t xml:space="preserve"> обеспечивает изоляцию каждого </w:t>
+      </w:r>
+      <w:r>
+        <w:t>сервиса</w:t>
+      </w:r>
+      <w:r>
+        <w:t xml:space="preserve">, исключая конфликты версий зависимостей. </w:t>
+      </w:r>
+      <w:proofErr w:type="spellStart"/>
+      <w:r>
+        <w:t>Docker</w:t>
+      </w:r>
+      <w:proofErr w:type="spellEnd"/>
+      <w:r>
+        <w:t xml:space="preserve"> </w:t>
+      </w:r>
+      <w:proofErr w:type="spellStart"/>
+      <w:r>
+        <w:t>Compose</w:t>
+      </w:r>
+      <w:proofErr w:type="spellEnd"/>
+      <w:r>
+        <w:t xml:space="preserve"> позволяет декларативно задать порядок запуска сервисов через директиву </w:t>
+      </w:r>
+      <w:proofErr w:type="spellStart"/>
+      <w:r>
+        <w:t>depends_on</w:t>
+      </w:r>
+      <w:proofErr w:type="spellEnd"/>
+      <w:r>
+        <w:t xml:space="preserve"> и передать конфигурацию через переменные окружения без изменения исходного кода, что обеспечивает развёртывание всего комплекса единственной командой.</w:t>
+      </w:r>
+      <w:bookmarkStart w:id="43" w:name="_GoBack"/>
       <w:bookmarkEnd w:id="43"/>
-      <w:proofErr w:type="spellEnd"/>
-    </w:p>
-    <w:p>
-      <w:r>
-        <w:t xml:space="preserve">Выбор каждого компонента технологического стека производился на </w:t>
-      </w:r>
-      <w:r>
-        <w:lastRenderedPageBreak/>
-        <w:t>основании конкретных функциональных характеристик, необходимых для реализации требований к системе витрины качества металла.</w:t>
-      </w:r>
-    </w:p>
-    <w:p>
-      <w:proofErr w:type="spellStart"/>
-      <w:r>
-        <w:t>React</w:t>
-      </w:r>
-      <w:proofErr w:type="spellEnd"/>
-      <w:r>
-        <w:t xml:space="preserve"> 19 выбран в качестве основы клиентского приложения по двум причинам. Во-первых, механизм </w:t>
-      </w:r>
-      <w:proofErr w:type="spellStart"/>
-      <w:r>
-        <w:t>Virtual</w:t>
-      </w:r>
-      <w:proofErr w:type="spellEnd"/>
-      <w:r>
-        <w:t xml:space="preserve"> DOM обеспечивает обновление только тех компонентов интерфейса, данные которых изменились, — это критично для страницы с </w:t>
-      </w:r>
-      <w:proofErr w:type="spellStart"/>
-      <w:r>
-        <w:t>live</w:t>
-      </w:r>
-      <w:proofErr w:type="spellEnd"/>
-      <w:r>
-        <w:t xml:space="preserve">-графиками SCADA, где новые значения датчиков поступают каждую секунду: без </w:t>
-      </w:r>
-      <w:proofErr w:type="spellStart"/>
-      <w:r>
-        <w:t>Virtual</w:t>
-      </w:r>
-      <w:proofErr w:type="spellEnd"/>
-      <w:r>
-        <w:t xml:space="preserve"> DOM перерисовка всего DOM-дерева при каждом обновлении делала бы интерфейс неотзывчивым. Во-вторых, компонентная архитектура позволила создать </w:t>
-      </w:r>
-      <w:proofErr w:type="spellStart"/>
-      <w:r>
-        <w:t>переиспользуемые</w:t>
-      </w:r>
-      <w:proofErr w:type="spellEnd"/>
-      <w:r>
-        <w:t xml:space="preserve"> блоки (карточки типов металлов, строки таблиц партий, блоки показателей MES/SCADA/LIMS), которые применяются без дублирования кода во всех четырёх ролевых витринах [18].</w:t>
-      </w:r>
-    </w:p>
-    <w:p>
-      <w:proofErr w:type="spellStart"/>
-      <w:r>
-        <w:t>React</w:t>
-      </w:r>
-      <w:proofErr w:type="spellEnd"/>
+    </w:p>
+    <w:p>
+      <w:r>
+        <w:t>Таким образом, каждый компонент технологического стека был выбран на основании конкретных функциональных характеристик, непосредственно обеспечивающих ключевые требования к систем</w:t>
+      </w:r>
+      <w:r>
+        <w:t>е</w:t>
+      </w:r>
+      <w:r>
+        <w:t>.</w:t>
+      </w:r>
       <w:r>
         <w:t xml:space="preserve"> </w:t>
       </w:r>
-      <w:proofErr w:type="spellStart"/>
-      <w:r>
-        <w:t>Router</w:t>
-      </w:r>
-      <w:proofErr w:type="spellEnd"/>
-      <w:r>
-        <w:t xml:space="preserve"> применяется для реализации компонента </w:t>
-      </w:r>
-      <w:proofErr w:type="spellStart"/>
-      <w:r>
-        <w:t>ProtectedRoute</w:t>
-      </w:r>
-      <w:proofErr w:type="spellEnd"/>
-      <w:r>
-        <w:t xml:space="preserve"> — обёртки, которая при попытке открыть защищённый маршрут проверяет наличие JWT-токена и совпадение роли пользователя с разрешёнными для данного маршрута. Без этого механизма было бы невозможно реализовать ролевое разграничение на клиентском уровне: пользователь с ролью «Лаборатория» не должен получать доступ к витрине «Руководство» даже при прямом вводе URL [27].</w:t>
-      </w:r>
-    </w:p>
-    <w:p>
-      <w:proofErr w:type="spellStart"/>
-      <w:r>
-        <w:t>React</w:t>
-      </w:r>
-      <w:proofErr w:type="spellEnd"/>
-      <w:r>
-        <w:t xml:space="preserve"> </w:t>
-      </w:r>
-      <w:proofErr w:type="spellStart"/>
-      <w:r>
-        <w:t>Query</w:t>
-      </w:r>
-      <w:proofErr w:type="spellEnd"/>
-      <w:r>
-        <w:t xml:space="preserve"> (</w:t>
-      </w:r>
-      <w:proofErr w:type="spellStart"/>
-      <w:r>
-        <w:t>TanStack</w:t>
-      </w:r>
-      <w:proofErr w:type="spellEnd"/>
-      <w:r>
-        <w:t xml:space="preserve"> </w:t>
-      </w:r>
-      <w:proofErr w:type="spellStart"/>
-      <w:r>
-        <w:t>Query</w:t>
-      </w:r>
-      <w:proofErr w:type="spellEnd"/>
-      <w:r>
-        <w:t xml:space="preserve">) выбрана для управления состоянием серверных данных, поскольку предоставляет два механизма, необходимых в данной системе. Первый — автоматический фоновый </w:t>
-      </w:r>
-      <w:proofErr w:type="spellStart"/>
-      <w:r>
-        <w:t>рефетчинг</w:t>
-      </w:r>
-      <w:proofErr w:type="spellEnd"/>
-      <w:r>
-        <w:t xml:space="preserve">: при возвращении пользователя на вкладку браузера </w:t>
-      </w:r>
-      <w:proofErr w:type="spellStart"/>
-      <w:r>
-        <w:t>React</w:t>
-      </w:r>
-      <w:proofErr w:type="spellEnd"/>
-      <w:r>
-        <w:t xml:space="preserve"> </w:t>
-      </w:r>
-      <w:proofErr w:type="spellStart"/>
-      <w:r>
-        <w:t>Query</w:t>
-      </w:r>
-      <w:proofErr w:type="spellEnd"/>
-      <w:r>
-        <w:t xml:space="preserve"> сравнивает время последнего обновления кэша с настроенным </w:t>
-      </w:r>
-      <w:proofErr w:type="spellStart"/>
-      <w:r>
-        <w:t>staleTime</w:t>
-      </w:r>
-      <w:proofErr w:type="spellEnd"/>
-      <w:r>
-        <w:t xml:space="preserve"> и при устаревании автоматически повторяет запрос, обеспечивая актуальность данных о статусах партий. Второй — </w:t>
-      </w:r>
-      <w:proofErr w:type="spellStart"/>
-      <w:r>
-        <w:t>инвалидация</w:t>
-      </w:r>
-      <w:proofErr w:type="spellEnd"/>
-      <w:r>
-        <w:t xml:space="preserve"> кэша после мутации: после принятия или закрытия инцидента вызов </w:t>
-      </w:r>
-      <w:proofErr w:type="spellStart"/>
-      <w:r>
-        <w:t>invalidateQueries</w:t>
-      </w:r>
-      <w:proofErr w:type="spellEnd"/>
-      <w:r>
-        <w:t>([«</w:t>
-      </w:r>
-      <w:proofErr w:type="spellStart"/>
-      <w:r>
-        <w:t>notifications</w:t>
-      </w:r>
-      <w:proofErr w:type="spellEnd"/>
-      <w:r>
-        <w:t xml:space="preserve">»]) заставляет </w:t>
-      </w:r>
-      <w:proofErr w:type="spellStart"/>
-      <w:r>
-        <w:t>React</w:t>
-      </w:r>
-      <w:proofErr w:type="spellEnd"/>
-      <w:r>
-        <w:t xml:space="preserve"> </w:t>
-      </w:r>
-      <w:proofErr w:type="spellStart"/>
-      <w:r>
-        <w:t>Query</w:t>
-      </w:r>
-      <w:proofErr w:type="spellEnd"/>
-      <w:r>
-        <w:t xml:space="preserve"> немедленно обновить список уведомлений без ручного управления состоянием загрузки [28].</w:t>
-      </w:r>
-    </w:p>
-    <w:p>
-      <w:proofErr w:type="spellStart"/>
-      <w:r>
-        <w:lastRenderedPageBreak/>
-        <w:t>Axios</w:t>
-      </w:r>
-      <w:proofErr w:type="spellEnd"/>
-      <w:r>
-        <w:t xml:space="preserve"> выбрана из-за механизма перехватчиков (</w:t>
-      </w:r>
-      <w:proofErr w:type="spellStart"/>
-      <w:r>
-        <w:t>interceptors</w:t>
-      </w:r>
-      <w:proofErr w:type="spellEnd"/>
-      <w:r>
-        <w:t xml:space="preserve">). </w:t>
-      </w:r>
-      <w:proofErr w:type="spellStart"/>
-      <w:r>
-        <w:t>Request</w:t>
-      </w:r>
-      <w:proofErr w:type="spellEnd"/>
-      <w:r>
-        <w:t xml:space="preserve"> </w:t>
-      </w:r>
-      <w:proofErr w:type="spellStart"/>
-      <w:r>
-        <w:t>interceptor</w:t>
-      </w:r>
-      <w:proofErr w:type="spellEnd"/>
-      <w:r>
-        <w:t xml:space="preserve"> автоматически извлекает JWT-токен из </w:t>
-      </w:r>
-      <w:proofErr w:type="spellStart"/>
-      <w:r>
-        <w:t>localStorage</w:t>
-      </w:r>
-      <w:proofErr w:type="spellEnd"/>
-      <w:r>
-        <w:t xml:space="preserve"> и добавляет его в заголовок </w:t>
-      </w:r>
-      <w:proofErr w:type="spellStart"/>
-      <w:r>
-        <w:t>Authorization</w:t>
-      </w:r>
-      <w:proofErr w:type="spellEnd"/>
-      <w:r>
-        <w:t xml:space="preserve"> каждого исходящего запроса, исключая необходимость вручную передавать токен в каждом вызове API. </w:t>
-      </w:r>
-      <w:proofErr w:type="spellStart"/>
-      <w:r>
-        <w:t>Response</w:t>
-      </w:r>
-      <w:proofErr w:type="spellEnd"/>
-      <w:r>
-        <w:t xml:space="preserve"> </w:t>
-      </w:r>
-      <w:proofErr w:type="spellStart"/>
-      <w:r>
-        <w:t>interceptor</w:t>
-      </w:r>
-      <w:proofErr w:type="spellEnd"/>
-      <w:r>
-        <w:t xml:space="preserve"> перехватывает ответы с кодом 401 (токен истёк или недействителен) и автоматически выполняет перенаправление на страницу входа, обеспечивая единообразную обработку ошибок авторизации по всему приложению.</w:t>
-      </w:r>
-    </w:p>
-    <w:p>
-      <w:proofErr w:type="spellStart"/>
-      <w:r>
-        <w:t>Recharts</w:t>
-      </w:r>
-      <w:proofErr w:type="spellEnd"/>
-      <w:r>
-        <w:t xml:space="preserve"> выбрана для построения SCADA-графиков, поскольку предоставляет компонент </w:t>
-      </w:r>
-      <w:proofErr w:type="spellStart"/>
-      <w:r>
-        <w:t>ReferenceLine</w:t>
-      </w:r>
-      <w:proofErr w:type="spellEnd"/>
-      <w:r>
-        <w:t xml:space="preserve">, позволяющий отображать горизонтальные линии нормативных порогов (верхнего и нижнего предела) непосредственно поверх </w:t>
-      </w:r>
-      <w:proofErr w:type="spellStart"/>
-      <w:r>
-        <w:t>временно́го</w:t>
-      </w:r>
-      <w:proofErr w:type="spellEnd"/>
-      <w:r>
-        <w:t xml:space="preserve"> ряда значений датчиков. Точки графика, соответствующие статусам WARNING и ALARM, выделяются собственным цветом через функцию </w:t>
-      </w:r>
-      <w:proofErr w:type="spellStart"/>
-      <w:r>
-        <w:t>customDot</w:t>
-      </w:r>
-      <w:proofErr w:type="spellEnd"/>
-      <w:r>
-        <w:t>, что позволяет визуально разграничить нормальные и аномальные значения без разработки собственного графического движка [29].</w:t>
-      </w:r>
-    </w:p>
-    <w:p>
-      <w:proofErr w:type="spellStart"/>
-      <w:r>
-        <w:t>Java</w:t>
-      </w:r>
-      <w:proofErr w:type="spellEnd"/>
-      <w:r>
-        <w:t xml:space="preserve"> 21 выбрана для серверной части прежде всего из-за </w:t>
-      </w:r>
-      <w:proofErr w:type="spellStart"/>
-      <w:r>
-        <w:t>нативной</w:t>
-      </w:r>
-      <w:proofErr w:type="spellEnd"/>
-      <w:r>
-        <w:t xml:space="preserve"> поддержки виртуальных потоков (</w:t>
-      </w:r>
-      <w:proofErr w:type="spellStart"/>
-      <w:r>
-        <w:t>Project</w:t>
-      </w:r>
-      <w:proofErr w:type="spellEnd"/>
-      <w:r>
-        <w:t xml:space="preserve"> </w:t>
-      </w:r>
-      <w:proofErr w:type="spellStart"/>
-      <w:r>
-        <w:t>Loom</w:t>
-      </w:r>
-      <w:proofErr w:type="spellEnd"/>
-      <w:r>
-        <w:t xml:space="preserve">). Виртуальные потоки позволяют серверному приложению обслуживать большое количество одновременных </w:t>
-      </w:r>
-      <w:proofErr w:type="spellStart"/>
-      <w:r>
-        <w:t>WebSocket</w:t>
-      </w:r>
-      <w:proofErr w:type="spellEnd"/>
-      <w:r>
-        <w:t xml:space="preserve">-соединений без создания отдельного системного потока под каждое из них: при высокочастотном поступлении сообщений </w:t>
-      </w:r>
-      <w:proofErr w:type="spellStart"/>
-      <w:r>
-        <w:t>Kafka</w:t>
-      </w:r>
-      <w:proofErr w:type="spellEnd"/>
-      <w:r>
-        <w:t xml:space="preserve"> (SCADA-данные поступают каждую секунду по каждому датчику) классическая модель потоков привела бы к исчерпанию пула и деградации производительности. Кроме того, сильная система типов </w:t>
-      </w:r>
-      <w:proofErr w:type="spellStart"/>
-      <w:r>
-        <w:t>Java</w:t>
-      </w:r>
-      <w:proofErr w:type="spellEnd"/>
-      <w:r>
-        <w:t xml:space="preserve"> с аннотациями </w:t>
-      </w:r>
-      <w:proofErr w:type="spellStart"/>
-      <w:r>
-        <w:t>Lombok</w:t>
-      </w:r>
-      <w:proofErr w:type="spellEnd"/>
-      <w:r>
-        <w:t xml:space="preserve"> (@</w:t>
-      </w:r>
-      <w:proofErr w:type="spellStart"/>
-      <w:r>
-        <w:t>Getter</w:t>
-      </w:r>
-      <w:proofErr w:type="spellEnd"/>
-      <w:r>
-        <w:t>, @</w:t>
-      </w:r>
-      <w:proofErr w:type="spellStart"/>
-      <w:r>
-        <w:t>Setter</w:t>
-      </w:r>
-      <w:proofErr w:type="spellEnd"/>
-      <w:r>
-        <w:t>, @</w:t>
-      </w:r>
-      <w:proofErr w:type="spellStart"/>
-      <w:r>
-        <w:t>Builder</w:t>
-      </w:r>
-      <w:proofErr w:type="spellEnd"/>
-      <w:r>
-        <w:t xml:space="preserve">) и поддержкой </w:t>
-      </w:r>
-      <w:proofErr w:type="spellStart"/>
-      <w:r>
-        <w:t>enum</w:t>
-      </w:r>
-      <w:proofErr w:type="spellEnd"/>
-      <w:r>
-        <w:t xml:space="preserve"> с переопределёнными </w:t>
-      </w:r>
-      <w:proofErr w:type="spellStart"/>
-      <w:proofErr w:type="gramStart"/>
-      <w:r>
-        <w:t>toString</w:t>
-      </w:r>
-      <w:proofErr w:type="spellEnd"/>
-      <w:r>
-        <w:t>(</w:t>
-      </w:r>
-      <w:proofErr w:type="gramEnd"/>
-      <w:r>
-        <w:t>) (</w:t>
-      </w:r>
-      <w:proofErr w:type="spellStart"/>
-      <w:r>
-        <w:t>MesStatusEnum</w:t>
-      </w:r>
-      <w:proofErr w:type="spellEnd"/>
-      <w:r>
-        <w:t xml:space="preserve">, </w:t>
-      </w:r>
-      <w:proofErr w:type="spellStart"/>
-      <w:r>
-        <w:t>MesProcessStatusEnum</w:t>
-      </w:r>
-      <w:proofErr w:type="spellEnd"/>
-      <w:r>
-        <w:t xml:space="preserve"> и др.) позволяет однозначно отобразить доменную модель в JPA-сущности без потери семантики [20].</w:t>
-      </w:r>
-    </w:p>
-    <w:p>
-      <w:proofErr w:type="spellStart"/>
-      <w:r>
-        <w:t>Spring</w:t>
-      </w:r>
-      <w:proofErr w:type="spellEnd"/>
-      <w:r>
-        <w:t xml:space="preserve"> </w:t>
-      </w:r>
-      <w:proofErr w:type="spellStart"/>
-      <w:r>
-        <w:t>Boot</w:t>
-      </w:r>
-      <w:proofErr w:type="spellEnd"/>
-      <w:r>
-        <w:t xml:space="preserve"> 3 выбран из-за набора аннотаций, непосредственно </w:t>
-      </w:r>
-      <w:r>
-        <w:lastRenderedPageBreak/>
-        <w:t>закрывающих функциональные требования системы. Аннотация @</w:t>
-      </w:r>
-      <w:proofErr w:type="spellStart"/>
-      <w:r>
-        <w:t>KafkaListener</w:t>
-      </w:r>
-      <w:proofErr w:type="spellEnd"/>
-      <w:r>
-        <w:t xml:space="preserve"> позволяет декларативно объявить обработчик для каждого топика (</w:t>
-      </w:r>
-      <w:proofErr w:type="spellStart"/>
-      <w:r>
-        <w:t>mes-events</w:t>
-      </w:r>
-      <w:proofErr w:type="spellEnd"/>
-      <w:r>
-        <w:t xml:space="preserve">, </w:t>
-      </w:r>
-      <w:proofErr w:type="spellStart"/>
-      <w:r>
-        <w:t>scada-events</w:t>
-      </w:r>
-      <w:proofErr w:type="spellEnd"/>
-      <w:r>
-        <w:t xml:space="preserve">, </w:t>
-      </w:r>
-      <w:proofErr w:type="spellStart"/>
-      <w:r>
-        <w:t>lims-events</w:t>
-      </w:r>
-      <w:proofErr w:type="spellEnd"/>
-      <w:r>
-        <w:t xml:space="preserve">) без ручной конфигурации </w:t>
-      </w:r>
-      <w:proofErr w:type="spellStart"/>
-      <w:r>
-        <w:t>KafkaConsumer</w:t>
-      </w:r>
-      <w:proofErr w:type="spellEnd"/>
-      <w:r>
-        <w:t xml:space="preserve"> и управления </w:t>
-      </w:r>
-      <w:proofErr w:type="spellStart"/>
-      <w:r>
-        <w:t>offset'ами</w:t>
-      </w:r>
-      <w:proofErr w:type="spellEnd"/>
-      <w:r>
-        <w:t xml:space="preserve"> — достаточно указать </w:t>
-      </w:r>
-      <w:proofErr w:type="spellStart"/>
-      <w:r>
-        <w:t>topic</w:t>
-      </w:r>
-      <w:proofErr w:type="spellEnd"/>
-      <w:r>
-        <w:t xml:space="preserve"> и </w:t>
-      </w:r>
-      <w:proofErr w:type="spellStart"/>
-      <w:r>
-        <w:t>groupId</w:t>
-      </w:r>
-      <w:proofErr w:type="spellEnd"/>
-      <w:r>
-        <w:t>. Аннотация @</w:t>
-      </w:r>
-      <w:proofErr w:type="spellStart"/>
-      <w:r>
-        <w:t>PreAuthorize</w:t>
-      </w:r>
-      <w:proofErr w:type="spellEnd"/>
-      <w:r>
-        <w:t>("</w:t>
-      </w:r>
-      <w:proofErr w:type="spellStart"/>
-      <w:r>
-        <w:t>hasRole</w:t>
-      </w:r>
-      <w:proofErr w:type="spellEnd"/>
-      <w:r>
-        <w:t>('LABORATORY')") обеспечивает проверку роли на уровне отдельных методов сервиса, что позволяет ограничить доступ к детализации LIMS не только на уровне HTTP-маршрутов, но и внутри бизнес-логики [23].</w:t>
-      </w:r>
-    </w:p>
-    <w:p>
-      <w:proofErr w:type="spellStart"/>
-      <w:r>
-        <w:t>Spring</w:t>
-      </w:r>
-      <w:proofErr w:type="spellEnd"/>
-      <w:r>
-        <w:t xml:space="preserve"> </w:t>
-      </w:r>
-      <w:proofErr w:type="spellStart"/>
-      <w:r>
-        <w:t>Security</w:t>
-      </w:r>
-      <w:proofErr w:type="spellEnd"/>
-      <w:r>
-        <w:t xml:space="preserve"> + JWT: JWT-фильтр интегрирован в цепочку безопасности </w:t>
-      </w:r>
-      <w:proofErr w:type="spellStart"/>
-      <w:r>
-        <w:t>Spring</w:t>
-      </w:r>
-      <w:proofErr w:type="spellEnd"/>
-      <w:r>
-        <w:t xml:space="preserve"> </w:t>
-      </w:r>
-      <w:proofErr w:type="spellStart"/>
-      <w:r>
-        <w:t>Security</w:t>
-      </w:r>
-      <w:proofErr w:type="spellEnd"/>
-      <w:r>
-        <w:t xml:space="preserve"> как первый обработчик (</w:t>
-      </w:r>
-      <w:proofErr w:type="spellStart"/>
-      <w:r>
-        <w:t>OncePerRequestFilter</w:t>
-      </w:r>
-      <w:proofErr w:type="spellEnd"/>
-      <w:r>
-        <w:t xml:space="preserve">) и извлекает идентификатор пользователя и его роль из тела токена без обращения к базе данных при каждом запросе. Это обеспечивает </w:t>
-      </w:r>
-      <w:proofErr w:type="spellStart"/>
-      <w:r>
-        <w:t>stateless</w:t>
-      </w:r>
-      <w:proofErr w:type="spellEnd"/>
-      <w:r>
-        <w:t>-аутентификацию: поскольку сервер не хранит пользовательских сессий, любой из нескольких экземпляров серверного приложения может обработать любой запрос, что является необходимым условием горизонтального масштабирования [26].</w:t>
-      </w:r>
-    </w:p>
-    <w:p>
-      <w:proofErr w:type="spellStart"/>
-      <w:r>
-        <w:t>Spring</w:t>
-      </w:r>
-      <w:proofErr w:type="spellEnd"/>
-      <w:r>
-        <w:t xml:space="preserve"> </w:t>
-      </w:r>
-      <w:proofErr w:type="spellStart"/>
-      <w:r>
-        <w:t>Data</w:t>
-      </w:r>
-      <w:proofErr w:type="spellEnd"/>
-      <w:r>
-        <w:t xml:space="preserve"> JPA + </w:t>
-      </w:r>
-      <w:proofErr w:type="spellStart"/>
-      <w:r>
-        <w:t>Hibernate</w:t>
-      </w:r>
-      <w:proofErr w:type="spellEnd"/>
-      <w:r>
-        <w:t xml:space="preserve"> применяются для работы с базой данных. </w:t>
-      </w:r>
-      <w:proofErr w:type="spellStart"/>
-      <w:r>
-        <w:t>Spring</w:t>
-      </w:r>
-      <w:proofErr w:type="spellEnd"/>
-      <w:r>
-        <w:t xml:space="preserve"> </w:t>
-      </w:r>
-      <w:proofErr w:type="spellStart"/>
-      <w:r>
-        <w:t>Data</w:t>
-      </w:r>
-      <w:proofErr w:type="spellEnd"/>
-      <w:r>
-        <w:t xml:space="preserve"> JPA предоставляет репозитории с поддержкой производных запросов: метод </w:t>
-      </w:r>
-      <w:proofErr w:type="spellStart"/>
-      <w:r>
-        <w:t>findByBatch_BatchIdOrderByTestDateDesc</w:t>
-      </w:r>
-      <w:proofErr w:type="spellEnd"/>
-      <w:r>
-        <w:t xml:space="preserve"> автоматически транслируется в SQL-запрос к </w:t>
-      </w:r>
-      <w:proofErr w:type="spellStart"/>
-      <w:r>
-        <w:t>fact_lims</w:t>
-      </w:r>
-      <w:proofErr w:type="spellEnd"/>
-      <w:r>
-        <w:t xml:space="preserve"> без написания кода, что сокращает объём рутинного кода. Для агрегации SCADA-данных (построение 60 </w:t>
-      </w:r>
-      <w:proofErr w:type="spellStart"/>
-      <w:r>
-        <w:t>временны́х</w:t>
-      </w:r>
-      <w:proofErr w:type="spellEnd"/>
-      <w:r>
-        <w:t xml:space="preserve"> интервалов исторического графика) используются @</w:t>
-      </w:r>
-      <w:proofErr w:type="spellStart"/>
-      <w:r>
-        <w:t>Query</w:t>
-      </w:r>
-      <w:proofErr w:type="spellEnd"/>
-      <w:r>
-        <w:t xml:space="preserve">-аннотации с агрегирующими функциями AVG, MIN, MAX и COUNT с условным фильтром по статусу. Настройка </w:t>
-      </w:r>
-      <w:proofErr w:type="spellStart"/>
-      <w:r>
-        <w:t>FetchType.LAZY</w:t>
-      </w:r>
-      <w:proofErr w:type="spellEnd"/>
-      <w:r>
-        <w:t xml:space="preserve"> на связи </w:t>
-      </w:r>
-      <w:proofErr w:type="spellStart"/>
-      <w:r>
-        <w:t>LimsEntity</w:t>
-      </w:r>
-      <w:proofErr w:type="spellEnd"/>
-      <w:r>
-        <w:t xml:space="preserve"> → </w:t>
-      </w:r>
-      <w:proofErr w:type="spellStart"/>
-      <w:r>
-        <w:t>LimsResultEntity</w:t>
-      </w:r>
-      <w:proofErr w:type="spellEnd"/>
-      <w:r>
-        <w:t xml:space="preserve"> предотвращает загрузку всех результатов испытаний при формировании сводного списка анализов на витрине роли «Лаборатория» [20].</w:t>
-      </w:r>
-    </w:p>
-    <w:p>
-      <w:proofErr w:type="spellStart"/>
-      <w:r>
-        <w:t>PostgreSQL</w:t>
-      </w:r>
-      <w:proofErr w:type="spellEnd"/>
-      <w:r>
-        <w:t xml:space="preserve"> 16 выбрана в качестве СУБД по двум техническим причинам. Во-первых, для таблицы </w:t>
-      </w:r>
-      <w:proofErr w:type="spellStart"/>
-      <w:r>
-        <w:t>fact_scada</w:t>
-      </w:r>
-      <w:proofErr w:type="spellEnd"/>
-      <w:r>
-        <w:t xml:space="preserve"> используется BRIN-индексация </w:t>
-      </w:r>
-      <w:r>
-        <w:lastRenderedPageBreak/>
-        <w:t>(</w:t>
-      </w:r>
-      <w:proofErr w:type="spellStart"/>
-      <w:r>
-        <w:t>Block</w:t>
-      </w:r>
-      <w:proofErr w:type="spellEnd"/>
-      <w:r>
-        <w:t xml:space="preserve"> </w:t>
-      </w:r>
-      <w:proofErr w:type="spellStart"/>
-      <w:r>
-        <w:t>Range</w:t>
-      </w:r>
-      <w:proofErr w:type="spellEnd"/>
-      <w:r>
-        <w:t xml:space="preserve"> </w:t>
-      </w:r>
-      <w:proofErr w:type="spellStart"/>
-      <w:r>
-        <w:t>Index</w:t>
-      </w:r>
-      <w:proofErr w:type="spellEnd"/>
-      <w:r>
-        <w:t xml:space="preserve">) по полю </w:t>
-      </w:r>
-      <w:proofErr w:type="spellStart"/>
-      <w:r>
-        <w:t>time</w:t>
-      </w:r>
-      <w:proofErr w:type="spellEnd"/>
-      <w:r>
-        <w:t>: поскольку SCADA-данные физически записываются в порядке возрастания времени, BRIN-индекс занимает на несколько порядков меньше места, чем B-</w:t>
-      </w:r>
-      <w:proofErr w:type="spellStart"/>
-      <w:r>
-        <w:t>tree</w:t>
-      </w:r>
-      <w:proofErr w:type="spellEnd"/>
-      <w:r>
-        <w:t xml:space="preserve">, и при этом обеспечивает эффективные выборки за </w:t>
-      </w:r>
-      <w:proofErr w:type="spellStart"/>
-      <w:r>
-        <w:t>временно́й</w:t>
-      </w:r>
-      <w:proofErr w:type="spellEnd"/>
-      <w:r>
-        <w:t xml:space="preserve"> интервал («последняя минута» или «всё время обработки партии»). Во-вторых, составной первичный ключ (</w:t>
-      </w:r>
-      <w:proofErr w:type="spellStart"/>
-      <w:r>
-        <w:t>recordId</w:t>
-      </w:r>
-      <w:proofErr w:type="spellEnd"/>
-      <w:r>
-        <w:t xml:space="preserve">, </w:t>
-      </w:r>
-      <w:proofErr w:type="spellStart"/>
-      <w:r>
-        <w:t>time</w:t>
-      </w:r>
-      <w:proofErr w:type="spellEnd"/>
-      <w:r>
-        <w:t xml:space="preserve">) в </w:t>
-      </w:r>
-      <w:proofErr w:type="spellStart"/>
-      <w:r>
-        <w:t>ScadaEntity</w:t>
-      </w:r>
-      <w:proofErr w:type="spellEnd"/>
-      <w:r>
-        <w:t xml:space="preserve"> обеспечивает уникальность телеметрических записей без введения суррогатного автоинкрементного ключа, что соответствует семантике данных </w:t>
-      </w:r>
-      <w:proofErr w:type="spellStart"/>
-      <w:r>
-        <w:t>временны́х</w:t>
-      </w:r>
-      <w:proofErr w:type="spellEnd"/>
-      <w:r>
-        <w:t xml:space="preserve"> рядов [17, 24].</w:t>
-      </w:r>
-    </w:p>
-    <w:p>
-      <w:proofErr w:type="spellStart"/>
-      <w:r>
-        <w:t>Apache</w:t>
-      </w:r>
-      <w:proofErr w:type="spellEnd"/>
-      <w:r>
-        <w:t xml:space="preserve"> </w:t>
-      </w:r>
-      <w:proofErr w:type="spellStart"/>
-      <w:r>
-        <w:t>Kafka</w:t>
-      </w:r>
-      <w:proofErr w:type="spellEnd"/>
-      <w:r>
-        <w:t xml:space="preserve"> используется как брокер сообщений между сервисом-эмулятором и серверным приложением по следующим функциональным соображениям. Разделение потоков по топикам (</w:t>
-      </w:r>
-      <w:proofErr w:type="spellStart"/>
-      <w:r>
-        <w:t>mes-events</w:t>
-      </w:r>
-      <w:proofErr w:type="spellEnd"/>
-      <w:r>
-        <w:t xml:space="preserve">, </w:t>
-      </w:r>
-      <w:proofErr w:type="spellStart"/>
-      <w:r>
-        <w:t>scada-events</w:t>
-      </w:r>
-      <w:proofErr w:type="spellEnd"/>
-      <w:r>
-        <w:t xml:space="preserve">, </w:t>
-      </w:r>
-      <w:proofErr w:type="spellStart"/>
-      <w:r>
-        <w:t>lims-events</w:t>
-      </w:r>
-      <w:proofErr w:type="spellEnd"/>
-      <w:r>
-        <w:t xml:space="preserve">) позволяет </w:t>
-      </w:r>
-      <w:proofErr w:type="spellStart"/>
-      <w:r>
-        <w:t>Spring</w:t>
-      </w:r>
-      <w:proofErr w:type="spellEnd"/>
-      <w:r>
-        <w:t xml:space="preserve"> </w:t>
-      </w:r>
-      <w:proofErr w:type="spellStart"/>
-      <w:r>
-        <w:t>Boot</w:t>
-      </w:r>
-      <w:proofErr w:type="spellEnd"/>
-      <w:r>
-        <w:t xml:space="preserve">-приложению обрабатывать каждый тип данных с независимой скоростью и независимыми </w:t>
-      </w:r>
-      <w:proofErr w:type="spellStart"/>
-      <w:r>
-        <w:t>consumer</w:t>
-      </w:r>
-      <w:proofErr w:type="spellEnd"/>
-      <w:r>
-        <w:t xml:space="preserve"> </w:t>
-      </w:r>
-      <w:proofErr w:type="spellStart"/>
-      <w:r>
-        <w:t>group'ами</w:t>
-      </w:r>
-      <w:proofErr w:type="spellEnd"/>
-      <w:r>
-        <w:t>. Журнальное хранение сообщений (</w:t>
-      </w:r>
-      <w:proofErr w:type="spellStart"/>
-      <w:r>
-        <w:t>log</w:t>
-      </w:r>
-      <w:proofErr w:type="spellEnd"/>
-      <w:r>
-        <w:t xml:space="preserve"> </w:t>
-      </w:r>
-      <w:proofErr w:type="spellStart"/>
-      <w:r>
-        <w:t>retention</w:t>
-      </w:r>
-      <w:proofErr w:type="spellEnd"/>
-      <w:r>
-        <w:t>) обеспечивает гарантию доставки: если серверное приложение было перезапущено, все накопившиеся в топике сообщения будут обработаны после восстановления, без потери данных о производственных операциях или показаниях датчиков [25].</w:t>
-      </w:r>
-    </w:p>
-    <w:p>
-      <w:proofErr w:type="spellStart"/>
-      <w:r>
-        <w:t>WebSocket</w:t>
-      </w:r>
-      <w:proofErr w:type="spellEnd"/>
-      <w:r>
-        <w:t xml:space="preserve"> (</w:t>
-      </w:r>
-      <w:proofErr w:type="spellStart"/>
-      <w:r>
-        <w:t>Spring</w:t>
-      </w:r>
-      <w:proofErr w:type="spellEnd"/>
-      <w:r>
-        <w:t xml:space="preserve"> </w:t>
-      </w:r>
-      <w:proofErr w:type="spellStart"/>
-      <w:r>
-        <w:t>WebSocket</w:t>
-      </w:r>
-      <w:proofErr w:type="spellEnd"/>
-      <w:r>
-        <w:t>) выбран как механизм доставки уведомлений вместо альтернативного подхода на основе периодического опроса сервера (</w:t>
-      </w:r>
-      <w:proofErr w:type="spellStart"/>
-      <w:r>
-        <w:t>polling</w:t>
-      </w:r>
-      <w:proofErr w:type="spellEnd"/>
-      <w:r>
-        <w:t xml:space="preserve">). При использовании </w:t>
-      </w:r>
-      <w:proofErr w:type="spellStart"/>
-      <w:r>
-        <w:t>polling</w:t>
-      </w:r>
-      <w:proofErr w:type="spellEnd"/>
-      <w:r>
-        <w:t xml:space="preserve"> с интервалом 5 секунд задержка между моментом обнаружения отклонения </w:t>
-      </w:r>
-      <w:proofErr w:type="spellStart"/>
-      <w:r>
-        <w:t>Kafka</w:t>
-      </w:r>
-      <w:proofErr w:type="spellEnd"/>
-      <w:r>
-        <w:t xml:space="preserve"> </w:t>
-      </w:r>
-      <w:proofErr w:type="spellStart"/>
-      <w:r>
-        <w:t>Consumer</w:t>
-      </w:r>
-      <w:proofErr w:type="spellEnd"/>
-      <w:r>
-        <w:t xml:space="preserve"> и получением уведомления пользователем составляла бы до 5 секунд, что неприемлемо для производственного мониторинга. </w:t>
-      </w:r>
-      <w:proofErr w:type="spellStart"/>
-      <w:r>
-        <w:t>WebSocket</w:t>
-      </w:r>
-      <w:proofErr w:type="spellEnd"/>
-      <w:r>
-        <w:t>-соединение обеспечивает доставку уведомления в течение миллисекунд после записи инцидента в базу данных [22].</w:t>
-      </w:r>
-    </w:p>
-    <w:p>
-      <w:proofErr w:type="spellStart"/>
-      <w:r>
-        <w:t>Docker</w:t>
-      </w:r>
-      <w:proofErr w:type="spellEnd"/>
-      <w:r>
-        <w:t xml:space="preserve"> и </w:t>
-      </w:r>
-      <w:proofErr w:type="spellStart"/>
-      <w:r>
-        <w:t>Docker</w:t>
-      </w:r>
-      <w:proofErr w:type="spellEnd"/>
-      <w:r>
-        <w:t xml:space="preserve"> </w:t>
-      </w:r>
-      <w:proofErr w:type="spellStart"/>
-      <w:r>
-        <w:t>Compose</w:t>
-      </w:r>
-      <w:proofErr w:type="spellEnd"/>
-      <w:r>
-        <w:t xml:space="preserve"> применяются для контейнеризации и </w:t>
-      </w:r>
-      <w:proofErr w:type="spellStart"/>
-      <w:r>
-        <w:t>оркестрации</w:t>
-      </w:r>
-      <w:proofErr w:type="spellEnd"/>
-      <w:r>
-        <w:t xml:space="preserve"> сервисов системы. </w:t>
-      </w:r>
-      <w:proofErr w:type="spellStart"/>
-      <w:r>
-        <w:t>Docker</w:t>
-      </w:r>
-      <w:proofErr w:type="spellEnd"/>
-      <w:r>
-        <w:t xml:space="preserve"> обеспечивает изоляцию каждого из пяти сервисов (</w:t>
-      </w:r>
-      <w:proofErr w:type="spellStart"/>
-      <w:r>
-        <w:t>frontend</w:t>
-      </w:r>
-      <w:proofErr w:type="spellEnd"/>
-      <w:r>
-        <w:t xml:space="preserve">, </w:t>
-      </w:r>
-      <w:proofErr w:type="spellStart"/>
-      <w:r>
-        <w:t>backend</w:t>
-      </w:r>
-      <w:proofErr w:type="spellEnd"/>
-      <w:r>
-        <w:t xml:space="preserve">, </w:t>
-      </w:r>
-      <w:proofErr w:type="spellStart"/>
-      <w:r>
-        <w:t>PostgreSQL</w:t>
-      </w:r>
-      <w:proofErr w:type="spellEnd"/>
-      <w:r>
-        <w:t xml:space="preserve">, </w:t>
-      </w:r>
-      <w:proofErr w:type="spellStart"/>
-      <w:r>
-        <w:t>Kafka</w:t>
-      </w:r>
-      <w:proofErr w:type="spellEnd"/>
-      <w:r>
-        <w:t xml:space="preserve">, </w:t>
-      </w:r>
-      <w:proofErr w:type="spellStart"/>
-      <w:r>
-        <w:t>Zookeeper</w:t>
-      </w:r>
-      <w:proofErr w:type="spellEnd"/>
-      <w:r>
-        <w:t xml:space="preserve">) в отдельном контейнере с воспроизводимым окружением, исключая конфликты версий </w:t>
-      </w:r>
-      <w:r>
-        <w:lastRenderedPageBreak/>
-        <w:t xml:space="preserve">зависимостей. </w:t>
-      </w:r>
-      <w:proofErr w:type="spellStart"/>
-      <w:r>
-        <w:t>Docker</w:t>
-      </w:r>
-      <w:proofErr w:type="spellEnd"/>
-      <w:r>
-        <w:t xml:space="preserve"> </w:t>
-      </w:r>
-      <w:proofErr w:type="spellStart"/>
-      <w:r>
-        <w:t>Compose</w:t>
-      </w:r>
-      <w:proofErr w:type="spellEnd"/>
-      <w:r>
-        <w:t xml:space="preserve"> позволяет декларативно задать порядок запуска сервисов через директиву </w:t>
-      </w:r>
-      <w:proofErr w:type="spellStart"/>
-      <w:r>
-        <w:t>depends_on</w:t>
-      </w:r>
-      <w:proofErr w:type="spellEnd"/>
-      <w:r>
-        <w:t xml:space="preserve"> (</w:t>
-      </w:r>
-      <w:proofErr w:type="spellStart"/>
-      <w:r>
-        <w:t>backend</w:t>
-      </w:r>
-      <w:proofErr w:type="spellEnd"/>
-      <w:r>
-        <w:t xml:space="preserve"> зависит от </w:t>
-      </w:r>
-      <w:proofErr w:type="spellStart"/>
-      <w:r>
-        <w:t>kafka</w:t>
-      </w:r>
-      <w:proofErr w:type="spellEnd"/>
-      <w:r>
-        <w:t xml:space="preserve"> и </w:t>
-      </w:r>
-      <w:proofErr w:type="spellStart"/>
-      <w:r>
-        <w:t>postgres</w:t>
-      </w:r>
-      <w:proofErr w:type="spellEnd"/>
-      <w:r>
-        <w:t xml:space="preserve">, </w:t>
-      </w:r>
-      <w:proofErr w:type="spellStart"/>
-      <w:r>
-        <w:t>kafka</w:t>
-      </w:r>
-      <w:proofErr w:type="spellEnd"/>
-      <w:r>
-        <w:t xml:space="preserve"> зависит от </w:t>
-      </w:r>
-      <w:proofErr w:type="spellStart"/>
-      <w:r>
-        <w:t>zookeeper</w:t>
-      </w:r>
-      <w:proofErr w:type="spellEnd"/>
-      <w:r>
-        <w:t xml:space="preserve">) и передать конфигурацию через переменные окружения без изменения исходного кода, что обеспечивает развёртывание всего комплекса единственной командой </w:t>
-      </w:r>
-      <w:proofErr w:type="spellStart"/>
-      <w:r>
-        <w:t>docker-compose</w:t>
-      </w:r>
-      <w:proofErr w:type="spellEnd"/>
-      <w:r>
-        <w:t xml:space="preserve"> </w:t>
-      </w:r>
-      <w:proofErr w:type="spellStart"/>
-      <w:r>
-        <w:t>up</w:t>
-      </w:r>
-      <w:proofErr w:type="spellEnd"/>
-      <w:r>
-        <w:t xml:space="preserve"> [30].</w:t>
-      </w:r>
-    </w:p>
-    <w:p>
-      <w:proofErr w:type="spellStart"/>
-      <w:r>
-        <w:t>iText</w:t>
-      </w:r>
-      <w:proofErr w:type="spellEnd"/>
-      <w:r>
-        <w:t xml:space="preserve"> 7 выбрана для серверной генерации PDF-отчётов, поскольку предоставляет программный API для построения документов с табличным представлением данных MES, SCADA и LIMS, встраиванием кириллических TTF-шрифтов и управлением разбивкой больших таблиц на страницы. Альтернативный подход HTML-</w:t>
-      </w:r>
-      <w:proofErr w:type="spellStart"/>
-      <w:r>
-        <w:t>to</w:t>
-      </w:r>
-      <w:proofErr w:type="spellEnd"/>
-      <w:r>
-        <w:t>-PDF (</w:t>
-      </w:r>
-      <w:proofErr w:type="spellStart"/>
-      <w:r>
-        <w:t>Thymeleaf</w:t>
-      </w:r>
-      <w:proofErr w:type="spellEnd"/>
-      <w:r>
-        <w:t xml:space="preserve"> + </w:t>
-      </w:r>
-      <w:proofErr w:type="spellStart"/>
-      <w:r>
-        <w:t>Flying</w:t>
-      </w:r>
-      <w:proofErr w:type="spellEnd"/>
-      <w:r>
-        <w:t xml:space="preserve"> </w:t>
-      </w:r>
-      <w:proofErr w:type="spellStart"/>
-      <w:r>
-        <w:t>Saucer</w:t>
-      </w:r>
-      <w:proofErr w:type="spellEnd"/>
-      <w:r>
-        <w:t>) был отклонён из-за нестабильного поведения при разбивке таблиц с переменным числом строк результатов LIMS, количество которых варьируется в зависимости от типа металла [21].</w:t>
-      </w:r>
-    </w:p>
-    <w:p>
-      <w:r>
-        <w:t xml:space="preserve">Таким образом, каждый компонент технологического стека был выбран на основании конкретных функциональных характеристик, непосредственно обеспечивающих ключевые требования к системе: </w:t>
-      </w:r>
-      <w:proofErr w:type="spellStart"/>
-      <w:r>
-        <w:t>Virtual</w:t>
-      </w:r>
-      <w:proofErr w:type="spellEnd"/>
-      <w:r>
-        <w:t xml:space="preserve"> DOM </w:t>
-      </w:r>
-      <w:proofErr w:type="spellStart"/>
-      <w:r>
-        <w:t>React</w:t>
-      </w:r>
-      <w:proofErr w:type="spellEnd"/>
-      <w:r>
-        <w:t xml:space="preserve"> — для отзывчивого интерфейса при частом обновлении SCADA-данных; </w:t>
-      </w:r>
-      <w:proofErr w:type="spellStart"/>
-      <w:r>
-        <w:t>Kafka</w:t>
-      </w:r>
-      <w:proofErr w:type="spellEnd"/>
-      <w:r>
-        <w:t xml:space="preserve"> — для гарантированной доставки и независимой обработки потоков MES/SCADA/LIMS; </w:t>
-      </w:r>
-      <w:proofErr w:type="spellStart"/>
-      <w:r>
-        <w:t>WebSocket</w:t>
-      </w:r>
-      <w:proofErr w:type="spellEnd"/>
-      <w:r>
-        <w:t xml:space="preserve"> — для мгновенной доставки уведомлений об отклонениях; BRIN-индексация </w:t>
-      </w:r>
-      <w:proofErr w:type="spellStart"/>
-      <w:r>
-        <w:t>PostgreSQL</w:t>
-      </w:r>
-      <w:proofErr w:type="spellEnd"/>
-      <w:r>
-        <w:t xml:space="preserve"> — для эффективных </w:t>
-      </w:r>
-      <w:proofErr w:type="spellStart"/>
-      <w:r>
-        <w:t>временны́х</w:t>
-      </w:r>
-      <w:proofErr w:type="spellEnd"/>
-      <w:r>
-        <w:t xml:space="preserve"> выборок телеметрии; виртуальные потоки </w:t>
-      </w:r>
-      <w:proofErr w:type="spellStart"/>
-      <w:r>
-        <w:t>Java</w:t>
-      </w:r>
-      <w:proofErr w:type="spellEnd"/>
-      <w:r>
-        <w:t xml:space="preserve"> 21 — для обслуживания множества одновременных соединений без деградации производительности. Совокупность выбранных решений формирует технологический стек, полностью соответствующий требованиям к промышленной информационной системе реального времени.</w:t>
-      </w:r>
-    </w:p>
-    <w:p>
       <w:r>
         <w:br w:type="page"/>
       </w:r>
@@ -11374,7 +10941,7 @@
         <w:pStyle w:val="1"/>
       </w:pPr>
       <w:bookmarkStart w:id="44" w:name="_Toc231062523"/>
-      <w:bookmarkStart w:id="45" w:name="_Toc231164233"/>
+      <w:bookmarkStart w:id="45" w:name="_Toc231214215"/>
       <w:r>
         <w:lastRenderedPageBreak/>
         <w:t>ОПИСАНИЕ ПРАКТИЧЕСКОГО РЕАЛИЗАЦИИ СИСТЕМЫ</w:t>
@@ -11387,7 +10954,7 @@
         <w:pStyle w:val="2"/>
       </w:pPr>
       <w:bookmarkStart w:id="46" w:name="_Toc231062525"/>
-      <w:bookmarkStart w:id="47" w:name="_Toc231164234"/>
+      <w:bookmarkStart w:id="47" w:name="_Toc231214216"/>
       <w:proofErr w:type="spellStart"/>
       <w:r>
         <w:t>Реализация</w:t>
@@ -11570,7 +11137,7 @@
         <w:pStyle w:val="2"/>
       </w:pPr>
       <w:bookmarkStart w:id="48" w:name="_Toc231062526"/>
-      <w:bookmarkStart w:id="49" w:name="_Toc231164235"/>
+      <w:bookmarkStart w:id="49" w:name="_Toc231214217"/>
       <w:r>
         <w:t>Реализация</w:t>
       </w:r>
@@ -12661,7 +12228,7 @@
         <w:pStyle w:val="2"/>
       </w:pPr>
       <w:bookmarkStart w:id="50" w:name="_Toc231062527"/>
-      <w:bookmarkStart w:id="51" w:name="_Toc231164236"/>
+      <w:bookmarkStart w:id="51" w:name="_Toc231214218"/>
       <w:r>
         <w:t>Реализация серверной части</w:t>
       </w:r>
@@ -12673,7 +12240,7 @@
         <w:pStyle w:val="2"/>
       </w:pPr>
       <w:bookmarkStart w:id="52" w:name="_Toc231062528"/>
-      <w:bookmarkStart w:id="53" w:name="_Toc231164237"/>
+      <w:bookmarkStart w:id="53" w:name="_Toc231214219"/>
       <w:r>
         <w:t>Реализация клиентской части</w:t>
       </w:r>
@@ -13271,7 +12838,7 @@
         </w:rPr>
       </w:pPr>
       <w:bookmarkStart w:id="54" w:name="_Toc231062529"/>
-      <w:bookmarkStart w:id="55" w:name="_Toc231164238"/>
+      <w:bookmarkStart w:id="55" w:name="_Toc231214220"/>
       <w:r>
         <w:rPr>
           <w:lang w:val="ru-RU"/>
@@ -13369,7 +12936,7 @@
         <w:ind w:left="709"/>
       </w:pPr>
       <w:bookmarkStart w:id="56" w:name="_Toc231062530"/>
-      <w:bookmarkStart w:id="57" w:name="_Toc231164239"/>
+      <w:bookmarkStart w:id="57" w:name="_Toc231214221"/>
       <w:r>
         <w:lastRenderedPageBreak/>
         <w:t>СПИСОК ИСПОЛЬЗОВАННЫХ ИСТОЧНИКОВ</w:t>
@@ -14742,7 +14309,7 @@
         <w:ind w:left="709"/>
       </w:pPr>
       <w:bookmarkStart w:id="58" w:name="_Toc231062531"/>
-      <w:bookmarkStart w:id="59" w:name="_Toc231164240"/>
+      <w:bookmarkStart w:id="59" w:name="_Toc231214222"/>
       <w:r>
         <w:lastRenderedPageBreak/>
         <w:t>ПРИЛОЖЕНИЕ 1</w:t>
@@ -15347,6 +14914,95 @@
     </w:lvl>
   </w:abstractNum>
   <w:abstractNum w:abstractNumId="4" w15:restartNumberingAfterBreak="0">
+    <w:nsid w:val="16A143D5"/>
+    <w:multiLevelType w:val="hybridMultilevel"/>
+    <w:tmpl w:val="CFBE4F36"/>
+    <w:lvl w:ilvl="0" w:tplc="7FAC7E18">
+      <w:start w:val="1"/>
+      <w:numFmt w:val="decimal"/>
+      <w:lvlText w:val="%1."/>
+      <w:lvlJc w:val="left"/>
+      <w:pPr>
+        <w:ind w:left="1069" w:hanging="360"/>
+      </w:pPr>
+      <w:rPr>
+        <w:rFonts w:hint="default"/>
+      </w:rPr>
+    </w:lvl>
+    <w:lvl w:ilvl="1" w:tplc="04190019" w:tentative="1">
+      <w:start w:val="1"/>
+      <w:numFmt w:val="lowerLetter"/>
+      <w:lvlText w:val="%2."/>
+      <w:lvlJc w:val="left"/>
+      <w:pPr>
+        <w:ind w:left="1789" w:hanging="360"/>
+      </w:pPr>
+    </w:lvl>
+    <w:lvl w:ilvl="2" w:tplc="0419001B" w:tentative="1">
+      <w:start w:val="1"/>
+      <w:numFmt w:val="lowerRoman"/>
+      <w:lvlText w:val="%3."/>
+      <w:lvlJc w:val="right"/>
+      <w:pPr>
+        <w:ind w:left="2509" w:hanging="180"/>
+      </w:pPr>
+    </w:lvl>
+    <w:lvl w:ilvl="3" w:tplc="0419000F" w:tentative="1">
+      <w:start w:val="1"/>
+      <w:numFmt w:val="decimal"/>
+      <w:lvlText w:val="%4."/>
+      <w:lvlJc w:val="left"/>
+      <w:pPr>
+        <w:ind w:left="3229" w:hanging="360"/>
+      </w:pPr>
+    </w:lvl>
+    <w:lvl w:ilvl="4" w:tplc="04190019" w:tentative="1">
+      <w:start w:val="1"/>
+      <w:numFmt w:val="lowerLetter"/>
+      <w:lvlText w:val="%5."/>
+      <w:lvlJc w:val="left"/>
+      <w:pPr>
+        <w:ind w:left="3949" w:hanging="360"/>
+      </w:pPr>
+    </w:lvl>
+    <w:lvl w:ilvl="5" w:tplc="0419001B" w:tentative="1">
+      <w:start w:val="1"/>
+      <w:numFmt w:val="lowerRoman"/>
+      <w:lvlText w:val="%6."/>
+      <w:lvlJc w:val="right"/>
+      <w:pPr>
+        <w:ind w:left="4669" w:hanging="180"/>
+      </w:pPr>
+    </w:lvl>
+    <w:lvl w:ilvl="6" w:tplc="0419000F" w:tentative="1">
+      <w:start w:val="1"/>
+      <w:numFmt w:val="decimal"/>
+      <w:lvlText w:val="%7."/>
+      <w:lvlJc w:val="left"/>
+      <w:pPr>
+        <w:ind w:left="5389" w:hanging="360"/>
+      </w:pPr>
+    </w:lvl>
+    <w:lvl w:ilvl="7" w:tplc="04190019" w:tentative="1">
+      <w:start w:val="1"/>
+      <w:numFmt w:val="lowerLetter"/>
+      <w:lvlText w:val="%8."/>
+      <w:lvlJc w:val="left"/>
+      <w:pPr>
+        <w:ind w:left="6109" w:hanging="360"/>
+      </w:pPr>
+    </w:lvl>
+    <w:lvl w:ilvl="8" w:tplc="0419001B" w:tentative="1">
+      <w:start w:val="1"/>
+      <w:numFmt w:val="lowerRoman"/>
+      <w:lvlText w:val="%9."/>
+      <w:lvlJc w:val="right"/>
+      <w:pPr>
+        <w:ind w:left="6829" w:hanging="180"/>
+      </w:pPr>
+    </w:lvl>
+  </w:abstractNum>
+  <w:abstractNum w:abstractNumId="5" w15:restartNumberingAfterBreak="0">
     <w:nsid w:val="188130AF"/>
     <w:multiLevelType w:val="hybridMultilevel"/>
     <w:tmpl w:val="ED9E78D0"/>
@@ -15459,7 +15115,7 @@
       </w:rPr>
     </w:lvl>
   </w:abstractNum>
-  <w:abstractNum w:abstractNumId="5" w15:restartNumberingAfterBreak="0">
+  <w:abstractNum w:abstractNumId="6" w15:restartNumberingAfterBreak="0">
     <w:nsid w:val="1EC35AED"/>
     <w:multiLevelType w:val="hybridMultilevel"/>
     <w:tmpl w:val="FAB6B832"/>
@@ -15545,7 +15201,7 @@
       </w:pPr>
     </w:lvl>
   </w:abstractNum>
-  <w:abstractNum w:abstractNumId="6" w15:restartNumberingAfterBreak="0">
+  <w:abstractNum w:abstractNumId="7" w15:restartNumberingAfterBreak="0">
     <w:nsid w:val="212D68E2"/>
     <w:multiLevelType w:val="multilevel"/>
     <w:tmpl w:val="6598FD4A"/>
@@ -15670,7 +15326,7 @@
       </w:rPr>
     </w:lvl>
   </w:abstractNum>
-  <w:abstractNum w:abstractNumId="7" w15:restartNumberingAfterBreak="0">
+  <w:abstractNum w:abstractNumId="8" w15:restartNumberingAfterBreak="0">
     <w:nsid w:val="219341EF"/>
     <w:multiLevelType w:val="hybridMultilevel"/>
     <w:tmpl w:val="78248F0C"/>
@@ -15782,7 +15438,7 @@
       </w:rPr>
     </w:lvl>
   </w:abstractNum>
-  <w:abstractNum w:abstractNumId="8" w15:restartNumberingAfterBreak="0">
+  <w:abstractNum w:abstractNumId="9" w15:restartNumberingAfterBreak="0">
     <w:nsid w:val="268866C0"/>
     <w:multiLevelType w:val="hybridMultilevel"/>
     <w:tmpl w:val="1FAC788A"/>
@@ -15895,13 +15551,13 @@
       </w:rPr>
     </w:lvl>
   </w:abstractNum>
-  <w:abstractNum w:abstractNumId="9" w15:restartNumberingAfterBreak="0">
+  <w:abstractNum w:abstractNumId="10" w15:restartNumberingAfterBreak="0">
     <w:nsid w:val="27E53368"/>
     <w:multiLevelType w:val="multilevel"/>
     <w:tmpl w:val="495806B8"/>
     <w:numStyleLink w:val="10"/>
   </w:abstractNum>
-  <w:abstractNum w:abstractNumId="10" w15:restartNumberingAfterBreak="0">
+  <w:abstractNum w:abstractNumId="11" w15:restartNumberingAfterBreak="0">
     <w:nsid w:val="2DF964E8"/>
     <w:multiLevelType w:val="multilevel"/>
     <w:tmpl w:val="495806B8"/>
@@ -16015,7 +15671,7 @@
       </w:rPr>
     </w:lvl>
   </w:abstractNum>
-  <w:abstractNum w:abstractNumId="11" w15:restartNumberingAfterBreak="0">
+  <w:abstractNum w:abstractNumId="12" w15:restartNumberingAfterBreak="0">
     <w:nsid w:val="31B934E5"/>
     <w:multiLevelType w:val="multilevel"/>
     <w:tmpl w:val="7ACE963A"/>
@@ -16140,7 +15796,7 @@
       </w:rPr>
     </w:lvl>
   </w:abstractNum>
-  <w:abstractNum w:abstractNumId="12" w15:restartNumberingAfterBreak="0">
+  <w:abstractNum w:abstractNumId="13" w15:restartNumberingAfterBreak="0">
     <w:nsid w:val="36B756EE"/>
     <w:multiLevelType w:val="hybridMultilevel"/>
     <w:tmpl w:val="CB540DD0"/>
@@ -16229,7 +15885,7 @@
       </w:pPr>
     </w:lvl>
   </w:abstractNum>
-  <w:abstractNum w:abstractNumId="13" w15:restartNumberingAfterBreak="0">
+  <w:abstractNum w:abstractNumId="14" w15:restartNumberingAfterBreak="0">
     <w:nsid w:val="5E4018CB"/>
     <w:multiLevelType w:val="multilevel"/>
     <w:tmpl w:val="E2B6E934"/>
@@ -16354,7 +16010,7 @@
       </w:rPr>
     </w:lvl>
   </w:abstractNum>
-  <w:abstractNum w:abstractNumId="14" w15:restartNumberingAfterBreak="0">
+  <w:abstractNum w:abstractNumId="15" w15:restartNumberingAfterBreak="0">
     <w:nsid w:val="61C800BF"/>
     <w:multiLevelType w:val="multilevel"/>
     <w:tmpl w:val="AEE8A2AC"/>
@@ -16475,7 +16131,7 @@
       </w:rPr>
     </w:lvl>
   </w:abstractNum>
-  <w:abstractNum w:abstractNumId="15" w15:restartNumberingAfterBreak="0">
+  <w:abstractNum w:abstractNumId="16" w15:restartNumberingAfterBreak="0">
     <w:nsid w:val="622A2350"/>
     <w:multiLevelType w:val="hybridMultilevel"/>
     <w:tmpl w:val="C83C2A70"/>
@@ -16529,7 +16185,7 @@
       <w:lvlJc w:val="left"/>
     </w:lvl>
   </w:abstractNum>
-  <w:abstractNum w:abstractNumId="16" w15:restartNumberingAfterBreak="0">
+  <w:abstractNum w:abstractNumId="17" w15:restartNumberingAfterBreak="0">
     <w:nsid w:val="675F6A3D"/>
     <w:multiLevelType w:val="hybridMultilevel"/>
     <w:tmpl w:val="D8F003D0"/>
@@ -16641,7 +16297,7 @@
       </w:rPr>
     </w:lvl>
   </w:abstractNum>
-  <w:abstractNum w:abstractNumId="17" w15:restartNumberingAfterBreak="0">
+  <w:abstractNum w:abstractNumId="18" w15:restartNumberingAfterBreak="0">
     <w:nsid w:val="67F730A9"/>
     <w:multiLevelType w:val="hybridMultilevel"/>
     <w:tmpl w:val="36DE72D2"/>
@@ -16730,7 +16386,7 @@
       </w:pPr>
     </w:lvl>
   </w:abstractNum>
-  <w:abstractNum w:abstractNumId="18" w15:restartNumberingAfterBreak="0">
+  <w:abstractNum w:abstractNumId="19" w15:restartNumberingAfterBreak="0">
     <w:nsid w:val="6AC01791"/>
     <w:multiLevelType w:val="hybridMultilevel"/>
     <w:tmpl w:val="38D827C2"/>
@@ -16820,7 +16476,7 @@
       </w:pPr>
     </w:lvl>
   </w:abstractNum>
-  <w:abstractNum w:abstractNumId="19" w15:restartNumberingAfterBreak="0">
+  <w:abstractNum w:abstractNumId="20" w15:restartNumberingAfterBreak="0">
     <w:nsid w:val="6ECA08D9"/>
     <w:multiLevelType w:val="hybridMultilevel"/>
     <w:tmpl w:val="4BCC62B0"/>
@@ -16933,7 +16589,7 @@
       </w:rPr>
     </w:lvl>
   </w:abstractNum>
-  <w:abstractNum w:abstractNumId="20" w15:restartNumberingAfterBreak="0">
+  <w:abstractNum w:abstractNumId="21" w15:restartNumberingAfterBreak="0">
     <w:nsid w:val="7A195D67"/>
     <w:multiLevelType w:val="hybridMultilevel"/>
     <w:tmpl w:val="B6986CF8"/>
@@ -17022,7 +16678,7 @@
       </w:pPr>
     </w:lvl>
   </w:abstractNum>
-  <w:abstractNum w:abstractNumId="21" w15:restartNumberingAfterBreak="0">
+  <w:abstractNum w:abstractNumId="22" w15:restartNumberingAfterBreak="0">
     <w:nsid w:val="7F522EDC"/>
     <w:multiLevelType w:val="multilevel"/>
     <w:tmpl w:val="B404A878"/>
@@ -17143,22 +16799,22 @@
     <w:abstractNumId w:val="3"/>
   </w:num>
   <w:num w:numId="2">
-    <w:abstractNumId w:val="20"/>
+    <w:abstractNumId w:val="21"/>
   </w:num>
   <w:num w:numId="3">
-    <w:abstractNumId w:val="11"/>
+    <w:abstractNumId w:val="12"/>
   </w:num>
   <w:num w:numId="4">
-    <w:abstractNumId w:val="21"/>
+    <w:abstractNumId w:val="22"/>
   </w:num>
   <w:num w:numId="5">
-    <w:abstractNumId w:val="10"/>
+    <w:abstractNumId w:val="11"/>
   </w:num>
   <w:num w:numId="6">
     <w:abstractNumId w:val="0"/>
   </w:num>
   <w:num w:numId="7">
-    <w:abstractNumId w:val="21"/>
+    <w:abstractNumId w:val="22"/>
     <w:lvlOverride w:ilvl="0">
       <w:startOverride w:val="1"/>
     </w:lvlOverride>
@@ -17188,31 +16844,31 @@
     </w:lvlOverride>
   </w:num>
   <w:num w:numId="8">
-    <w:abstractNumId w:val="9"/>
+    <w:abstractNumId w:val="10"/>
   </w:num>
   <w:num w:numId="9">
-    <w:abstractNumId w:val="14"/>
+    <w:abstractNumId w:val="15"/>
   </w:num>
   <w:num w:numId="10">
-    <w:abstractNumId w:val="11"/>
+    <w:abstractNumId w:val="12"/>
   </w:num>
   <w:num w:numId="11">
-    <w:abstractNumId w:val="13"/>
+    <w:abstractNumId w:val="14"/>
   </w:num>
   <w:num w:numId="12">
     <w:abstractNumId w:val="2"/>
   </w:num>
   <w:num w:numId="13">
-    <w:abstractNumId w:val="15"/>
+    <w:abstractNumId w:val="16"/>
     <w:lvlOverride w:ilvl="0">
       <w:startOverride w:val="1"/>
     </w:lvlOverride>
   </w:num>
   <w:num w:numId="14">
-    <w:abstractNumId w:val="18"/>
+    <w:abstractNumId w:val="19"/>
   </w:num>
   <w:num w:numId="15">
-    <w:abstractNumId w:val="12"/>
+    <w:abstractNumId w:val="13"/>
   </w:num>
   <w:num w:numId="16">
     <w:abstractNumId w:val="1"/>
@@ -17221,10 +16877,10 @@
     <w:abstractNumId w:val="2"/>
   </w:num>
   <w:num w:numId="18">
-    <w:abstractNumId w:val="6"/>
+    <w:abstractNumId w:val="7"/>
   </w:num>
   <w:num w:numId="19">
-    <w:abstractNumId w:val="5"/>
+    <w:abstractNumId w:val="6"/>
   </w:num>
   <w:num w:numId="20">
     <w:abstractNumId w:val="2"/>
@@ -17257,22 +16913,25 @@
     </w:lvlOverride>
   </w:num>
   <w:num w:numId="21">
+    <w:abstractNumId w:val="9"/>
+  </w:num>
+  <w:num w:numId="22">
+    <w:abstractNumId w:val="5"/>
+  </w:num>
+  <w:num w:numId="23">
     <w:abstractNumId w:val="8"/>
   </w:num>
-  <w:num w:numId="22">
-    <w:abstractNumId w:val="4"/>
-  </w:num>
-  <w:num w:numId="23">
-    <w:abstractNumId w:val="7"/>
-  </w:num>
   <w:num w:numId="24">
-    <w:abstractNumId w:val="16"/>
+    <w:abstractNumId w:val="17"/>
   </w:num>
   <w:num w:numId="25">
-    <w:abstractNumId w:val="19"/>
+    <w:abstractNumId w:val="20"/>
   </w:num>
   <w:num w:numId="26">
-    <w:abstractNumId w:val="17"/>
+    <w:abstractNumId w:val="18"/>
+  </w:num>
+  <w:num w:numId="27">
+    <w:abstractNumId w:val="4"/>
   </w:num>
 </w:numbering>
 </file>
@@ -18142,6 +17801,40 @@
       <w:lang w:eastAsia="en-US" w:bidi="ar-SA"/>
     </w:rPr>
   </w:style>
+  <w:style w:type="paragraph" w:customStyle="1" w:styleId="af1">
+    <w:name w:val="Рисунок"/>
+    <w:basedOn w:val="a"/>
+    <w:link w:val="af2"/>
+    <w:uiPriority w:val="1"/>
+    <w:qFormat/>
+    <w:rsid w:val="001349DE"/>
+    <w:pPr>
+      <w:widowControl/>
+      <w:autoSpaceDE/>
+      <w:autoSpaceDN/>
+      <w:spacing w:after="160"/>
+      <w:ind w:firstLine="0"/>
+      <w:jc w:val="center"/>
+    </w:pPr>
+    <w:rPr>
+      <w:sz w:val="24"/>
+      <w:szCs w:val="24"/>
+      <w:lang w:bidi="ar-SA"/>
+    </w:rPr>
+  </w:style>
+  <w:style w:type="character" w:customStyle="1" w:styleId="af2">
+    <w:name w:val="Рисунок Знак"/>
+    <w:basedOn w:val="a0"/>
+    <w:link w:val="af1"/>
+    <w:uiPriority w:val="1"/>
+    <w:rsid w:val="001349DE"/>
+    <w:rPr>
+      <w:rFonts w:ascii="Times New Roman" w:eastAsia="Times New Roman" w:hAnsi="Times New Roman" w:cs="Times New Roman"/>
+      <w:sz w:val="24"/>
+      <w:szCs w:val="24"/>
+      <w:lang w:eastAsia="ru-RU"/>
+    </w:rPr>
+  </w:style>
 </w:styles>
 </file>
 
@@ -18445,7 +18138,7 @@
 </file>
 
 <file path=customXml/itemProps1.xml><?xml version="1.0" encoding="utf-8"?>
-<ds:datastoreItem xmlns:ds="http://schemas.openxmlformats.org/officeDocument/2006/customXml" ds:itemID="{AB168AC3-5A4E-4E3B-BEB3-0BD461B61CE2}">
+<ds:datastoreItem xmlns:ds="http://schemas.openxmlformats.org/officeDocument/2006/customXml" ds:itemID="{F6C1973C-4B33-42BF-9ABA-2ECF0A1AB83E}">
   <ds:schemaRefs>
     <ds:schemaRef ds:uri="http://schemas.openxmlformats.org/officeDocument/2006/bibliography"/>
   </ds:schemaRefs>

--- a/Документы/Диплом_Парамонова_АС.docx
+++ b/Документы/Диплом_Парамонова_АС.docx
@@ -1136,7 +1136,7 @@
           <w:r>
             <w:fldChar w:fldCharType="separate"/>
           </w:r>
-          <w:hyperlink w:anchor="_Toc231214195" w:history="1">
+          <w:hyperlink w:anchor="_Toc231234612" w:history="1">
             <w:r>
               <w:rPr>
                 <w:rStyle w:val="aa"/>
@@ -1163,7 +1163,7 @@
                 <w:noProof/>
                 <w:webHidden/>
               </w:rPr>
-              <w:instrText xml:space="preserve"> PAGEREF _Toc231214195 \h </w:instrText>
+              <w:instrText xml:space="preserve"> PAGEREF _Toc231234612 \h </w:instrText>
             </w:r>
             <w:r>
               <w:rPr>
@@ -1183,7 +1183,7 @@
                 <w:noProof/>
                 <w:webHidden/>
               </w:rPr>
-              <w:t>4</w:t>
+              <w:t>5</w:t>
             </w:r>
             <w:r>
               <w:rPr>
@@ -1208,7 +1208,7 @@
               <w:lang w:bidi="ar-SA"/>
             </w:rPr>
           </w:pPr>
-          <w:hyperlink w:anchor="_Toc231214196" w:history="1">
+          <w:hyperlink w:anchor="_Toc231234613" w:history="1">
             <w:r>
               <w:rPr>
                 <w:rStyle w:val="aa"/>
@@ -1235,7 +1235,7 @@
                 <w:noProof/>
                 <w:webHidden/>
               </w:rPr>
-              <w:instrText xml:space="preserve"> PAGEREF _Toc231214196 \h </w:instrText>
+              <w:instrText xml:space="preserve"> PAGEREF _Toc231234613 \h </w:instrText>
             </w:r>
             <w:r>
               <w:rPr>
@@ -1255,7 +1255,7 @@
                 <w:noProof/>
                 <w:webHidden/>
               </w:rPr>
-              <w:t>6</w:t>
+              <w:t>7</w:t>
             </w:r>
             <w:r>
               <w:rPr>
@@ -1280,7 +1280,7 @@
               <w:lang w:bidi="ar-SA"/>
             </w:rPr>
           </w:pPr>
-          <w:hyperlink w:anchor="_Toc231214197" w:history="1">
+          <w:hyperlink w:anchor="_Toc231234614" w:history="1">
             <w:r>
               <w:rPr>
                 <w:rStyle w:val="aa"/>
@@ -1307,7 +1307,7 @@
                 <w:noProof/>
                 <w:webHidden/>
               </w:rPr>
-              <w:instrText xml:space="preserve"> PAGEREF _Toc231214197 \h </w:instrText>
+              <w:instrText xml:space="preserve"> PAGEREF _Toc231234614 \h </w:instrText>
             </w:r>
             <w:r>
               <w:rPr>
@@ -1327,7 +1327,7 @@
                 <w:noProof/>
                 <w:webHidden/>
               </w:rPr>
-              <w:t>6</w:t>
+              <w:t>7</w:t>
             </w:r>
             <w:r>
               <w:rPr>
@@ -1352,7 +1352,7 @@
               <w:lang w:bidi="ar-SA"/>
             </w:rPr>
           </w:pPr>
-          <w:hyperlink w:anchor="_Toc231214198" w:history="1">
+          <w:hyperlink w:anchor="_Toc231234615" w:history="1">
             <w:r>
               <w:rPr>
                 <w:rStyle w:val="aa"/>
@@ -1379,7 +1379,7 @@
                 <w:noProof/>
                 <w:webHidden/>
               </w:rPr>
-              <w:instrText xml:space="preserve"> PAGEREF _Toc231214198 \h </w:instrText>
+              <w:instrText xml:space="preserve"> PAGEREF _Toc231234615 \h </w:instrText>
             </w:r>
             <w:r>
               <w:rPr>
@@ -1399,7 +1399,7 @@
                 <w:noProof/>
                 <w:webHidden/>
               </w:rPr>
-              <w:t>7</w:t>
+              <w:t>8</w:t>
             </w:r>
             <w:r>
               <w:rPr>
@@ -1424,7 +1424,7 @@
               <w:lang w:bidi="ar-SA"/>
             </w:rPr>
           </w:pPr>
-          <w:hyperlink w:anchor="_Toc231214199" w:history="1">
+          <w:hyperlink w:anchor="_Toc231234616" w:history="1">
             <w:r>
               <w:rPr>
                 <w:rStyle w:val="aa"/>
@@ -1451,7 +1451,7 @@
                 <w:noProof/>
                 <w:webHidden/>
               </w:rPr>
-              <w:instrText xml:space="preserve"> PAGEREF _Toc231214199 \h </w:instrText>
+              <w:instrText xml:space="preserve"> PAGEREF _Toc231234616 \h </w:instrText>
             </w:r>
             <w:r>
               <w:rPr>
@@ -1471,7 +1471,7 @@
                 <w:noProof/>
                 <w:webHidden/>
               </w:rPr>
-              <w:t>7</w:t>
+              <w:t>8</w:t>
             </w:r>
             <w:r>
               <w:rPr>
@@ -1496,7 +1496,7 @@
               <w:lang w:bidi="ar-SA"/>
             </w:rPr>
           </w:pPr>
-          <w:hyperlink w:anchor="_Toc231214200" w:history="1">
+          <w:hyperlink w:anchor="_Toc231234617" w:history="1">
             <w:r>
               <w:rPr>
                 <w:rStyle w:val="aa"/>
@@ -1523,7 +1523,7 @@
                 <w:noProof/>
                 <w:webHidden/>
               </w:rPr>
-              <w:instrText xml:space="preserve"> PAGEREF _Toc231214200 \h </w:instrText>
+              <w:instrText xml:space="preserve"> PAGEREF _Toc231234617 \h </w:instrText>
             </w:r>
             <w:r>
               <w:rPr>
@@ -1543,7 +1543,7 @@
                 <w:noProof/>
                 <w:webHidden/>
               </w:rPr>
-              <w:t>9</w:t>
+              <w:t>10</w:t>
             </w:r>
             <w:r>
               <w:rPr>
@@ -1568,7 +1568,7 @@
               <w:lang w:bidi="ar-SA"/>
             </w:rPr>
           </w:pPr>
-          <w:hyperlink w:anchor="_Toc231214201" w:history="1">
+          <w:hyperlink w:anchor="_Toc231234618" w:history="1">
             <w:r>
               <w:rPr>
                 <w:rStyle w:val="aa"/>
@@ -1595,7 +1595,7 @@
                 <w:noProof/>
                 <w:webHidden/>
               </w:rPr>
-              <w:instrText xml:space="preserve"> PAGEREF _Toc231214201 \h </w:instrText>
+              <w:instrText xml:space="preserve"> PAGEREF _Toc231234618 \h </w:instrText>
             </w:r>
             <w:r>
               <w:rPr>
@@ -1615,7 +1615,7 @@
                 <w:noProof/>
                 <w:webHidden/>
               </w:rPr>
-              <w:t>10</w:t>
+              <w:t>11</w:t>
             </w:r>
             <w:r>
               <w:rPr>
@@ -1640,7 +1640,7 @@
               <w:lang w:bidi="ar-SA"/>
             </w:rPr>
           </w:pPr>
-          <w:hyperlink w:anchor="_Toc231214202" w:history="1">
+          <w:hyperlink w:anchor="_Toc231234619" w:history="1">
             <w:r>
               <w:rPr>
                 <w:rStyle w:val="aa"/>
@@ -1667,7 +1667,7 @@
                 <w:noProof/>
                 <w:webHidden/>
               </w:rPr>
-              <w:instrText xml:space="preserve"> PAGEREF _Toc231214202 \h </w:instrText>
+              <w:instrText xml:space="preserve"> PAGEREF _Toc231234619 \h </w:instrText>
             </w:r>
             <w:r>
               <w:rPr>
@@ -1687,7 +1687,7 @@
                 <w:noProof/>
                 <w:webHidden/>
               </w:rPr>
-              <w:t>11</w:t>
+              <w:t>12</w:t>
             </w:r>
             <w:r>
               <w:rPr>
@@ -1712,7 +1712,7 @@
               <w:lang w:bidi="ar-SA"/>
             </w:rPr>
           </w:pPr>
-          <w:hyperlink w:anchor="_Toc231214203" w:history="1">
+          <w:hyperlink w:anchor="_Toc231234620" w:history="1">
             <w:r>
               <w:rPr>
                 <w:rStyle w:val="aa"/>
@@ -1739,7 +1739,7 @@
                 <w:noProof/>
                 <w:webHidden/>
               </w:rPr>
-              <w:instrText xml:space="preserve"> PAGEREF _Toc231214203 \h </w:instrText>
+              <w:instrText xml:space="preserve"> PAGEREF _Toc231234620 \h </w:instrText>
             </w:r>
             <w:r>
               <w:rPr>
@@ -1759,7 +1759,7 @@
                 <w:noProof/>
                 <w:webHidden/>
               </w:rPr>
-              <w:t>13</w:t>
+              <w:t>14</w:t>
             </w:r>
             <w:r>
               <w:rPr>
@@ -1784,7 +1784,7 @@
               <w:lang w:bidi="ar-SA"/>
             </w:rPr>
           </w:pPr>
-          <w:hyperlink w:anchor="_Toc231214204" w:history="1">
+          <w:hyperlink w:anchor="_Toc231234621" w:history="1">
             <w:r>
               <w:rPr>
                 <w:rStyle w:val="aa"/>
@@ -1811,7 +1811,7 @@
                 <w:noProof/>
                 <w:webHidden/>
               </w:rPr>
-              <w:instrText xml:space="preserve"> PAGEREF _Toc231214204 \h </w:instrText>
+              <w:instrText xml:space="preserve"> PAGEREF _Toc231234621 \h </w:instrText>
             </w:r>
             <w:r>
               <w:rPr>
@@ -1831,7 +1831,7 @@
                 <w:noProof/>
                 <w:webHidden/>
               </w:rPr>
-              <w:t>15</w:t>
+              <w:t>16</w:t>
             </w:r>
             <w:r>
               <w:rPr>
@@ -1856,7 +1856,7 @@
               <w:lang w:bidi="ar-SA"/>
             </w:rPr>
           </w:pPr>
-          <w:hyperlink w:anchor="_Toc231214205" w:history="1">
+          <w:hyperlink w:anchor="_Toc231234622" w:history="1">
             <w:r>
               <w:rPr>
                 <w:rStyle w:val="aa"/>
@@ -1883,7 +1883,7 @@
                 <w:noProof/>
                 <w:webHidden/>
               </w:rPr>
-              <w:instrText xml:space="preserve"> PAGEREF _Toc231214205 \h </w:instrText>
+              <w:instrText xml:space="preserve"> PAGEREF _Toc231234622 \h </w:instrText>
             </w:r>
             <w:r>
               <w:rPr>
@@ -1903,7 +1903,7 @@
                 <w:noProof/>
                 <w:webHidden/>
               </w:rPr>
-              <w:t>15</w:t>
+              <w:t>16</w:t>
             </w:r>
             <w:r>
               <w:rPr>
@@ -1928,7 +1928,7 @@
               <w:lang w:bidi="ar-SA"/>
             </w:rPr>
           </w:pPr>
-          <w:hyperlink w:anchor="_Toc231214206" w:history="1">
+          <w:hyperlink w:anchor="_Toc231234623" w:history="1">
             <w:r>
               <w:rPr>
                 <w:rStyle w:val="aa"/>
@@ -1955,7 +1955,7 @@
                 <w:noProof/>
                 <w:webHidden/>
               </w:rPr>
-              <w:instrText xml:space="preserve"> PAGEREF _Toc231214206 \h </w:instrText>
+              <w:instrText xml:space="preserve"> PAGEREF _Toc231234623 \h </w:instrText>
             </w:r>
             <w:r>
               <w:rPr>
@@ -1975,7 +1975,7 @@
                 <w:noProof/>
                 <w:webHidden/>
               </w:rPr>
-              <w:t>15</w:t>
+              <w:t>16</w:t>
             </w:r>
             <w:r>
               <w:rPr>
@@ -2000,7 +2000,7 @@
               <w:lang w:bidi="ar-SA"/>
             </w:rPr>
           </w:pPr>
-          <w:hyperlink w:anchor="_Toc231214207" w:history="1">
+          <w:hyperlink w:anchor="_Toc231234624" w:history="1">
             <w:r>
               <w:rPr>
                 <w:rStyle w:val="aa"/>
@@ -2027,7 +2027,7 @@
                 <w:noProof/>
                 <w:webHidden/>
               </w:rPr>
-              <w:instrText xml:space="preserve"> PAGEREF _Toc231214207 \h </w:instrText>
+              <w:instrText xml:space="preserve"> PAGEREF _Toc231234624 \h </w:instrText>
             </w:r>
             <w:r>
               <w:rPr>
@@ -2047,7 +2047,7 @@
                 <w:noProof/>
                 <w:webHidden/>
               </w:rPr>
-              <w:t>16</w:t>
+              <w:t>17</w:t>
             </w:r>
             <w:r>
               <w:rPr>
@@ -2072,27 +2072,13 @@
               <w:lang w:bidi="ar-SA"/>
             </w:rPr>
           </w:pPr>
-          <w:hyperlink w:anchor="_Toc231214208" w:history="1">
+          <w:hyperlink w:anchor="_Toc231234625" w:history="1">
             <w:r>
               <w:rPr>
                 <w:rStyle w:val="aa"/>
                 <w:noProof/>
               </w:rPr>
-              <w:t>2.2.2 Вы</w:t>
-            </w:r>
-            <w:r>
-              <w:rPr>
-                <w:rStyle w:val="aa"/>
-                <w:noProof/>
-              </w:rPr>
-              <w:t>х</w:t>
-            </w:r>
-            <w:r>
-              <w:rPr>
-                <w:rStyle w:val="aa"/>
-                <w:noProof/>
-              </w:rPr>
-              <w:t>одные данные</w:t>
+              <w:t>2.2.2 Выходные данные</w:t>
             </w:r>
             <w:r>
               <w:rPr>
@@ -2113,7 +2099,7 @@
                 <w:noProof/>
                 <w:webHidden/>
               </w:rPr>
-              <w:instrText xml:space="preserve"> PAGEREF _Toc231214208 \h </w:instrText>
+              <w:instrText xml:space="preserve"> PAGEREF _Toc231234625 \h </w:instrText>
             </w:r>
             <w:r>
               <w:rPr>
@@ -2133,7 +2119,7 @@
                 <w:noProof/>
                 <w:webHidden/>
               </w:rPr>
-              <w:t>17</w:t>
+              <w:t>18</w:t>
             </w:r>
             <w:r>
               <w:rPr>
@@ -2158,7 +2144,7 @@
               <w:lang w:bidi="ar-SA"/>
             </w:rPr>
           </w:pPr>
-          <w:hyperlink w:anchor="_Toc231214209" w:history="1">
+          <w:hyperlink w:anchor="_Toc231234626" w:history="1">
             <w:r>
               <w:rPr>
                 <w:rStyle w:val="aa"/>
@@ -2185,7 +2171,7 @@
                 <w:noProof/>
                 <w:webHidden/>
               </w:rPr>
-              <w:instrText xml:space="preserve"> PAGEREF _Toc231214209 \h </w:instrText>
+              <w:instrText xml:space="preserve"> PAGEREF _Toc231234626 \h </w:instrText>
             </w:r>
             <w:r>
               <w:rPr>
@@ -2205,7 +2191,7 @@
                 <w:noProof/>
                 <w:webHidden/>
               </w:rPr>
-              <w:t>18</w:t>
+              <w:t>19</w:t>
             </w:r>
             <w:r>
               <w:rPr>
@@ -2230,27 +2216,13 @@
               <w:lang w:bidi="ar-SA"/>
             </w:rPr>
           </w:pPr>
-          <w:hyperlink w:anchor="_Toc231214210" w:history="1">
+          <w:hyperlink w:anchor="_Toc231234627" w:history="1">
             <w:r>
               <w:rPr>
                 <w:rStyle w:val="aa"/>
                 <w:noProof/>
               </w:rPr>
-              <w:t>2.3.1 ID</w:t>
-            </w:r>
-            <w:r>
-              <w:rPr>
-                <w:rStyle w:val="aa"/>
-                <w:noProof/>
-              </w:rPr>
-              <w:t>E</w:t>
-            </w:r>
-            <w:r>
-              <w:rPr>
-                <w:rStyle w:val="aa"/>
-                <w:noProof/>
-              </w:rPr>
-              <w:t>F0</w:t>
+              <w:t>2.3.1 IDEF0</w:t>
             </w:r>
             <w:r>
               <w:rPr>
@@ -2271,7 +2243,7 @@
                 <w:noProof/>
                 <w:webHidden/>
               </w:rPr>
-              <w:instrText xml:space="preserve"> PAGEREF _Toc231214210 \h </w:instrText>
+              <w:instrText xml:space="preserve"> PAGEREF _Toc231234627 \h </w:instrText>
             </w:r>
             <w:r>
               <w:rPr>
@@ -2291,7 +2263,7 @@
                 <w:noProof/>
                 <w:webHidden/>
               </w:rPr>
-              <w:t>19</w:t>
+              <w:t>20</w:t>
             </w:r>
             <w:r>
               <w:rPr>
@@ -2316,7 +2288,7 @@
               <w:lang w:bidi="ar-SA"/>
             </w:rPr>
           </w:pPr>
-          <w:hyperlink w:anchor="_Toc231214211" w:history="1">
+          <w:hyperlink w:anchor="_Toc231234628" w:history="1">
             <w:r>
               <w:rPr>
                 <w:rStyle w:val="aa"/>
@@ -2343,7 +2315,7 @@
                 <w:noProof/>
                 <w:webHidden/>
               </w:rPr>
-              <w:instrText xml:space="preserve"> PAGEREF _Toc231214211 \h </w:instrText>
+              <w:instrText xml:space="preserve"> PAGEREF _Toc231234628 \h </w:instrText>
             </w:r>
             <w:r>
               <w:rPr>
@@ -2363,7 +2335,7 @@
                 <w:noProof/>
                 <w:webHidden/>
               </w:rPr>
-              <w:t>21</w:t>
+              <w:t>22</w:t>
             </w:r>
             <w:r>
               <w:rPr>
@@ -2388,7 +2360,7 @@
               <w:lang w:bidi="ar-SA"/>
             </w:rPr>
           </w:pPr>
-          <w:hyperlink w:anchor="_Toc231214212" w:history="1">
+          <w:hyperlink w:anchor="_Toc231234629" w:history="1">
             <w:r>
               <w:rPr>
                 <w:rStyle w:val="aa"/>
@@ -2415,7 +2387,7 @@
                 <w:noProof/>
                 <w:webHidden/>
               </w:rPr>
-              <w:instrText xml:space="preserve"> PAGEREF _Toc231214212 \h </w:instrText>
+              <w:instrText xml:space="preserve"> PAGEREF _Toc231234629 \h </w:instrText>
             </w:r>
             <w:r>
               <w:rPr>
@@ -2435,7 +2407,7 @@
                 <w:noProof/>
                 <w:webHidden/>
               </w:rPr>
-              <w:t>23</w:t>
+              <w:t>24</w:t>
             </w:r>
             <w:r>
               <w:rPr>
@@ -2460,7 +2432,7 @@
               <w:lang w:bidi="ar-SA"/>
             </w:rPr>
           </w:pPr>
-          <w:hyperlink w:anchor="_Toc231214213" w:history="1">
+          <w:hyperlink w:anchor="_Toc231234630" w:history="1">
             <w:r>
               <w:rPr>
                 <w:rStyle w:val="aa"/>
@@ -2487,7 +2459,7 @@
                 <w:noProof/>
                 <w:webHidden/>
               </w:rPr>
-              <w:instrText xml:space="preserve"> PAGEREF _Toc231214213 \h </w:instrText>
+              <w:instrText xml:space="preserve"> PAGEREF _Toc231234630 \h </w:instrText>
             </w:r>
             <w:r>
               <w:rPr>
@@ -2507,7 +2479,7 @@
                 <w:noProof/>
                 <w:webHidden/>
               </w:rPr>
-              <w:t>32</w:t>
+              <w:t>29</w:t>
             </w:r>
             <w:r>
               <w:rPr>
@@ -2532,7 +2504,7 @@
               <w:lang w:bidi="ar-SA"/>
             </w:rPr>
           </w:pPr>
-          <w:hyperlink w:anchor="_Toc231214214" w:history="1">
+          <w:hyperlink w:anchor="_Toc231234631" w:history="1">
             <w:r>
               <w:rPr>
                 <w:rStyle w:val="aa"/>
@@ -2559,7 +2531,295 @@
                 <w:noProof/>
                 <w:webHidden/>
               </w:rPr>
-              <w:instrText xml:space="preserve"> PAGEREF _Toc231214214 \h </w:instrText>
+              <w:instrText xml:space="preserve"> PAGEREF _Toc231234631 \h </w:instrText>
+            </w:r>
+            <w:r>
+              <w:rPr>
+                <w:noProof/>
+                <w:webHidden/>
+              </w:rPr>
+            </w:r>
+            <w:r>
+              <w:rPr>
+                <w:noProof/>
+                <w:webHidden/>
+              </w:rPr>
+              <w:fldChar w:fldCharType="separate"/>
+            </w:r>
+            <w:r>
+              <w:rPr>
+                <w:noProof/>
+                <w:webHidden/>
+              </w:rPr>
+              <w:t>32</w:t>
+            </w:r>
+            <w:r>
+              <w:rPr>
+                <w:noProof/>
+                <w:webHidden/>
+              </w:rPr>
+              <w:fldChar w:fldCharType="end"/>
+            </w:r>
+          </w:hyperlink>
+        </w:p>
+        <w:p>
+          <w:pPr>
+            <w:pStyle w:val="31"/>
+            <w:tabs>
+              <w:tab w:val="right" w:leader="dot" w:pos="9344"/>
+            </w:tabs>
+            <w:rPr>
+              <w:rFonts w:asciiTheme="minorHAnsi" w:eastAsiaTheme="minorEastAsia" w:hAnsiTheme="minorHAnsi" w:cstheme="minorBidi"/>
+              <w:noProof/>
+              <w:sz w:val="22"/>
+              <w:szCs w:val="22"/>
+              <w:lang w:bidi="ar-SA"/>
+            </w:rPr>
+          </w:pPr>
+          <w:hyperlink w:anchor="_Toc231234632" w:history="1">
+            <w:r>
+              <w:rPr>
+                <w:rStyle w:val="aa"/>
+                <w:noProof/>
+              </w:rPr>
+              <w:t>2.5.1 Технологии разработки клиентской части</w:t>
+            </w:r>
+            <w:r>
+              <w:rPr>
+                <w:noProof/>
+                <w:webHidden/>
+              </w:rPr>
+              <w:tab/>
+            </w:r>
+            <w:r>
+              <w:rPr>
+                <w:noProof/>
+                <w:webHidden/>
+              </w:rPr>
+              <w:fldChar w:fldCharType="begin"/>
+            </w:r>
+            <w:r>
+              <w:rPr>
+                <w:noProof/>
+                <w:webHidden/>
+              </w:rPr>
+              <w:instrText xml:space="preserve"> PAGEREF _Toc231234632 \h </w:instrText>
+            </w:r>
+            <w:r>
+              <w:rPr>
+                <w:noProof/>
+                <w:webHidden/>
+              </w:rPr>
+            </w:r>
+            <w:r>
+              <w:rPr>
+                <w:noProof/>
+                <w:webHidden/>
+              </w:rPr>
+              <w:fldChar w:fldCharType="separate"/>
+            </w:r>
+            <w:r>
+              <w:rPr>
+                <w:noProof/>
+                <w:webHidden/>
+              </w:rPr>
+              <w:t>32</w:t>
+            </w:r>
+            <w:r>
+              <w:rPr>
+                <w:noProof/>
+                <w:webHidden/>
+              </w:rPr>
+              <w:fldChar w:fldCharType="end"/>
+            </w:r>
+          </w:hyperlink>
+        </w:p>
+        <w:p>
+          <w:pPr>
+            <w:pStyle w:val="31"/>
+            <w:tabs>
+              <w:tab w:val="right" w:leader="dot" w:pos="9344"/>
+            </w:tabs>
+            <w:rPr>
+              <w:rFonts w:asciiTheme="minorHAnsi" w:eastAsiaTheme="minorEastAsia" w:hAnsiTheme="minorHAnsi" w:cstheme="minorBidi"/>
+              <w:noProof/>
+              <w:sz w:val="22"/>
+              <w:szCs w:val="22"/>
+              <w:lang w:bidi="ar-SA"/>
+            </w:rPr>
+          </w:pPr>
+          <w:hyperlink w:anchor="_Toc231234633" w:history="1">
+            <w:r>
+              <w:rPr>
+                <w:rStyle w:val="aa"/>
+                <w:noProof/>
+              </w:rPr>
+              <w:t>2.5.2 Технологии разработки серверной части</w:t>
+            </w:r>
+            <w:r>
+              <w:rPr>
+                <w:noProof/>
+                <w:webHidden/>
+              </w:rPr>
+              <w:tab/>
+            </w:r>
+            <w:r>
+              <w:rPr>
+                <w:noProof/>
+                <w:webHidden/>
+              </w:rPr>
+              <w:fldChar w:fldCharType="begin"/>
+            </w:r>
+            <w:r>
+              <w:rPr>
+                <w:noProof/>
+                <w:webHidden/>
+              </w:rPr>
+              <w:instrText xml:space="preserve"> PAGEREF _Toc231234633 \h </w:instrText>
+            </w:r>
+            <w:r>
+              <w:rPr>
+                <w:noProof/>
+                <w:webHidden/>
+              </w:rPr>
+            </w:r>
+            <w:r>
+              <w:rPr>
+                <w:noProof/>
+                <w:webHidden/>
+              </w:rPr>
+              <w:fldChar w:fldCharType="separate"/>
+            </w:r>
+            <w:r>
+              <w:rPr>
+                <w:noProof/>
+                <w:webHidden/>
+              </w:rPr>
+              <w:t>33</w:t>
+            </w:r>
+            <w:r>
+              <w:rPr>
+                <w:noProof/>
+                <w:webHidden/>
+              </w:rPr>
+              <w:fldChar w:fldCharType="end"/>
+            </w:r>
+          </w:hyperlink>
+        </w:p>
+        <w:p>
+          <w:pPr>
+            <w:pStyle w:val="31"/>
+            <w:tabs>
+              <w:tab w:val="right" w:leader="dot" w:pos="9344"/>
+            </w:tabs>
+            <w:rPr>
+              <w:rFonts w:asciiTheme="minorHAnsi" w:eastAsiaTheme="minorEastAsia" w:hAnsiTheme="minorHAnsi" w:cstheme="minorBidi"/>
+              <w:noProof/>
+              <w:sz w:val="22"/>
+              <w:szCs w:val="22"/>
+              <w:lang w:bidi="ar-SA"/>
+            </w:rPr>
+          </w:pPr>
+          <w:hyperlink w:anchor="_Toc231234634" w:history="1">
+            <w:r>
+              <w:rPr>
+                <w:rStyle w:val="aa"/>
+                <w:noProof/>
+              </w:rPr>
+              <w:t>2.5.3 База данных</w:t>
+            </w:r>
+            <w:r>
+              <w:rPr>
+                <w:noProof/>
+                <w:webHidden/>
+              </w:rPr>
+              <w:tab/>
+            </w:r>
+            <w:r>
+              <w:rPr>
+                <w:noProof/>
+                <w:webHidden/>
+              </w:rPr>
+              <w:fldChar w:fldCharType="begin"/>
+            </w:r>
+            <w:r>
+              <w:rPr>
+                <w:noProof/>
+                <w:webHidden/>
+              </w:rPr>
+              <w:instrText xml:space="preserve"> PAGEREF _Toc231234634 \h </w:instrText>
+            </w:r>
+            <w:r>
+              <w:rPr>
+                <w:noProof/>
+                <w:webHidden/>
+              </w:rPr>
+            </w:r>
+            <w:r>
+              <w:rPr>
+                <w:noProof/>
+                <w:webHidden/>
+              </w:rPr>
+              <w:fldChar w:fldCharType="separate"/>
+            </w:r>
+            <w:r>
+              <w:rPr>
+                <w:noProof/>
+                <w:webHidden/>
+              </w:rPr>
+              <w:t>33</w:t>
+            </w:r>
+            <w:r>
+              <w:rPr>
+                <w:noProof/>
+                <w:webHidden/>
+              </w:rPr>
+              <w:fldChar w:fldCharType="end"/>
+            </w:r>
+          </w:hyperlink>
+        </w:p>
+        <w:p>
+          <w:pPr>
+            <w:pStyle w:val="31"/>
+            <w:tabs>
+              <w:tab w:val="right" w:leader="dot" w:pos="9344"/>
+            </w:tabs>
+            <w:rPr>
+              <w:rFonts w:asciiTheme="minorHAnsi" w:eastAsiaTheme="minorEastAsia" w:hAnsiTheme="minorHAnsi" w:cstheme="minorBidi"/>
+              <w:noProof/>
+              <w:sz w:val="22"/>
+              <w:szCs w:val="22"/>
+              <w:lang w:bidi="ar-SA"/>
+            </w:rPr>
+          </w:pPr>
+          <w:hyperlink w:anchor="_Toc231234635" w:history="1">
+            <w:r>
+              <w:rPr>
+                <w:rStyle w:val="aa"/>
+                <w:noProof/>
+              </w:rPr>
+              <w:t>2.5.4 Взаимодействие сервисов</w:t>
+            </w:r>
+            <w:r>
+              <w:rPr>
+                <w:noProof/>
+                <w:webHidden/>
+              </w:rPr>
+              <w:tab/>
+            </w:r>
+            <w:r>
+              <w:rPr>
+                <w:noProof/>
+                <w:webHidden/>
+              </w:rPr>
+              <w:fldChar w:fldCharType="begin"/>
+            </w:r>
+            <w:r>
+              <w:rPr>
+                <w:noProof/>
+                <w:webHidden/>
+              </w:rPr>
+              <w:instrText xml:space="preserve"> PAGEREF _Toc231234635 \h </w:instrText>
             </w:r>
             <w:r>
               <w:rPr>
@@ -2604,7 +2864,7 @@
               <w:lang w:bidi="ar-SA"/>
             </w:rPr>
           </w:pPr>
-          <w:hyperlink w:anchor="_Toc231214215" w:history="1">
+          <w:hyperlink w:anchor="_Toc231234636" w:history="1">
             <w:r>
               <w:rPr>
                 <w:rStyle w:val="aa"/>
@@ -2631,7 +2891,7 @@
                 <w:noProof/>
                 <w:webHidden/>
               </w:rPr>
-              <w:instrText xml:space="preserve"> PAGEREF _Toc231214215 \h </w:instrText>
+              <w:instrText xml:space="preserve"> PAGEREF _Toc231234636 \h </w:instrText>
             </w:r>
             <w:r>
               <w:rPr>
@@ -2651,7 +2911,7 @@
                 <w:noProof/>
                 <w:webHidden/>
               </w:rPr>
-              <w:t>40</w:t>
+              <w:t>35</w:t>
             </w:r>
             <w:r>
               <w:rPr>
@@ -2676,7 +2936,7 @@
               <w:lang w:bidi="ar-SA"/>
             </w:rPr>
           </w:pPr>
-          <w:hyperlink w:anchor="_Toc231214216" w:history="1">
+          <w:hyperlink w:anchor="_Toc231234637" w:history="1">
             <w:r>
               <w:rPr>
                 <w:rStyle w:val="aa"/>
@@ -2703,7 +2963,7 @@
                 <w:noProof/>
                 <w:webHidden/>
               </w:rPr>
-              <w:instrText xml:space="preserve"> PAGEREF _Toc231214216 \h </w:instrText>
+              <w:instrText xml:space="preserve"> PAGEREF _Toc231234637 \h </w:instrText>
             </w:r>
             <w:r>
               <w:rPr>
@@ -2723,7 +2983,151 @@
                 <w:noProof/>
                 <w:webHidden/>
               </w:rPr>
-              <w:t>40</w:t>
+              <w:t>35</w:t>
+            </w:r>
+            <w:r>
+              <w:rPr>
+                <w:noProof/>
+                <w:webHidden/>
+              </w:rPr>
+              <w:fldChar w:fldCharType="end"/>
+            </w:r>
+          </w:hyperlink>
+        </w:p>
+        <w:p>
+          <w:pPr>
+            <w:pStyle w:val="31"/>
+            <w:tabs>
+              <w:tab w:val="right" w:leader="dot" w:pos="9344"/>
+            </w:tabs>
+            <w:rPr>
+              <w:rFonts w:asciiTheme="minorHAnsi" w:eastAsiaTheme="minorEastAsia" w:hAnsiTheme="minorHAnsi" w:cstheme="minorBidi"/>
+              <w:noProof/>
+              <w:sz w:val="22"/>
+              <w:szCs w:val="22"/>
+              <w:lang w:bidi="ar-SA"/>
+            </w:rPr>
+          </w:pPr>
+          <w:hyperlink w:anchor="_Toc231234638" w:history="1">
+            <w:r>
+              <w:rPr>
+                <w:rStyle w:val="aa"/>
+                <w:noProof/>
+              </w:rPr>
+              <w:t>3.1.1 Реализация таблиц</w:t>
+            </w:r>
+            <w:r>
+              <w:rPr>
+                <w:noProof/>
+                <w:webHidden/>
+              </w:rPr>
+              <w:tab/>
+            </w:r>
+            <w:r>
+              <w:rPr>
+                <w:noProof/>
+                <w:webHidden/>
+              </w:rPr>
+              <w:fldChar w:fldCharType="begin"/>
+            </w:r>
+            <w:r>
+              <w:rPr>
+                <w:noProof/>
+                <w:webHidden/>
+              </w:rPr>
+              <w:instrText xml:space="preserve"> PAGEREF _Toc231234638 \h </w:instrText>
+            </w:r>
+            <w:r>
+              <w:rPr>
+                <w:noProof/>
+                <w:webHidden/>
+              </w:rPr>
+            </w:r>
+            <w:r>
+              <w:rPr>
+                <w:noProof/>
+                <w:webHidden/>
+              </w:rPr>
+              <w:fldChar w:fldCharType="separate"/>
+            </w:r>
+            <w:r>
+              <w:rPr>
+                <w:noProof/>
+                <w:webHidden/>
+              </w:rPr>
+              <w:t>35</w:t>
+            </w:r>
+            <w:r>
+              <w:rPr>
+                <w:noProof/>
+                <w:webHidden/>
+              </w:rPr>
+              <w:fldChar w:fldCharType="end"/>
+            </w:r>
+          </w:hyperlink>
+        </w:p>
+        <w:p>
+          <w:pPr>
+            <w:pStyle w:val="31"/>
+            <w:tabs>
+              <w:tab w:val="right" w:leader="dot" w:pos="9344"/>
+            </w:tabs>
+            <w:rPr>
+              <w:rFonts w:asciiTheme="minorHAnsi" w:eastAsiaTheme="minorEastAsia" w:hAnsiTheme="minorHAnsi" w:cstheme="minorBidi"/>
+              <w:noProof/>
+              <w:sz w:val="22"/>
+              <w:szCs w:val="22"/>
+              <w:lang w:bidi="ar-SA"/>
+            </w:rPr>
+          </w:pPr>
+          <w:hyperlink w:anchor="_Toc231234639" w:history="1">
+            <w:r>
+              <w:rPr>
+                <w:rStyle w:val="aa"/>
+                <w:noProof/>
+              </w:rPr>
+              <w:t>3.1.2 Реализация индексации и партиционирования</w:t>
+            </w:r>
+            <w:r>
+              <w:rPr>
+                <w:noProof/>
+                <w:webHidden/>
+              </w:rPr>
+              <w:tab/>
+            </w:r>
+            <w:r>
+              <w:rPr>
+                <w:noProof/>
+                <w:webHidden/>
+              </w:rPr>
+              <w:fldChar w:fldCharType="begin"/>
+            </w:r>
+            <w:r>
+              <w:rPr>
+                <w:noProof/>
+                <w:webHidden/>
+              </w:rPr>
+              <w:instrText xml:space="preserve"> PAGEREF _Toc231234639 \h </w:instrText>
+            </w:r>
+            <w:r>
+              <w:rPr>
+                <w:noProof/>
+                <w:webHidden/>
+              </w:rPr>
+            </w:r>
+            <w:r>
+              <w:rPr>
+                <w:noProof/>
+                <w:webHidden/>
+              </w:rPr>
+              <w:fldChar w:fldCharType="separate"/>
+            </w:r>
+            <w:r>
+              <w:rPr>
+                <w:noProof/>
+                <w:webHidden/>
+              </w:rPr>
+              <w:t>36</w:t>
             </w:r>
             <w:r>
               <w:rPr>
@@ -2748,13 +3152,13 @@
               <w:lang w:bidi="ar-SA"/>
             </w:rPr>
           </w:pPr>
-          <w:hyperlink w:anchor="_Toc231214217" w:history="1">
+          <w:hyperlink w:anchor="_Toc231234640" w:history="1">
             <w:r>
               <w:rPr>
                 <w:rStyle w:val="aa"/>
                 <w:noProof/>
               </w:rPr>
-              <w:t>3.2 Реализация API-взаимодействия компонентов системы</w:t>
+              <w:t>3.2 Реализация взаимодействия компонентов системы</w:t>
             </w:r>
             <w:r>
               <w:rPr>
@@ -2775,7 +3179,7 @@
                 <w:noProof/>
                 <w:webHidden/>
               </w:rPr>
-              <w:instrText xml:space="preserve"> PAGEREF _Toc231214217 \h </w:instrText>
+              <w:instrText xml:space="preserve"> PAGEREF _Toc231234640 \h </w:instrText>
             </w:r>
             <w:r>
               <w:rPr>
@@ -2795,7 +3199,223 @@
                 <w:noProof/>
                 <w:webHidden/>
               </w:rPr>
-              <w:t>42</w:t>
+              <w:t>38</w:t>
+            </w:r>
+            <w:r>
+              <w:rPr>
+                <w:noProof/>
+                <w:webHidden/>
+              </w:rPr>
+              <w:fldChar w:fldCharType="end"/>
+            </w:r>
+          </w:hyperlink>
+        </w:p>
+        <w:p>
+          <w:pPr>
+            <w:pStyle w:val="31"/>
+            <w:tabs>
+              <w:tab w:val="right" w:leader="dot" w:pos="9344"/>
+            </w:tabs>
+            <w:rPr>
+              <w:rFonts w:asciiTheme="minorHAnsi" w:eastAsiaTheme="minorEastAsia" w:hAnsiTheme="minorHAnsi" w:cstheme="minorBidi"/>
+              <w:noProof/>
+              <w:sz w:val="22"/>
+              <w:szCs w:val="22"/>
+              <w:lang w:bidi="ar-SA"/>
+            </w:rPr>
+          </w:pPr>
+          <w:hyperlink w:anchor="_Toc231234641" w:history="1">
+            <w:r>
+              <w:rPr>
+                <w:rStyle w:val="aa"/>
+                <w:noProof/>
+              </w:rPr>
+              <w:t>3.2.1 Брокер сообщений</w:t>
+            </w:r>
+            <w:r>
+              <w:rPr>
+                <w:noProof/>
+                <w:webHidden/>
+              </w:rPr>
+              <w:tab/>
+            </w:r>
+            <w:r>
+              <w:rPr>
+                <w:noProof/>
+                <w:webHidden/>
+              </w:rPr>
+              <w:fldChar w:fldCharType="begin"/>
+            </w:r>
+            <w:r>
+              <w:rPr>
+                <w:noProof/>
+                <w:webHidden/>
+              </w:rPr>
+              <w:instrText xml:space="preserve"> PAGEREF _Toc231234641 \h </w:instrText>
+            </w:r>
+            <w:r>
+              <w:rPr>
+                <w:noProof/>
+                <w:webHidden/>
+              </w:rPr>
+            </w:r>
+            <w:r>
+              <w:rPr>
+                <w:noProof/>
+                <w:webHidden/>
+              </w:rPr>
+              <w:fldChar w:fldCharType="separate"/>
+            </w:r>
+            <w:r>
+              <w:rPr>
+                <w:noProof/>
+                <w:webHidden/>
+              </w:rPr>
+              <w:t>38</w:t>
+            </w:r>
+            <w:r>
+              <w:rPr>
+                <w:noProof/>
+                <w:webHidden/>
+              </w:rPr>
+              <w:fldChar w:fldCharType="end"/>
+            </w:r>
+          </w:hyperlink>
+        </w:p>
+        <w:p>
+          <w:pPr>
+            <w:pStyle w:val="31"/>
+            <w:tabs>
+              <w:tab w:val="right" w:leader="dot" w:pos="9344"/>
+            </w:tabs>
+            <w:rPr>
+              <w:rFonts w:asciiTheme="minorHAnsi" w:eastAsiaTheme="minorEastAsia" w:hAnsiTheme="minorHAnsi" w:cstheme="minorBidi"/>
+              <w:noProof/>
+              <w:sz w:val="22"/>
+              <w:szCs w:val="22"/>
+              <w:lang w:bidi="ar-SA"/>
+            </w:rPr>
+          </w:pPr>
+          <w:hyperlink w:anchor="_Toc231234642" w:history="1">
+            <w:r>
+              <w:rPr>
+                <w:rStyle w:val="aa"/>
+                <w:noProof/>
+              </w:rPr>
+              <w:t>3.2.2 API</w:t>
+            </w:r>
+            <w:r>
+              <w:rPr>
+                <w:noProof/>
+                <w:webHidden/>
+              </w:rPr>
+              <w:tab/>
+            </w:r>
+            <w:r>
+              <w:rPr>
+                <w:noProof/>
+                <w:webHidden/>
+              </w:rPr>
+              <w:fldChar w:fldCharType="begin"/>
+            </w:r>
+            <w:r>
+              <w:rPr>
+                <w:noProof/>
+                <w:webHidden/>
+              </w:rPr>
+              <w:instrText xml:space="preserve"> PAGEREF _Toc231234642 \h </w:instrText>
+            </w:r>
+            <w:r>
+              <w:rPr>
+                <w:noProof/>
+                <w:webHidden/>
+              </w:rPr>
+            </w:r>
+            <w:r>
+              <w:rPr>
+                <w:noProof/>
+                <w:webHidden/>
+              </w:rPr>
+              <w:fldChar w:fldCharType="separate"/>
+            </w:r>
+            <w:r>
+              <w:rPr>
+                <w:noProof/>
+                <w:webHidden/>
+              </w:rPr>
+              <w:t>38</w:t>
+            </w:r>
+            <w:r>
+              <w:rPr>
+                <w:noProof/>
+                <w:webHidden/>
+              </w:rPr>
+              <w:fldChar w:fldCharType="end"/>
+            </w:r>
+          </w:hyperlink>
+        </w:p>
+        <w:p>
+          <w:pPr>
+            <w:pStyle w:val="31"/>
+            <w:tabs>
+              <w:tab w:val="right" w:leader="dot" w:pos="9344"/>
+            </w:tabs>
+            <w:rPr>
+              <w:rFonts w:asciiTheme="minorHAnsi" w:eastAsiaTheme="minorEastAsia" w:hAnsiTheme="minorHAnsi" w:cstheme="minorBidi"/>
+              <w:noProof/>
+              <w:sz w:val="22"/>
+              <w:szCs w:val="22"/>
+              <w:lang w:bidi="ar-SA"/>
+            </w:rPr>
+          </w:pPr>
+          <w:hyperlink w:anchor="_Toc231234643" w:history="1">
+            <w:r>
+              <w:rPr>
+                <w:rStyle w:val="aa"/>
+                <w:noProof/>
+              </w:rPr>
+              <w:t>3.2.3 Websocket</w:t>
+            </w:r>
+            <w:r>
+              <w:rPr>
+                <w:noProof/>
+                <w:webHidden/>
+              </w:rPr>
+              <w:tab/>
+            </w:r>
+            <w:r>
+              <w:rPr>
+                <w:noProof/>
+                <w:webHidden/>
+              </w:rPr>
+              <w:fldChar w:fldCharType="begin"/>
+            </w:r>
+            <w:r>
+              <w:rPr>
+                <w:noProof/>
+                <w:webHidden/>
+              </w:rPr>
+              <w:instrText xml:space="preserve"> PAGEREF _Toc231234643 \h </w:instrText>
+            </w:r>
+            <w:r>
+              <w:rPr>
+                <w:noProof/>
+                <w:webHidden/>
+              </w:rPr>
+            </w:r>
+            <w:r>
+              <w:rPr>
+                <w:noProof/>
+                <w:webHidden/>
+              </w:rPr>
+              <w:fldChar w:fldCharType="separate"/>
+            </w:r>
+            <w:r>
+              <w:rPr>
+                <w:noProof/>
+                <w:webHidden/>
+              </w:rPr>
+              <w:t>39</w:t>
             </w:r>
             <w:r>
               <w:rPr>
@@ -2820,7 +3440,7 @@
               <w:lang w:bidi="ar-SA"/>
             </w:rPr>
           </w:pPr>
-          <w:hyperlink w:anchor="_Toc231214218" w:history="1">
+          <w:hyperlink w:anchor="_Toc231234644" w:history="1">
             <w:r>
               <w:rPr>
                 <w:rStyle w:val="aa"/>
@@ -2847,7 +3467,7 @@
                 <w:noProof/>
                 <w:webHidden/>
               </w:rPr>
-              <w:instrText xml:space="preserve"> PAGEREF _Toc231214218 \h </w:instrText>
+              <w:instrText xml:space="preserve"> PAGEREF _Toc231234644 \h </w:instrText>
             </w:r>
             <w:r>
               <w:rPr>
@@ -2867,7 +3487,367 @@
                 <w:noProof/>
                 <w:webHidden/>
               </w:rPr>
-              <w:t>43</w:t>
+              <w:t>41</w:t>
+            </w:r>
+            <w:r>
+              <w:rPr>
+                <w:noProof/>
+                <w:webHidden/>
+              </w:rPr>
+              <w:fldChar w:fldCharType="end"/>
+            </w:r>
+          </w:hyperlink>
+        </w:p>
+        <w:p>
+          <w:pPr>
+            <w:pStyle w:val="31"/>
+            <w:tabs>
+              <w:tab w:val="right" w:leader="dot" w:pos="9344"/>
+            </w:tabs>
+            <w:rPr>
+              <w:rFonts w:asciiTheme="minorHAnsi" w:eastAsiaTheme="minorEastAsia" w:hAnsiTheme="minorHAnsi" w:cstheme="minorBidi"/>
+              <w:noProof/>
+              <w:sz w:val="22"/>
+              <w:szCs w:val="22"/>
+              <w:lang w:bidi="ar-SA"/>
+            </w:rPr>
+          </w:pPr>
+          <w:hyperlink w:anchor="_Toc231234645" w:history="1">
+            <w:r>
+              <w:rPr>
+                <w:rStyle w:val="aa"/>
+                <w:noProof/>
+              </w:rPr>
+              <w:t>3.3.1 Модульная структура проекта</w:t>
+            </w:r>
+            <w:r>
+              <w:rPr>
+                <w:noProof/>
+                <w:webHidden/>
+              </w:rPr>
+              <w:tab/>
+            </w:r>
+            <w:r>
+              <w:rPr>
+                <w:noProof/>
+                <w:webHidden/>
+              </w:rPr>
+              <w:fldChar w:fldCharType="begin"/>
+            </w:r>
+            <w:r>
+              <w:rPr>
+                <w:noProof/>
+                <w:webHidden/>
+              </w:rPr>
+              <w:instrText xml:space="preserve"> PAGEREF _Toc231234645 \h </w:instrText>
+            </w:r>
+            <w:r>
+              <w:rPr>
+                <w:noProof/>
+                <w:webHidden/>
+              </w:rPr>
+            </w:r>
+            <w:r>
+              <w:rPr>
+                <w:noProof/>
+                <w:webHidden/>
+              </w:rPr>
+              <w:fldChar w:fldCharType="separate"/>
+            </w:r>
+            <w:r>
+              <w:rPr>
+                <w:noProof/>
+                <w:webHidden/>
+              </w:rPr>
+              <w:t>41</w:t>
+            </w:r>
+            <w:r>
+              <w:rPr>
+                <w:noProof/>
+                <w:webHidden/>
+              </w:rPr>
+              <w:fldChar w:fldCharType="end"/>
+            </w:r>
+          </w:hyperlink>
+        </w:p>
+        <w:p>
+          <w:pPr>
+            <w:pStyle w:val="31"/>
+            <w:tabs>
+              <w:tab w:val="right" w:leader="dot" w:pos="9344"/>
+            </w:tabs>
+            <w:rPr>
+              <w:rFonts w:asciiTheme="minorHAnsi" w:eastAsiaTheme="minorEastAsia" w:hAnsiTheme="minorHAnsi" w:cstheme="minorBidi"/>
+              <w:noProof/>
+              <w:sz w:val="22"/>
+              <w:szCs w:val="22"/>
+              <w:lang w:bidi="ar-SA"/>
+            </w:rPr>
+          </w:pPr>
+          <w:hyperlink w:anchor="_Toc231234646" w:history="1">
+            <w:r>
+              <w:rPr>
+                <w:rStyle w:val="aa"/>
+                <w:noProof/>
+              </w:rPr>
+              <w:t>3.3.2 Реализация моделей</w:t>
+            </w:r>
+            <w:r>
+              <w:rPr>
+                <w:noProof/>
+                <w:webHidden/>
+              </w:rPr>
+              <w:tab/>
+            </w:r>
+            <w:r>
+              <w:rPr>
+                <w:noProof/>
+                <w:webHidden/>
+              </w:rPr>
+              <w:fldChar w:fldCharType="begin"/>
+            </w:r>
+            <w:r>
+              <w:rPr>
+                <w:noProof/>
+                <w:webHidden/>
+              </w:rPr>
+              <w:instrText xml:space="preserve"> PAGEREF _Toc231234646 \h </w:instrText>
+            </w:r>
+            <w:r>
+              <w:rPr>
+                <w:noProof/>
+                <w:webHidden/>
+              </w:rPr>
+            </w:r>
+            <w:r>
+              <w:rPr>
+                <w:noProof/>
+                <w:webHidden/>
+              </w:rPr>
+              <w:fldChar w:fldCharType="separate"/>
+            </w:r>
+            <w:r>
+              <w:rPr>
+                <w:noProof/>
+                <w:webHidden/>
+              </w:rPr>
+              <w:t>41</w:t>
+            </w:r>
+            <w:r>
+              <w:rPr>
+                <w:noProof/>
+                <w:webHidden/>
+              </w:rPr>
+              <w:fldChar w:fldCharType="end"/>
+            </w:r>
+          </w:hyperlink>
+        </w:p>
+        <w:p>
+          <w:pPr>
+            <w:pStyle w:val="31"/>
+            <w:tabs>
+              <w:tab w:val="right" w:leader="dot" w:pos="9344"/>
+            </w:tabs>
+            <w:rPr>
+              <w:rFonts w:asciiTheme="minorHAnsi" w:eastAsiaTheme="minorEastAsia" w:hAnsiTheme="minorHAnsi" w:cstheme="minorBidi"/>
+              <w:noProof/>
+              <w:sz w:val="22"/>
+              <w:szCs w:val="22"/>
+              <w:lang w:bidi="ar-SA"/>
+            </w:rPr>
+          </w:pPr>
+          <w:hyperlink w:anchor="_Toc231234647" w:history="1">
+            <w:r>
+              <w:rPr>
+                <w:rStyle w:val="aa"/>
+                <w:noProof/>
+              </w:rPr>
+              <w:t>3.3.3 Реализация сервисов</w:t>
+            </w:r>
+            <w:r>
+              <w:rPr>
+                <w:noProof/>
+                <w:webHidden/>
+              </w:rPr>
+              <w:tab/>
+            </w:r>
+            <w:r>
+              <w:rPr>
+                <w:noProof/>
+                <w:webHidden/>
+              </w:rPr>
+              <w:fldChar w:fldCharType="begin"/>
+            </w:r>
+            <w:r>
+              <w:rPr>
+                <w:noProof/>
+                <w:webHidden/>
+              </w:rPr>
+              <w:instrText xml:space="preserve"> PAGEREF _Toc231234647 \h </w:instrText>
+            </w:r>
+            <w:r>
+              <w:rPr>
+                <w:noProof/>
+                <w:webHidden/>
+              </w:rPr>
+            </w:r>
+            <w:r>
+              <w:rPr>
+                <w:noProof/>
+                <w:webHidden/>
+              </w:rPr>
+              <w:fldChar w:fldCharType="separate"/>
+            </w:r>
+            <w:r>
+              <w:rPr>
+                <w:noProof/>
+                <w:webHidden/>
+              </w:rPr>
+              <w:t>41</w:t>
+            </w:r>
+            <w:r>
+              <w:rPr>
+                <w:noProof/>
+                <w:webHidden/>
+              </w:rPr>
+              <w:fldChar w:fldCharType="end"/>
+            </w:r>
+          </w:hyperlink>
+        </w:p>
+        <w:p>
+          <w:pPr>
+            <w:pStyle w:val="31"/>
+            <w:tabs>
+              <w:tab w:val="right" w:leader="dot" w:pos="9344"/>
+            </w:tabs>
+            <w:rPr>
+              <w:rFonts w:asciiTheme="minorHAnsi" w:eastAsiaTheme="minorEastAsia" w:hAnsiTheme="minorHAnsi" w:cstheme="minorBidi"/>
+              <w:noProof/>
+              <w:sz w:val="22"/>
+              <w:szCs w:val="22"/>
+              <w:lang w:bidi="ar-SA"/>
+            </w:rPr>
+          </w:pPr>
+          <w:hyperlink w:anchor="_Toc231234648" w:history="1">
+            <w:r>
+              <w:rPr>
+                <w:rStyle w:val="aa"/>
+                <w:noProof/>
+              </w:rPr>
+              <w:t>3.3.4 Реализация контроллеров</w:t>
+            </w:r>
+            <w:r>
+              <w:rPr>
+                <w:noProof/>
+                <w:webHidden/>
+              </w:rPr>
+              <w:tab/>
+            </w:r>
+            <w:r>
+              <w:rPr>
+                <w:noProof/>
+                <w:webHidden/>
+              </w:rPr>
+              <w:fldChar w:fldCharType="begin"/>
+            </w:r>
+            <w:r>
+              <w:rPr>
+                <w:noProof/>
+                <w:webHidden/>
+              </w:rPr>
+              <w:instrText xml:space="preserve"> PAGEREF _Toc231234648 \h </w:instrText>
+            </w:r>
+            <w:r>
+              <w:rPr>
+                <w:noProof/>
+                <w:webHidden/>
+              </w:rPr>
+            </w:r>
+            <w:r>
+              <w:rPr>
+                <w:noProof/>
+                <w:webHidden/>
+              </w:rPr>
+              <w:fldChar w:fldCharType="separate"/>
+            </w:r>
+            <w:r>
+              <w:rPr>
+                <w:noProof/>
+                <w:webHidden/>
+              </w:rPr>
+              <w:t>41</w:t>
+            </w:r>
+            <w:r>
+              <w:rPr>
+                <w:noProof/>
+                <w:webHidden/>
+              </w:rPr>
+              <w:fldChar w:fldCharType="end"/>
+            </w:r>
+          </w:hyperlink>
+        </w:p>
+        <w:p>
+          <w:pPr>
+            <w:pStyle w:val="31"/>
+            <w:tabs>
+              <w:tab w:val="right" w:leader="dot" w:pos="9344"/>
+            </w:tabs>
+            <w:rPr>
+              <w:rFonts w:asciiTheme="minorHAnsi" w:eastAsiaTheme="minorEastAsia" w:hAnsiTheme="minorHAnsi" w:cstheme="minorBidi"/>
+              <w:noProof/>
+              <w:sz w:val="22"/>
+              <w:szCs w:val="22"/>
+              <w:lang w:bidi="ar-SA"/>
+            </w:rPr>
+          </w:pPr>
+          <w:hyperlink w:anchor="_Toc231234649" w:history="1">
+            <w:r>
+              <w:rPr>
+                <w:rStyle w:val="aa"/>
+                <w:noProof/>
+              </w:rPr>
+              <w:t>3.3.5 Реализация системы безопасности</w:t>
+            </w:r>
+            <w:r>
+              <w:rPr>
+                <w:noProof/>
+                <w:webHidden/>
+              </w:rPr>
+              <w:tab/>
+            </w:r>
+            <w:r>
+              <w:rPr>
+                <w:noProof/>
+                <w:webHidden/>
+              </w:rPr>
+              <w:fldChar w:fldCharType="begin"/>
+            </w:r>
+            <w:r>
+              <w:rPr>
+                <w:noProof/>
+                <w:webHidden/>
+              </w:rPr>
+              <w:instrText xml:space="preserve"> PAGEREF _Toc231234649 \h </w:instrText>
+            </w:r>
+            <w:r>
+              <w:rPr>
+                <w:noProof/>
+                <w:webHidden/>
+              </w:rPr>
+            </w:r>
+            <w:r>
+              <w:rPr>
+                <w:noProof/>
+                <w:webHidden/>
+              </w:rPr>
+              <w:fldChar w:fldCharType="separate"/>
+            </w:r>
+            <w:r>
+              <w:rPr>
+                <w:noProof/>
+                <w:webHidden/>
+              </w:rPr>
+              <w:t>41</w:t>
             </w:r>
             <w:r>
               <w:rPr>
@@ -2892,7 +3872,7 @@
               <w:lang w:bidi="ar-SA"/>
             </w:rPr>
           </w:pPr>
-          <w:hyperlink w:anchor="_Toc231214219" w:history="1">
+          <w:hyperlink w:anchor="_Toc231234650" w:history="1">
             <w:r>
               <w:rPr>
                 <w:rStyle w:val="aa"/>
@@ -2919,7 +3899,7 @@
                 <w:noProof/>
                 <w:webHidden/>
               </w:rPr>
-              <w:instrText xml:space="preserve"> PAGEREF _Toc231214219 \h </w:instrText>
+              <w:instrText xml:space="preserve"> PAGEREF _Toc231234650 \h </w:instrText>
             </w:r>
             <w:r>
               <w:rPr>
@@ -2939,7 +3919,439 @@
                 <w:noProof/>
                 <w:webHidden/>
               </w:rPr>
-              <w:t>43</w:t>
+              <w:t>41</w:t>
+            </w:r>
+            <w:r>
+              <w:rPr>
+                <w:noProof/>
+                <w:webHidden/>
+              </w:rPr>
+              <w:fldChar w:fldCharType="end"/>
+            </w:r>
+          </w:hyperlink>
+        </w:p>
+        <w:p>
+          <w:pPr>
+            <w:pStyle w:val="31"/>
+            <w:tabs>
+              <w:tab w:val="right" w:leader="dot" w:pos="9344"/>
+            </w:tabs>
+            <w:rPr>
+              <w:rFonts w:asciiTheme="minorHAnsi" w:eastAsiaTheme="minorEastAsia" w:hAnsiTheme="minorHAnsi" w:cstheme="minorBidi"/>
+              <w:noProof/>
+              <w:sz w:val="22"/>
+              <w:szCs w:val="22"/>
+              <w:lang w:bidi="ar-SA"/>
+            </w:rPr>
+          </w:pPr>
+          <w:hyperlink w:anchor="_Toc231234651" w:history="1">
+            <w:r>
+              <w:rPr>
+                <w:rStyle w:val="aa"/>
+                <w:noProof/>
+              </w:rPr>
+              <w:t>3.4.1 Модульная структура проекта</w:t>
+            </w:r>
+            <w:r>
+              <w:rPr>
+                <w:noProof/>
+                <w:webHidden/>
+              </w:rPr>
+              <w:tab/>
+            </w:r>
+            <w:r>
+              <w:rPr>
+                <w:noProof/>
+                <w:webHidden/>
+              </w:rPr>
+              <w:fldChar w:fldCharType="begin"/>
+            </w:r>
+            <w:r>
+              <w:rPr>
+                <w:noProof/>
+                <w:webHidden/>
+              </w:rPr>
+              <w:instrText xml:space="preserve"> PAGEREF _Toc231234651 \h </w:instrText>
+            </w:r>
+            <w:r>
+              <w:rPr>
+                <w:noProof/>
+                <w:webHidden/>
+              </w:rPr>
+            </w:r>
+            <w:r>
+              <w:rPr>
+                <w:noProof/>
+                <w:webHidden/>
+              </w:rPr>
+              <w:fldChar w:fldCharType="separate"/>
+            </w:r>
+            <w:r>
+              <w:rPr>
+                <w:noProof/>
+                <w:webHidden/>
+              </w:rPr>
+              <w:t>41</w:t>
+            </w:r>
+            <w:r>
+              <w:rPr>
+                <w:noProof/>
+                <w:webHidden/>
+              </w:rPr>
+              <w:fldChar w:fldCharType="end"/>
+            </w:r>
+          </w:hyperlink>
+        </w:p>
+        <w:p>
+          <w:pPr>
+            <w:pStyle w:val="31"/>
+            <w:tabs>
+              <w:tab w:val="right" w:leader="dot" w:pos="9344"/>
+            </w:tabs>
+            <w:rPr>
+              <w:rFonts w:asciiTheme="minorHAnsi" w:eastAsiaTheme="minorEastAsia" w:hAnsiTheme="minorHAnsi" w:cstheme="minorBidi"/>
+              <w:noProof/>
+              <w:sz w:val="22"/>
+              <w:szCs w:val="22"/>
+              <w:lang w:bidi="ar-SA"/>
+            </w:rPr>
+          </w:pPr>
+          <w:hyperlink w:anchor="_Toc231234652" w:history="1">
+            <w:r>
+              <w:rPr>
+                <w:rStyle w:val="aa"/>
+                <w:noProof/>
+              </w:rPr>
+              <w:t>3.4.2 Реализация общих компонентов</w:t>
+            </w:r>
+            <w:r>
+              <w:rPr>
+                <w:noProof/>
+                <w:webHidden/>
+              </w:rPr>
+              <w:tab/>
+            </w:r>
+            <w:r>
+              <w:rPr>
+                <w:noProof/>
+                <w:webHidden/>
+              </w:rPr>
+              <w:fldChar w:fldCharType="begin"/>
+            </w:r>
+            <w:r>
+              <w:rPr>
+                <w:noProof/>
+                <w:webHidden/>
+              </w:rPr>
+              <w:instrText xml:space="preserve"> PAGEREF _Toc231234652 \h </w:instrText>
+            </w:r>
+            <w:r>
+              <w:rPr>
+                <w:noProof/>
+                <w:webHidden/>
+              </w:rPr>
+            </w:r>
+            <w:r>
+              <w:rPr>
+                <w:noProof/>
+                <w:webHidden/>
+              </w:rPr>
+              <w:fldChar w:fldCharType="separate"/>
+            </w:r>
+            <w:r>
+              <w:rPr>
+                <w:noProof/>
+                <w:webHidden/>
+              </w:rPr>
+              <w:t>41</w:t>
+            </w:r>
+            <w:r>
+              <w:rPr>
+                <w:noProof/>
+                <w:webHidden/>
+              </w:rPr>
+              <w:fldChar w:fldCharType="end"/>
+            </w:r>
+          </w:hyperlink>
+        </w:p>
+        <w:p>
+          <w:pPr>
+            <w:pStyle w:val="31"/>
+            <w:tabs>
+              <w:tab w:val="right" w:leader="dot" w:pos="9344"/>
+            </w:tabs>
+            <w:rPr>
+              <w:rFonts w:asciiTheme="minorHAnsi" w:eastAsiaTheme="minorEastAsia" w:hAnsiTheme="minorHAnsi" w:cstheme="minorBidi"/>
+              <w:noProof/>
+              <w:sz w:val="22"/>
+              <w:szCs w:val="22"/>
+              <w:lang w:bidi="ar-SA"/>
+            </w:rPr>
+          </w:pPr>
+          <w:hyperlink w:anchor="_Toc231234653" w:history="1">
+            <w:r>
+              <w:rPr>
+                <w:rStyle w:val="aa"/>
+                <w:noProof/>
+              </w:rPr>
+              <w:t>3.4.3 Реализация раздела «Главная»</w:t>
+            </w:r>
+            <w:r>
+              <w:rPr>
+                <w:noProof/>
+                <w:webHidden/>
+              </w:rPr>
+              <w:tab/>
+            </w:r>
+            <w:r>
+              <w:rPr>
+                <w:noProof/>
+                <w:webHidden/>
+              </w:rPr>
+              <w:fldChar w:fldCharType="begin"/>
+            </w:r>
+            <w:r>
+              <w:rPr>
+                <w:noProof/>
+                <w:webHidden/>
+              </w:rPr>
+              <w:instrText xml:space="preserve"> PAGEREF _Toc231234653 \h </w:instrText>
+            </w:r>
+            <w:r>
+              <w:rPr>
+                <w:noProof/>
+                <w:webHidden/>
+              </w:rPr>
+            </w:r>
+            <w:r>
+              <w:rPr>
+                <w:noProof/>
+                <w:webHidden/>
+              </w:rPr>
+              <w:fldChar w:fldCharType="separate"/>
+            </w:r>
+            <w:r>
+              <w:rPr>
+                <w:noProof/>
+                <w:webHidden/>
+              </w:rPr>
+              <w:t>41</w:t>
+            </w:r>
+            <w:r>
+              <w:rPr>
+                <w:noProof/>
+                <w:webHidden/>
+              </w:rPr>
+              <w:fldChar w:fldCharType="end"/>
+            </w:r>
+          </w:hyperlink>
+        </w:p>
+        <w:p>
+          <w:pPr>
+            <w:pStyle w:val="31"/>
+            <w:tabs>
+              <w:tab w:val="right" w:leader="dot" w:pos="9344"/>
+            </w:tabs>
+            <w:rPr>
+              <w:rFonts w:asciiTheme="minorHAnsi" w:eastAsiaTheme="minorEastAsia" w:hAnsiTheme="minorHAnsi" w:cstheme="minorBidi"/>
+              <w:noProof/>
+              <w:sz w:val="22"/>
+              <w:szCs w:val="22"/>
+              <w:lang w:bidi="ar-SA"/>
+            </w:rPr>
+          </w:pPr>
+          <w:hyperlink w:anchor="_Toc231234654" w:history="1">
+            <w:r>
+              <w:rPr>
+                <w:rStyle w:val="aa"/>
+                <w:noProof/>
+              </w:rPr>
+              <w:t>3.4.4 Реализация раздела «Партии металла»</w:t>
+            </w:r>
+            <w:r>
+              <w:rPr>
+                <w:noProof/>
+                <w:webHidden/>
+              </w:rPr>
+              <w:tab/>
+            </w:r>
+            <w:r>
+              <w:rPr>
+                <w:noProof/>
+                <w:webHidden/>
+              </w:rPr>
+              <w:fldChar w:fldCharType="begin"/>
+            </w:r>
+            <w:r>
+              <w:rPr>
+                <w:noProof/>
+                <w:webHidden/>
+              </w:rPr>
+              <w:instrText xml:space="preserve"> PAGEREF _Toc231234654 \h </w:instrText>
+            </w:r>
+            <w:r>
+              <w:rPr>
+                <w:noProof/>
+                <w:webHidden/>
+              </w:rPr>
+            </w:r>
+            <w:r>
+              <w:rPr>
+                <w:noProof/>
+                <w:webHidden/>
+              </w:rPr>
+              <w:fldChar w:fldCharType="separate"/>
+            </w:r>
+            <w:r>
+              <w:rPr>
+                <w:noProof/>
+                <w:webHidden/>
+              </w:rPr>
+              <w:t>41</w:t>
+            </w:r>
+            <w:r>
+              <w:rPr>
+                <w:noProof/>
+                <w:webHidden/>
+              </w:rPr>
+              <w:fldChar w:fldCharType="end"/>
+            </w:r>
+          </w:hyperlink>
+        </w:p>
+        <w:p>
+          <w:pPr>
+            <w:pStyle w:val="31"/>
+            <w:tabs>
+              <w:tab w:val="right" w:leader="dot" w:pos="9344"/>
+            </w:tabs>
+            <w:rPr>
+              <w:rFonts w:asciiTheme="minorHAnsi" w:eastAsiaTheme="minorEastAsia" w:hAnsiTheme="minorHAnsi" w:cstheme="minorBidi"/>
+              <w:noProof/>
+              <w:sz w:val="22"/>
+              <w:szCs w:val="22"/>
+              <w:lang w:bidi="ar-SA"/>
+            </w:rPr>
+          </w:pPr>
+          <w:hyperlink w:anchor="_Toc231234655" w:history="1">
+            <w:r>
+              <w:rPr>
+                <w:rStyle w:val="aa"/>
+                <w:noProof/>
+              </w:rPr>
+              <w:t>3.4.5 Реализация раздела «Детальная информация партии»</w:t>
+            </w:r>
+            <w:r>
+              <w:rPr>
+                <w:noProof/>
+                <w:webHidden/>
+              </w:rPr>
+              <w:tab/>
+            </w:r>
+            <w:r>
+              <w:rPr>
+                <w:noProof/>
+                <w:webHidden/>
+              </w:rPr>
+              <w:fldChar w:fldCharType="begin"/>
+            </w:r>
+            <w:r>
+              <w:rPr>
+                <w:noProof/>
+                <w:webHidden/>
+              </w:rPr>
+              <w:instrText xml:space="preserve"> PAGEREF _Toc231234655 \h </w:instrText>
+            </w:r>
+            <w:r>
+              <w:rPr>
+                <w:noProof/>
+                <w:webHidden/>
+              </w:rPr>
+            </w:r>
+            <w:r>
+              <w:rPr>
+                <w:noProof/>
+                <w:webHidden/>
+              </w:rPr>
+              <w:fldChar w:fldCharType="separate"/>
+            </w:r>
+            <w:r>
+              <w:rPr>
+                <w:noProof/>
+                <w:webHidden/>
+              </w:rPr>
+              <w:t>41</w:t>
+            </w:r>
+            <w:r>
+              <w:rPr>
+                <w:noProof/>
+                <w:webHidden/>
+              </w:rPr>
+              <w:fldChar w:fldCharType="end"/>
+            </w:r>
+          </w:hyperlink>
+        </w:p>
+        <w:p>
+          <w:pPr>
+            <w:pStyle w:val="21"/>
+            <w:tabs>
+              <w:tab w:val="right" w:leader="dot" w:pos="9344"/>
+            </w:tabs>
+            <w:rPr>
+              <w:rFonts w:asciiTheme="minorHAnsi" w:eastAsiaTheme="minorEastAsia" w:hAnsiTheme="minorHAnsi" w:cstheme="minorBidi"/>
+              <w:noProof/>
+              <w:sz w:val="22"/>
+              <w:szCs w:val="22"/>
+              <w:lang w:bidi="ar-SA"/>
+            </w:rPr>
+          </w:pPr>
+          <w:hyperlink w:anchor="_Toc231234656" w:history="1">
+            <w:r>
+              <w:rPr>
+                <w:rStyle w:val="aa"/>
+                <w:noProof/>
+              </w:rPr>
+              <w:t>3.5 Итоги реализации системы</w:t>
+            </w:r>
+            <w:r>
+              <w:rPr>
+                <w:noProof/>
+                <w:webHidden/>
+              </w:rPr>
+              <w:tab/>
+            </w:r>
+            <w:r>
+              <w:rPr>
+                <w:noProof/>
+                <w:webHidden/>
+              </w:rPr>
+              <w:fldChar w:fldCharType="begin"/>
+            </w:r>
+            <w:r>
+              <w:rPr>
+                <w:noProof/>
+                <w:webHidden/>
+              </w:rPr>
+              <w:instrText xml:space="preserve"> PAGEREF _Toc231234656 \h </w:instrText>
+            </w:r>
+            <w:r>
+              <w:rPr>
+                <w:noProof/>
+                <w:webHidden/>
+              </w:rPr>
+            </w:r>
+            <w:r>
+              <w:rPr>
+                <w:noProof/>
+                <w:webHidden/>
+              </w:rPr>
+              <w:fldChar w:fldCharType="separate"/>
+            </w:r>
+            <w:r>
+              <w:rPr>
+                <w:noProof/>
+                <w:webHidden/>
+              </w:rPr>
+              <w:t>45</w:t>
             </w:r>
             <w:r>
               <w:rPr>
@@ -2964,7 +4376,7 @@
               <w:lang w:bidi="ar-SA"/>
             </w:rPr>
           </w:pPr>
-          <w:hyperlink w:anchor="_Toc231214220" w:history="1">
+          <w:hyperlink w:anchor="_Toc231234657" w:history="1">
             <w:r>
               <w:rPr>
                 <w:rStyle w:val="aa"/>
@@ -2991,7 +4403,7 @@
                 <w:noProof/>
                 <w:webHidden/>
               </w:rPr>
-              <w:instrText xml:space="preserve"> PAGEREF _Toc231214220 \h </w:instrText>
+              <w:instrText xml:space="preserve"> PAGEREF _Toc231234657 \h </w:instrText>
             </w:r>
             <w:r>
               <w:rPr>
@@ -3011,7 +4423,7 @@
                 <w:noProof/>
                 <w:webHidden/>
               </w:rPr>
-              <w:t>48</w:t>
+              <w:t>46</w:t>
             </w:r>
             <w:r>
               <w:rPr>
@@ -3036,7 +4448,7 @@
               <w:lang w:bidi="ar-SA"/>
             </w:rPr>
           </w:pPr>
-          <w:hyperlink w:anchor="_Toc231214221" w:history="1">
+          <w:hyperlink w:anchor="_Toc231234658" w:history="1">
             <w:r>
               <w:rPr>
                 <w:rStyle w:val="aa"/>
@@ -3063,7 +4475,7 @@
                 <w:noProof/>
                 <w:webHidden/>
               </w:rPr>
-              <w:instrText xml:space="preserve"> PAGEREF _Toc231214221 \h </w:instrText>
+              <w:instrText xml:space="preserve"> PAGEREF _Toc231234658 \h </w:instrText>
             </w:r>
             <w:r>
               <w:rPr>
@@ -3083,7 +4495,7 @@
                 <w:noProof/>
                 <w:webHidden/>
               </w:rPr>
-              <w:t>49</w:t>
+              <w:t>47</w:t>
             </w:r>
             <w:r>
               <w:rPr>
@@ -3108,7 +4520,7 @@
               <w:lang w:bidi="ar-SA"/>
             </w:rPr>
           </w:pPr>
-          <w:hyperlink w:anchor="_Toc231214222" w:history="1">
+          <w:hyperlink w:anchor="_Toc231234659" w:history="1">
             <w:r>
               <w:rPr>
                 <w:rStyle w:val="aa"/>
@@ -3135,7 +4547,7 @@
                 <w:noProof/>
                 <w:webHidden/>
               </w:rPr>
-              <w:instrText xml:space="preserve"> PAGEREF _Toc231214222 \h </w:instrText>
+              <w:instrText xml:space="preserve"> PAGEREF _Toc231234659 \h </w:instrText>
             </w:r>
             <w:r>
               <w:rPr>
@@ -3155,7 +4567,7 @@
                 <w:noProof/>
                 <w:webHidden/>
               </w:rPr>
-              <w:t>52</w:t>
+              <w:t>50</w:t>
             </w:r>
             <w:r>
               <w:rPr>
@@ -3201,7 +4613,7 @@
         </w:rPr>
       </w:pPr>
       <w:bookmarkStart w:id="0" w:name="_Toc231062503"/>
-      <w:bookmarkStart w:id="1" w:name="_Toc231214195"/>
+      <w:bookmarkStart w:id="1" w:name="_Toc231234612"/>
       <w:r>
         <w:rPr>
           <w:lang w:val="ru-RU"/>
@@ -3222,7 +4634,12 @@
       </w:r>
       <w:proofErr w:type="spellEnd"/>
       <w:r>
-        <w:t xml:space="preserve">), одного из крупнейших мировых производителей цветных и драгоценных металлов. </w:t>
+        <w:t>), одного из</w:t>
+      </w:r>
+      <w:bookmarkStart w:id="2" w:name="_GoBack"/>
+      <w:bookmarkEnd w:id="2"/>
+      <w:r>
+        <w:t xml:space="preserve"> крупнейших мировых производителей цветных и драгоценных металлов. </w:t>
       </w:r>
       <w:r>
         <w:t>Для предприятий такого масштаба характерны высокие объёмы производственных данных, поступающих из различных автоматизированных систем управления технологическими процессами</w:t>
@@ -3611,21 +5028,21 @@
           <w:numId w:val="20"/>
         </w:numPr>
       </w:pPr>
-      <w:bookmarkStart w:id="2" w:name="_Toc231062504"/>
-      <w:bookmarkStart w:id="3" w:name="_Toc231214196"/>
+      <w:bookmarkStart w:id="3" w:name="_Toc231062504"/>
+      <w:bookmarkStart w:id="4" w:name="_Toc231234613"/>
       <w:r>
         <w:lastRenderedPageBreak/>
         <w:t>АНАЛИЗ ПРЕДМЕТНОЙ ОБЛАСТИ</w:t>
       </w:r>
-      <w:bookmarkEnd w:id="2"/>
       <w:bookmarkEnd w:id="3"/>
+      <w:bookmarkEnd w:id="4"/>
     </w:p>
     <w:p>
       <w:pPr>
         <w:pStyle w:val="2"/>
       </w:pPr>
-      <w:bookmarkStart w:id="4" w:name="_Toc231062505"/>
-      <w:bookmarkStart w:id="5" w:name="_Toc231214197"/>
+      <w:bookmarkStart w:id="5" w:name="_Toc231062505"/>
+      <w:bookmarkStart w:id="6" w:name="_Toc231234614"/>
       <w:proofErr w:type="spellStart"/>
       <w:r>
         <w:t>Описание</w:t>
@@ -3646,8 +5063,8 @@
       <w:r>
         <w:t>области</w:t>
       </w:r>
-      <w:bookmarkEnd w:id="4"/>
       <w:bookmarkEnd w:id="5"/>
+      <w:bookmarkEnd w:id="6"/>
       <w:proofErr w:type="spellEnd"/>
     </w:p>
     <w:p>
@@ -3795,16 +5212,16 @@
           <w:lang w:val="ru-RU"/>
         </w:rPr>
       </w:pPr>
-      <w:bookmarkStart w:id="6" w:name="_Toc231062506"/>
-      <w:bookmarkStart w:id="7" w:name="_Toc231214198"/>
+      <w:bookmarkStart w:id="7" w:name="_Toc231062506"/>
+      <w:bookmarkStart w:id="8" w:name="_Toc231234615"/>
       <w:r>
         <w:rPr>
           <w:lang w:val="ru-RU"/>
         </w:rPr>
         <w:t>Обзор существующих информационных систем управления качеством</w:t>
       </w:r>
-      <w:bookmarkEnd w:id="6"/>
       <w:bookmarkEnd w:id="7"/>
+      <w:bookmarkEnd w:id="8"/>
     </w:p>
     <w:p>
       <w:pPr>
@@ -3813,14 +5230,14 @@
           <w:lang w:val="ru-RU"/>
         </w:rPr>
       </w:pPr>
-      <w:bookmarkStart w:id="8" w:name="_Toc231214199"/>
+      <w:bookmarkStart w:id="9" w:name="_Toc231234616"/>
       <w:r>
         <w:rPr>
           <w:lang w:val="ru-RU"/>
         </w:rPr>
         <w:t>Платформы сбора и аналитики промышленных данных</w:t>
       </w:r>
-      <w:bookmarkEnd w:id="8"/>
+      <w:bookmarkEnd w:id="9"/>
     </w:p>
     <w:p>
       <w:r>
@@ -4074,14 +5491,14 @@
           <w:lang w:val="ru-RU"/>
         </w:rPr>
       </w:pPr>
-      <w:bookmarkStart w:id="9" w:name="_Toc231214200"/>
+      <w:bookmarkStart w:id="10" w:name="_Toc231234617"/>
       <w:r>
         <w:rPr>
           <w:lang w:val="ru-RU"/>
         </w:rPr>
         <w:t>Специализированные системы управления качеством металлургического производства</w:t>
       </w:r>
-      <w:bookmarkEnd w:id="9"/>
+      <w:bookmarkEnd w:id="10"/>
     </w:p>
     <w:p>
       <w:proofErr w:type="spellStart"/>
@@ -4266,17 +5683,17 @@
           <w:lang w:val="ru-RU"/>
         </w:rPr>
       </w:pPr>
-      <w:bookmarkStart w:id="10" w:name="_Toc230290901"/>
-      <w:bookmarkStart w:id="11" w:name="_Toc231062509"/>
-      <w:bookmarkStart w:id="12" w:name="_Toc231214201"/>
+      <w:bookmarkStart w:id="11" w:name="_Toc230290901"/>
+      <w:bookmarkStart w:id="12" w:name="_Toc231062509"/>
+      <w:bookmarkStart w:id="13" w:name="_Toc231234618"/>
       <w:r>
         <w:rPr>
           <w:lang w:val="ru-RU"/>
         </w:rPr>
         <w:t>Комплексные</w:t>
       </w:r>
-      <w:bookmarkEnd w:id="10"/>
       <w:bookmarkEnd w:id="11"/>
+      <w:bookmarkEnd w:id="12"/>
       <w:r>
         <w:rPr>
           <w:lang w:val="ru-RU"/>
@@ -4292,7 +5709,7 @@
         </w:rPr>
         <w:t>-платформы с модулем управления качеством</w:t>
       </w:r>
-      <w:bookmarkEnd w:id="12"/>
+      <w:bookmarkEnd w:id="13"/>
     </w:p>
     <w:p>
       <w:proofErr w:type="spellStart"/>
@@ -4441,13 +5858,13 @@
       <w:pPr>
         <w:pStyle w:val="2"/>
       </w:pPr>
-      <w:bookmarkStart w:id="13" w:name="_Toc231062510"/>
-      <w:bookmarkStart w:id="14" w:name="_Toc231214202"/>
+      <w:bookmarkStart w:id="14" w:name="_Toc231062510"/>
+      <w:bookmarkStart w:id="15" w:name="_Toc231234619"/>
       <w:r>
         <w:t>Сравнительный анализ существующих решений</w:t>
       </w:r>
-      <w:bookmarkEnd w:id="13"/>
       <w:bookmarkEnd w:id="14"/>
+      <w:bookmarkEnd w:id="15"/>
     </w:p>
     <w:p>
       <w:r>
@@ -6257,8 +7674,8 @@
       <w:pPr>
         <w:pStyle w:val="2"/>
       </w:pPr>
-      <w:bookmarkStart w:id="15" w:name="_Toc231062511"/>
-      <w:bookmarkStart w:id="16" w:name="_Toc231214203"/>
+      <w:bookmarkStart w:id="16" w:name="_Toc231062511"/>
+      <w:bookmarkStart w:id="17" w:name="_Toc231234620"/>
       <w:proofErr w:type="spellStart"/>
       <w:r>
         <w:t>Постановка</w:t>
@@ -6287,8 +7704,8 @@
       <w:r>
         <w:t>разработку</w:t>
       </w:r>
-      <w:bookmarkEnd w:id="15"/>
       <w:bookmarkEnd w:id="16"/>
+      <w:bookmarkEnd w:id="17"/>
       <w:proofErr w:type="spellEnd"/>
     </w:p>
     <w:p>
@@ -6397,23 +7814,23 @@
       <w:pPr>
         <w:pStyle w:val="1"/>
       </w:pPr>
-      <w:bookmarkStart w:id="17" w:name="_Toc231062512"/>
-      <w:bookmarkStart w:id="18" w:name="_Toc231214204"/>
+      <w:bookmarkStart w:id="18" w:name="_Toc231062512"/>
+      <w:bookmarkStart w:id="19" w:name="_Toc231234621"/>
       <w:r>
         <w:lastRenderedPageBreak/>
         <w:t>ПРОЕКТИРОВАНИЕ ИНФОРМАЦИОННОЙ СИСТЕМЫ</w:t>
       </w:r>
-      <w:bookmarkEnd w:id="17"/>
       <w:bookmarkEnd w:id="18"/>
+      <w:bookmarkEnd w:id="19"/>
     </w:p>
     <w:p>
       <w:pPr>
         <w:pStyle w:val="2"/>
       </w:pPr>
-      <w:bookmarkStart w:id="19" w:name="_Toc198227623"/>
-      <w:bookmarkStart w:id="20" w:name="_Toc198201797"/>
-      <w:bookmarkStart w:id="21" w:name="_Toc231062513"/>
-      <w:bookmarkStart w:id="22" w:name="_Toc231214205"/>
+      <w:bookmarkStart w:id="20" w:name="_Toc198227623"/>
+      <w:bookmarkStart w:id="21" w:name="_Toc198201797"/>
+      <w:bookmarkStart w:id="22" w:name="_Toc231062513"/>
+      <w:bookmarkStart w:id="23" w:name="_Toc231234622"/>
       <w:proofErr w:type="spellStart"/>
       <w:r>
         <w:t>Функциональные</w:t>
@@ -6430,8 +7847,8 @@
       <w:r>
         <w:t xml:space="preserve"> </w:t>
       </w:r>
-      <w:bookmarkEnd w:id="19"/>
       <w:bookmarkEnd w:id="20"/>
+      <w:bookmarkEnd w:id="21"/>
       <w:proofErr w:type="spellStart"/>
       <w:r>
         <w:t>информационной</w:t>
@@ -6444,8 +7861,8 @@
       <w:r>
         <w:t>системы</w:t>
       </w:r>
-      <w:bookmarkEnd w:id="21"/>
       <w:bookmarkEnd w:id="22"/>
+      <w:bookmarkEnd w:id="23"/>
       <w:proofErr w:type="spellEnd"/>
     </w:p>
     <w:p>
@@ -6454,7 +7871,7 @@
           <w:lang w:bidi="ar-SA"/>
         </w:rPr>
       </w:pPr>
-      <w:bookmarkStart w:id="23" w:name="_Toc231062514"/>
+      <w:bookmarkStart w:id="24" w:name="_Toc231062514"/>
       <w:r>
         <w:rPr>
           <w:lang w:bidi="ar-SA"/>
@@ -6771,7 +8188,7 @@
           <w:lang w:val="ru-RU"/>
         </w:rPr>
       </w:pPr>
-      <w:bookmarkStart w:id="24" w:name="_Toc231214206"/>
+      <w:bookmarkStart w:id="25" w:name="_Toc231234623"/>
       <w:r>
         <w:rPr>
           <w:lang w:val="ru-RU"/>
@@ -6796,8 +8213,8 @@
         </w:rPr>
         <w:t>информационной системы</w:t>
       </w:r>
-      <w:bookmarkEnd w:id="23"/>
       <w:bookmarkEnd w:id="24"/>
+      <w:bookmarkEnd w:id="25"/>
     </w:p>
     <w:p>
       <w:r>
@@ -6815,15 +8232,15 @@
       <w:pPr>
         <w:pStyle w:val="3"/>
       </w:pPr>
-      <w:bookmarkStart w:id="25" w:name="_Toc230290908"/>
-      <w:bookmarkStart w:id="26" w:name="_Toc231062515"/>
-      <w:bookmarkStart w:id="27" w:name="_Toc231214207"/>
+      <w:bookmarkStart w:id="26" w:name="_Toc230290908"/>
+      <w:bookmarkStart w:id="27" w:name="_Toc231062515"/>
+      <w:bookmarkStart w:id="28" w:name="_Toc231234624"/>
       <w:r>
         <w:t>Входные данные</w:t>
       </w:r>
-      <w:bookmarkEnd w:id="25"/>
       <w:bookmarkEnd w:id="26"/>
       <w:bookmarkEnd w:id="27"/>
+      <w:bookmarkEnd w:id="28"/>
     </w:p>
     <w:p>
       <w:r>
@@ -7381,15 +8798,15 @@
       <w:pPr>
         <w:pStyle w:val="3"/>
       </w:pPr>
-      <w:bookmarkStart w:id="28" w:name="_Toc230290909"/>
-      <w:bookmarkStart w:id="29" w:name="_Toc231062516"/>
-      <w:bookmarkStart w:id="30" w:name="_Toc231214208"/>
+      <w:bookmarkStart w:id="29" w:name="_Toc230290909"/>
+      <w:bookmarkStart w:id="30" w:name="_Toc231062516"/>
+      <w:bookmarkStart w:id="31" w:name="_Toc231234625"/>
       <w:r>
         <w:t>Выходные данные</w:t>
       </w:r>
-      <w:bookmarkEnd w:id="28"/>
       <w:bookmarkEnd w:id="29"/>
       <w:bookmarkEnd w:id="30"/>
+      <w:bookmarkEnd w:id="31"/>
     </w:p>
     <w:p>
       <w:r>
@@ -7752,8 +9169,8 @@
           <w:lang w:val="ru-RU"/>
         </w:rPr>
       </w:pPr>
-      <w:bookmarkStart w:id="31" w:name="_Toc231062517"/>
-      <w:bookmarkStart w:id="32" w:name="_Toc231214209"/>
+      <w:bookmarkStart w:id="32" w:name="_Toc231062517"/>
+      <w:bookmarkStart w:id="33" w:name="_Toc231234626"/>
       <w:r>
         <w:rPr>
           <w:lang w:val="ru-RU"/>
@@ -7778,8 +9195,8 @@
         </w:rPr>
         <w:t>системы</w:t>
       </w:r>
-      <w:bookmarkEnd w:id="31"/>
       <w:bookmarkEnd w:id="32"/>
+      <w:bookmarkEnd w:id="33"/>
     </w:p>
     <w:p>
       <w:r>
@@ -7803,13 +9220,13 @@
           <w:lang w:val="ru-RU"/>
         </w:rPr>
       </w:pPr>
-      <w:bookmarkStart w:id="33" w:name="_Toc231062518"/>
-      <w:bookmarkStart w:id="34" w:name="_Toc231214210"/>
+      <w:bookmarkStart w:id="34" w:name="_Toc231062518"/>
+      <w:bookmarkStart w:id="35" w:name="_Toc231234627"/>
       <w:r>
         <w:t>IDEF0</w:t>
       </w:r>
-      <w:bookmarkEnd w:id="33"/>
       <w:bookmarkEnd w:id="34"/>
+      <w:bookmarkEnd w:id="35"/>
     </w:p>
     <w:p>
       <w:r>
@@ -8364,13 +9781,13 @@
       <w:pPr>
         <w:pStyle w:val="3"/>
       </w:pPr>
-      <w:bookmarkStart w:id="35" w:name="_Toc231062519"/>
-      <w:bookmarkStart w:id="36" w:name="_Toc231214211"/>
+      <w:bookmarkStart w:id="36" w:name="_Toc231062519"/>
+      <w:bookmarkStart w:id="37" w:name="_Toc231234628"/>
       <w:r>
         <w:t>IDEF3</w:t>
       </w:r>
-      <w:bookmarkEnd w:id="35"/>
       <w:bookmarkEnd w:id="36"/>
+      <w:bookmarkEnd w:id="37"/>
     </w:p>
     <w:p>
       <w:r>
@@ -8829,13 +10246,13 @@
       <w:pPr>
         <w:pStyle w:val="3"/>
       </w:pPr>
-      <w:bookmarkStart w:id="37" w:name="_Toc231062521"/>
-      <w:bookmarkStart w:id="38" w:name="_Toc231214212"/>
+      <w:bookmarkStart w:id="38" w:name="_Toc231062521"/>
+      <w:bookmarkStart w:id="39" w:name="_Toc231234629"/>
       <w:r>
         <w:t>UML</w:t>
       </w:r>
-      <w:bookmarkEnd w:id="37"/>
       <w:bookmarkEnd w:id="38"/>
+      <w:bookmarkEnd w:id="39"/>
     </w:p>
     <w:p>
       <w:r>
@@ -10007,13 +11424,13 @@
       <w:pPr>
         <w:pStyle w:val="2"/>
       </w:pPr>
-      <w:bookmarkStart w:id="39" w:name="_Toc231062522"/>
-      <w:bookmarkStart w:id="40" w:name="_Toc231214213"/>
+      <w:bookmarkStart w:id="40" w:name="_Toc231062522"/>
+      <w:bookmarkStart w:id="41" w:name="_Toc231234630"/>
       <w:r>
         <w:t>Архитектура информационной системы</w:t>
       </w:r>
-      <w:bookmarkEnd w:id="39"/>
       <w:bookmarkEnd w:id="40"/>
+      <w:bookmarkEnd w:id="41"/>
     </w:p>
     <w:p>
       <w:r>
@@ -10183,8 +11600,8 @@
         </w:numPr>
         <w:ind w:left="709"/>
       </w:pPr>
-      <w:bookmarkStart w:id="41" w:name="_Toc231062524"/>
-      <w:bookmarkStart w:id="42" w:name="_Toc231214214"/>
+      <w:bookmarkStart w:id="42" w:name="_Toc231062524"/>
+      <w:bookmarkStart w:id="43" w:name="_Toc231234631"/>
       <w:proofErr w:type="spellStart"/>
       <w:r>
         <w:lastRenderedPageBreak/>
@@ -10206,14 +11623,15 @@
       <w:r>
         <w:t>реализации</w:t>
       </w:r>
-      <w:bookmarkEnd w:id="41"/>
       <w:bookmarkEnd w:id="42"/>
+      <w:bookmarkEnd w:id="43"/>
       <w:proofErr w:type="spellEnd"/>
     </w:p>
     <w:p>
       <w:pPr>
         <w:pStyle w:val="3"/>
       </w:pPr>
+      <w:bookmarkStart w:id="44" w:name="_Toc231234632"/>
       <w:proofErr w:type="spellStart"/>
       <w:r>
         <w:t>Технологии</w:t>
@@ -10242,6 +11660,7 @@
       <w:r>
         <w:t>части</w:t>
       </w:r>
+      <w:bookmarkEnd w:id="44"/>
       <w:proofErr w:type="spellEnd"/>
     </w:p>
     <w:p>
@@ -10486,9 +11905,11 @@
       <w:pPr>
         <w:pStyle w:val="3"/>
       </w:pPr>
+      <w:bookmarkStart w:id="45" w:name="_Toc231234633"/>
       <w:r>
         <w:t>Технологии разработки серверной части</w:t>
       </w:r>
+      <w:bookmarkEnd w:id="45"/>
     </w:p>
     <w:p>
       <w:r>
@@ -10670,9 +12091,11 @@
       <w:pPr>
         <w:pStyle w:val="3"/>
       </w:pPr>
+      <w:bookmarkStart w:id="46" w:name="_Toc231234634"/>
       <w:r>
         <w:t>База данных</w:t>
       </w:r>
+      <w:bookmarkEnd w:id="46"/>
     </w:p>
     <w:p>
       <w:r>
@@ -10730,6 +12153,7 @@
       <w:pPr>
         <w:pStyle w:val="3"/>
       </w:pPr>
+      <w:bookmarkStart w:id="47" w:name="_Toc231234635"/>
       <w:r>
         <w:rPr>
           <w:lang w:val="ru-RU"/>
@@ -10748,6 +12172,7 @@
         </w:rPr>
         <w:t xml:space="preserve"> сервисов</w:t>
       </w:r>
+      <w:bookmarkEnd w:id="47"/>
     </w:p>
     <w:p>
       <w:proofErr w:type="spellStart"/>
@@ -10916,8 +12341,6 @@
       <w:r>
         <w:t xml:space="preserve"> и передать конфигурацию через переменные окружения без изменения исходного кода, что обеспечивает развёртывание всего комплекса единственной командой.</w:t>
       </w:r>
-      <w:bookmarkStart w:id="43" w:name="_GoBack"/>
-      <w:bookmarkEnd w:id="43"/>
     </w:p>
     <w:p>
       <w:r>
@@ -10940,228 +12363,266 @@
       <w:pPr>
         <w:pStyle w:val="1"/>
       </w:pPr>
-      <w:bookmarkStart w:id="44" w:name="_Toc231062523"/>
-      <w:bookmarkStart w:id="45" w:name="_Toc231214215"/>
+      <w:bookmarkStart w:id="48" w:name="_Toc231062523"/>
+      <w:bookmarkStart w:id="49" w:name="_Toc231234636"/>
       <w:r>
         <w:lastRenderedPageBreak/>
         <w:t>ОПИСАНИЕ ПРАКТИЧЕСКОГО РЕАЛИЗАЦИИ СИСТЕМЫ</w:t>
       </w:r>
-      <w:bookmarkEnd w:id="44"/>
-      <w:bookmarkEnd w:id="45"/>
-    </w:p>
-    <w:p>
-      <w:pPr>
-        <w:pStyle w:val="2"/>
-      </w:pPr>
-      <w:bookmarkStart w:id="46" w:name="_Toc231062525"/>
-      <w:bookmarkStart w:id="47" w:name="_Toc231214216"/>
-      <w:proofErr w:type="spellStart"/>
-      <w:r>
-        <w:t>Реализация</w:t>
-      </w:r>
-      <w:proofErr w:type="spellEnd"/>
-      <w:r>
-        <w:t xml:space="preserve"> </w:t>
-      </w:r>
-      <w:proofErr w:type="spellStart"/>
-      <w:r>
-        <w:t>базы</w:t>
-      </w:r>
-      <w:proofErr w:type="spellEnd"/>
-      <w:r>
-        <w:t xml:space="preserve"> </w:t>
-      </w:r>
-      <w:proofErr w:type="spellStart"/>
-      <w:r>
-        <w:t>данных</w:t>
-      </w:r>
-      <w:bookmarkEnd w:id="46"/>
-      <w:bookmarkEnd w:id="47"/>
-      <w:proofErr w:type="spellEnd"/>
-    </w:p>
-    <w:p>
-      <w:r>
-        <w:t>Проектирование базы данных информационной системы витрины качества металла проводилось с использованием метода «сущность</w:t>
-      </w:r>
-      <w:r>
-        <w:t>-</w:t>
-      </w:r>
-      <w:r>
-        <w:t>связь» (ER-моделирования), позволяющего формализовать структуру данных, определить связи между объектами предметной области и обеспечить целостность хранимой информации.</w:t>
-      </w:r>
-    </w:p>
-    <w:p>
-      <w:r>
-        <w:t xml:space="preserve">Центральным объектом модели данных является таблица </w:t>
-      </w:r>
-      <w:proofErr w:type="spellStart"/>
-      <w:r>
-        <w:t>dim_batch</w:t>
-      </w:r>
-      <w:proofErr w:type="spellEnd"/>
-      <w:r>
-        <w:t>, предназначенная для хранения сведений о производственных партиях металла. В данной таблице содержатся идентификатор партии, тип металла, временные параметры производственного цикла, текущий статус обработки и показатель выхода годной продукции. Таблица выступает в роли основной сущности, с которой связаны производственные, лабораторные и телеметрические данные, поступающие в систему в процессе обработки партии [2, 3].</w:t>
-      </w:r>
-    </w:p>
-    <w:p>
-      <w:r>
-        <w:t xml:space="preserve">Для хранения технологических параметров, поступающих из MES, используется таблица </w:t>
-      </w:r>
-      <w:proofErr w:type="spellStart"/>
-      <w:r>
-        <w:t>fact_mes</w:t>
-      </w:r>
-      <w:proofErr w:type="spellEnd"/>
-      <w:r>
-        <w:t>. В ней фиксируются сведения о производственных операциях, включая идентификатор оборудования, идентификатор оператора, параметры технологического процесса, длительность обработки, уровень энергопотребления и итоговый статус производственной операции.</w:t>
-      </w:r>
-    </w:p>
-    <w:p>
-      <w:r>
-        <w:t xml:space="preserve">Лабораторные данные размещаются в таблицах </w:t>
-      </w:r>
-      <w:proofErr w:type="spellStart"/>
-      <w:r>
-        <w:t>fact_lims</w:t>
-      </w:r>
-      <w:proofErr w:type="spellEnd"/>
-      <w:r>
-        <w:t xml:space="preserve"> и </w:t>
-      </w:r>
-      <w:proofErr w:type="spellStart"/>
-      <w:r>
-        <w:t>fact_lims_results</w:t>
-      </w:r>
-      <w:proofErr w:type="spellEnd"/>
-      <w:r>
-        <w:t xml:space="preserve">. Таблица </w:t>
-      </w:r>
-      <w:proofErr w:type="spellStart"/>
-      <w:r>
-        <w:t>fact_lims</w:t>
-      </w:r>
-      <w:proofErr w:type="spellEnd"/>
-      <w:r>
-        <w:t xml:space="preserve"> предназначена для хранения общей информации о лабораторных исследованиях, включая идентификатор образца, метод анализа, дату проведения испытаний и статус исследования. Детализированные результаты измерений сохраняются в таблице </w:t>
-      </w:r>
-      <w:proofErr w:type="spellStart"/>
-      <w:r>
-        <w:t>fact_lims_results</w:t>
-      </w:r>
-      <w:proofErr w:type="spellEnd"/>
-      <w:r>
-        <w:t xml:space="preserve">, содержащей сведения о наименовании исследуемого параметра, фактическом значении показателя, единице измерения и нормативном значении. Подобное разделение структуры хранения позволяет </w:t>
-      </w:r>
-      <w:r>
-        <w:lastRenderedPageBreak/>
-        <w:t>обеспечить гибкость системы при работе с различными типами лабораторных исследований и расширять перечень анализируемых показателей без изменения общей структуры базы данных.</w:t>
-      </w:r>
-    </w:p>
-    <w:p>
-      <w:r>
-        <w:t xml:space="preserve">Для хранения телеметрических данных SCADA применяется таблица </w:t>
-      </w:r>
-      <w:proofErr w:type="spellStart"/>
-      <w:r>
-        <w:t>fact_scada</w:t>
-      </w:r>
-      <w:proofErr w:type="spellEnd"/>
-      <w:r>
-        <w:t>, содержащая сведения о датчиках, оборудовании, времени фиксации параметров, типе измеряемого показателя, его значении и статусе состояния оборудования. Использование отдельной структуры хранения телеметрии позволяет эффективно обрабатывать большие объёмы временных данных, поступающих в систему в режиме, близком к реальному времени.</w:t>
-      </w:r>
-    </w:p>
-    <w:p>
-      <w:r>
-        <w:t xml:space="preserve">Информация о зарегистрированных технологических отклонениях и уведомлениях пользователей хранится в таблице </w:t>
-      </w:r>
-      <w:proofErr w:type="spellStart"/>
-      <w:r>
-        <w:t>fact_notifications</w:t>
-      </w:r>
-      <w:proofErr w:type="spellEnd"/>
-      <w:r>
-        <w:t xml:space="preserve">. В данной таблице фиксируются текст уведомления, источник сигнала, связанное оборудование, уровень критичности инцидента, состояние </w:t>
-      </w:r>
-      <w:r>
-        <w:t>решения инцидента</w:t>
-      </w:r>
-      <w:r>
-        <w:t xml:space="preserve"> пользователем и временная метка его создания. Хранение уведомлений в отдельной сущности обеспечивает возможность последующего анализа производственных инцидентов и формирования статистики по отклонениям.</w:t>
-      </w:r>
-    </w:p>
-    <w:p>
-      <w:r>
-        <w:t xml:space="preserve">Сведения о пользователях системы, их ролях и параметрах аутентификации размещаются в таблице </w:t>
-      </w:r>
-      <w:proofErr w:type="spellStart"/>
-      <w:r>
-        <w:t>users</w:t>
-      </w:r>
-      <w:proofErr w:type="spellEnd"/>
-      <w:r>
-        <w:t xml:space="preserve">. Данная таблица используется механизмами </w:t>
-      </w:r>
-      <w:proofErr w:type="spellStart"/>
-      <w:r>
-        <w:t>Spring</w:t>
-      </w:r>
-      <w:proofErr w:type="spellEnd"/>
-      <w:r>
-        <w:t xml:space="preserve"> </w:t>
-      </w:r>
-      <w:proofErr w:type="spellStart"/>
-      <w:r>
-        <w:t>Security</w:t>
-      </w:r>
-      <w:proofErr w:type="spellEnd"/>
-      <w:r>
-        <w:t xml:space="preserve"> и JWT-аутентификации для реализации разграничения доступа к интерфейсам и API системы в соответствии с ролевой моделью предприятия.</w:t>
-      </w:r>
-    </w:p>
-    <w:p>
-      <w:r>
-        <w:t>С целью повышения производительности аналитических запросов и ускорения обработки больших объёмов производственных данных в базе данных реализована система индексов. Для временных данных SCADA дополнительно используется BRIN-индексация, позволяющая эффективно выполнять выборки по временным интервалам при работе с крупными массивами телеметрической информации.</w:t>
-      </w:r>
-    </w:p>
-    <w:p>
-      <w:r>
-        <w:t xml:space="preserve">Таким образом, разработанная структура базы данных обеспечивает </w:t>
-      </w:r>
-      <w:r>
-        <w:lastRenderedPageBreak/>
-        <w:t>централизованное хранение производственной, лабораторной и телеметрической информации, поддерживает ролевую модель доступа и позволяет эффективно выполнять аналитическую обработку данных.</w:t>
-      </w:r>
-    </w:p>
-    <w:p>
-      <w:pPr>
-        <w:pStyle w:val="2"/>
-      </w:pPr>
-      <w:bookmarkStart w:id="48" w:name="_Toc231062526"/>
-      <w:bookmarkStart w:id="49" w:name="_Toc231214217"/>
-      <w:r>
-        <w:t>Реализация</w:t>
-      </w:r>
-      <w:r>
-        <w:t xml:space="preserve"> API</w:t>
-      </w:r>
-      <w:r>
-        <w:t>-</w:t>
-      </w:r>
-      <w:r>
-        <w:t>взаимодействия компонентов системы</w:t>
-      </w:r>
       <w:bookmarkEnd w:id="48"/>
       <w:bookmarkEnd w:id="49"/>
     </w:p>
     <w:p>
-      <w:r>
-        <w:t xml:space="preserve">Для организации взаимодействия </w:t>
-      </w:r>
-      <w:r>
-        <w:t xml:space="preserve">клиента, сервера </w:t>
-      </w:r>
-      <w:r>
-        <w:t xml:space="preserve">и внешних компонентов системы используется REST API, реализованное на базе </w:t>
+      <w:pPr>
+        <w:pStyle w:val="2"/>
+      </w:pPr>
+      <w:bookmarkStart w:id="50" w:name="_Toc231062525"/>
+      <w:bookmarkStart w:id="51" w:name="_Toc231234637"/>
+      <w:proofErr w:type="spellStart"/>
+      <w:r>
+        <w:t>Реализация</w:t>
+      </w:r>
+      <w:proofErr w:type="spellEnd"/>
+      <w:r>
+        <w:t xml:space="preserve"> </w:t>
+      </w:r>
+      <w:proofErr w:type="spellStart"/>
+      <w:r>
+        <w:t>базы</w:t>
+      </w:r>
+      <w:proofErr w:type="spellEnd"/>
+      <w:r>
+        <w:t xml:space="preserve"> </w:t>
+      </w:r>
+      <w:proofErr w:type="spellStart"/>
+      <w:r>
+        <w:t>данных</w:t>
+      </w:r>
+      <w:bookmarkEnd w:id="50"/>
+      <w:bookmarkEnd w:id="51"/>
+      <w:proofErr w:type="spellEnd"/>
+    </w:p>
+    <w:p>
+      <w:r>
+        <w:t xml:space="preserve">Проектирование базы данных являлось одним из ключевых этапов разработки. Основной задачей </w:t>
+      </w:r>
+      <w:r>
+        <w:t>было</w:t>
+      </w:r>
+      <w:r>
+        <w:t xml:space="preserve"> создание структуры хранения данных, обеспечивающей высокую производительность при работе с большими объемами технологической информации.</w:t>
+      </w:r>
+    </w:p>
+    <w:p>
+      <w:pPr>
+        <w:pStyle w:val="3"/>
+        <w:rPr>
+          <w:lang w:val="ru-RU"/>
+        </w:rPr>
+      </w:pPr>
+      <w:bookmarkStart w:id="52" w:name="_Toc231234638"/>
+      <w:r>
+        <w:rPr>
+          <w:lang w:val="ru-RU"/>
+        </w:rPr>
+        <w:t>Реализация таблиц</w:t>
+      </w:r>
+      <w:bookmarkEnd w:id="52"/>
+    </w:p>
+    <w:p>
+      <w:r>
+        <w:t xml:space="preserve">Центральным объектом модели данных является таблица </w:t>
+      </w:r>
+      <w:proofErr w:type="spellStart"/>
+      <w:r>
+        <w:t>dim_batch</w:t>
+      </w:r>
+      <w:proofErr w:type="spellEnd"/>
+      <w:r>
+        <w:t>, предназначенная для хранения сведений о производственных партиях металла. В данной таблице содержатся идентификатор партии, тип металла, временные параметры производственного цикла, текущий статус обработки и показатель выхода годной продукции. Таблица выступает в роли основной сущности, с которой связаны производственные, лабораторные и телеметрические данные, поступающие в систему в процессе обработки партии.</w:t>
+      </w:r>
+    </w:p>
+    <w:p>
+      <w:r>
+        <w:t xml:space="preserve">Для хранения технологических параметров, поступающих из MES, используется таблица </w:t>
+      </w:r>
+      <w:proofErr w:type="spellStart"/>
+      <w:r>
+        <w:t>fact_mes</w:t>
+      </w:r>
+      <w:proofErr w:type="spellEnd"/>
+      <w:r>
+        <w:t>. В ней фиксируются сведения о производственных операциях, включая идентификатор оборудования, идентификатор оператора, параметры технологического процесса, длительность обработки, уровень энергопотребления и итоговый статус производственной операции.</w:t>
+      </w:r>
+    </w:p>
+    <w:p>
+      <w:r>
+        <w:t xml:space="preserve">Лабораторные данные размещаются в таблицах </w:t>
+      </w:r>
+      <w:proofErr w:type="spellStart"/>
+      <w:r>
+        <w:t>fact_lims</w:t>
+      </w:r>
+      <w:proofErr w:type="spellEnd"/>
+      <w:r>
+        <w:t xml:space="preserve"> и </w:t>
+      </w:r>
+      <w:proofErr w:type="spellStart"/>
+      <w:r>
+        <w:t>fact_lims_results</w:t>
+      </w:r>
+      <w:proofErr w:type="spellEnd"/>
+      <w:r>
+        <w:t xml:space="preserve">. Таблица </w:t>
+      </w:r>
+      <w:proofErr w:type="spellStart"/>
+      <w:r>
+        <w:t>fact_lims</w:t>
+      </w:r>
+      <w:proofErr w:type="spellEnd"/>
+      <w:r>
+        <w:t xml:space="preserve"> предназначена для хранения общей информации о лабораторных исследованиях, включая идентификатор образца, метод анализа, дату проведения испытаний и статус исследования. Детализированные результаты измерений сохраняются в таблице </w:t>
+      </w:r>
+      <w:proofErr w:type="spellStart"/>
+      <w:r>
+        <w:t>fact_lims_results</w:t>
+      </w:r>
+      <w:proofErr w:type="spellEnd"/>
+      <w:r>
+        <w:t xml:space="preserve">, содержащей сведения о наименовании исследуемого параметра, фактическом значении показателя, единице измерения и </w:t>
+      </w:r>
+      <w:r>
+        <w:t>соответствии норме</w:t>
+      </w:r>
+      <w:r>
+        <w:t xml:space="preserve"> значени</w:t>
+      </w:r>
+      <w:r>
+        <w:t>я</w:t>
+      </w:r>
+      <w:r>
+        <w:t xml:space="preserve">. Подобное разделение структуры хранения </w:t>
+      </w:r>
+      <w:r>
+        <w:lastRenderedPageBreak/>
+        <w:t>позволяет обеспечить гибкость системы при работе с различными типами лабораторных исследований и расширять перечень анализируемых показателей без изменения общей структуры базы данных.</w:t>
+      </w:r>
+    </w:p>
+    <w:p>
+      <w:r>
+        <w:t xml:space="preserve">Для хранения телеметрических данных SCADA применяется таблица </w:t>
+      </w:r>
+      <w:proofErr w:type="spellStart"/>
+      <w:r>
+        <w:t>fact_scada</w:t>
+      </w:r>
+      <w:proofErr w:type="spellEnd"/>
+      <w:r>
+        <w:t xml:space="preserve">, содержащая сведения о </w:t>
+      </w:r>
+      <w:r>
+        <w:t xml:space="preserve">идентификаторах </w:t>
+      </w:r>
+      <w:r>
+        <w:t>датчик</w:t>
+      </w:r>
+      <w:r>
+        <w:t>ов и</w:t>
+      </w:r>
+      <w:r>
+        <w:t xml:space="preserve"> оборудовани</w:t>
+      </w:r>
+      <w:r>
+        <w:t>я</w:t>
+      </w:r>
+      <w:r>
+        <w:t>, времени фиксации параметров, типе измеряемого показателя, его значении и статусе состояния оборудования.</w:t>
+      </w:r>
+    </w:p>
+    <w:p>
+      <w:r>
+        <w:t xml:space="preserve">Информация о зарегистрированных </w:t>
+      </w:r>
+      <w:r>
+        <w:t xml:space="preserve">уведомлениях </w:t>
+      </w:r>
+      <w:r>
+        <w:t>о сбоях</w:t>
+      </w:r>
+      <w:r>
+        <w:t xml:space="preserve"> хранится в таблице </w:t>
+      </w:r>
+      <w:proofErr w:type="spellStart"/>
+      <w:r>
+        <w:t>fact_notifications</w:t>
+      </w:r>
+      <w:proofErr w:type="spellEnd"/>
+      <w:r>
+        <w:t xml:space="preserve">. В данной таблице фиксируются текст уведомления, источник сигнала, </w:t>
+      </w:r>
+      <w:r>
+        <w:t xml:space="preserve">идентификатор </w:t>
+      </w:r>
+      <w:r>
+        <w:t>оборудовани</w:t>
+      </w:r>
+      <w:r>
+        <w:t>я</w:t>
+      </w:r>
+      <w:r>
+        <w:t xml:space="preserve">, уровень критичности инцидента, состояние </w:t>
+      </w:r>
+      <w:r>
+        <w:t>решения инцидента</w:t>
+      </w:r>
+      <w:r>
+        <w:t xml:space="preserve"> пользователем</w:t>
+      </w:r>
+      <w:r>
+        <w:t>, комментарий от пользователя, ответственное лицо, последним редактирующее уведомление</w:t>
+      </w:r>
+      <w:r>
+        <w:t>,</w:t>
+      </w:r>
+      <w:r>
+        <w:t xml:space="preserve"> и временн</w:t>
+      </w:r>
+      <w:r>
+        <w:t>ые</w:t>
+      </w:r>
+      <w:r>
+        <w:t xml:space="preserve"> метк</w:t>
+      </w:r>
+      <w:r>
+        <w:t>и</w:t>
+      </w:r>
+      <w:r>
+        <w:t xml:space="preserve"> его создания</w:t>
+      </w:r>
+      <w:r>
+        <w:t xml:space="preserve"> и изменения</w:t>
+      </w:r>
+      <w:r>
+        <w:t>. Хранение уведомлений в отдельной сущности обеспечивает возможность последующего анализа производственных инцидентов и формирования статистики по отклонениям.</w:t>
+      </w:r>
+    </w:p>
+    <w:p>
+      <w:r>
+        <w:t>Сведения о пользователях системы</w:t>
+      </w:r>
+      <w:r>
+        <w:t xml:space="preserve"> и</w:t>
+      </w:r>
+      <w:r>
+        <w:t xml:space="preserve"> их ролях размещаются в таблице </w:t>
+      </w:r>
+      <w:proofErr w:type="spellStart"/>
+      <w:r>
+        <w:t>users</w:t>
+      </w:r>
+      <w:proofErr w:type="spellEnd"/>
+      <w:r>
+        <w:t xml:space="preserve">. Данная таблица используется механизмами </w:t>
       </w:r>
       <w:proofErr w:type="spellStart"/>
       <w:r>
@@ -11173,98 +12634,466 @@
       </w:r>
       <w:proofErr w:type="spellStart"/>
       <w:r>
-        <w:t>Boot</w:t>
-      </w:r>
-      <w:proofErr w:type="spellEnd"/>
+        <w:t>Security</w:t>
+      </w:r>
+      <w:proofErr w:type="spellEnd"/>
+      <w:r>
+        <w:t xml:space="preserve"> и JWT-аутентификации для реализации разграничения доступа к интерфейсам и API системы в соответствии с ролевой моделью предприятия.</w:t>
+      </w:r>
+    </w:p>
+    <w:p>
+      <w:pPr>
+        <w:pStyle w:val="3"/>
+      </w:pPr>
+      <w:bookmarkStart w:id="53" w:name="_Toc231234639"/>
+      <w:r>
+        <w:t xml:space="preserve">Реализация индексации и </w:t>
+      </w:r>
+      <w:proofErr w:type="spellStart"/>
+      <w:r>
+        <w:t>партиционирования</w:t>
+      </w:r>
+      <w:bookmarkEnd w:id="53"/>
+      <w:proofErr w:type="spellEnd"/>
+    </w:p>
+    <w:p>
+      <w:r>
+        <w:t>С целью повышения производительности аналитических запросов и ускорения обработки больших объёмов производственных данных в базе данных реализована система индексов.</w:t>
+      </w:r>
+    </w:p>
+    <w:p>
+      <w:r>
+        <w:t>Для таблиц, содержащих данные о партиях, лабораторных анализах, уведомлениях и показаниях оборудования, созданы B-</w:t>
+      </w:r>
+      <w:proofErr w:type="spellStart"/>
+      <w:r>
+        <w:t>tree</w:t>
+      </w:r>
+      <w:proofErr w:type="spellEnd"/>
+      <w:r>
+        <w:t xml:space="preserve"> индексы, являющиеся стандартным и наиболее универсальным типом индексов в </w:t>
+      </w:r>
+      <w:proofErr w:type="spellStart"/>
+      <w:r>
+        <w:t>PostgreSQL</w:t>
+      </w:r>
+      <w:proofErr w:type="spellEnd"/>
+      <w:r>
+        <w:t xml:space="preserve">. Данные индексы используются для ускорения поиска по идентификаторам партий, оборудования, датам проведения анализов, статусам технологических процессов и другим атрибутам, активно </w:t>
+      </w:r>
+      <w:r>
+        <w:lastRenderedPageBreak/>
+        <w:t>участвующим в фильтрации и сортировке данных.</w:t>
+      </w:r>
+      <w:r>
+        <w:t xml:space="preserve"> </w:t>
+      </w:r>
+      <w:r>
+        <w:t>Для некоторых сценариев дополнительно реализованы составные индексы, включающие сразу несколько полей. Такой подход позволяет эффективно выполнять запросы, использующие одновременно несколько условий отбора.</w:t>
+      </w:r>
+    </w:p>
+    <w:p>
+      <w:r>
+        <w:t>Поскольку таблица хранения данных SCADA содержит большой объем временных рядов, для неё дополнительно используется индекс типа BRIN (</w:t>
+      </w:r>
+      <w:proofErr w:type="spellStart"/>
+      <w:r>
+        <w:t>Block</w:t>
+      </w:r>
+      <w:proofErr w:type="spellEnd"/>
+      <w:r>
+        <w:t xml:space="preserve"> </w:t>
+      </w:r>
+      <w:proofErr w:type="spellStart"/>
+      <w:r>
+        <w:t>Range</w:t>
+      </w:r>
+      <w:proofErr w:type="spellEnd"/>
+      <w:r>
+        <w:t xml:space="preserve"> </w:t>
+      </w:r>
+      <w:proofErr w:type="spellStart"/>
+      <w:r>
+        <w:t>Index</w:t>
+      </w:r>
+      <w:proofErr w:type="spellEnd"/>
+      <w:r>
+        <w:t>). Данный тип индекса оптимизирован для работы с последовательно поступающими временными данными и обеспечивает эффективный поиск записей по временным диапазонам при минимальном объеме занимаемой памяти.</w:t>
+      </w:r>
+    </w:p>
+    <w:p>
+      <w:r>
+        <w:t xml:space="preserve">Для обеспечения дальнейшей масштабируемости системы таблица </w:t>
+      </w:r>
+      <w:r>
+        <w:rPr>
+          <w:lang w:val="en-US"/>
+        </w:rPr>
+        <w:t>fact</w:t>
+      </w:r>
+      <w:r>
+        <w:t>_</w:t>
+      </w:r>
+      <w:proofErr w:type="spellStart"/>
+      <w:r>
+        <w:rPr>
+          <w:lang w:val="en-US"/>
+        </w:rPr>
+        <w:t>scada</w:t>
+      </w:r>
+      <w:proofErr w:type="spellEnd"/>
+      <w:r>
+        <w:t xml:space="preserve"> реализована с использованием механизма секционирования (</w:t>
+      </w:r>
+      <w:proofErr w:type="spellStart"/>
+      <w:r>
+        <w:t>партиционирования</w:t>
+      </w:r>
+      <w:proofErr w:type="spellEnd"/>
+      <w:r>
+        <w:t xml:space="preserve">) по диапазонам времени. В качестве ключа </w:t>
+      </w:r>
+      <w:proofErr w:type="spellStart"/>
+      <w:r>
+        <w:t>партиционирования</w:t>
+      </w:r>
+      <w:proofErr w:type="spellEnd"/>
+      <w:r>
+        <w:t xml:space="preserve"> выбран временной атрибут записи</w:t>
+      </w:r>
+      <w:r>
+        <w:t xml:space="preserve"> (</w:t>
+      </w:r>
+      <w:r>
+        <w:rPr>
+          <w:lang w:val="en-US"/>
+        </w:rPr>
+        <w:t>time)</w:t>
+      </w:r>
+      <w:r>
+        <w:t>. Каждая секция хранит данные только за один календарный месяц, что позволяет существенно уменьшить объем данных, обрабатываемых при выполнении запросов за ограниченный временной интервал.</w:t>
+      </w:r>
+      <w:r>
+        <w:t xml:space="preserve"> </w:t>
+      </w:r>
+      <w:r>
+        <w:t xml:space="preserve">Дополнительно создана секция по умолчанию, предназначенная для хранения записей, не попавших ни в один из существующих временных диапазонов. Это обеспечивает корректное сохранение данных даже при возникновении нештатных ситуаций, связанных с отсутствием необходимой </w:t>
+      </w:r>
+      <w:proofErr w:type="spellStart"/>
+      <w:r>
+        <w:t>партиции</w:t>
+      </w:r>
+      <w:proofErr w:type="spellEnd"/>
+      <w:r>
+        <w:t>.</w:t>
+      </w:r>
+    </w:p>
+    <w:p>
+      <w:r>
+        <w:t>Для автоматизации сопровождения структуры хранения разработана специальная функция базы данных</w:t>
+      </w:r>
+      <w:r>
+        <w:t xml:space="preserve"> – </w:t>
+      </w:r>
+      <w:proofErr w:type="spellStart"/>
+      <w:r>
+        <w:t>create_next_scada_partition</w:t>
+      </w:r>
+      <w:proofErr w:type="spellEnd"/>
+      <w:r>
+        <w:t xml:space="preserve">, выполняющая создание новой месячной </w:t>
+      </w:r>
+      <w:proofErr w:type="spellStart"/>
+      <w:r>
+        <w:t>партиции</w:t>
+      </w:r>
+      <w:proofErr w:type="spellEnd"/>
+      <w:r>
+        <w:t xml:space="preserve"> для таблицы </w:t>
+      </w:r>
+      <w:r>
+        <w:t xml:space="preserve">данных </w:t>
+      </w:r>
+      <w:r>
+        <w:t xml:space="preserve">SCADA. Функция определяет границы следующего календарного месяца, проверяет наличие соответствующей секции и при её отсутствии автоматически создаёт новую </w:t>
+      </w:r>
+      <w:proofErr w:type="spellStart"/>
+      <w:r>
+        <w:t>партицию</w:t>
+      </w:r>
+      <w:proofErr w:type="spellEnd"/>
+      <w:r>
+        <w:t xml:space="preserve"> с необходимым временным диапазоном.</w:t>
+      </w:r>
+      <w:r>
+        <w:t xml:space="preserve"> </w:t>
+      </w:r>
+      <w:r>
+        <w:t xml:space="preserve">Автоматический запуск функции реализован с использованием расширения </w:t>
+      </w:r>
+      <w:proofErr w:type="spellStart"/>
+      <w:r>
+        <w:t>pg_cron</w:t>
+      </w:r>
+      <w:proofErr w:type="spellEnd"/>
+      <w:r>
+        <w:t xml:space="preserve">. Планировщик выполняет проверку и создание новой </w:t>
+      </w:r>
+      <w:proofErr w:type="spellStart"/>
+      <w:r>
+        <w:lastRenderedPageBreak/>
+        <w:t>партиции</w:t>
+      </w:r>
+      <w:proofErr w:type="spellEnd"/>
+      <w:r>
+        <w:t xml:space="preserve"> </w:t>
+      </w:r>
+      <w:r>
+        <w:t>25-ого числа каждого месяца</w:t>
+      </w:r>
+      <w:r>
+        <w:t>, что позволяет заранее подготовить структуру хранения к поступлению новых данных без участия администратора базы данных. Такой подход обеспечивает непрерывную работу системы и исключает риск возникновения ошибок при записи данных в начале нового отчетного периода.</w:t>
+      </w:r>
+    </w:p>
+    <w:p>
+      <w:r>
+        <w:t>Таким образом, разработанная структура базы данных обеспечивает централизованное хранение производственной, лабораторной и телеметрической информации, поддерживает ролевую модель доступа и позволяет эффективно выполнять аналитическую обработку данных.</w:t>
+      </w:r>
+    </w:p>
+    <w:p>
+      <w:pPr>
+        <w:pStyle w:val="2"/>
+      </w:pPr>
+      <w:bookmarkStart w:id="54" w:name="_Toc231062526"/>
+      <w:bookmarkStart w:id="55" w:name="_Toc231234640"/>
+      <w:proofErr w:type="spellStart"/>
+      <w:r>
+        <w:t>Реализация</w:t>
+      </w:r>
+      <w:proofErr w:type="spellEnd"/>
+      <w:r>
+        <w:t xml:space="preserve"> </w:t>
+      </w:r>
+      <w:proofErr w:type="spellStart"/>
+      <w:r>
+        <w:t>взаимодействия</w:t>
+      </w:r>
+      <w:proofErr w:type="spellEnd"/>
+      <w:r>
+        <w:t xml:space="preserve"> </w:t>
+      </w:r>
+      <w:proofErr w:type="spellStart"/>
+      <w:r>
+        <w:t>компонентов</w:t>
+      </w:r>
+      <w:proofErr w:type="spellEnd"/>
+      <w:r>
+        <w:t xml:space="preserve"> </w:t>
+      </w:r>
+      <w:proofErr w:type="spellStart"/>
+      <w:r>
+        <w:t>системы</w:t>
+      </w:r>
+      <w:bookmarkEnd w:id="54"/>
+      <w:bookmarkEnd w:id="55"/>
+      <w:proofErr w:type="spellEnd"/>
+    </w:p>
+    <w:p>
+      <w:pPr>
+        <w:pStyle w:val="3"/>
+      </w:pPr>
+      <w:bookmarkStart w:id="56" w:name="_Toc231234641"/>
+      <w:proofErr w:type="spellStart"/>
+      <w:r>
+        <w:t>Брокер</w:t>
+      </w:r>
+      <w:proofErr w:type="spellEnd"/>
+      <w:r>
+        <w:t xml:space="preserve"> </w:t>
+      </w:r>
+      <w:proofErr w:type="spellStart"/>
+      <w:r>
+        <w:t>сообщений</w:t>
+      </w:r>
+      <w:bookmarkEnd w:id="56"/>
+      <w:proofErr w:type="spellEnd"/>
+    </w:p>
+    <w:p>
+      <w:r>
+        <w:t xml:space="preserve">Для организации обмена данными между </w:t>
+      </w:r>
+      <w:r>
+        <w:t xml:space="preserve">сервисом-эмулятором </w:t>
+      </w:r>
+      <w:r>
+        <w:t>производственны</w:t>
+      </w:r>
+      <w:r>
+        <w:t>х</w:t>
+      </w:r>
+      <w:r>
+        <w:t xml:space="preserve"> источник</w:t>
+      </w:r>
+      <w:r>
+        <w:t>ов</w:t>
+      </w:r>
+      <w:r>
+        <w:t xml:space="preserve"> информации и серверной частью системы используется брокер сообщений </w:t>
+      </w:r>
+      <w:proofErr w:type="spellStart"/>
+      <w:r>
+        <w:t>Apache</w:t>
+      </w:r>
+      <w:proofErr w:type="spellEnd"/>
+      <w:r>
+        <w:t xml:space="preserve"> </w:t>
+      </w:r>
+      <w:proofErr w:type="spellStart"/>
+      <w:r>
+        <w:t>Kafka</w:t>
+      </w:r>
+      <w:proofErr w:type="spellEnd"/>
+      <w:r>
+        <w:t>.</w:t>
+      </w:r>
+      <w:r>
+        <w:t xml:space="preserve"> </w:t>
+      </w:r>
+    </w:p>
+    <w:p>
+      <w:r>
+        <w:t xml:space="preserve">В разработанной системе создано три специализированных топика </w:t>
+      </w:r>
+      <w:proofErr w:type="spellStart"/>
+      <w:r>
+        <w:t>Kafka</w:t>
+      </w:r>
+      <w:proofErr w:type="spellEnd"/>
+      <w:r>
+        <w:t>, соответствующих основным источникам производственных данных</w:t>
+      </w:r>
+      <w:r>
+        <w:t>:</w:t>
+      </w:r>
+      <w:r>
+        <w:t xml:space="preserve"> MES</w:t>
+      </w:r>
+      <w:r>
+        <w:t xml:space="preserve">, </w:t>
+      </w:r>
+      <w:r>
+        <w:rPr>
+          <w:lang w:val="en-US"/>
+        </w:rPr>
+        <w:t>SCADA</w:t>
+      </w:r>
+      <w:r>
+        <w:t xml:space="preserve"> </w:t>
+      </w:r>
+      <w:r>
+        <w:t xml:space="preserve">и </w:t>
+      </w:r>
+      <w:r>
+        <w:rPr>
+          <w:lang w:val="en-US"/>
+        </w:rPr>
+        <w:t>LIMS</w:t>
+      </w:r>
       <w:r>
         <w:t xml:space="preserve">. </w:t>
       </w:r>
       <w:r>
-        <w:t>Применение REST-подхода обеспечивает независимость клиентской и серверной частей приложения, упрощает тестирование системы и позволяет использовать единый формат обмена данными на основе JSON.</w:t>
-      </w:r>
-    </w:p>
-    <w:p>
-      <w:r>
-        <w:t xml:space="preserve">Для защиты API применяется механизм JWT-аутентификации. После успешного входа в систему </w:t>
-      </w:r>
-      <w:r>
-        <w:t xml:space="preserve">сервер </w:t>
-      </w:r>
-      <w:r>
-        <w:t xml:space="preserve">формирует JWT-токен, который </w:t>
-      </w:r>
-      <w:r>
-        <w:t xml:space="preserve">клиентское </w:t>
-      </w:r>
-      <w:r>
-        <w:t xml:space="preserve">приложение передаёт в заголовке </w:t>
-      </w:r>
-      <w:proofErr w:type="spellStart"/>
-      <w:r>
-        <w:t>Authorization</w:t>
-      </w:r>
-      <w:proofErr w:type="spellEnd"/>
-      <w:r>
-        <w:t xml:space="preserve"> каждого HTTP-запроса. Проверка корректности токена выполняется JWT-фильтром </w:t>
-      </w:r>
-      <w:proofErr w:type="spellStart"/>
-      <w:r>
-        <w:t>Spring</w:t>
-      </w:r>
-      <w:proofErr w:type="spellEnd"/>
-      <w:r>
-        <w:t xml:space="preserve"> </w:t>
-      </w:r>
-      <w:proofErr w:type="spellStart"/>
-      <w:r>
-        <w:t>Security</w:t>
-      </w:r>
-      <w:proofErr w:type="spellEnd"/>
-      <w:r>
-        <w:t xml:space="preserve"> до передачи запроса в бизнес-логику приложения. Такой подход позволяет реализовать </w:t>
-      </w:r>
-      <w:proofErr w:type="spellStart"/>
-      <w:r>
-        <w:t>stateless</w:t>
-      </w:r>
-      <w:proofErr w:type="spellEnd"/>
-      <w:r>
-        <w:t>-аутентификацию и снизить нагрузку на сервер за счёт отказа от хранения пользовательских сессий.</w:t>
-      </w:r>
-    </w:p>
-    <w:p>
-      <w:r>
-        <w:t xml:space="preserve">Ролевая модель доступа реализуется как на уровне </w:t>
-      </w:r>
-      <w:r>
-        <w:t>сервера</w:t>
-      </w:r>
-      <w:r>
-        <w:t xml:space="preserve">, так и на уровне </w:t>
-      </w:r>
-      <w:r>
-        <w:t>клиента</w:t>
-      </w:r>
-      <w:r>
-        <w:t xml:space="preserve"> посредством компонента </w:t>
-      </w:r>
-      <w:proofErr w:type="spellStart"/>
-      <w:r>
-        <w:t>ProtectedRoute</w:t>
-      </w:r>
-      <w:proofErr w:type="spellEnd"/>
-      <w:r>
-        <w:t>. Использование двойного уровня контроля доступа позволяет исключить возможность обращения неавторизованных пользователей к защищённым разделам системы и обеспечить разграничение доступа к данным в зависимости от роли пользователя.</w:t>
-      </w:r>
-    </w:p>
-    <w:p>
-      <w:r>
-        <w:t>Список основных маршрутов можно увидеть в таблице 5.</w:t>
-      </w:r>
-    </w:p>
-    <w:p>
-      <w:r>
-        <w:t>Таблица 5 – Основные методы API</w:t>
+        <w:t>На стороне серверного приложения реализованы специализированные потребители сообщений</w:t>
+      </w:r>
+      <w:r>
+        <w:t xml:space="preserve"> (</w:t>
+      </w:r>
+      <w:proofErr w:type="spellStart"/>
+      <w:r>
+        <w:t>Kafka</w:t>
+      </w:r>
+      <w:r>
+        <w:rPr>
+          <w:lang w:val="en-US"/>
+        </w:rPr>
+        <w:t>ConsumerMes</w:t>
+      </w:r>
+      <w:proofErr w:type="spellEnd"/>
+      <w:r>
+        <w:t xml:space="preserve">, </w:t>
+      </w:r>
+      <w:proofErr w:type="spellStart"/>
+      <w:r>
+        <w:t>Kafka</w:t>
+      </w:r>
+      <w:r>
+        <w:rPr>
+          <w:lang w:val="en-US"/>
+        </w:rPr>
+        <w:t>ConsumerScada</w:t>
+      </w:r>
+      <w:proofErr w:type="spellEnd"/>
+      <w:r>
+        <w:t xml:space="preserve">, </w:t>
+      </w:r>
+      <w:proofErr w:type="spellStart"/>
+      <w:r>
+        <w:t>Kafka</w:t>
+      </w:r>
+      <w:proofErr w:type="spellEnd"/>
+      <w:r>
+        <w:rPr>
+          <w:lang w:val="en-US"/>
+        </w:rPr>
+        <w:t>Consumer</w:t>
+      </w:r>
+      <w:proofErr w:type="spellStart"/>
+      <w:r>
+        <w:t>Lims</w:t>
+      </w:r>
+      <w:proofErr w:type="spellEnd"/>
+      <w:r>
+        <w:t>)</w:t>
+      </w:r>
+      <w:r>
+        <w:t>, осуществляющие чтение данных из соответствующих топиков. После получения сообщения выполняется его преобразование в объект предметной области, валидация и сохранение в базе данных. Такой подход обеспечивает централизованную обработку данных независимо от источника их происхождения.</w:t>
+      </w:r>
+    </w:p>
+    <w:p>
+      <w:pPr>
+        <w:pStyle w:val="3"/>
+      </w:pPr>
+      <w:bookmarkStart w:id="57" w:name="_Toc231234642"/>
+      <w:r>
+        <w:t>API</w:t>
+      </w:r>
+      <w:bookmarkEnd w:id="57"/>
+    </w:p>
+    <w:p>
+      <w:r>
+        <w:t>Взаимодействие между клиентской и серверной частями системы реализовано посредством REST API. Данный подход обеспечивает стандартизированный обмен данными по протоколу HTTP</w:t>
+      </w:r>
+      <w:r>
+        <w:t>.</w:t>
+      </w:r>
+    </w:p>
+    <w:p>
+      <w:r>
+        <w:t xml:space="preserve">Все программные интерфейсы объединены в единую структуру маршрутов и предоставляют доступ к функциональным возможностям </w:t>
+      </w:r>
+      <w:r>
+        <w:lastRenderedPageBreak/>
+        <w:t>системы в соответствии с ролью пользователя. Перед выполнением большинства запросов осуществляется проверка подлинности пользователя на основе JWT-токенов. После успешной авторизации токен передается клиентом в заголовке каждого последующего запроса, что позволяет серверу идентифицировать пользователя и определить его права доступа.</w:t>
+      </w:r>
+    </w:p>
+    <w:p>
+      <w:r>
+        <w:t>Список основных маршрутов можно увидеть в таблице 4.</w:t>
+      </w:r>
+    </w:p>
+    <w:p>
+      <w:r>
+        <w:t>Таблица 4 – Основные методы API</w:t>
       </w:r>
     </w:p>
     <w:tbl>
@@ -11274,9 +13103,9 @@
         <w:tblLook w:val="04A0" w:firstRow="1" w:lastRow="0" w:firstColumn="1" w:lastColumn="0" w:noHBand="0" w:noVBand="1"/>
       </w:tblPr>
       <w:tblGrid>
-        <w:gridCol w:w="1321"/>
-        <w:gridCol w:w="2710"/>
-        <w:gridCol w:w="5315"/>
+        <w:gridCol w:w="1096"/>
+        <w:gridCol w:w="2249"/>
+        <w:gridCol w:w="6001"/>
       </w:tblGrid>
       <w:tr>
         <w:trPr>
@@ -11576,14 +13405,16 @@
               <w:rPr>
                 <w:sz w:val="24"/>
                 <w:szCs w:val="24"/>
+                <w:lang w:val="en-US"/>
               </w:rPr>
             </w:pPr>
             <w:r>
               <w:rPr>
                 <w:sz w:val="24"/>
                 <w:szCs w:val="24"/>
-              </w:rPr>
-              <w:t>GET</w:t>
+                <w:lang w:val="en-US"/>
+              </w:rPr>
+              <w:t>POST</w:t>
             </w:r>
           </w:p>
         </w:tc>
@@ -11624,15 +13455,14 @@
               </w:rPr>
               <w:t>/</w:t>
             </w:r>
-            <w:proofErr w:type="spellStart"/>
-            <w:r>
-              <w:rPr>
-                <w:sz w:val="24"/>
-                <w:szCs w:val="24"/>
-              </w:rPr>
-              <w:t>batches</w:t>
-            </w:r>
-            <w:proofErr w:type="spellEnd"/>
+            <w:r>
+              <w:rPr>
+                <w:sz w:val="24"/>
+                <w:szCs w:val="24"/>
+                <w:lang w:val="en-US"/>
+              </w:rPr>
+              <w:t>metals</w:t>
+            </w:r>
           </w:p>
         </w:tc>
         <w:tc>
@@ -11655,6 +13485,13 @@
                 <w:szCs w:val="24"/>
               </w:rPr>
               <w:t>Получение списка партий</w:t>
+            </w:r>
+            <w:r>
+              <w:rPr>
+                <w:sz w:val="24"/>
+                <w:szCs w:val="24"/>
+              </w:rPr>
+              <w:t xml:space="preserve"> металла с фильтром</w:t>
             </w:r>
           </w:p>
         </w:tc>
@@ -11776,7 +13613,21 @@
                 <w:sz w:val="24"/>
                 <w:szCs w:val="24"/>
               </w:rPr>
-              <w:t>Получение информации о партии</w:t>
+              <w:t xml:space="preserve">Получение </w:t>
+            </w:r>
+            <w:r>
+              <w:rPr>
+                <w:sz w:val="24"/>
+                <w:szCs w:val="24"/>
+              </w:rPr>
+              <w:t xml:space="preserve">детальной </w:t>
+            </w:r>
+            <w:r>
+              <w:rPr>
+                <w:sz w:val="24"/>
+                <w:szCs w:val="24"/>
+              </w:rPr>
+              <w:t>информации о партии</w:t>
             </w:r>
           </w:p>
         </w:tc>
@@ -11803,9 +13654,9 @@
               <w:rPr>
                 <w:sz w:val="24"/>
                 <w:szCs w:val="24"/>
-              </w:rPr>
-              <w:lastRenderedPageBreak/>
-              <w:t>GET</w:t>
+                <w:lang w:val="en-US"/>
+              </w:rPr>
+              <w:t>POST</w:t>
             </w:r>
           </w:p>
         </w:tc>
@@ -11876,7 +13727,28 @@
                 <w:sz w:val="24"/>
                 <w:szCs w:val="24"/>
               </w:rPr>
-              <w:t>Получение уведомлений</w:t>
+              <w:t>Получение</w:t>
+            </w:r>
+            <w:r>
+              <w:rPr>
+                <w:sz w:val="24"/>
+                <w:szCs w:val="24"/>
+              </w:rPr>
+              <w:t xml:space="preserve"> всех</w:t>
+            </w:r>
+            <w:r>
+              <w:rPr>
+                <w:sz w:val="24"/>
+                <w:szCs w:val="24"/>
+              </w:rPr>
+              <w:t xml:space="preserve"> уведомлений</w:t>
+            </w:r>
+            <w:r>
+              <w:rPr>
+                <w:sz w:val="24"/>
+                <w:szCs w:val="24"/>
+              </w:rPr>
+              <w:t xml:space="preserve"> с фильтром</w:t>
             </w:r>
           </w:p>
         </w:tc>
@@ -12000,6 +13872,13 @@
               </w:rPr>
               <w:t>Генерация PDF-отчёта</w:t>
             </w:r>
+            <w:r>
+              <w:rPr>
+                <w:sz w:val="24"/>
+                <w:szCs w:val="24"/>
+              </w:rPr>
+              <w:t xml:space="preserve"> о партии</w:t>
+            </w:r>
           </w:p>
         </w:tc>
       </w:tr>
@@ -12019,14 +13898,16 @@
               <w:rPr>
                 <w:sz w:val="24"/>
                 <w:szCs w:val="24"/>
+                <w:lang w:val="en-US"/>
               </w:rPr>
             </w:pPr>
             <w:r>
               <w:rPr>
                 <w:sz w:val="24"/>
                 <w:szCs w:val="24"/>
-              </w:rPr>
-              <w:t>GET</w:t>
+                <w:lang w:val="en-US"/>
+              </w:rPr>
+              <w:t>POST</w:t>
             </w:r>
           </w:p>
         </w:tc>
@@ -12098,6 +13979,13 @@
                 <w:szCs w:val="24"/>
               </w:rPr>
               <w:t>Получение списка пользователей</w:t>
+            </w:r>
+            <w:r>
+              <w:rPr>
+                <w:sz w:val="24"/>
+                <w:szCs w:val="24"/>
+              </w:rPr>
+              <w:t xml:space="preserve"> с фильтром</w:t>
             </w:r>
           </w:p>
         </w:tc>
@@ -12124,8 +14012,9 @@
               <w:rPr>
                 <w:sz w:val="24"/>
                 <w:szCs w:val="24"/>
-              </w:rPr>
-              <w:t>POST</w:t>
+                <w:lang w:val="en-US"/>
+              </w:rPr>
+              <w:t>PUT</w:t>
             </w:r>
           </w:p>
         </w:tc>
@@ -12196,23 +14085,96 @@
                 <w:sz w:val="24"/>
                 <w:szCs w:val="24"/>
               </w:rPr>
-              <w:t>Создание пользователя</w:t>
+              <w:t>Редактирование данных</w:t>
+            </w:r>
+            <w:r>
+              <w:rPr>
+                <w:sz w:val="24"/>
+                <w:szCs w:val="24"/>
+              </w:rPr>
+              <w:t xml:space="preserve"> пользователя</w:t>
             </w:r>
           </w:p>
         </w:tc>
       </w:tr>
     </w:tbl>
     <w:p>
-      <w:r>
-        <w:t xml:space="preserve">Таким образом, разработанная архитектура API обеспечивает безопасное, масштабируемое и отказоустойчивое взаимодействие между компонентами информационной системы. Использование REST API, JWT-аутентификации, </w:t>
-      </w:r>
-      <w:proofErr w:type="spellStart"/>
-      <w:r>
-        <w:t>ProtectedRoute</w:t>
-      </w:r>
-      <w:proofErr w:type="spellEnd"/>
-      <w:r>
-        <w:t xml:space="preserve"> и </w:t>
+      <w:pPr>
+        <w:rPr>
+          <w:lang w:val="en-US"/>
+        </w:rPr>
+      </w:pPr>
+      <w:r>
+        <w:t>Разработанный API включает несколько функциональных групп методов. Подсистема авторизации обеспечивает регистрацию пользователей и выполнение входа в систему. Административный интерфейс предоставляет возможность управления учетными записями пользователей и изменения их ролей.</w:t>
+      </w:r>
+      <w:r>
+        <w:t xml:space="preserve"> </w:t>
+      </w:r>
+      <w:r>
+        <w:t xml:space="preserve">Для работы с данными </w:t>
+      </w:r>
+      <w:r>
+        <w:t>производства</w:t>
+      </w:r>
+      <w:r>
+        <w:t xml:space="preserve"> </w:t>
+      </w:r>
+      <w:r>
+        <w:t xml:space="preserve">реализованы методы получения информации о </w:t>
+      </w:r>
+      <w:r>
+        <w:t xml:space="preserve">партиях металла, </w:t>
+      </w:r>
+      <w:r>
+        <w:t xml:space="preserve">технологических параметрах оборудования, результатах лабораторных исследований и агрегированной статистике. Отдельные интерфейсы предназначены для пользователей </w:t>
+      </w:r>
+      <w:r>
+        <w:t>по ролям</w:t>
+      </w:r>
+      <w:r>
+        <w:t>, что позволяет предоставлять каждому типу пользователей только необходимый набор данных.</w:t>
+      </w:r>
+      <w:r>
+        <w:t xml:space="preserve"> </w:t>
+      </w:r>
+      <w:r>
+        <w:t>Для работы с системой уведомлений реализованы методы получения активных уведомлений</w:t>
+      </w:r>
+      <w:r>
+        <w:t xml:space="preserve"> и</w:t>
+      </w:r>
+      <w:r>
+        <w:t xml:space="preserve"> изменения их </w:t>
+      </w:r>
+      <w:r>
+        <w:t>значений</w:t>
+      </w:r>
+      <w:r>
+        <w:t>. Дополнительно предусмотрен интерфейс формирования отчетов по партиям</w:t>
+      </w:r>
+      <w:r>
+        <w:t xml:space="preserve"> металла.</w:t>
+      </w:r>
+    </w:p>
+    <w:p>
+      <w:pPr>
+        <w:pStyle w:val="3"/>
+      </w:pPr>
+      <w:bookmarkStart w:id="58" w:name="_Toc231234643"/>
+      <w:proofErr w:type="spellStart"/>
+      <w:r>
+        <w:t>Websocket</w:t>
+      </w:r>
+      <w:bookmarkEnd w:id="58"/>
+      <w:proofErr w:type="spellEnd"/>
+    </w:p>
+    <w:p>
+      <w:r>
+        <w:t xml:space="preserve">Для оперативного отображения изменений в пользовательском </w:t>
+      </w:r>
+      <w:r>
+        <w:lastRenderedPageBreak/>
+        <w:t xml:space="preserve">интерфейсе в системе реализован механизм двустороннего обмена данными на основе технологии </w:t>
       </w:r>
       <w:proofErr w:type="spellStart"/>
       <w:r>
@@ -12220,32 +14182,345 @@
       </w:r>
       <w:proofErr w:type="spellEnd"/>
       <w:r>
-        <w:t xml:space="preserve"> позволяет реализовать современную модель обмена данными, соответствующую требованиям корпоративных промышленных систем.</w:t>
+        <w:t>.</w:t>
+      </w:r>
+    </w:p>
+    <w:p>
+      <w:r>
+        <w:t xml:space="preserve">После открытия клиентского приложения устанавливается постоянное соединение между браузером пользователя и сервером через специализированную конечную точку </w:t>
+      </w:r>
+      <w:proofErr w:type="spellStart"/>
+      <w:r>
+        <w:t>WebSocket</w:t>
+      </w:r>
+      <w:proofErr w:type="spellEnd"/>
+      <w:r>
+        <w:t>. Для организации обмена сообщениями используется протокол STOMP, обеспечивающий удобную маршрутизацию данных по тематическим каналам.</w:t>
+      </w:r>
+    </w:p>
+    <w:p>
+      <w:r>
+        <w:t>В системе реализовано четыре канала передачи данных</w:t>
+      </w:r>
+      <w:r>
+        <w:t xml:space="preserve">: </w:t>
+      </w:r>
+      <w:r>
+        <w:t xml:space="preserve">для распространения уведомлений о возникновении </w:t>
+      </w:r>
+      <w:r>
+        <w:t xml:space="preserve">отклонений у параметров новых записей; </w:t>
+      </w:r>
+      <w:r>
+        <w:t>для передачи изменений, связанных с данными MES</w:t>
+      </w:r>
+      <w:r>
+        <w:t>; для</w:t>
+      </w:r>
+      <w:r>
+        <w:t xml:space="preserve"> обновлени</w:t>
+      </w:r>
+      <w:r>
+        <w:t>я</w:t>
+      </w:r>
+      <w:r>
+        <w:t xml:space="preserve"> результатов лабораторных исследований</w:t>
+      </w:r>
+      <w:r>
+        <w:t xml:space="preserve">; </w:t>
+      </w:r>
+      <w:r>
+        <w:t>для передачи новых технологических параметров оборудования.</w:t>
+      </w:r>
+      <w:r>
+        <w:t xml:space="preserve"> </w:t>
+      </w:r>
+      <w:r>
+        <w:t xml:space="preserve">После получения новых данных из </w:t>
+      </w:r>
+      <w:proofErr w:type="spellStart"/>
+      <w:r>
+        <w:t>Kafka</w:t>
+      </w:r>
+      <w:proofErr w:type="spellEnd"/>
+      <w:r>
+        <w:t xml:space="preserve"> и их сохранения в базе данных сервер формирует соответствующее сообщение и публикует его в необходимый </w:t>
+      </w:r>
+      <w:proofErr w:type="spellStart"/>
+      <w:r>
+        <w:t>WebSocket</w:t>
+      </w:r>
+      <w:proofErr w:type="spellEnd"/>
+      <w:r>
+        <w:t>-канал. Все подключенные клиенты автоматически получают данное сообщение без выполнения дополнительных HTTP-запросов.</w:t>
+      </w:r>
+    </w:p>
+    <w:p>
+      <w:r>
+        <w:t>На клиентской стороне поступающие события используются для актуализации отображаемой информации. В зависимости от типа сообщения выполняется обновление статистических показателей, списков уведомлений, сведений о производственных партиях, результатов лабораторных исследований и графиков технологических параметров. Для данных SCADA реализовано динамическое добавление новых точек на графики без полной перезагрузки страницы, что обеспечивает плавное отображение технологических процессов в режиме реального времени.</w:t>
+      </w:r>
+    </w:p>
+    <w:p>
+      <w:r>
+        <w:t>Таким образом, разработанная архитектура обеспечивает безопасное, масштабируемое и отказоустойчивое взаимодействие между компонентами информационной системы.</w:t>
       </w:r>
     </w:p>
     <w:p>
       <w:pPr>
         <w:pStyle w:val="2"/>
       </w:pPr>
-      <w:bookmarkStart w:id="50" w:name="_Toc231062527"/>
-      <w:bookmarkStart w:id="51" w:name="_Toc231214218"/>
-      <w:r>
-        <w:t>Реализация серверной части</w:t>
-      </w:r>
-      <w:bookmarkEnd w:id="50"/>
-      <w:bookmarkEnd w:id="51"/>
+      <w:bookmarkStart w:id="59" w:name="_Toc231062527"/>
+      <w:bookmarkStart w:id="60" w:name="_Toc231234644"/>
+      <w:proofErr w:type="spellStart"/>
+      <w:r>
+        <w:lastRenderedPageBreak/>
+        <w:t>Реализация</w:t>
+      </w:r>
+      <w:proofErr w:type="spellEnd"/>
+      <w:r>
+        <w:t xml:space="preserve"> </w:t>
+      </w:r>
+      <w:proofErr w:type="spellStart"/>
+      <w:r>
+        <w:t>серверной</w:t>
+      </w:r>
+      <w:proofErr w:type="spellEnd"/>
+      <w:r>
+        <w:t xml:space="preserve"> </w:t>
+      </w:r>
+      <w:proofErr w:type="spellStart"/>
+      <w:r>
+        <w:t>части</w:t>
+      </w:r>
+      <w:bookmarkEnd w:id="59"/>
+      <w:bookmarkEnd w:id="60"/>
+      <w:proofErr w:type="spellEnd"/>
+    </w:p>
+    <w:p>
+      <w:pPr>
+        <w:pStyle w:val="3"/>
+      </w:pPr>
+      <w:bookmarkStart w:id="61" w:name="_Toc231234645"/>
+      <w:proofErr w:type="spellStart"/>
+      <w:r>
+        <w:t>Модульная</w:t>
+      </w:r>
+      <w:proofErr w:type="spellEnd"/>
+      <w:r>
+        <w:t xml:space="preserve"> </w:t>
+      </w:r>
+      <w:proofErr w:type="spellStart"/>
+      <w:r>
+        <w:t>структура</w:t>
+      </w:r>
+      <w:proofErr w:type="spellEnd"/>
+      <w:r>
+        <w:t xml:space="preserve"> </w:t>
+      </w:r>
+      <w:proofErr w:type="spellStart"/>
+      <w:r>
+        <w:t>проекта</w:t>
+      </w:r>
+      <w:bookmarkEnd w:id="61"/>
+      <w:proofErr w:type="spellEnd"/>
+    </w:p>
+    <w:p>
+      <w:pPr>
+        <w:pStyle w:val="3"/>
+      </w:pPr>
+      <w:bookmarkStart w:id="62" w:name="_Toc231234646"/>
+      <w:proofErr w:type="spellStart"/>
+      <w:r>
+        <w:t>Реализация</w:t>
+      </w:r>
+      <w:proofErr w:type="spellEnd"/>
+      <w:r>
+        <w:t xml:space="preserve"> </w:t>
+      </w:r>
+      <w:proofErr w:type="spellStart"/>
+      <w:r>
+        <w:t>моделей</w:t>
+      </w:r>
+      <w:bookmarkEnd w:id="62"/>
+      <w:proofErr w:type="spellEnd"/>
+    </w:p>
+    <w:p>
+      <w:pPr>
+        <w:pStyle w:val="3"/>
+      </w:pPr>
+      <w:bookmarkStart w:id="63" w:name="_Toc231234647"/>
+      <w:proofErr w:type="spellStart"/>
+      <w:r>
+        <w:t>Реализация</w:t>
+      </w:r>
+      <w:proofErr w:type="spellEnd"/>
+      <w:r>
+        <w:t xml:space="preserve"> </w:t>
+      </w:r>
+      <w:proofErr w:type="spellStart"/>
+      <w:r>
+        <w:t>сервисов</w:t>
+      </w:r>
+      <w:bookmarkEnd w:id="63"/>
+      <w:proofErr w:type="spellEnd"/>
+    </w:p>
+    <w:p>
+      <w:pPr>
+        <w:pStyle w:val="3"/>
+      </w:pPr>
+      <w:bookmarkStart w:id="64" w:name="_Toc231234648"/>
+      <w:proofErr w:type="spellStart"/>
+      <w:r>
+        <w:t>Реализация</w:t>
+      </w:r>
+      <w:proofErr w:type="spellEnd"/>
+      <w:r>
+        <w:t xml:space="preserve"> </w:t>
+      </w:r>
+      <w:proofErr w:type="spellStart"/>
+      <w:r>
+        <w:t>контроллеров</w:t>
+      </w:r>
+      <w:bookmarkEnd w:id="64"/>
+      <w:proofErr w:type="spellEnd"/>
+    </w:p>
+    <w:p>
+      <w:pPr>
+        <w:pStyle w:val="3"/>
+        <w:rPr>
+          <w:lang w:val="ru-RU"/>
+        </w:rPr>
+      </w:pPr>
+      <w:bookmarkStart w:id="65" w:name="_Toc231234649"/>
+      <w:r>
+        <w:t>Реализация системы безопасности</w:t>
+      </w:r>
+      <w:bookmarkEnd w:id="65"/>
     </w:p>
     <w:p>
       <w:pPr>
         <w:pStyle w:val="2"/>
       </w:pPr>
-      <w:bookmarkStart w:id="52" w:name="_Toc231062528"/>
-      <w:bookmarkStart w:id="53" w:name="_Toc231214219"/>
-      <w:r>
-        <w:t>Реализация клиентской части</w:t>
-      </w:r>
-      <w:bookmarkEnd w:id="52"/>
-      <w:bookmarkEnd w:id="53"/>
+      <w:bookmarkStart w:id="66" w:name="_Toc231062528"/>
+      <w:bookmarkStart w:id="67" w:name="_Toc231234650"/>
+      <w:proofErr w:type="spellStart"/>
+      <w:r>
+        <w:t>Реализация</w:t>
+      </w:r>
+      <w:proofErr w:type="spellEnd"/>
+      <w:r>
+        <w:t xml:space="preserve"> </w:t>
+      </w:r>
+      <w:proofErr w:type="spellStart"/>
+      <w:r>
+        <w:t>клиентской</w:t>
+      </w:r>
+      <w:proofErr w:type="spellEnd"/>
+      <w:r>
+        <w:t xml:space="preserve"> </w:t>
+      </w:r>
+      <w:proofErr w:type="spellStart"/>
+      <w:r>
+        <w:t>части</w:t>
+      </w:r>
+      <w:bookmarkEnd w:id="66"/>
+      <w:bookmarkEnd w:id="67"/>
+      <w:proofErr w:type="spellEnd"/>
+    </w:p>
+    <w:p>
+      <w:pPr>
+        <w:pStyle w:val="3"/>
+      </w:pPr>
+      <w:bookmarkStart w:id="68" w:name="_Toc231234651"/>
+      <w:proofErr w:type="spellStart"/>
+      <w:r>
+        <w:t>Модульная</w:t>
+      </w:r>
+      <w:proofErr w:type="spellEnd"/>
+      <w:r>
+        <w:t xml:space="preserve"> </w:t>
+      </w:r>
+      <w:proofErr w:type="spellStart"/>
+      <w:r>
+        <w:t>структура</w:t>
+      </w:r>
+      <w:proofErr w:type="spellEnd"/>
+      <w:r>
+        <w:t xml:space="preserve"> </w:t>
+      </w:r>
+      <w:proofErr w:type="spellStart"/>
+      <w:r>
+        <w:t>проекта</w:t>
+      </w:r>
+      <w:bookmarkEnd w:id="68"/>
+      <w:proofErr w:type="spellEnd"/>
+    </w:p>
+    <w:p>
+      <w:pPr>
+        <w:pStyle w:val="3"/>
+        <w:rPr>
+          <w:lang w:val="ru-RU"/>
+        </w:rPr>
+      </w:pPr>
+      <w:bookmarkStart w:id="69" w:name="_Toc231234652"/>
+      <w:r>
+        <w:t>Реализация общих компонентов</w:t>
+      </w:r>
+      <w:bookmarkEnd w:id="69"/>
+    </w:p>
+    <w:p>
+      <w:pPr>
+        <w:pStyle w:val="3"/>
+      </w:pPr>
+      <w:bookmarkStart w:id="70" w:name="_Toc231234653"/>
+      <w:proofErr w:type="spellStart"/>
+      <w:r>
+        <w:t>Реализация</w:t>
+      </w:r>
+      <w:proofErr w:type="spellEnd"/>
+      <w:r>
+        <w:t xml:space="preserve"> </w:t>
+      </w:r>
+      <w:proofErr w:type="spellStart"/>
+      <w:r>
+        <w:t>раздела</w:t>
+      </w:r>
+      <w:proofErr w:type="spellEnd"/>
+      <w:r>
+        <w:t xml:space="preserve"> «</w:t>
+      </w:r>
+      <w:proofErr w:type="spellStart"/>
+      <w:r>
+        <w:t>Главная</w:t>
+      </w:r>
+      <w:proofErr w:type="spellEnd"/>
+      <w:r>
+        <w:t>»</w:t>
+      </w:r>
+      <w:bookmarkEnd w:id="70"/>
+    </w:p>
+    <w:p>
+      <w:pPr>
+        <w:pStyle w:val="3"/>
+      </w:pPr>
+      <w:bookmarkStart w:id="71" w:name="_Toc231234654"/>
+      <w:r>
+        <w:t>Реализация раздела «Партии металла»</w:t>
+      </w:r>
+      <w:bookmarkEnd w:id="71"/>
+    </w:p>
+    <w:p>
+      <w:pPr>
+        <w:pStyle w:val="3"/>
+        <w:rPr>
+          <w:lang w:val="ru-RU"/>
+        </w:rPr>
+      </w:pPr>
+      <w:bookmarkStart w:id="72" w:name="_Toc231234655"/>
+      <w:r>
+        <w:t>Реализация раздела «Детальная информация партии»</w:t>
+      </w:r>
+      <w:bookmarkEnd w:id="72"/>
     </w:p>
     <w:p>
       <w:r>
@@ -12289,6 +14564,7 @@
     </w:p>
     <w:p>
       <w:r>
+        <w:lastRenderedPageBreak/>
         <w:t xml:space="preserve">В верхней части интерфейса размещён </w:t>
       </w:r>
       <w:proofErr w:type="spellStart"/>
@@ -12297,11 +14573,7 @@
       </w:r>
       <w:proofErr w:type="spellEnd"/>
       <w:r>
-        <w:t xml:space="preserve">-компонент, содержащий </w:t>
-      </w:r>
-      <w:r>
-        <w:lastRenderedPageBreak/>
-        <w:t xml:space="preserve">систему уведомлений, </w:t>
+        <w:t xml:space="preserve">-компонент, содержащий систему уведомлений, </w:t>
       </w:r>
       <w:r>
         <w:t>переход в</w:t>
@@ -12821,6 +15093,16 @@
       <w:r>
         <w:t xml:space="preserve">  </w:t>
       </w:r>
+    </w:p>
+    <w:p>
+      <w:pPr>
+        <w:pStyle w:val="2"/>
+      </w:pPr>
+      <w:bookmarkStart w:id="73" w:name="_Toc231234656"/>
+      <w:r>
+        <w:t>Итоги реализации системы</w:t>
+      </w:r>
+      <w:bookmarkEnd w:id="73"/>
       <w:r>
         <w:br w:type="page"/>
       </w:r>
@@ -12837,8 +15119,8 @@
           <w:lang w:val="ru-RU"/>
         </w:rPr>
       </w:pPr>
-      <w:bookmarkStart w:id="54" w:name="_Toc231062529"/>
-      <w:bookmarkStart w:id="55" w:name="_Toc231214220"/>
+      <w:bookmarkStart w:id="74" w:name="_Toc231062529"/>
+      <w:bookmarkStart w:id="75" w:name="_Toc231234657"/>
       <w:r>
         <w:rPr>
           <w:lang w:val="ru-RU"/>
@@ -12846,8 +15128,8 @@
         <w:lastRenderedPageBreak/>
         <w:t>ЗАКЛЮЧЕНИЕ</w:t>
       </w:r>
-      <w:bookmarkEnd w:id="54"/>
-      <w:bookmarkEnd w:id="55"/>
+      <w:bookmarkEnd w:id="74"/>
+      <w:bookmarkEnd w:id="75"/>
     </w:p>
     <w:p>
       <w:r>
@@ -12935,14 +15217,14 @@
         </w:numPr>
         <w:ind w:left="709"/>
       </w:pPr>
-      <w:bookmarkStart w:id="56" w:name="_Toc231062530"/>
-      <w:bookmarkStart w:id="57" w:name="_Toc231214221"/>
+      <w:bookmarkStart w:id="76" w:name="_Toc231062530"/>
+      <w:bookmarkStart w:id="77" w:name="_Toc231234658"/>
       <w:r>
         <w:lastRenderedPageBreak/>
         <w:t>СПИСОК ИСПОЛЬЗОВАННЫХ ИСТОЧНИКОВ</w:t>
       </w:r>
-      <w:bookmarkEnd w:id="56"/>
-      <w:bookmarkEnd w:id="57"/>
+      <w:bookmarkEnd w:id="76"/>
+      <w:bookmarkEnd w:id="77"/>
     </w:p>
     <w:p>
       <w:pPr>
@@ -14308,14 +16590,14 @@
         </w:numPr>
         <w:ind w:left="709"/>
       </w:pPr>
-      <w:bookmarkStart w:id="58" w:name="_Toc231062531"/>
-      <w:bookmarkStart w:id="59" w:name="_Toc231214222"/>
+      <w:bookmarkStart w:id="78" w:name="_Toc231062531"/>
+      <w:bookmarkStart w:id="79" w:name="_Toc231234659"/>
       <w:r>
         <w:lastRenderedPageBreak/>
         <w:t>ПРИЛОЖЕНИЕ 1</w:t>
       </w:r>
-      <w:bookmarkEnd w:id="58"/>
-      <w:bookmarkEnd w:id="59"/>
+      <w:bookmarkEnd w:id="78"/>
+      <w:bookmarkEnd w:id="79"/>
     </w:p>
     <w:p/>
     <w:sectPr>
@@ -18138,7 +20420,7 @@
 </file>
 
 <file path=customXml/itemProps1.xml><?xml version="1.0" encoding="utf-8"?>
-<ds:datastoreItem xmlns:ds="http://schemas.openxmlformats.org/officeDocument/2006/customXml" ds:itemID="{F6C1973C-4B33-42BF-9ABA-2ECF0A1AB83E}">
+<ds:datastoreItem xmlns:ds="http://schemas.openxmlformats.org/officeDocument/2006/customXml" ds:itemID="{42821DDA-9EE1-4F29-889F-B172DA48D5EB}">
   <ds:schemaRefs>
     <ds:schemaRef ds:uri="http://schemas.openxmlformats.org/officeDocument/2006/bibliography"/>
   </ds:schemaRefs>

--- a/Документы/Диплом_Парамонова_АС.docx
+++ b/Документы/Диплом_Парамонова_АС.docx
@@ -73,21 +73,13 @@
       <w:pPr>
         <w:spacing w:line="240" w:lineRule="auto"/>
         <w:ind w:firstLine="0"/>
-        <w:rPr>
-          <w:lang w:val="en-US"/>
-        </w:rPr>
       </w:pPr>
       <w:r>
         <w:t>Кафедра «Прикладные информационные технологии»</w:t>
       </w:r>
       <w:r>
-        <w:rPr>
-          <w:lang w:val="en-US"/>
-        </w:rPr>
         <w:t xml:space="preserve"> </w:t>
       </w:r>
-      <w:bookmarkStart w:id="0" w:name="_GoBack"/>
-      <w:bookmarkEnd w:id="0"/>
     </w:p>
     <w:p>
       <w:pPr>
@@ -2224,10 +2216,7 @@
         <w:t>разработка информационной системы витрины качества металла, объединяющей данные о производственных партиях из систем MES, SCADA и LIMS в единую платформу с ролевым разграничением доступа</w:t>
       </w:r>
       <w:r>
-        <w:t xml:space="preserve">, обеспечивающей </w:t>
-      </w:r>
-      <w:r>
-        <w:t>оперативный контроль технологических процессов и поддержку принятия управленческих решений</w:t>
+        <w:t>, обеспечивающей оперативный контроль технологических процессов и поддержку принятия управленческих решений</w:t>
       </w:r>
       <w:r>
         <w:t>.</w:t>
@@ -3000,31 +2989,13 @@
         <w:t>Во введении описывается</w:t>
       </w:r>
       <w:r>
-        <w:t xml:space="preserve"> </w:t>
-      </w:r>
-      <w:r>
-        <w:t>а</w:t>
-      </w:r>
-      <w:r>
-        <w:t>ктуальность разработки системы</w:t>
-      </w:r>
-      <w:r>
-        <w:t>,</w:t>
-      </w:r>
-      <w:r>
-        <w:t xml:space="preserve"> цел</w:t>
+        <w:t xml:space="preserve"> актуальность разработки системы, цел</w:t>
       </w:r>
       <w:r>
         <w:t>и и</w:t>
       </w:r>
       <w:r>
-        <w:t xml:space="preserve"> задачи</w:t>
-      </w:r>
-      <w:r>
-        <w:t xml:space="preserve"> работы</w:t>
-      </w:r>
-      <w:r>
-        <w:t>.</w:t>
+        <w:t xml:space="preserve"> задачи работы.</w:t>
       </w:r>
     </w:p>
     <w:p>
@@ -3355,16 +3326,7 @@
         <w:ind w:left="1134" w:hanging="425"/>
       </w:pPr>
       <w:r>
-        <w:t xml:space="preserve">ПАО «ГМК «Норильский никель». Схема производства металлов [Электронный ресурс]. – </w:t>
-      </w:r>
-      <w:r>
-        <w:t>URL</w:t>
-      </w:r>
-      <w:r>
-        <w:t>: https://ar2022.nornickel.ru/ru/business-overview/production-flow.html</w:t>
-      </w:r>
-      <w:r>
-        <w:t>;</w:t>
+        <w:t>ПАО «ГМК «Норильский никель». Схема производства металлов [Электронный ресурс]. – URL: https://ar2022.nornickel.ru/ru/business-overview/production-flow.html;</w:t>
       </w:r>
     </w:p>
     <w:p>
@@ -3417,10 +3379,7 @@
       </w:r>
       <w:proofErr w:type="gramEnd"/>
       <w:r>
-        <w:t xml:space="preserve"> электронный // Лань : электронно-библиотечная система. — URL: https://e.lanbook.com/book/213209</w:t>
-      </w:r>
-      <w:r>
-        <w:t>;</w:t>
+        <w:t xml:space="preserve"> электронный // Лань : электронно-библиотечная система. — URL: https://e.lanbook.com/book/213209;</w:t>
       </w:r>
     </w:p>
     <w:p>
@@ -3457,10 +3416,7 @@
       </w:r>
       <w:proofErr w:type="gramEnd"/>
       <w:r>
-        <w:t xml:space="preserve"> электронный // Лань : электронно-библиотечная система. — URL: https://e.lanbook.com/book/171424</w:t>
-      </w:r>
-      <w:r>
-        <w:t>;</w:t>
+        <w:t xml:space="preserve"> электронный // Лань : электронно-библиотечная система. — URL: https://e.lanbook.com/book/171424;</w:t>
       </w:r>
     </w:p>
     <w:p>
@@ -3471,147 +3427,43 @@
           <w:numId w:val="41"/>
         </w:numPr>
         <w:ind w:left="1134" w:hanging="425"/>
-      </w:pPr>
-      <w:proofErr w:type="spellStart"/>
-      <w:r>
-        <w:t>Boyar</w:t>
-      </w:r>
-      <w:proofErr w:type="spellEnd"/>
-      <w:r>
-        <w:t xml:space="preserve">, K., </w:t>
-      </w:r>
-      <w:proofErr w:type="spellStart"/>
-      <w:r>
-        <w:t>Pham</w:t>
-      </w:r>
-      <w:proofErr w:type="spellEnd"/>
-      <w:r>
-        <w:t xml:space="preserve">, A., </w:t>
-      </w:r>
-      <w:proofErr w:type="spellStart"/>
-      <w:r>
+        <w:rPr>
+          <w:lang w:val="en-US"/>
+        </w:rPr>
+      </w:pPr>
+      <w:r>
+        <w:rPr>
+          <w:lang w:val="en-US"/>
+        </w:rPr>
+        <w:t xml:space="preserve">Boyar, K., Pham, A., </w:t>
+      </w:r>
+      <w:proofErr w:type="spellStart"/>
+      <w:r>
+        <w:rPr>
+          <w:lang w:val="en-US"/>
+        </w:rPr>
         <w:t>Swantek</w:t>
       </w:r>
       <w:proofErr w:type="spellEnd"/>
       <w:r>
-        <w:t xml:space="preserve">, S., </w:t>
-      </w:r>
-      <w:proofErr w:type="spellStart"/>
-      <w:r>
-        <w:t>Ward</w:t>
-      </w:r>
-      <w:proofErr w:type="spellEnd"/>
-      <w:r>
-        <w:t xml:space="preserve">, G., </w:t>
-      </w:r>
-      <w:proofErr w:type="spellStart"/>
-      <w:r>
-        <w:t>Herman</w:t>
-      </w:r>
-      <w:proofErr w:type="spellEnd"/>
-      <w:r>
-        <w:t xml:space="preserve">, G. </w:t>
-      </w:r>
-      <w:proofErr w:type="spellStart"/>
-      <w:r>
-        <w:t>Laboratory</w:t>
-      </w:r>
-      <w:proofErr w:type="spellEnd"/>
-      <w:r>
-        <w:t xml:space="preserve"> </w:t>
-      </w:r>
-      <w:proofErr w:type="spellStart"/>
-      <w:r>
-        <w:t>Information</w:t>
-      </w:r>
-      <w:proofErr w:type="spellEnd"/>
-      <w:r>
-        <w:t xml:space="preserve"> </w:t>
-      </w:r>
-      <w:proofErr w:type="spellStart"/>
-      <w:r>
-        <w:t>Management</w:t>
-      </w:r>
-      <w:proofErr w:type="spellEnd"/>
-      <w:r>
-        <w:t xml:space="preserve"> </w:t>
-      </w:r>
-      <w:proofErr w:type="spellStart"/>
-      <w:r>
-        <w:t>Systems</w:t>
-      </w:r>
-      <w:proofErr w:type="spellEnd"/>
-      <w:r>
-        <w:t xml:space="preserve"> (LIMS) // </w:t>
-      </w:r>
-      <w:proofErr w:type="spellStart"/>
-      <w:r>
-        <w:t>Cannabis</w:t>
-      </w:r>
-      <w:proofErr w:type="spellEnd"/>
-      <w:r>
-        <w:t xml:space="preserve"> </w:t>
-      </w:r>
-      <w:proofErr w:type="spellStart"/>
-      <w:r>
-        <w:t>Laboratory</w:t>
-      </w:r>
-      <w:proofErr w:type="spellEnd"/>
-      <w:r>
-        <w:t xml:space="preserve"> </w:t>
-      </w:r>
-      <w:proofErr w:type="spellStart"/>
-      <w:r>
-        <w:t>Fundamentals</w:t>
-      </w:r>
-      <w:proofErr w:type="spellEnd"/>
-      <w:r>
-        <w:t xml:space="preserve"> / </w:t>
-      </w:r>
-      <w:proofErr w:type="spellStart"/>
-      <w:r>
-        <w:t>ed</w:t>
-      </w:r>
-      <w:proofErr w:type="spellEnd"/>
-      <w:r>
-        <w:t xml:space="preserve">. </w:t>
-      </w:r>
-      <w:proofErr w:type="spellStart"/>
-      <w:r>
-        <w:t>by</w:t>
-      </w:r>
-      <w:proofErr w:type="spellEnd"/>
-      <w:r>
-        <w:t xml:space="preserve"> S. R. </w:t>
-      </w:r>
-      <w:proofErr w:type="spellStart"/>
-      <w:r>
-        <w:t>Opie</w:t>
-      </w:r>
-      <w:proofErr w:type="spellEnd"/>
-      <w:r>
-        <w:t xml:space="preserve">. — </w:t>
-      </w:r>
-      <w:proofErr w:type="spellStart"/>
+        <w:rPr>
+          <w:lang w:val="en-US"/>
+        </w:rPr>
+        <w:t xml:space="preserve">, S., Ward, G., Herman, G. Laboratory Information Management Systems (LIMS) // Cannabis Laboratory Fundamentals / ed. by S. R. Opie. — </w:t>
+      </w:r>
       <w:proofErr w:type="gramStart"/>
       <w:r>
-        <w:t>Cham</w:t>
-      </w:r>
-      <w:proofErr w:type="spellEnd"/>
-      <w:r>
-        <w:t xml:space="preserve"> :</w:t>
+        <w:rPr>
+          <w:lang w:val="en-US"/>
+        </w:rPr>
+        <w:t>Cham :</w:t>
       </w:r>
       <w:proofErr w:type="gramEnd"/>
       <w:r>
-        <w:t xml:space="preserve"> </w:t>
-      </w:r>
-      <w:proofErr w:type="spellStart"/>
-      <w:r>
-        <w:t>Springer</w:t>
-      </w:r>
-      <w:proofErr w:type="spellEnd"/>
-      <w:r>
-        <w:t xml:space="preserve">, 2021. — P. 183–210. — DOI: 10.1007/978-3-030-62716-4_7. </w:t>
+        <w:rPr>
+          <w:lang w:val="en-US"/>
+        </w:rPr>
+        <w:t xml:space="preserve"> Springer, 2021. — P. 183–210. — DOI: 10.1007/978-3-030-62716-4_7. </w:t>
       </w:r>
     </w:p>
     <w:p>
@@ -4313,12 +4165,6 @@
         <w:gridCol w:w="3357"/>
       </w:tblGrid>
       <w:tr>
-        <w:tblPrEx>
-          <w:tblCellMar>
-            <w:top w:w="0" w:type="dxa"/>
-            <w:bottom w:w="0" w:type="dxa"/>
-          </w:tblCellMar>
-        </w:tblPrEx>
         <w:tc>
           <w:tcPr>
             <w:tcW w:w="648" w:type="dxa"/>
@@ -4491,12 +4337,6 @@
         </w:tc>
       </w:tr>
       <w:tr>
-        <w:tblPrEx>
-          <w:tblCellMar>
-            <w:top w:w="0" w:type="dxa"/>
-            <w:bottom w:w="0" w:type="dxa"/>
-          </w:tblCellMar>
-        </w:tblPrEx>
         <w:tc>
           <w:tcPr>
             <w:tcW w:w="648" w:type="dxa"/>
@@ -4638,12 +4478,6 @@
         </w:tc>
       </w:tr>
       <w:tr>
-        <w:tblPrEx>
-          <w:tblCellMar>
-            <w:top w:w="0" w:type="dxa"/>
-            <w:bottom w:w="0" w:type="dxa"/>
-          </w:tblCellMar>
-        </w:tblPrEx>
         <w:tc>
           <w:tcPr>
             <w:tcW w:w="648" w:type="dxa"/>
@@ -4802,12 +4636,6 @@
         </w:tc>
       </w:tr>
       <w:tr>
-        <w:tblPrEx>
-          <w:tblCellMar>
-            <w:top w:w="0" w:type="dxa"/>
-            <w:bottom w:w="0" w:type="dxa"/>
-          </w:tblCellMar>
-        </w:tblPrEx>
         <w:tc>
           <w:tcPr>
             <w:tcW w:w="648" w:type="dxa"/>
@@ -4940,12 +4768,6 @@
         </w:tc>
       </w:tr>
       <w:tr>
-        <w:tblPrEx>
-          <w:tblCellMar>
-            <w:top w:w="0" w:type="dxa"/>
-            <w:bottom w:w="0" w:type="dxa"/>
-          </w:tblCellMar>
-        </w:tblPrEx>
         <w:tc>
           <w:tcPr>
             <w:tcW w:w="648" w:type="dxa"/>
@@ -5078,12 +4900,6 @@
         </w:tc>
       </w:tr>
       <w:tr>
-        <w:tblPrEx>
-          <w:tblCellMar>
-            <w:top w:w="0" w:type="dxa"/>
-            <w:bottom w:w="0" w:type="dxa"/>
-          </w:tblCellMar>
-        </w:tblPrEx>
         <w:tc>
           <w:tcPr>
             <w:tcW w:w="648" w:type="dxa"/>
@@ -5235,12 +5051,6 @@
         </w:tc>
       </w:tr>
       <w:tr>
-        <w:tblPrEx>
-          <w:tblCellMar>
-            <w:top w:w="0" w:type="dxa"/>
-            <w:bottom w:w="0" w:type="dxa"/>
-          </w:tblCellMar>
-        </w:tblPrEx>
         <w:tc>
           <w:tcPr>
             <w:tcW w:w="648" w:type="dxa"/>
@@ -5374,12 +5184,6 @@
         </w:tc>
       </w:tr>
       <w:tr>
-        <w:tblPrEx>
-          <w:tblCellMar>
-            <w:top w:w="0" w:type="dxa"/>
-            <w:bottom w:w="0" w:type="dxa"/>
-          </w:tblCellMar>
-        </w:tblPrEx>
         <w:tc>
           <w:tcPr>
             <w:tcW w:w="648" w:type="dxa"/>
@@ -5965,16 +5769,7 @@
         <w:t>разработка информационной системы витрины качества металла, объединяющей данные производственных систем MES, SCADA и LIMS в едином веб-приложении с ролевым разграничением доступа</w:t>
       </w:r>
       <w:r>
-        <w:t xml:space="preserve"> </w:t>
-      </w:r>
-      <w:r>
-        <w:t>и поддержк</w:t>
-      </w:r>
-      <w:r>
-        <w:t>ой</w:t>
-      </w:r>
-      <w:r>
-        <w:t xml:space="preserve"> принятия решений на основе актуальной информации о ходе технологических процессов</w:t>
+        <w:t xml:space="preserve"> и поддержкой принятия решений на основе актуальной информации о ходе технологических процессов</w:t>
       </w:r>
       <w:r>
         <w:t>.</w:t>
@@ -6372,13 +6167,7 @@
         </w:rPr>
       </w:pPr>
       <w:r>
-        <w:t xml:space="preserve">Целью выпускной квалификационной работы является разработка информационной системы </w:t>
-      </w:r>
-      <w:r>
-        <w:t>витрины качества металла</w:t>
-      </w:r>
-      <w:r>
-        <w:t>.</w:t>
+        <w:t>Целью выпускной квалификационной работы является разработка информационной системы витрины качества металла.</w:t>
       </w:r>
     </w:p>
     <w:p>
@@ -6388,28 +6177,7 @@
     </w:p>
     <w:p>
       <w:r>
-        <w:t>Б</w:t>
-      </w:r>
-      <w:r>
-        <w:t xml:space="preserve">ыли </w:t>
-      </w:r>
-      <w:r>
-        <w:t xml:space="preserve">поставлены задачи на </w:t>
-      </w:r>
-      <w:r>
-        <w:t>анализ предметной области, проектирование архитектуры системы, разработк</w:t>
-      </w:r>
-      <w:r>
-        <w:t>у</w:t>
-      </w:r>
-      <w:r>
-        <w:t xml:space="preserve"> </w:t>
-      </w:r>
-      <w:r>
-        <w:t>программной составляющей системы</w:t>
-      </w:r>
-      <w:r>
-        <w:t>.</w:t>
+        <w:t>Были поставлены задачи на анализ предметной области, проектирование архитектуры системы, разработку программной составляющей системы.</w:t>
       </w:r>
     </w:p>
     <w:p>
@@ -6645,7 +6413,7 @@
         <w:ind w:firstLine="0"/>
         <w:jc w:val="center"/>
         <w:rPr>
-          <w:lang w:val="en-US" w:bidi="ar-SA"/>
+          <w:lang w:bidi="ar-SA"/>
         </w:rPr>
       </w:pPr>
       <w:r>
@@ -6657,7 +6425,7 @@
       </w:r>
       <w:r>
         <w:rPr>
-          <w:lang w:val="en-US" w:bidi="ar-SA"/>
+          <w:lang w:bidi="ar-SA"/>
         </w:rPr>
         <w:t xml:space="preserve"> </w:t>
       </w:r>
@@ -6669,7 +6437,7 @@
       </w:r>
       <w:r>
         <w:rPr>
-          <w:lang w:val="en-US" w:bidi="ar-SA"/>
+          <w:lang w:bidi="ar-SA"/>
         </w:rPr>
         <w:t xml:space="preserve"> </w:t>
       </w:r>
@@ -7495,6 +7263,29 @@
         <w:widowControl/>
         <w:autoSpaceDE/>
         <w:autoSpaceDN/>
+        <w:spacing w:line="240" w:lineRule="auto"/>
+        <w:ind w:firstLine="0"/>
+        <w:rPr>
+          <w:lang w:bidi="ar-SA"/>
+        </w:rPr>
+        <w:sectPr>
+          <w:footerReference w:type="default" r:id="rId9"/>
+          <w:pgSz w:w="11906" w:h="16838"/>
+          <w:pgMar w:top="1418" w:right="567" w:bottom="851" w:left="1134" w:header="709" w:footer="709" w:gutter="0"/>
+          <w:cols w:space="720"/>
+          <w:titlePg/>
+          <w:docGrid w:linePitch="299"/>
+        </w:sectPr>
+      </w:pPr>
+      <w:r>
+        <w:br w:type="page"/>
+      </w:r>
+    </w:p>
+    <w:p>
+      <w:pPr>
+        <w:widowControl/>
+        <w:autoSpaceDE/>
+        <w:autoSpaceDN/>
         <w:spacing w:after="160" w:line="259" w:lineRule="auto"/>
         <w:ind w:firstLine="0"/>
         <w:jc w:val="left"/>
@@ -7502,9 +7293,6 @@
           <w:lang w:eastAsia="zh-CN" w:bidi="ar-SA"/>
         </w:rPr>
       </w:pPr>
-      <w:r>
-        <w:br w:type="page"/>
-      </w:r>
     </w:p>
     <w:p>
       <w:pPr>
@@ -7519,7 +7307,6 @@
           <w:b/>
           <w:bCs/>
         </w:rPr>
-        <w:lastRenderedPageBreak/>
         <w:t>СОДЕРЖАНИЕ</w:t>
       </w:r>
     </w:p>
@@ -7538,6 +7325,7 @@
           <w:docPartUnique/>
         </w:docPartObj>
       </w:sdtPr>
+      <w:sdtEndPr/>
       <w:sdtContent>
         <w:p>
           <w:pPr>
@@ -7554,7 +7342,7 @@
           <w:pPr>
             <w:pStyle w:val="12"/>
             <w:tabs>
-              <w:tab w:val="right" w:leader="dot" w:pos="10195"/>
+              <w:tab w:val="right" w:leader="dot" w:pos="9344"/>
             </w:tabs>
             <w:rPr>
               <w:rFonts w:asciiTheme="minorHAnsi" w:eastAsiaTheme="minorEastAsia" w:hAnsiTheme="minorHAnsi" w:cstheme="minorBidi"/>
@@ -7573,7 +7361,7 @@
           <w:r>
             <w:fldChar w:fldCharType="separate"/>
           </w:r>
-          <w:hyperlink w:anchor="_Toc231776426" w:history="1">
+          <w:hyperlink w:anchor="_Toc231811370" w:history="1">
             <w:r>
               <w:rPr>
                 <w:rStyle w:val="aa"/>
@@ -7600,7 +7388,7 @@
                 <w:noProof/>
                 <w:webHidden/>
               </w:rPr>
-              <w:instrText xml:space="preserve"> PAGEREF _Toc231776426 \h </w:instrText>
+              <w:instrText xml:space="preserve"> PAGEREF _Toc231811370 \h </w:instrText>
             </w:r>
             <w:r>
               <w:rPr>
@@ -7620,7 +7408,7 @@
                 <w:noProof/>
                 <w:webHidden/>
               </w:rPr>
-              <w:t>11</w:t>
+              <w:t>3</w:t>
             </w:r>
             <w:r>
               <w:rPr>
@@ -7635,7 +7423,7 @@
           <w:pPr>
             <w:pStyle w:val="12"/>
             <w:tabs>
-              <w:tab w:val="right" w:leader="dot" w:pos="10195"/>
+              <w:tab w:val="right" w:leader="dot" w:pos="9344"/>
             </w:tabs>
             <w:rPr>
               <w:rFonts w:asciiTheme="minorHAnsi" w:eastAsiaTheme="minorEastAsia" w:hAnsiTheme="minorHAnsi" w:cstheme="minorBidi"/>
@@ -7645,7 +7433,7 @@
               <w:lang w:bidi="ar-SA"/>
             </w:rPr>
           </w:pPr>
-          <w:hyperlink w:anchor="_Toc231776427" w:history="1">
+          <w:hyperlink w:anchor="_Toc231811371" w:history="1">
             <w:r>
               <w:rPr>
                 <w:rStyle w:val="aa"/>
@@ -7672,7 +7460,7 @@
                 <w:noProof/>
                 <w:webHidden/>
               </w:rPr>
-              <w:instrText xml:space="preserve"> PAGEREF _Toc231776427 \h </w:instrText>
+              <w:instrText xml:space="preserve"> PAGEREF _Toc231811371 \h </w:instrText>
             </w:r>
             <w:r>
               <w:rPr>
@@ -7692,7 +7480,7 @@
                 <w:noProof/>
                 <w:webHidden/>
               </w:rPr>
-              <w:t>13</w:t>
+              <w:t>5</w:t>
             </w:r>
             <w:r>
               <w:rPr>
@@ -7707,7 +7495,7 @@
           <w:pPr>
             <w:pStyle w:val="21"/>
             <w:tabs>
-              <w:tab w:val="right" w:leader="dot" w:pos="10195"/>
+              <w:tab w:val="right" w:leader="dot" w:pos="9344"/>
             </w:tabs>
             <w:rPr>
               <w:rFonts w:asciiTheme="minorHAnsi" w:eastAsiaTheme="minorEastAsia" w:hAnsiTheme="minorHAnsi" w:cstheme="minorBidi"/>
@@ -7717,7 +7505,7 @@
               <w:lang w:bidi="ar-SA"/>
             </w:rPr>
           </w:pPr>
-          <w:hyperlink w:anchor="_Toc231776428" w:history="1">
+          <w:hyperlink w:anchor="_Toc231811372" w:history="1">
             <w:r>
               <w:rPr>
                 <w:rStyle w:val="aa"/>
@@ -7744,7 +7532,7 @@
                 <w:noProof/>
                 <w:webHidden/>
               </w:rPr>
-              <w:instrText xml:space="preserve"> PAGEREF _Toc231776428 \h </w:instrText>
+              <w:instrText xml:space="preserve"> PAGEREF _Toc231811372 \h </w:instrText>
             </w:r>
             <w:r>
               <w:rPr>
@@ -7764,7 +7552,7 @@
                 <w:noProof/>
                 <w:webHidden/>
               </w:rPr>
-              <w:t>13</w:t>
+              <w:t>5</w:t>
             </w:r>
             <w:r>
               <w:rPr>
@@ -7779,7 +7567,7 @@
           <w:pPr>
             <w:pStyle w:val="21"/>
             <w:tabs>
-              <w:tab w:val="right" w:leader="dot" w:pos="10195"/>
+              <w:tab w:val="right" w:leader="dot" w:pos="9344"/>
             </w:tabs>
             <w:rPr>
               <w:rFonts w:asciiTheme="minorHAnsi" w:eastAsiaTheme="minorEastAsia" w:hAnsiTheme="minorHAnsi" w:cstheme="minorBidi"/>
@@ -7789,7 +7577,7 @@
               <w:lang w:bidi="ar-SA"/>
             </w:rPr>
           </w:pPr>
-          <w:hyperlink w:anchor="_Toc231776429" w:history="1">
+          <w:hyperlink w:anchor="_Toc231811373" w:history="1">
             <w:r>
               <w:rPr>
                 <w:rStyle w:val="aa"/>
@@ -7816,7 +7604,7 @@
                 <w:noProof/>
                 <w:webHidden/>
               </w:rPr>
-              <w:instrText xml:space="preserve"> PAGEREF _Toc231776429 \h </w:instrText>
+              <w:instrText xml:space="preserve"> PAGEREF _Toc231811373 \h </w:instrText>
             </w:r>
             <w:r>
               <w:rPr>
@@ -7836,7 +7624,7 @@
                 <w:noProof/>
                 <w:webHidden/>
               </w:rPr>
-              <w:t>14</w:t>
+              <w:t>6</w:t>
             </w:r>
             <w:r>
               <w:rPr>
@@ -7851,7 +7639,7 @@
           <w:pPr>
             <w:pStyle w:val="21"/>
             <w:tabs>
-              <w:tab w:val="right" w:leader="dot" w:pos="10195"/>
+              <w:tab w:val="right" w:leader="dot" w:pos="9344"/>
             </w:tabs>
             <w:rPr>
               <w:rFonts w:asciiTheme="minorHAnsi" w:eastAsiaTheme="minorEastAsia" w:hAnsiTheme="minorHAnsi" w:cstheme="minorBidi"/>
@@ -7861,7 +7649,7 @@
               <w:lang w:bidi="ar-SA"/>
             </w:rPr>
           </w:pPr>
-          <w:hyperlink w:anchor="_Toc231776430" w:history="1">
+          <w:hyperlink w:anchor="_Toc231811374" w:history="1">
             <w:r>
               <w:rPr>
                 <w:rStyle w:val="aa"/>
@@ -7888,7 +7676,7 @@
                 <w:noProof/>
                 <w:webHidden/>
               </w:rPr>
-              <w:instrText xml:space="preserve"> PAGEREF _Toc231776430 \h </w:instrText>
+              <w:instrText xml:space="preserve"> PAGEREF _Toc231811374 \h </w:instrText>
             </w:r>
             <w:r>
               <w:rPr>
@@ -7908,7 +7696,7 @@
                 <w:noProof/>
                 <w:webHidden/>
               </w:rPr>
-              <w:t>18</w:t>
+              <w:t>10</w:t>
             </w:r>
             <w:r>
               <w:rPr>
@@ -7923,7 +7711,7 @@
           <w:pPr>
             <w:pStyle w:val="21"/>
             <w:tabs>
-              <w:tab w:val="right" w:leader="dot" w:pos="10195"/>
+              <w:tab w:val="right" w:leader="dot" w:pos="9344"/>
             </w:tabs>
             <w:rPr>
               <w:rFonts w:asciiTheme="minorHAnsi" w:eastAsiaTheme="minorEastAsia" w:hAnsiTheme="minorHAnsi" w:cstheme="minorBidi"/>
@@ -7933,7 +7721,7 @@
               <w:lang w:bidi="ar-SA"/>
             </w:rPr>
           </w:pPr>
-          <w:hyperlink w:anchor="_Toc231776431" w:history="1">
+          <w:hyperlink w:anchor="_Toc231811375" w:history="1">
             <w:r>
               <w:rPr>
                 <w:rStyle w:val="aa"/>
@@ -7960,7 +7748,7 @@
                 <w:noProof/>
                 <w:webHidden/>
               </w:rPr>
-              <w:instrText xml:space="preserve"> PAGEREF _Toc231776431 \h </w:instrText>
+              <w:instrText xml:space="preserve"> PAGEREF _Toc231811375 \h </w:instrText>
             </w:r>
             <w:r>
               <w:rPr>
@@ -7980,7 +7768,7 @@
                 <w:noProof/>
                 <w:webHidden/>
               </w:rPr>
-              <w:t>20</w:t>
+              <w:t>12</w:t>
             </w:r>
             <w:r>
               <w:rPr>
@@ -7995,7 +7783,7 @@
           <w:pPr>
             <w:pStyle w:val="12"/>
             <w:tabs>
-              <w:tab w:val="right" w:leader="dot" w:pos="10195"/>
+              <w:tab w:val="right" w:leader="dot" w:pos="9344"/>
             </w:tabs>
             <w:rPr>
               <w:rFonts w:asciiTheme="minorHAnsi" w:eastAsiaTheme="minorEastAsia" w:hAnsiTheme="minorHAnsi" w:cstheme="minorBidi"/>
@@ -8005,7 +7793,7 @@
               <w:lang w:bidi="ar-SA"/>
             </w:rPr>
           </w:pPr>
-          <w:hyperlink w:anchor="_Toc231776432" w:history="1">
+          <w:hyperlink w:anchor="_Toc231811376" w:history="1">
             <w:r>
               <w:rPr>
                 <w:rStyle w:val="aa"/>
@@ -8032,7 +7820,7 @@
                 <w:noProof/>
                 <w:webHidden/>
               </w:rPr>
-              <w:instrText xml:space="preserve"> PAGEREF _Toc231776432 \h </w:instrText>
+              <w:instrText xml:space="preserve"> PAGEREF _Toc231811376 \h </w:instrText>
             </w:r>
             <w:r>
               <w:rPr>
@@ -8052,7 +7840,7 @@
                 <w:noProof/>
                 <w:webHidden/>
               </w:rPr>
-              <w:t>22</w:t>
+              <w:t>14</w:t>
             </w:r>
             <w:r>
               <w:rPr>
@@ -8067,7 +7855,7 @@
           <w:pPr>
             <w:pStyle w:val="21"/>
             <w:tabs>
-              <w:tab w:val="right" w:leader="dot" w:pos="10195"/>
+              <w:tab w:val="right" w:leader="dot" w:pos="9344"/>
             </w:tabs>
             <w:rPr>
               <w:rFonts w:asciiTheme="minorHAnsi" w:eastAsiaTheme="minorEastAsia" w:hAnsiTheme="minorHAnsi" w:cstheme="minorBidi"/>
@@ -8077,7 +7865,7 @@
               <w:lang w:bidi="ar-SA"/>
             </w:rPr>
           </w:pPr>
-          <w:hyperlink w:anchor="_Toc231776433" w:history="1">
+          <w:hyperlink w:anchor="_Toc231811377" w:history="1">
             <w:r>
               <w:rPr>
                 <w:rStyle w:val="aa"/>
@@ -8104,7 +7892,7 @@
                 <w:noProof/>
                 <w:webHidden/>
               </w:rPr>
-              <w:instrText xml:space="preserve"> PAGEREF _Toc231776433 \h </w:instrText>
+              <w:instrText xml:space="preserve"> PAGEREF _Toc231811377 \h </w:instrText>
             </w:r>
             <w:r>
               <w:rPr>
@@ -8124,7 +7912,7 @@
                 <w:noProof/>
                 <w:webHidden/>
               </w:rPr>
-              <w:t>22</w:t>
+              <w:t>14</w:t>
             </w:r>
             <w:r>
               <w:rPr>
@@ -8139,7 +7927,7 @@
           <w:pPr>
             <w:pStyle w:val="21"/>
             <w:tabs>
-              <w:tab w:val="right" w:leader="dot" w:pos="10195"/>
+              <w:tab w:val="right" w:leader="dot" w:pos="9344"/>
             </w:tabs>
             <w:rPr>
               <w:rFonts w:asciiTheme="minorHAnsi" w:eastAsiaTheme="minorEastAsia" w:hAnsiTheme="minorHAnsi" w:cstheme="minorBidi"/>
@@ -8149,7 +7937,7 @@
               <w:lang w:bidi="ar-SA"/>
             </w:rPr>
           </w:pPr>
-          <w:hyperlink w:anchor="_Toc231776434" w:history="1">
+          <w:hyperlink w:anchor="_Toc231811378" w:history="1">
             <w:r>
               <w:rPr>
                 <w:rStyle w:val="aa"/>
@@ -8176,7 +7964,7 @@
                 <w:noProof/>
                 <w:webHidden/>
               </w:rPr>
-              <w:instrText xml:space="preserve"> PAGEREF _Toc231776434 \h </w:instrText>
+              <w:instrText xml:space="preserve"> PAGEREF _Toc231811378 \h </w:instrText>
             </w:r>
             <w:r>
               <w:rPr>
@@ -8196,7 +7984,7 @@
                 <w:noProof/>
                 <w:webHidden/>
               </w:rPr>
-              <w:t>22</w:t>
+              <w:t>14</w:t>
             </w:r>
             <w:r>
               <w:rPr>
@@ -8211,7 +7999,7 @@
           <w:pPr>
             <w:pStyle w:val="21"/>
             <w:tabs>
-              <w:tab w:val="right" w:leader="dot" w:pos="10195"/>
+              <w:tab w:val="right" w:leader="dot" w:pos="9344"/>
             </w:tabs>
             <w:rPr>
               <w:rFonts w:asciiTheme="minorHAnsi" w:eastAsiaTheme="minorEastAsia" w:hAnsiTheme="minorHAnsi" w:cstheme="minorBidi"/>
@@ -8221,7 +8009,7 @@
               <w:lang w:bidi="ar-SA"/>
             </w:rPr>
           </w:pPr>
-          <w:hyperlink w:anchor="_Toc231776435" w:history="1">
+          <w:hyperlink w:anchor="_Toc231811379" w:history="1">
             <w:r>
               <w:rPr>
                 <w:rStyle w:val="aa"/>
@@ -8248,7 +8036,7 @@
                 <w:noProof/>
                 <w:webHidden/>
               </w:rPr>
-              <w:instrText xml:space="preserve"> PAGEREF _Toc231776435 \h </w:instrText>
+              <w:instrText xml:space="preserve"> PAGEREF _Toc231811379 \h </w:instrText>
             </w:r>
             <w:r>
               <w:rPr>
@@ -8268,7 +8056,7 @@
                 <w:noProof/>
                 <w:webHidden/>
               </w:rPr>
-              <w:t>25</w:t>
+              <w:t>17</w:t>
             </w:r>
             <w:r>
               <w:rPr>
@@ -8283,7 +8071,7 @@
           <w:pPr>
             <w:pStyle w:val="21"/>
             <w:tabs>
-              <w:tab w:val="right" w:leader="dot" w:pos="10195"/>
+              <w:tab w:val="right" w:leader="dot" w:pos="9344"/>
             </w:tabs>
             <w:rPr>
               <w:rFonts w:asciiTheme="minorHAnsi" w:eastAsiaTheme="minorEastAsia" w:hAnsiTheme="minorHAnsi" w:cstheme="minorBidi"/>
@@ -8293,7 +8081,7 @@
               <w:lang w:bidi="ar-SA"/>
             </w:rPr>
           </w:pPr>
-          <w:hyperlink w:anchor="_Toc231776436" w:history="1">
+          <w:hyperlink w:anchor="_Toc231811380" w:history="1">
             <w:r>
               <w:rPr>
                 <w:rStyle w:val="aa"/>
@@ -8320,7 +8108,7 @@
                 <w:noProof/>
                 <w:webHidden/>
               </w:rPr>
-              <w:instrText xml:space="preserve"> PAGEREF _Toc231776436 \h </w:instrText>
+              <w:instrText xml:space="preserve"> PAGEREF _Toc231811380 \h </w:instrText>
             </w:r>
             <w:r>
               <w:rPr>
@@ -8340,7 +8128,7 @@
                 <w:noProof/>
                 <w:webHidden/>
               </w:rPr>
-              <w:t>37</w:t>
+              <w:t>29</w:t>
             </w:r>
             <w:r>
               <w:rPr>
@@ -8355,7 +8143,7 @@
           <w:pPr>
             <w:pStyle w:val="12"/>
             <w:tabs>
-              <w:tab w:val="right" w:leader="dot" w:pos="10195"/>
+              <w:tab w:val="right" w:leader="dot" w:pos="9344"/>
             </w:tabs>
             <w:rPr>
               <w:rFonts w:asciiTheme="minorHAnsi" w:eastAsiaTheme="minorEastAsia" w:hAnsiTheme="minorHAnsi" w:cstheme="minorBidi"/>
@@ -8365,7 +8153,7 @@
               <w:lang w:bidi="ar-SA"/>
             </w:rPr>
           </w:pPr>
-          <w:hyperlink w:anchor="_Toc231776437" w:history="1">
+          <w:hyperlink w:anchor="_Toc231811381" w:history="1">
             <w:r>
               <w:rPr>
                 <w:rStyle w:val="aa"/>
@@ -8392,7 +8180,7 @@
                 <w:noProof/>
                 <w:webHidden/>
               </w:rPr>
-              <w:instrText xml:space="preserve"> PAGEREF _Toc231776437 \h </w:instrText>
+              <w:instrText xml:space="preserve"> PAGEREF _Toc231811381 \h </w:instrText>
             </w:r>
             <w:r>
               <w:rPr>
@@ -8412,7 +8200,7 @@
                 <w:noProof/>
                 <w:webHidden/>
               </w:rPr>
-              <w:t>39</w:t>
+              <w:t>31</w:t>
             </w:r>
             <w:r>
               <w:rPr>
@@ -8427,7 +8215,7 @@
           <w:pPr>
             <w:pStyle w:val="21"/>
             <w:tabs>
-              <w:tab w:val="right" w:leader="dot" w:pos="10195"/>
+              <w:tab w:val="right" w:leader="dot" w:pos="9344"/>
             </w:tabs>
             <w:rPr>
               <w:rFonts w:asciiTheme="minorHAnsi" w:eastAsiaTheme="minorEastAsia" w:hAnsiTheme="minorHAnsi" w:cstheme="minorBidi"/>
@@ -8437,7 +8225,7 @@
               <w:lang w:bidi="ar-SA"/>
             </w:rPr>
           </w:pPr>
-          <w:hyperlink w:anchor="_Toc231776438" w:history="1">
+          <w:hyperlink w:anchor="_Toc231811382" w:history="1">
             <w:r>
               <w:rPr>
                 <w:rStyle w:val="aa"/>
@@ -8464,7 +8252,7 @@
                 <w:noProof/>
                 <w:webHidden/>
               </w:rPr>
-              <w:instrText xml:space="preserve"> PAGEREF _Toc231776438 \h </w:instrText>
+              <w:instrText xml:space="preserve"> PAGEREF _Toc231811382 \h </w:instrText>
             </w:r>
             <w:r>
               <w:rPr>
@@ -8484,7 +8272,7 @@
                 <w:noProof/>
                 <w:webHidden/>
               </w:rPr>
-              <w:t>39</w:t>
+              <w:t>31</w:t>
             </w:r>
             <w:r>
               <w:rPr>
@@ -8499,7 +8287,7 @@
           <w:pPr>
             <w:pStyle w:val="21"/>
             <w:tabs>
-              <w:tab w:val="right" w:leader="dot" w:pos="10195"/>
+              <w:tab w:val="right" w:leader="dot" w:pos="9344"/>
             </w:tabs>
             <w:rPr>
               <w:rFonts w:asciiTheme="minorHAnsi" w:eastAsiaTheme="minorEastAsia" w:hAnsiTheme="minorHAnsi" w:cstheme="minorBidi"/>
@@ -8509,7 +8297,7 @@
               <w:lang w:bidi="ar-SA"/>
             </w:rPr>
           </w:pPr>
-          <w:hyperlink w:anchor="_Toc231776439" w:history="1">
+          <w:hyperlink w:anchor="_Toc231811383" w:history="1">
             <w:r>
               <w:rPr>
                 <w:rStyle w:val="aa"/>
@@ -8536,7 +8324,7 @@
                 <w:noProof/>
                 <w:webHidden/>
               </w:rPr>
-              <w:instrText xml:space="preserve"> PAGEREF _Toc231776439 \h </w:instrText>
+              <w:instrText xml:space="preserve"> PAGEREF _Toc231811383 \h </w:instrText>
             </w:r>
             <w:r>
               <w:rPr>
@@ -8556,7 +8344,7 @@
                 <w:noProof/>
                 <w:webHidden/>
               </w:rPr>
-              <w:t>42</w:t>
+              <w:t>34</w:t>
             </w:r>
             <w:r>
               <w:rPr>
@@ -8571,7 +8359,7 @@
           <w:pPr>
             <w:pStyle w:val="21"/>
             <w:tabs>
-              <w:tab w:val="right" w:leader="dot" w:pos="10195"/>
+              <w:tab w:val="right" w:leader="dot" w:pos="9344"/>
             </w:tabs>
             <w:rPr>
               <w:rFonts w:asciiTheme="minorHAnsi" w:eastAsiaTheme="minorEastAsia" w:hAnsiTheme="minorHAnsi" w:cstheme="minorBidi"/>
@@ -8581,7 +8369,7 @@
               <w:lang w:bidi="ar-SA"/>
             </w:rPr>
           </w:pPr>
-          <w:hyperlink w:anchor="_Toc231776440" w:history="1">
+          <w:hyperlink w:anchor="_Toc231811384" w:history="1">
             <w:r>
               <w:rPr>
                 <w:rStyle w:val="aa"/>
@@ -8608,7 +8396,7 @@
                 <w:noProof/>
                 <w:webHidden/>
               </w:rPr>
-              <w:instrText xml:space="preserve"> PAGEREF _Toc231776440 \h </w:instrText>
+              <w:instrText xml:space="preserve"> PAGEREF _Toc231811384 \h </w:instrText>
             </w:r>
             <w:r>
               <w:rPr>
@@ -8628,7 +8416,7 @@
                 <w:noProof/>
                 <w:webHidden/>
               </w:rPr>
-              <w:t>45</w:t>
+              <w:t>37</w:t>
             </w:r>
             <w:r>
               <w:rPr>
@@ -8643,7 +8431,7 @@
           <w:pPr>
             <w:pStyle w:val="21"/>
             <w:tabs>
-              <w:tab w:val="right" w:leader="dot" w:pos="10195"/>
+              <w:tab w:val="right" w:leader="dot" w:pos="9344"/>
             </w:tabs>
             <w:rPr>
               <w:rFonts w:asciiTheme="minorHAnsi" w:eastAsiaTheme="minorEastAsia" w:hAnsiTheme="minorHAnsi" w:cstheme="minorBidi"/>
@@ -8653,7 +8441,7 @@
               <w:lang w:bidi="ar-SA"/>
             </w:rPr>
           </w:pPr>
-          <w:hyperlink w:anchor="_Toc231776441" w:history="1">
+          <w:hyperlink w:anchor="_Toc231811385" w:history="1">
             <w:r>
               <w:rPr>
                 <w:rStyle w:val="aa"/>
@@ -8680,7 +8468,7 @@
                 <w:noProof/>
                 <w:webHidden/>
               </w:rPr>
-              <w:instrText xml:space="preserve"> PAGEREF _Toc231776441 \h </w:instrText>
+              <w:instrText xml:space="preserve"> PAGEREF _Toc231811385 \h </w:instrText>
             </w:r>
             <w:r>
               <w:rPr>
@@ -8700,7 +8488,7 @@
                 <w:noProof/>
                 <w:webHidden/>
               </w:rPr>
-              <w:t>48</w:t>
+              <w:t>40</w:t>
             </w:r>
             <w:r>
               <w:rPr>
@@ -8715,7 +8503,7 @@
           <w:pPr>
             <w:pStyle w:val="21"/>
             <w:tabs>
-              <w:tab w:val="right" w:leader="dot" w:pos="10195"/>
+              <w:tab w:val="right" w:leader="dot" w:pos="9344"/>
             </w:tabs>
             <w:rPr>
               <w:rFonts w:asciiTheme="minorHAnsi" w:eastAsiaTheme="minorEastAsia" w:hAnsiTheme="minorHAnsi" w:cstheme="minorBidi"/>
@@ -8725,7 +8513,7 @@
               <w:lang w:bidi="ar-SA"/>
             </w:rPr>
           </w:pPr>
-          <w:hyperlink w:anchor="_Toc231776442" w:history="1">
+          <w:hyperlink w:anchor="_Toc231811386" w:history="1">
             <w:r>
               <w:rPr>
                 <w:rStyle w:val="aa"/>
@@ -8752,7 +8540,7 @@
                 <w:noProof/>
                 <w:webHidden/>
               </w:rPr>
-              <w:instrText xml:space="preserve"> PAGEREF _Toc231776442 \h </w:instrText>
+              <w:instrText xml:space="preserve"> PAGEREF _Toc231811386 \h </w:instrText>
             </w:r>
             <w:r>
               <w:rPr>
@@ -8772,7 +8560,7 @@
                 <w:noProof/>
                 <w:webHidden/>
               </w:rPr>
-              <w:t>58</w:t>
+              <w:t>50</w:t>
             </w:r>
             <w:r>
               <w:rPr>
@@ -8787,7 +8575,7 @@
           <w:pPr>
             <w:pStyle w:val="21"/>
             <w:tabs>
-              <w:tab w:val="right" w:leader="dot" w:pos="10195"/>
+              <w:tab w:val="right" w:leader="dot" w:pos="9344"/>
             </w:tabs>
             <w:rPr>
               <w:rFonts w:asciiTheme="minorHAnsi" w:eastAsiaTheme="minorEastAsia" w:hAnsiTheme="minorHAnsi" w:cstheme="minorBidi"/>
@@ -8797,7 +8585,7 @@
               <w:lang w:bidi="ar-SA"/>
             </w:rPr>
           </w:pPr>
-          <w:hyperlink w:anchor="_Toc231776443" w:history="1">
+          <w:hyperlink w:anchor="_Toc231811387" w:history="1">
             <w:r>
               <w:rPr>
                 <w:rStyle w:val="aa"/>
@@ -8824,7 +8612,7 @@
                 <w:noProof/>
                 <w:webHidden/>
               </w:rPr>
-              <w:instrText xml:space="preserve"> PAGEREF _Toc231776443 \h </w:instrText>
+              <w:instrText xml:space="preserve"> PAGEREF _Toc231811387 \h </w:instrText>
             </w:r>
             <w:r>
               <w:rPr>
@@ -8844,7 +8632,7 @@
                 <w:noProof/>
                 <w:webHidden/>
               </w:rPr>
-              <w:t>73</w:t>
+              <w:t>65</w:t>
             </w:r>
             <w:r>
               <w:rPr>
@@ -8859,7 +8647,7 @@
           <w:pPr>
             <w:pStyle w:val="12"/>
             <w:tabs>
-              <w:tab w:val="right" w:leader="dot" w:pos="10195"/>
+              <w:tab w:val="right" w:leader="dot" w:pos="9344"/>
             </w:tabs>
             <w:rPr>
               <w:rFonts w:asciiTheme="minorHAnsi" w:eastAsiaTheme="minorEastAsia" w:hAnsiTheme="minorHAnsi" w:cstheme="minorBidi"/>
@@ -8869,7 +8657,7 @@
               <w:lang w:bidi="ar-SA"/>
             </w:rPr>
           </w:pPr>
-          <w:hyperlink w:anchor="_Toc231776444" w:history="1">
+          <w:hyperlink w:anchor="_Toc231811388" w:history="1">
             <w:r>
               <w:rPr>
                 <w:rStyle w:val="aa"/>
@@ -8896,7 +8684,7 @@
                 <w:noProof/>
                 <w:webHidden/>
               </w:rPr>
-              <w:instrText xml:space="preserve"> PAGEREF _Toc231776444 \h </w:instrText>
+              <w:instrText xml:space="preserve"> PAGEREF _Toc231811388 \h </w:instrText>
             </w:r>
             <w:r>
               <w:rPr>
@@ -8916,7 +8704,7 @@
                 <w:noProof/>
                 <w:webHidden/>
               </w:rPr>
-              <w:t>74</w:t>
+              <w:t>66</w:t>
             </w:r>
             <w:r>
               <w:rPr>
@@ -8931,7 +8719,7 @@
           <w:pPr>
             <w:pStyle w:val="12"/>
             <w:tabs>
-              <w:tab w:val="right" w:leader="dot" w:pos="10195"/>
+              <w:tab w:val="right" w:leader="dot" w:pos="9344"/>
             </w:tabs>
             <w:rPr>
               <w:rFonts w:asciiTheme="minorHAnsi" w:eastAsiaTheme="minorEastAsia" w:hAnsiTheme="minorHAnsi" w:cstheme="minorBidi"/>
@@ -8941,7 +8729,7 @@
               <w:lang w:bidi="ar-SA"/>
             </w:rPr>
           </w:pPr>
-          <w:hyperlink w:anchor="_Toc231776445" w:history="1">
+          <w:hyperlink w:anchor="_Toc231811389" w:history="1">
             <w:r>
               <w:rPr>
                 <w:rStyle w:val="aa"/>
@@ -8968,7 +8756,7 @@
                 <w:noProof/>
                 <w:webHidden/>
               </w:rPr>
-              <w:instrText xml:space="preserve"> PAGEREF _Toc231776445 \h </w:instrText>
+              <w:instrText xml:space="preserve"> PAGEREF _Toc231811389 \h </w:instrText>
             </w:r>
             <w:r>
               <w:rPr>
@@ -8988,7 +8776,7 @@
                 <w:noProof/>
                 <w:webHidden/>
               </w:rPr>
-              <w:t>77</w:t>
+              <w:t>69</w:t>
             </w:r>
             <w:r>
               <w:rPr>
@@ -9003,7 +8791,7 @@
           <w:pPr>
             <w:pStyle w:val="12"/>
             <w:tabs>
-              <w:tab w:val="right" w:leader="dot" w:pos="10195"/>
+              <w:tab w:val="right" w:leader="dot" w:pos="9344"/>
             </w:tabs>
             <w:rPr>
               <w:rFonts w:asciiTheme="minorHAnsi" w:eastAsiaTheme="minorEastAsia" w:hAnsiTheme="minorHAnsi" w:cstheme="minorBidi"/>
@@ -9013,7 +8801,7 @@
               <w:lang w:bidi="ar-SA"/>
             </w:rPr>
           </w:pPr>
-          <w:hyperlink w:anchor="_Toc231776446" w:history="1">
+          <w:hyperlink w:anchor="_Toc231811390" w:history="1">
             <w:r>
               <w:rPr>
                 <w:rStyle w:val="aa"/>
@@ -9040,7 +8828,7 @@
                 <w:noProof/>
                 <w:webHidden/>
               </w:rPr>
-              <w:instrText xml:space="preserve"> PAGEREF _Toc231776446 \h </w:instrText>
+              <w:instrText xml:space="preserve"> PAGEREF _Toc231811390 \h </w:instrText>
             </w:r>
             <w:r>
               <w:rPr>
@@ -9060,7 +8848,7 @@
                 <w:noProof/>
                 <w:webHidden/>
               </w:rPr>
-              <w:t>81</w:t>
+              <w:t>73</w:t>
             </w:r>
             <w:r>
               <w:rPr>
@@ -9075,36 +8863,19 @@
           <w:pPr>
             <w:pStyle w:val="12"/>
             <w:tabs>
-              <w:tab w:val="right" w:leader="dot" w:pos="9344"/>
+              <w:tab w:val="center" w:pos="4677"/>
             </w:tabs>
             <w:ind w:firstLine="0"/>
           </w:pPr>
           <w:r>
             <w:fldChar w:fldCharType="end"/>
           </w:r>
+          <w:r>
+            <w:tab/>
+          </w:r>
         </w:p>
       </w:sdtContent>
     </w:sdt>
-    <w:p>
-      <w:pPr>
-        <w:widowControl/>
-        <w:autoSpaceDE/>
-        <w:autoSpaceDN/>
-        <w:spacing w:line="240" w:lineRule="auto"/>
-        <w:ind w:firstLine="0"/>
-        <w:rPr>
-          <w:lang w:bidi="ar-SA"/>
-        </w:rPr>
-        <w:sectPr>
-          <w:footerReference w:type="default" r:id="rId9"/>
-          <w:pgSz w:w="11906" w:h="16838"/>
-          <w:pgMar w:top="1418" w:right="567" w:bottom="851" w:left="1134" w:header="709" w:footer="709" w:gutter="0"/>
-          <w:cols w:space="720"/>
-          <w:titlePg/>
-          <w:docGrid w:linePitch="299"/>
-        </w:sectPr>
-      </w:pPr>
-    </w:p>
     <w:p>
       <w:pPr>
         <w:pStyle w:val="1"/>
@@ -9117,8 +8888,8 @@
           <w:lang w:val="ru-RU"/>
         </w:rPr>
       </w:pPr>
-      <w:bookmarkStart w:id="1" w:name="_Toc231062503"/>
-      <w:bookmarkStart w:id="2" w:name="_Toc231776426"/>
+      <w:bookmarkStart w:id="0" w:name="_Toc231062503"/>
+      <w:bookmarkStart w:id="1" w:name="_Toc231811370"/>
       <w:r>
         <w:rPr>
           <w:lang w:val="ru-RU"/>
@@ -9126,150 +8897,155 @@
         <w:lastRenderedPageBreak/>
         <w:t>ВВЕДЕНИЕ</w:t>
       </w:r>
+      <w:bookmarkEnd w:id="0"/>
       <w:bookmarkEnd w:id="1"/>
+    </w:p>
+    <w:p>
+      <w:r>
+        <w:t xml:space="preserve">Информационная система разрабатывается для предприятия ПАО «ГМК „Норильский никель“» (далее – </w:t>
+      </w:r>
+      <w:proofErr w:type="spellStart"/>
+      <w:r>
+        <w:t>Норникель</w:t>
+      </w:r>
+      <w:proofErr w:type="spellEnd"/>
+      <w:r>
+        <w:t xml:space="preserve">), одного из крупнейших мировых производителей цветных и драгоценных металлов. </w:t>
+      </w:r>
+      <w:r>
+        <w:t>Для предприятий такого масштаба характерны высокие объёмы производственных данных, поступающих из различных автоматизированных систем управления технологическими процессами</w:t>
+      </w:r>
+      <w:r>
+        <w:t xml:space="preserve">: систем управления производством (MES – </w:t>
+      </w:r>
+      <w:proofErr w:type="spellStart"/>
+      <w:r>
+        <w:t>Manufacturing</w:t>
+      </w:r>
+      <w:proofErr w:type="spellEnd"/>
+      <w:r>
+        <w:t xml:space="preserve"> </w:t>
+      </w:r>
+      <w:proofErr w:type="spellStart"/>
+      <w:r>
+        <w:t>Execution</w:t>
+      </w:r>
+      <w:proofErr w:type="spellEnd"/>
+      <w:r>
+        <w:t xml:space="preserve"> </w:t>
+      </w:r>
+      <w:proofErr w:type="spellStart"/>
+      <w:r>
+        <w:t>System</w:t>
+      </w:r>
+      <w:proofErr w:type="spellEnd"/>
+      <w:r>
+        <w:t xml:space="preserve">), систем диспетчерского управления и сбора данных (SCADA – </w:t>
+      </w:r>
+      <w:proofErr w:type="spellStart"/>
+      <w:r>
+        <w:t>Supervisory</w:t>
+      </w:r>
+      <w:proofErr w:type="spellEnd"/>
+      <w:r>
+        <w:t xml:space="preserve"> </w:t>
+      </w:r>
+      <w:proofErr w:type="spellStart"/>
+      <w:r>
+        <w:t>Control</w:t>
+      </w:r>
+      <w:proofErr w:type="spellEnd"/>
+      <w:r>
+        <w:t xml:space="preserve"> </w:t>
+      </w:r>
+      <w:proofErr w:type="spellStart"/>
+      <w:r>
+        <w:t>and</w:t>
+      </w:r>
+      <w:proofErr w:type="spellEnd"/>
+      <w:r>
+        <w:t xml:space="preserve"> </w:t>
+      </w:r>
+      <w:proofErr w:type="spellStart"/>
+      <w:r>
+        <w:t>Data</w:t>
+      </w:r>
+      <w:proofErr w:type="spellEnd"/>
+      <w:r>
+        <w:t xml:space="preserve"> </w:t>
+      </w:r>
+      <w:proofErr w:type="spellStart"/>
+      <w:r>
+        <w:t>Acquisition</w:t>
+      </w:r>
+      <w:proofErr w:type="spellEnd"/>
+      <w:r>
+        <w:t xml:space="preserve">), а также лабораторных информационных систем (LIMS – </w:t>
+      </w:r>
+      <w:proofErr w:type="spellStart"/>
+      <w:r>
+        <w:t>Laboratory</w:t>
+      </w:r>
+      <w:proofErr w:type="spellEnd"/>
+      <w:r>
+        <w:t xml:space="preserve"> </w:t>
+      </w:r>
+      <w:proofErr w:type="spellStart"/>
+      <w:r>
+        <w:t>Information</w:t>
+      </w:r>
+      <w:proofErr w:type="spellEnd"/>
+      <w:r>
+        <w:t xml:space="preserve"> </w:t>
+      </w:r>
+      <w:proofErr w:type="spellStart"/>
+      <w:r>
+        <w:t>Management</w:t>
+      </w:r>
+      <w:proofErr w:type="spellEnd"/>
+      <w:r>
+        <w:t xml:space="preserve"> </w:t>
+      </w:r>
+      <w:proofErr w:type="spellStart"/>
+      <w:r>
+        <w:t>System</w:t>
+      </w:r>
+      <w:proofErr w:type="spellEnd"/>
+      <w:r>
+        <w:t xml:space="preserve">). Каждая из этих систем решает свои специфические задачи и хранит данные в собственных форматах и базах данных. Отсутствие интегрированного представления данных о качестве партий металла приводит к ситуации, при которой персонал предприятия вынужден </w:t>
+      </w:r>
+      <w:r>
+        <w:t>ожидать получения информации от других сотрудников</w:t>
+      </w:r>
+      <w:r>
+        <w:t xml:space="preserve">, не имея единой сводной «витрины» для </w:t>
+      </w:r>
+      <w:r>
+        <w:t xml:space="preserve">быстрого </w:t>
+      </w:r>
+      <w:r>
+        <w:t>принятия управленческих решений</w:t>
+      </w:r>
+      <w:r>
+        <w:t xml:space="preserve"> </w:t>
+      </w:r>
+      <w:r>
+        <w:t>[1-</w:t>
+      </w:r>
+      <w:r>
+        <w:t>3</w:t>
+      </w:r>
+      <w:r>
+        <w:t>, 30]</w:t>
+      </w:r>
+      <w:r>
+        <w:t>.</w:t>
+      </w:r>
+      <w:r>
+        <w:t xml:space="preserve"> </w:t>
+      </w:r>
+      <w:bookmarkStart w:id="2" w:name="_GoBack"/>
       <w:bookmarkEnd w:id="2"/>
-    </w:p>
-    <w:p>
-      <w:r>
-        <w:t xml:space="preserve">Информационная система разрабатывается для предприятия ПАО «ГМК „Норильский никель“» (далее – </w:t>
-      </w:r>
-      <w:proofErr w:type="spellStart"/>
-      <w:r>
-        <w:t>Норникель</w:t>
-      </w:r>
-      <w:proofErr w:type="spellEnd"/>
-      <w:r>
-        <w:t xml:space="preserve">), одного из крупнейших мировых производителей цветных и драгоценных металлов. </w:t>
-      </w:r>
-      <w:r>
-        <w:t>Для предприятий такого масштаба характерны высокие объёмы производственных данных, поступающих из различных автоматизированных систем управления технологическими процессами</w:t>
-      </w:r>
-      <w:r>
-        <w:t xml:space="preserve">: систем управления производством (MES – </w:t>
-      </w:r>
-      <w:proofErr w:type="spellStart"/>
-      <w:r>
-        <w:t>Manufacturing</w:t>
-      </w:r>
-      <w:proofErr w:type="spellEnd"/>
-      <w:r>
-        <w:t xml:space="preserve"> </w:t>
-      </w:r>
-      <w:proofErr w:type="spellStart"/>
-      <w:r>
-        <w:t>Execution</w:t>
-      </w:r>
-      <w:proofErr w:type="spellEnd"/>
-      <w:r>
-        <w:t xml:space="preserve"> </w:t>
-      </w:r>
-      <w:proofErr w:type="spellStart"/>
-      <w:r>
-        <w:t>System</w:t>
-      </w:r>
-      <w:proofErr w:type="spellEnd"/>
-      <w:r>
-        <w:t xml:space="preserve">), систем диспетчерского управления и сбора данных (SCADA – </w:t>
-      </w:r>
-      <w:proofErr w:type="spellStart"/>
-      <w:r>
-        <w:t>Supervisory</w:t>
-      </w:r>
-      <w:proofErr w:type="spellEnd"/>
-      <w:r>
-        <w:t xml:space="preserve"> </w:t>
-      </w:r>
-      <w:proofErr w:type="spellStart"/>
-      <w:r>
-        <w:t>Control</w:t>
-      </w:r>
-      <w:proofErr w:type="spellEnd"/>
-      <w:r>
-        <w:t xml:space="preserve"> </w:t>
-      </w:r>
-      <w:proofErr w:type="spellStart"/>
-      <w:r>
-        <w:t>and</w:t>
-      </w:r>
-      <w:proofErr w:type="spellEnd"/>
-      <w:r>
-        <w:t xml:space="preserve"> </w:t>
-      </w:r>
-      <w:proofErr w:type="spellStart"/>
-      <w:r>
-        <w:t>Data</w:t>
-      </w:r>
-      <w:proofErr w:type="spellEnd"/>
-      <w:r>
-        <w:t xml:space="preserve"> </w:t>
-      </w:r>
-      <w:proofErr w:type="spellStart"/>
-      <w:r>
-        <w:t>Acquisition</w:t>
-      </w:r>
-      <w:proofErr w:type="spellEnd"/>
-      <w:r>
-        <w:t xml:space="preserve">), а также лабораторных информационных систем (LIMS – </w:t>
-      </w:r>
-      <w:proofErr w:type="spellStart"/>
-      <w:r>
-        <w:t>Laboratory</w:t>
-      </w:r>
-      <w:proofErr w:type="spellEnd"/>
-      <w:r>
-        <w:t xml:space="preserve"> </w:t>
-      </w:r>
-      <w:proofErr w:type="spellStart"/>
-      <w:r>
-        <w:t>Information</w:t>
-      </w:r>
-      <w:proofErr w:type="spellEnd"/>
-      <w:r>
-        <w:t xml:space="preserve"> </w:t>
-      </w:r>
-      <w:proofErr w:type="spellStart"/>
-      <w:r>
-        <w:t>Management</w:t>
-      </w:r>
-      <w:proofErr w:type="spellEnd"/>
-      <w:r>
-        <w:t xml:space="preserve"> </w:t>
-      </w:r>
-      <w:proofErr w:type="spellStart"/>
-      <w:r>
-        <w:t>System</w:t>
-      </w:r>
-      <w:proofErr w:type="spellEnd"/>
-      <w:r>
-        <w:t xml:space="preserve">). Каждая из этих систем решает свои специфические задачи и хранит данные в собственных форматах и базах данных. Отсутствие интегрированного представления данных о качестве партий металла приводит к ситуации, при которой персонал предприятия вынужден </w:t>
-      </w:r>
-      <w:r>
-        <w:t>ожидать получения информации от других сотрудников</w:t>
-      </w:r>
-      <w:r>
-        <w:t xml:space="preserve">, не имея единой сводной «витрины» для </w:t>
-      </w:r>
-      <w:r>
-        <w:t xml:space="preserve">быстрого </w:t>
-      </w:r>
-      <w:r>
-        <w:t>принятия управленческих решений</w:t>
-      </w:r>
-      <w:r>
-        <w:t xml:space="preserve"> </w:t>
-      </w:r>
-      <w:r>
-        <w:t>[1-</w:t>
-      </w:r>
-      <w:r>
-        <w:t>3</w:t>
-      </w:r>
-      <w:r>
-        <w:t>, 30]</w:t>
-      </w:r>
-      <w:r>
-        <w:t>.</w:t>
-      </w:r>
     </w:p>
     <w:p>
       <w:r>
@@ -9544,7 +9320,7 @@
         </w:numPr>
       </w:pPr>
       <w:bookmarkStart w:id="3" w:name="_Toc231062504"/>
-      <w:bookmarkStart w:id="4" w:name="_Toc231776427"/>
+      <w:bookmarkStart w:id="4" w:name="_Toc231811371"/>
       <w:r>
         <w:lastRenderedPageBreak/>
         <w:t>АНАЛИЗ ПРЕДМЕТНОЙ ОБЛАСТИ</w:t>
@@ -9557,7 +9333,7 @@
         <w:pStyle w:val="2"/>
       </w:pPr>
       <w:bookmarkStart w:id="5" w:name="_Toc231062505"/>
-      <w:bookmarkStart w:id="6" w:name="_Toc231776428"/>
+      <w:bookmarkStart w:id="6" w:name="_Toc231811372"/>
       <w:proofErr w:type="spellStart"/>
       <w:r>
         <w:t>Описание</w:t>
@@ -9794,7 +9570,7 @@
         </w:rPr>
       </w:pPr>
       <w:bookmarkStart w:id="7" w:name="_Toc231062506"/>
-      <w:bookmarkStart w:id="8" w:name="_Toc231776429"/>
+      <w:bookmarkStart w:id="8" w:name="_Toc231811373"/>
       <w:r>
         <w:rPr>
           <w:lang w:val="ru-RU"/>
@@ -10007,11 +9783,6 @@
       </w:r>
     </w:p>
     <w:p>
-      <w:pPr>
-        <w:rPr>
-          <w:lang w:val="en-US"/>
-        </w:rPr>
-      </w:pPr>
       <w:proofErr w:type="spellStart"/>
       <w:r>
         <w:t>dataPARC</w:t>
@@ -10046,24 +9817,15 @@
         <w:t xml:space="preserve"> </w:t>
       </w:r>
       <w:r>
-        <w:rPr>
-          <w:lang w:val="en-US"/>
-        </w:rPr>
         <w:t>[</w:t>
       </w:r>
       <w:r>
         <w:t>8</w:t>
       </w:r>
       <w:r>
-        <w:rPr>
-          <w:lang w:val="en-US"/>
-        </w:rPr>
         <w:t>]</w:t>
       </w:r>
       <w:r>
-        <w:rPr>
-          <w:lang w:val="en-US"/>
-        </w:rPr>
         <w:t>.</w:t>
       </w:r>
     </w:p>
@@ -10507,7 +10269,7 @@
         <w:pStyle w:val="2"/>
       </w:pPr>
       <w:bookmarkStart w:id="11" w:name="_Toc231062510"/>
-      <w:bookmarkStart w:id="12" w:name="_Toc231776430"/>
+      <w:bookmarkStart w:id="12" w:name="_Toc231811374"/>
       <w:proofErr w:type="spellStart"/>
       <w:r>
         <w:t>Сравнительный</w:t>
@@ -12349,7 +12111,7 @@
         <w:pStyle w:val="2"/>
       </w:pPr>
       <w:bookmarkStart w:id="13" w:name="_Toc231062511"/>
-      <w:bookmarkStart w:id="14" w:name="_Toc231776431"/>
+      <w:bookmarkStart w:id="14" w:name="_Toc231811375"/>
       <w:proofErr w:type="spellStart"/>
       <w:r>
         <w:t>Постановка</w:t>
@@ -12489,7 +12251,7 @@
         <w:pStyle w:val="1"/>
       </w:pPr>
       <w:bookmarkStart w:id="15" w:name="_Toc231062512"/>
-      <w:bookmarkStart w:id="16" w:name="_Toc231776432"/>
+      <w:bookmarkStart w:id="16" w:name="_Toc231811376"/>
       <w:r>
         <w:lastRenderedPageBreak/>
         <w:t>ПРОЕКТИРОВАНИЕ ИНФОРМАЦИОННОЙ СИСТЕМЫ</w:t>
@@ -12504,7 +12266,7 @@
       <w:bookmarkStart w:id="17" w:name="_Toc198227623"/>
       <w:bookmarkStart w:id="18" w:name="_Toc198201797"/>
       <w:bookmarkStart w:id="19" w:name="_Toc231062513"/>
-      <w:bookmarkStart w:id="20" w:name="_Toc231776433"/>
+      <w:bookmarkStart w:id="20" w:name="_Toc231811377"/>
       <w:proofErr w:type="spellStart"/>
       <w:r>
         <w:t>Функциональные</w:t>
@@ -12850,7 +12612,7 @@
           <w:lang w:val="ru-RU"/>
         </w:rPr>
       </w:pPr>
-      <w:bookmarkStart w:id="22" w:name="_Toc231776434"/>
+      <w:bookmarkStart w:id="22" w:name="_Toc231811378"/>
       <w:r>
         <w:rPr>
           <w:lang w:val="ru-RU"/>
@@ -13772,7 +13534,7 @@
         </w:rPr>
       </w:pPr>
       <w:bookmarkStart w:id="27" w:name="_Toc231062517"/>
-      <w:bookmarkStart w:id="28" w:name="_Toc231776435"/>
+      <w:bookmarkStart w:id="28" w:name="_Toc231811379"/>
       <w:r>
         <w:rPr>
           <w:lang w:val="ru-RU"/>
@@ -14140,8 +13902,9 @@
           <w:footerReference w:type="default" r:id="rId11"/>
           <w:pgSz w:w="11906" w:h="16838"/>
           <w:pgMar w:top="1134" w:right="851" w:bottom="1134" w:left="1701" w:header="709" w:footer="709" w:gutter="0"/>
+          <w:pgNumType w:start="2"/>
           <w:cols w:space="708"/>
-          <w:docGrid w:linePitch="360"/>
+          <w:docGrid w:linePitch="381"/>
         </w:sectPr>
       </w:pPr>
       <w:r>
@@ -16285,7 +16048,7 @@
         <w:pStyle w:val="2"/>
       </w:pPr>
       <w:bookmarkStart w:id="32" w:name="_Toc231062522"/>
-      <w:bookmarkStart w:id="33" w:name="_Toc231776436"/>
+      <w:bookmarkStart w:id="33" w:name="_Toc231811380"/>
       <w:proofErr w:type="spellStart"/>
       <w:r>
         <w:lastRenderedPageBreak/>
@@ -16472,7 +16235,7 @@
         <w:pStyle w:val="1"/>
       </w:pPr>
       <w:bookmarkStart w:id="34" w:name="_Toc231062523"/>
-      <w:bookmarkStart w:id="35" w:name="_Toc231776437"/>
+      <w:bookmarkStart w:id="35" w:name="_Toc231811381"/>
       <w:r>
         <w:lastRenderedPageBreak/>
         <w:t>ОПИСАНИЕ ПРАКТИЧЕСКО</w:t>
@@ -16499,7 +16262,7 @@
         <w:ind w:left="709"/>
       </w:pPr>
       <w:bookmarkStart w:id="36" w:name="_Toc231062524"/>
-      <w:bookmarkStart w:id="37" w:name="_Toc231776438"/>
+      <w:bookmarkStart w:id="37" w:name="_Toc231811382"/>
       <w:proofErr w:type="spellStart"/>
       <w:r>
         <w:t>Выбор</w:t>
@@ -16630,10 +16393,7 @@
       </w:r>
       <w:proofErr w:type="spellEnd"/>
       <w:r>
-        <w:t xml:space="preserve"> </w:t>
-      </w:r>
-      <w:r>
-        <w:t>[16]</w:t>
+        <w:t xml:space="preserve"> [16]</w:t>
       </w:r>
       <w:r>
         <w:t xml:space="preserve">. </w:t>
@@ -17315,7 +17075,7 @@
         <w:pStyle w:val="2"/>
       </w:pPr>
       <w:bookmarkStart w:id="38" w:name="_Toc231062525"/>
-      <w:bookmarkStart w:id="39" w:name="_Toc231776439"/>
+      <w:bookmarkStart w:id="39" w:name="_Toc231811383"/>
       <w:proofErr w:type="spellStart"/>
       <w:r>
         <w:t>Реализация</w:t>
@@ -17785,7 +17545,7 @@
         <w:pStyle w:val="2"/>
       </w:pPr>
       <w:bookmarkStart w:id="40" w:name="_Toc231062526"/>
-      <w:bookmarkStart w:id="41" w:name="_Toc231776440"/>
+      <w:bookmarkStart w:id="41" w:name="_Toc231811384"/>
       <w:proofErr w:type="spellStart"/>
       <w:r>
         <w:t>Реализация</w:t>
@@ -19142,7 +18902,7 @@
         <w:pStyle w:val="2"/>
       </w:pPr>
       <w:bookmarkStart w:id="42" w:name="_Toc231062527"/>
-      <w:bookmarkStart w:id="43" w:name="_Toc231776441"/>
+      <w:bookmarkStart w:id="43" w:name="_Toc231811385"/>
       <w:proofErr w:type="spellStart"/>
       <w:r>
         <w:lastRenderedPageBreak/>
@@ -21701,7 +21461,7 @@
         <w:pStyle w:val="2"/>
       </w:pPr>
       <w:bookmarkStart w:id="44" w:name="_Toc231062528"/>
-      <w:bookmarkStart w:id="45" w:name="_Toc231776442"/>
+      <w:bookmarkStart w:id="45" w:name="_Toc231811386"/>
       <w:proofErr w:type="spellStart"/>
       <w:r>
         <w:t>Реализация</w:t>
@@ -24436,7 +24196,7 @@
       <w:pPr>
         <w:pStyle w:val="2"/>
       </w:pPr>
-      <w:bookmarkStart w:id="46" w:name="_Toc231776443"/>
+      <w:bookmarkStart w:id="46" w:name="_Toc231811387"/>
       <w:proofErr w:type="spellStart"/>
       <w:r>
         <w:t>Итоги</w:t>
@@ -24600,7 +24360,7 @@
         </w:rPr>
       </w:pPr>
       <w:bookmarkStart w:id="47" w:name="_Toc231062529"/>
-      <w:bookmarkStart w:id="48" w:name="_Toc231776444"/>
+      <w:bookmarkStart w:id="48" w:name="_Toc231811388"/>
       <w:r>
         <w:rPr>
           <w:lang w:val="ru-RU"/>
@@ -24947,7 +24707,7 @@
         <w:ind w:left="709"/>
       </w:pPr>
       <w:bookmarkStart w:id="49" w:name="_Toc231062530"/>
-      <w:bookmarkStart w:id="50" w:name="_Toc231776445"/>
+      <w:bookmarkStart w:id="50" w:name="_Toc231811389"/>
       <w:r>
         <w:lastRenderedPageBreak/>
         <w:t>СПИСОК ИСПОЛЬЗОВАННЫХ ИСТОЧНИКОВ</w:t>
@@ -25005,31 +24765,7 @@
         <w:rPr>
           <w:lang w:val="en-US"/>
         </w:rPr>
-        <w:t xml:space="preserve"> International Organization for Standardization, 2015. — URL: </w:t>
-      </w:r>
-      <w:r>
-        <w:rPr>
-          <w:lang w:val="en-US"/>
-        </w:rPr>
-        <w:t>http</w:t>
-      </w:r>
-      <w:r>
-        <w:rPr>
-          <w:lang w:val="en-US"/>
-        </w:rPr>
-        <w:t>s</w:t>
-      </w:r>
-      <w:r>
-        <w:rPr>
-          <w:lang w:val="en-US"/>
-        </w:rPr>
-        <w:t>://www.iso.org/standard/62085.html</w:t>
-      </w:r>
-      <w:r>
-        <w:rPr>
-          <w:lang w:val="en-US"/>
-        </w:rPr>
-        <w:t xml:space="preserve"> (</w:t>
+        <w:t xml:space="preserve"> International Organization for Standardization, 2015. — URL: https://www.iso.org/standard/62085.html (</w:t>
       </w:r>
       <w:r>
         <w:t>дата</w:t>
@@ -25047,13 +24783,7 @@
         <w:rPr>
           <w:lang w:val="en-US"/>
         </w:rPr>
-        <w:t xml:space="preserve">: </w:t>
-      </w:r>
-      <w:r>
-        <w:rPr>
-          <w:lang w:val="en-US"/>
-        </w:rPr>
-        <w:t>2</w:t>
+        <w:t>: 2</w:t>
       </w:r>
       <w:r>
         <w:rPr>
@@ -25065,19 +24795,7 @@
         <w:rPr>
           <w:lang w:val="en-US"/>
         </w:rPr>
-        <w:t>.0</w:t>
-      </w:r>
-      <w:r>
-        <w:rPr>
-          <w:lang w:val="en-US"/>
-        </w:rPr>
-        <w:t>4</w:t>
-      </w:r>
-      <w:r>
-        <w:rPr>
-          <w:lang w:val="en-US"/>
-        </w:rPr>
-        <w:t xml:space="preserve">.2026). </w:t>
+        <w:t xml:space="preserve">.04.2026). </w:t>
       </w:r>
     </w:p>
     <w:p>
@@ -25128,31 +24846,7 @@
         <w:rPr>
           <w:lang w:val="en-US"/>
         </w:rPr>
-        <w:t xml:space="preserve"> International Organization for Standardization, 2017. — URL: </w:t>
-      </w:r>
-      <w:r>
-        <w:rPr>
-          <w:lang w:val="en-US"/>
-        </w:rPr>
-        <w:t>https://www.iso.org/sta</w:t>
-      </w:r>
-      <w:r>
-        <w:rPr>
-          <w:lang w:val="en-US"/>
-        </w:rPr>
-        <w:t>n</w:t>
-      </w:r>
-      <w:r>
-        <w:rPr>
-          <w:lang w:val="en-US"/>
-        </w:rPr>
-        <w:t>dard/66912.html</w:t>
-      </w:r>
-      <w:r>
-        <w:rPr>
-          <w:lang w:val="en-US"/>
-        </w:rPr>
-        <w:t xml:space="preserve"> (</w:t>
+        <w:t xml:space="preserve"> International Organization for Standardization, 2017. — URL: https://www.iso.org/standard/66912.html (</w:t>
       </w:r>
       <w:r>
         <w:t>дата</w:t>
@@ -25170,13 +24864,7 @@
         <w:rPr>
           <w:lang w:val="en-US"/>
         </w:rPr>
-        <w:t xml:space="preserve">: </w:t>
-      </w:r>
-      <w:r>
-        <w:rPr>
-          <w:lang w:val="en-US"/>
-        </w:rPr>
-        <w:t>2</w:t>
+        <w:t>: 2</w:t>
       </w:r>
       <w:r>
         <w:rPr>
@@ -25188,19 +24876,7 @@
         <w:rPr>
           <w:lang w:val="en-US"/>
         </w:rPr>
-        <w:t>.0</w:t>
-      </w:r>
-      <w:r>
-        <w:rPr>
-          <w:lang w:val="en-US"/>
-        </w:rPr>
-        <w:t>4</w:t>
-      </w:r>
-      <w:r>
-        <w:rPr>
-          <w:lang w:val="en-US"/>
-        </w:rPr>
-        <w:t xml:space="preserve">.2026). </w:t>
+        <w:t xml:space="preserve">.04.2026). </w:t>
       </w:r>
     </w:p>
     <w:p>
@@ -25216,28 +24892,10 @@
         <w:t xml:space="preserve">ПАО «ГМК «Норильский никель». Годовой отчёт за 2023 год [Электронный ресурс]. — М., 2024. — URL: </w:t>
       </w:r>
       <w:r>
-        <w:t>https</w:t>
-      </w:r>
-      <w:r>
-        <w:t>:</w:t>
-      </w:r>
-      <w:r>
-        <w:t>//ar2023.nornickel.ru</w:t>
-      </w:r>
-      <w:r>
-        <w:t xml:space="preserve"> (дата обращения: </w:t>
-      </w:r>
-      <w:r>
-        <w:t>23</w:t>
-      </w:r>
-      <w:r>
-        <w:t>.0</w:t>
-      </w:r>
-      <w:r>
-        <w:t>4</w:t>
-      </w:r>
-      <w:r>
-        <w:t xml:space="preserve">.2026). </w:t>
+        <w:t>https://ar2023.nornickel.ru</w:t>
+      </w:r>
+      <w:r>
+        <w:t xml:space="preserve"> (дата обращения: 23.04.2026). </w:t>
       </w:r>
     </w:p>
     <w:p>
@@ -25855,13 +25513,7 @@
         <w:t>2</w:t>
       </w:r>
       <w:r>
-        <w:t>.0</w:t>
-      </w:r>
-      <w:r>
-        <w:t>5</w:t>
-      </w:r>
-      <w:r>
-        <w:t>.2026).</w:t>
+        <w:t>.05.2026).</w:t>
       </w:r>
     </w:p>
     <w:p>
@@ -25906,10 +25558,7 @@
         <w:t xml:space="preserve"> [Электронный ресурс]. — URL: </w:t>
       </w:r>
       <w:r>
-        <w:t>https://kb.dataparc.com/docs/parcview</w:t>
-      </w:r>
-      <w:r>
-        <w:t xml:space="preserve"> </w:t>
+        <w:t xml:space="preserve">https://kb.dataparc.com/docs/parcview </w:t>
       </w:r>
       <w:r>
         <w:t>(дата обращения: 0</w:t>
@@ -26439,13 +26088,7 @@
         <w:t>URL</w:t>
       </w:r>
       <w:r>
-        <w:t>: https://reactrouter.com/home</w:t>
-      </w:r>
-      <w:r>
-        <w:t xml:space="preserve"> </w:t>
-      </w:r>
-      <w:r>
-        <w:t>(</w:t>
+        <w:t>: https://reactrouter.com/home (</w:t>
       </w:r>
       <w:r>
         <w:t>дата</w:t>
@@ -26778,19 +26421,7 @@
         <w:rPr>
           <w:lang w:val="en-US"/>
         </w:rPr>
-        <w:t>. — URL: https://re</w:t>
-      </w:r>
-      <w:r>
-        <w:rPr>
-          <w:lang w:val="en-US"/>
-        </w:rPr>
-        <w:t>c</w:t>
-      </w:r>
-      <w:r>
-        <w:rPr>
-          <w:lang w:val="en-US"/>
-        </w:rPr>
-        <w:t>harts.github.io/en-US (</w:t>
+        <w:t>. — URL: https://recharts.github.io/en-US (</w:t>
       </w:r>
       <w:r>
         <w:t>дата</w:t>
@@ -26875,19 +26506,7 @@
         <w:rPr>
           <w:lang w:val="en-US"/>
         </w:rPr>
-        <w:t>https</w:t>
-      </w:r>
-      <w:r>
-        <w:rPr>
-          <w:lang w:val="en-US"/>
-        </w:rPr>
-        <w:t>:</w:t>
-      </w:r>
-      <w:r>
-        <w:rPr>
-          <w:lang w:val="en-US"/>
-        </w:rPr>
-        <w:t>//docs.spring.io/spring-boot/reference/index.html</w:t>
+        <w:t>https://docs.spring.io/spring-boot/reference/index.html</w:t>
       </w:r>
       <w:r>
         <w:rPr>
@@ -27364,19 +26983,7 @@
         <w:rPr>
           <w:lang w:val="en-US"/>
         </w:rPr>
-        <w:t>https:/</w:t>
-      </w:r>
-      <w:r>
-        <w:rPr>
-          <w:lang w:val="en-US"/>
-        </w:rPr>
-        <w:t>/</w:t>
-      </w:r>
-      <w:r>
-        <w:rPr>
-          <w:lang w:val="en-US"/>
-        </w:rPr>
-        <w:t>itextpdf.com/resources/api-documentation</w:t>
+        <w:t>https://itextpdf.com/resources/api-documentation</w:t>
       </w:r>
       <w:r>
         <w:rPr>
@@ -27570,19 +27177,7 @@
         <w:rPr>
           <w:lang w:val="en-US"/>
         </w:rPr>
-        <w:t>https://kafka.apa</w:t>
-      </w:r>
-      <w:r>
-        <w:rPr>
-          <w:lang w:val="en-US"/>
-        </w:rPr>
-        <w:t>c</w:t>
-      </w:r>
-      <w:r>
-        <w:rPr>
-          <w:lang w:val="en-US"/>
-        </w:rPr>
-        <w:t>he.org/documentation</w:t>
+        <w:t>https://kafka.apache.org/documentation</w:t>
       </w:r>
       <w:r>
         <w:rPr>
@@ -27786,19 +27381,7 @@
         <w:rPr>
           <w:lang w:val="en-US"/>
         </w:rPr>
-        <w:t>https://</w:t>
-      </w:r>
-      <w:r>
-        <w:rPr>
-          <w:lang w:val="en-US"/>
-        </w:rPr>
-        <w:t>d</w:t>
-      </w:r>
-      <w:r>
-        <w:rPr>
-          <w:lang w:val="en-US"/>
-        </w:rPr>
-        <w:t>ocs.docker.com</w:t>
+        <w:t>https://docs.docker.com</w:t>
       </w:r>
       <w:r>
         <w:rPr>
@@ -27850,13 +27433,7 @@
         <w:t xml:space="preserve">ПАО «ГМК «Норильский никель». Схема производства металлов [Электронный ресурс]. – Режим доступа: </w:t>
       </w:r>
       <w:r>
-        <w:t>https://ar2022.nornickel.ru/ru/busin</w:t>
-      </w:r>
-      <w:r>
-        <w:t>e</w:t>
-      </w:r>
-      <w:r>
-        <w:t>ss-overview/production-flow.html</w:t>
+        <w:t>https://ar2022.nornickel.ru/ru/business-overview/production-flow.html</w:t>
       </w:r>
       <w:r>
         <w:t xml:space="preserve"> (дата обращения: </w:t>
@@ -27901,7 +27478,7 @@
         </w:rPr>
       </w:pPr>
       <w:bookmarkStart w:id="51" w:name="_Toc231062531"/>
-      <w:bookmarkStart w:id="52" w:name="_Toc231776446"/>
+      <w:bookmarkStart w:id="52" w:name="_Toc231811390"/>
       <w:r>
         <w:rPr>
           <w:lang w:val="ru-RU"/>
@@ -27927,29 +27504,30 @@
       </w:r>
     </w:p>
     <w:p>
-      <w:pPr>
-        <w:rPr>
-          <w:lang w:val="en-US"/>
-        </w:rPr>
-      </w:pPr>
-      <w:r>
-        <w:rPr>
-          <w:lang w:val="en-US"/>
-        </w:rPr>
-        <w:t>services:</w:t>
-      </w:r>
-    </w:p>
-    <w:p>
-      <w:pPr>
-        <w:rPr>
-          <w:lang w:val="en-US"/>
-        </w:rPr>
-      </w:pPr>
-      <w:r>
-        <w:rPr>
-          <w:lang w:val="en-US"/>
-        </w:rPr>
-        <w:t xml:space="preserve">  data-mart-frontend:</w:t>
+      <w:r>
+        <w:rPr>
+          <w:lang w:val="en-US"/>
+        </w:rPr>
+        <w:t>services</w:t>
+      </w:r>
+      <w:r>
+        <w:t>:</w:t>
+      </w:r>
+    </w:p>
+    <w:p>
+      <w:pPr>
+        <w:rPr>
+          <w:lang w:val="en-US"/>
+        </w:rPr>
+      </w:pPr>
+      <w:r>
+        <w:t xml:space="preserve">  </w:t>
+      </w:r>
+      <w:r>
+        <w:rPr>
+          <w:lang w:val="en-US"/>
+        </w:rPr>
+        <w:t>data-mart-frontend:</w:t>
       </w:r>
     </w:p>
     <w:p>
@@ -36149,7 +35727,7 @@
 <w:ftr xmlns:wpc="http://schemas.microsoft.com/office/word/2010/wordprocessingCanvas" xmlns:cx="http://schemas.microsoft.com/office/drawing/2014/chartex" xmlns:cx1="http://schemas.microsoft.com/office/drawing/2015/9/8/chartex" xmlns:cx2="http://schemas.microsoft.com/office/drawing/2015/10/21/chartex" xmlns:cx3="http://schemas.microsoft.com/office/drawing/2016/5/9/chartex" xmlns:cx4="http://schemas.microsoft.com/office/drawing/2016/5/10/chartex" xmlns:cx5="http://schemas.microsoft.com/office/drawing/2016/5/11/chartex" xmlns:cx6="http://schemas.microsoft.com/office/drawing/2016/5/12/chartex" xmlns:cx7="http://schemas.microsoft.com/office/drawing/2016/5/13/chartex" xmlns:cx8="http://schemas.microsoft.com/office/drawing/2016/5/14/chartex" xmlns:mc="http://schemas.openxmlformats.org/markup-compatibility/2006" xmlns:aink="http://schemas.microsoft.com/office/drawing/2016/ink" xmlns:am3d="http://schemas.microsoft.com/office/drawing/2017/model3d" xmlns:o="urn:schemas-microsoft-com:office:office" xmlns:r="http://schemas.openxmlformats.org/officeDocument/2006/relationships" xmlns:m="http://schemas.openxmlformats.org/officeDocument/2006/math" xmlns:v="urn:schemas-microsoft-com:vml" xmlns:wp14="http://schemas.microsoft.com/office/word/2010/wordprocessingDrawing" xmlns:wp="http://schemas.openxmlformats.org/drawingml/2006/wordprocessingDrawing" xmlns:w10="urn:schemas-microsoft-com:office:word" xmlns:w="http://schemas.openxmlformats.org/wordprocessingml/2006/main" xmlns:w14="http://schemas.microsoft.com/office/word/2010/wordml" xmlns:w15="http://schemas.microsoft.com/office/word/2012/wordml" xmlns:w16cex="http://schemas.microsoft.com/office/word/2018/wordml/cex" xmlns:w16cid="http://schemas.microsoft.com/office/word/2016/wordml/cid" xmlns:w16="http://schemas.microsoft.com/office/word/2018/wordml" xmlns:w16se="http://schemas.microsoft.com/office/word/2015/wordml/symex" xmlns:wpg="http://schemas.microsoft.com/office/word/2010/wordprocessingGroup" xmlns:wpi="http://schemas.microsoft.com/office/word/2010/wordprocessingInk" xmlns:wne="http://schemas.microsoft.com/office/word/2006/wordml" xmlns:wps="http://schemas.microsoft.com/office/word/2010/wordprocessingShape" mc:Ignorable="w14 w15 w16se w16cid w16 w16cex wp14">
   <w:sdt>
     <w:sdtPr>
-      <w:id w:val="-1840070555"/>
+      <w:id w:val="-1766996651"/>
       <w:docPartObj>
         <w:docPartGallery w:val="Page Numbers (Bottom of Page)"/>
         <w:docPartUnique/>
@@ -41399,7 +40977,7 @@
 </file>
 
 <file path=customXml/itemProps1.xml><?xml version="1.0" encoding="utf-8"?>
-<ds:datastoreItem xmlns:ds="http://schemas.openxmlformats.org/officeDocument/2006/customXml" ds:itemID="{D733F6CA-8DDE-4311-9726-A1B774682E5F}">
+<ds:datastoreItem xmlns:ds="http://schemas.openxmlformats.org/officeDocument/2006/customXml" ds:itemID="{BE0DCF1D-2B6A-4450-AA4A-7255F26BCF1B}">
   <ds:schemaRefs>
     <ds:schemaRef ds:uri="http://schemas.openxmlformats.org/officeDocument/2006/bibliography"/>
   </ds:schemaRefs>
